--- a/EL6.docx
+++ b/EL6.docx
@@ -18,7 +18,7 @@
         <w:t xml:space="preserve">ICD, ATC, SNOMED, regex</w:t>
       </w:r>
     </w:p>
-    <w:bookmarkStart w:id="22" w:name="reading"/>
+    <w:bookmarkStart w:id="20" w:name="reading"/>
     <w:p>
       <w:pPr>
         <w:pStyle w:val="Heading2"/>
@@ -51,8 +51,15 @@
         <w:t xml:space="preserve">Recommended references:</w:t>
       </w:r>
     </w:p>
-    <w:bookmarkStart w:id="21" w:name="refs"/>
-    <w:bookmarkStart w:id="20" w:name="ref-nguyen2022a"/>
+    <w:bookmarkEnd w:id="20"/>
+    <w:bookmarkStart w:id="23" w:name="section"/>
+    <w:p>
+      <w:pPr>
+        <w:pStyle w:val="Heading1"/>
+      </w:pPr>
+    </w:p>
+    <w:bookmarkStart w:id="22" w:name="refs"/>
+    <w:bookmarkStart w:id="21" w:name="ref-nguyen2022a"/>
     <w:p>
       <w:pPr>
         <w:pStyle w:val="Bibliography"/>
@@ -74,9 +81,9 @@
         <w:t xml:space="preserve">. First edition. Beijing Boston Farnham Sebastopol Tokyo: O’Reilly.</w:t>
       </w:r>
     </w:p>
-    <w:bookmarkEnd w:id="20"/>
     <w:bookmarkEnd w:id="21"/>
     <w:bookmarkEnd w:id="22"/>
+    <w:bookmarkEnd w:id="23"/>
     <w:sectPr>
       <w:footnotePr>
         <w:numRestart w:val="eachSect"/>

--- a/EL6.docx
+++ b/EL6.docx
@@ -7,7 +7,7 @@
         <w:pStyle w:val="Title"/>
       </w:pPr>
       <w:r>
-        <w:t xml:space="preserve">EL6: Standardized vocabularies</w:t>
+        <w:t xml:space="preserve">EL6: Data sources</w:t>
       </w:r>
     </w:p>
     <w:p>
@@ -15,10 +15,10 @@
         <w:pStyle w:val="Subtitle"/>
       </w:pPr>
       <w:r>
-        <w:t xml:space="preserve">ICD, ATC, SNOMED, regex</w:t>
-      </w:r>
-    </w:p>
-    <w:bookmarkStart w:id="20" w:name="reading"/>
+        <w:t xml:space="preserve">data.table, SQL, DuckDB, parquett, SAS, JSON, API</w:t>
+      </w:r>
+    </w:p>
+    <w:bookmarkStart w:id="21" w:name="reading"/>
     <w:p>
       <w:pPr>
         <w:pStyle w:val="Heading2"/>
@@ -29,14 +29,160 @@
     </w:p>
     <w:p>
       <w:pPr>
-        <w:pStyle w:val="Compact"/>
         <w:numPr>
           <w:ilvl w:val="0"/>
           <w:numId w:val="1001"/>
         </w:numPr>
       </w:pPr>
       <w:r>
-        <w:t xml:space="preserve">(Nguyen 2022, ch. 3)</w:t>
+        <w:t xml:space="preserve">(Nguyen 2022, ch. 2)</w:t>
+      </w:r>
+      <w:r>
+        <w:t xml:space="preserve"> </w:t>
+      </w:r>
+      <w:r>
+        <w:t xml:space="preserve">on Databases: it is important to understand some basic concepts. You might, however, ignore sections about</w:t>
+      </w:r>
+      <w:r>
+        <w:t xml:space="preserve"> </w:t>
+      </w:r>
+      <w:r>
+        <w:t xml:space="preserve">“(Hyper)graph databases”</w:t>
+      </w:r>
+      <w:r>
+        <w:t xml:space="preserve">. Try to understand the SQL code even though you might not need to write such code on your own.</w:t>
+      </w:r>
+    </w:p>
+    <w:p>
+      <w:pPr>
+        <w:numPr>
+          <w:ilvl w:val="0"/>
+          <w:numId w:val="1001"/>
+        </w:numPr>
+      </w:pPr>
+      <w:r>
+        <w:t xml:space="preserve">Wickham, Çetinkaya-Rundel, and Grolemund (n.d.)</w:t>
+      </w:r>
+      <w:r>
+        <w:t xml:space="preserve"> </w:t>
+      </w:r>
+      <w:hyperlink r:id="rId20">
+        <w:r>
+          <w:rPr>
+            <w:rStyle w:val="Hyperlink"/>
+          </w:rPr>
+          <w:t xml:space="preserve">chap 21</w:t>
+        </w:r>
+      </w:hyperlink>
+      <w:r>
+        <w:t xml:space="preserve"> </w:t>
+      </w:r>
+      <w:r>
+        <w:t xml:space="preserve">describes how to connect to a database from R.</w:t>
+      </w:r>
+    </w:p>
+    <w:p>
+      <w:pPr>
+        <w:numPr>
+          <w:ilvl w:val="0"/>
+          <w:numId w:val="1001"/>
+        </w:numPr>
+      </w:pPr>
+      <w:r>
+        <w:t xml:space="preserve">Fenk, Furu, and Bakken (n.d.)</w:t>
+      </w:r>
+      <w:r>
+        <w:t xml:space="preserve"> </w:t>
+      </w:r>
+      <w:r>
+        <w:t xml:space="preserve">describe why the current common practice with register data delivery in SAS format should be replaced by parquet files. Until this has happened, we often need to use SAS for data extraction.</w:t>
+      </w:r>
+    </w:p>
+    <w:p>
+      <w:pPr>
+        <w:numPr>
+          <w:ilvl w:val="0"/>
+          <w:numId w:val="1001"/>
+        </w:numPr>
+      </w:pPr>
+      <w:r>
+        <w:rPr>
+          <w:i/>
+          <w:iCs/>
+        </w:rPr>
+        <w:t xml:space="preserve">Data Analysis Using Data.table</w:t>
+      </w:r>
+      <w:r>
+        <w:t xml:space="preserve"> </w:t>
+      </w:r>
+      <w:r>
+        <w:t xml:space="preserve">(n.d.)</w:t>
+      </w:r>
+      <w:r>
+        <w:t xml:space="preserve"> </w:t>
+      </w:r>
+      <w:r>
+        <w:t xml:space="preserve">introduces the</w:t>
+      </w:r>
+      <w:r>
+        <w:t xml:space="preserve"> </w:t>
+      </w:r>
+      <w:r>
+        <w:rPr>
+          <w:rStyle w:val="VerbatimChar"/>
+        </w:rPr>
+        <w:t xml:space="preserve">data.table</w:t>
+      </w:r>
+      <w:r>
+        <w:t xml:space="preserve"> </w:t>
+      </w:r>
+      <w:r>
+        <w:t xml:space="preserve">syntax, its general form, how to</w:t>
+      </w:r>
+      <w:r>
+        <w:t xml:space="preserve"> </w:t>
+      </w:r>
+      <w:r>
+        <w:rPr>
+          <w:i/>
+          <w:iCs/>
+        </w:rPr>
+        <w:t xml:space="preserve">subset</w:t>
+      </w:r>
+      <w:r>
+        <w:t xml:space="preserve"> </w:t>
+      </w:r>
+      <w:r>
+        <w:t xml:space="preserve">rows,</w:t>
+      </w:r>
+      <w:r>
+        <w:t xml:space="preserve"> </w:t>
+      </w:r>
+      <w:r>
+        <w:rPr>
+          <w:i/>
+          <w:iCs/>
+        </w:rPr>
+        <w:t xml:space="preserve">select and compute</w:t>
+      </w:r>
+      <w:r>
+        <w:t xml:space="preserve"> </w:t>
+      </w:r>
+      <w:r>
+        <w:t xml:space="preserve">on columns, and perform aggregations</w:t>
+      </w:r>
+      <w:r>
+        <w:t xml:space="preserve"> </w:t>
+      </w:r>
+      <w:r>
+        <w:rPr>
+          <w:i/>
+          <w:iCs/>
+        </w:rPr>
+        <w:t xml:space="preserve">by group</w:t>
+      </w:r>
+      <w:r>
+        <w:t xml:space="preserve">.</w:t>
       </w:r>
     </w:p>
     <w:p>
@@ -51,39 +197,5177 @@
         <w:t xml:space="preserve">Recommended references:</w:t>
       </w:r>
     </w:p>
-    <w:bookmarkEnd w:id="20"/>
-    <w:bookmarkStart w:id="23" w:name="section"/>
-    <w:p>
-      <w:pPr>
-        <w:pStyle w:val="Heading1"/>
-      </w:pPr>
-    </w:p>
-    <w:bookmarkStart w:id="22" w:name="refs"/>
-    <w:bookmarkStart w:id="21" w:name="ref-nguyen2022a"/>
+    <w:p>
+      <w:pPr>
+        <w:pStyle w:val="Compact"/>
+        <w:numPr>
+          <w:ilvl w:val="0"/>
+          <w:numId w:val="1002"/>
+        </w:numPr>
+      </w:pPr>
+      <w:r>
+        <w:t xml:space="preserve">Arel-Bundock (2025)</w:t>
+      </w:r>
+      <w:r>
+        <w:t xml:space="preserve"> </w:t>
+      </w:r>
+      <w:r>
+        <w:t xml:space="preserve">provides a good comparison between base R, dplyr and data.table.</w:t>
+      </w:r>
+    </w:p>
+    <w:bookmarkEnd w:id="21"/>
+    <w:bookmarkStart w:id="24" w:name="optional-practice"/>
+    <w:p>
+      <w:pPr>
+        <w:pStyle w:val="Heading2"/>
+      </w:pPr>
+      <w:r>
+        <w:t xml:space="preserve">Optional practice</w:t>
+      </w:r>
+    </w:p>
+    <w:p>
+      <w:pPr>
+        <w:pStyle w:val="Compact"/>
+        <w:numPr>
+          <w:ilvl w:val="0"/>
+          <w:numId w:val="1003"/>
+        </w:numPr>
+      </w:pPr>
+      <w:r>
+        <w:t xml:space="preserve">We won’t focus on SQL in this course but it might still be good to know some of the basics. A useful resources for your own practicing:</w:t>
+      </w:r>
+      <w:r>
+        <w:t xml:space="preserve"> </w:t>
+      </w:r>
+      <w:hyperlink r:id="rId22">
+        <w:r>
+          <w:rPr>
+            <w:rStyle w:val="Hyperlink"/>
+          </w:rPr>
+          <w:t xml:space="preserve">SQLzoo</w:t>
+        </w:r>
+      </w:hyperlink>
+    </w:p>
+    <w:p>
+      <w:pPr>
+        <w:pStyle w:val="Compact"/>
+        <w:numPr>
+          <w:ilvl w:val="0"/>
+          <w:numId w:val="1003"/>
+        </w:numPr>
+      </w:pPr>
+      <w:hyperlink r:id="rId23">
+        <w:r>
+          <w:rPr>
+            <w:rStyle w:val="Hyperlink"/>
+          </w:rPr>
+          <w:t xml:space="preserve">The SQL Tutorial for Data Analysis</w:t>
+        </w:r>
+      </w:hyperlink>
+      <w:r>
+        <w:t xml:space="preserve"> </w:t>
+      </w:r>
+      <w:r>
+        <w:t xml:space="preserve">is another option</w:t>
+      </w:r>
+    </w:p>
+    <w:bookmarkEnd w:id="24"/>
+    <w:bookmarkStart w:id="25" w:name="sas7bdat"/>
+    <w:p>
+      <w:pPr>
+        <w:pStyle w:val="Heading2"/>
+      </w:pPr>
+      <w:r>
+        <w:t xml:space="preserve">.sas7bdat</w:t>
+      </w:r>
+    </w:p>
+    <w:p>
+      <w:pPr>
+        <w:pStyle w:val="Compact"/>
+        <w:numPr>
+          <w:ilvl w:val="0"/>
+          <w:numId w:val="1004"/>
+        </w:numPr>
+      </w:pPr>
+      <w:r>
+        <w:t xml:space="preserve">It is common to receive large data files in SAS format (</w:t>
+      </w:r>
+      <w:r>
+        <w:rPr>
+          <w:rStyle w:val="VerbatimChar"/>
+        </w:rPr>
+        <w:t xml:space="preserve">.sas7bdat</w:t>
+      </w:r>
+      <w:r>
+        <w:t xml:space="preserve">)</w:t>
+      </w:r>
+    </w:p>
+    <w:p>
+      <w:pPr>
+        <w:pStyle w:val="Compact"/>
+        <w:numPr>
+          <w:ilvl w:val="0"/>
+          <w:numId w:val="1004"/>
+        </w:numPr>
+      </w:pPr>
+      <w:r>
+        <w:t xml:space="preserve">Many govermental agencies are using SAS internally</w:t>
+      </w:r>
+    </w:p>
+    <w:p>
+      <w:pPr>
+        <w:pStyle w:val="Compact"/>
+        <w:numPr>
+          <w:ilvl w:val="0"/>
+          <w:numId w:val="1004"/>
+        </w:numPr>
+      </w:pPr>
+      <w:r>
+        <w:t xml:space="preserve">SAS is great for handling big data sets (no need to read everything into memory)</w:t>
+      </w:r>
+    </w:p>
+    <w:p>
+      <w:pPr>
+        <w:pStyle w:val="Compact"/>
+        <w:numPr>
+          <w:ilvl w:val="0"/>
+          <w:numId w:val="1004"/>
+        </w:numPr>
+      </w:pPr>
+      <w:r>
+        <w:t xml:space="preserve">But I don’t know how to use SAS 😩</w:t>
+      </w:r>
+    </w:p>
+    <w:p>
+      <w:pPr>
+        <w:pStyle w:val="Compact"/>
+        <w:numPr>
+          <w:ilvl w:val="0"/>
+          <w:numId w:val="1004"/>
+        </w:numPr>
+      </w:pPr>
+      <w:r>
+        <w:t xml:space="preserve">Possible to read medium-sized SAS files to R by</w:t>
+      </w:r>
+      <w:r>
+        <w:t xml:space="preserve"> </w:t>
+      </w:r>
+      <w:r>
+        <w:rPr>
+          <w:rStyle w:val="VerbatimChar"/>
+        </w:rPr>
+        <w:t xml:space="preserve">haven::read_sas()</w:t>
+      </w:r>
+    </w:p>
+    <w:p>
+      <w:pPr>
+        <w:pStyle w:val="Compact"/>
+        <w:numPr>
+          <w:ilvl w:val="0"/>
+          <w:numId w:val="1004"/>
+        </w:numPr>
+      </w:pPr>
+      <w:r>
+        <w:t xml:space="preserve">But may not work for larger files</w:t>
+      </w:r>
+    </w:p>
+    <w:p>
+      <w:pPr>
+        <w:pStyle w:val="Compact"/>
+        <w:numPr>
+          <w:ilvl w:val="0"/>
+          <w:numId w:val="1004"/>
+        </w:numPr>
+      </w:pPr>
+      <w:r>
+        <w:t xml:space="preserve">Best practice for current SAS version (9.4) is to export only nececary data to csv</w:t>
+      </w:r>
+    </w:p>
+    <w:p>
+      <w:pPr>
+        <w:pStyle w:val="Compact"/>
+        <w:numPr>
+          <w:ilvl w:val="1"/>
+          <w:numId w:val="1005"/>
+        </w:numPr>
+      </w:pPr>
+      <w:r>
+        <w:t xml:space="preserve">SAS Viya (next version) will be more flexible</w:t>
+      </w:r>
+    </w:p>
+    <w:p>
+      <w:pPr>
+        <w:pStyle w:val="Compact"/>
+        <w:numPr>
+          <w:ilvl w:val="0"/>
+          <w:numId w:val="1004"/>
+        </w:numPr>
+      </w:pPr>
+      <w:r>
+        <w:t xml:space="preserve">You need a SAS license (expensive) as well as some SAS syntax for this</w:t>
+      </w:r>
+    </w:p>
+    <w:p>
+      <w:pPr>
+        <w:pStyle w:val="Compact"/>
+        <w:numPr>
+          <w:ilvl w:val="1"/>
+          <w:numId w:val="1006"/>
+        </w:numPr>
+      </w:pPr>
+      <w:r>
+        <w:t xml:space="preserve">But you might ask ChatGPT etc to generate such code for you</w:t>
+      </w:r>
+    </w:p>
+    <w:p>
+      <w:pPr>
+        <w:pStyle w:val="Compact"/>
+        <w:numPr>
+          <w:ilvl w:val="0"/>
+          <w:numId w:val="1004"/>
+        </w:numPr>
+      </w:pPr>
+      <w:r>
+        <w:t xml:space="preserve">The exported csv file can later be read into R</w:t>
+      </w:r>
+    </w:p>
+    <w:bookmarkEnd w:id="25"/>
+    <w:bookmarkStart w:id="26" w:name="databases"/>
+    <w:p>
+      <w:pPr>
+        <w:pStyle w:val="Heading2"/>
+      </w:pPr>
+      <w:r>
+        <w:t xml:space="preserve">Databases</w:t>
+      </w:r>
+    </w:p>
+    <w:p>
+      <w:pPr>
+        <w:numPr>
+          <w:ilvl w:val="0"/>
+          <w:numId w:val="1007"/>
+        </w:numPr>
+      </w:pPr>
+      <w:r>
+        <w:t xml:space="preserve">a database as a collection of</w:t>
+      </w:r>
+      <w:r>
+        <w:t xml:space="preserve"> </w:t>
+      </w:r>
+      <w:r>
+        <w:t xml:space="preserve">“tables”</w:t>
+      </w:r>
+      <w:r>
+        <w:t xml:space="preserve"> </w:t>
+      </w:r>
+      <w:r>
+        <w:t xml:space="preserve">(tabular data frames)</w:t>
+      </w:r>
+    </w:p>
+    <w:p>
+      <w:pPr>
+        <w:numPr>
+          <w:ilvl w:val="0"/>
+          <w:numId w:val="1007"/>
+        </w:numPr>
+      </w:pPr>
+      <w:r>
+        <w:t xml:space="preserve">Differences between data frames and database tables:</w:t>
+      </w:r>
+    </w:p>
+    <w:p>
+      <w:pPr>
+        <w:pStyle w:val="Compact"/>
+        <w:numPr>
+          <w:ilvl w:val="1"/>
+          <w:numId w:val="1008"/>
+        </w:numPr>
+      </w:pPr>
+      <w:r>
+        <w:t xml:space="preserve">Database tables are stored on disk and can be arbitrarily large.</w:t>
+      </w:r>
+    </w:p>
+    <w:p>
+      <w:pPr>
+        <w:pStyle w:val="Compact"/>
+        <w:numPr>
+          <w:ilvl w:val="1"/>
+          <w:numId w:val="1008"/>
+        </w:numPr>
+      </w:pPr>
+      <w:r>
+        <w:t xml:space="preserve">Data frames are stored in memory</w:t>
+      </w:r>
+    </w:p>
+    <w:p>
+      <w:pPr>
+        <w:pStyle w:val="Compact"/>
+        <w:numPr>
+          <w:ilvl w:val="1"/>
+          <w:numId w:val="1008"/>
+        </w:numPr>
+      </w:pPr>
+      <w:r>
+        <w:t xml:space="preserve">Database tables almost always have indexes; makes it possible to quickly find rows of interest</w:t>
+      </w:r>
+    </w:p>
+    <w:p>
+      <w:pPr>
+        <w:pStyle w:val="Compact"/>
+        <w:numPr>
+          <w:ilvl w:val="2"/>
+          <w:numId w:val="1009"/>
+        </w:numPr>
+      </w:pPr>
+      <w:r>
+        <w:t xml:space="preserve">Data frames and tibbles don’t have indexes, but data.tables do, which is one of the reasons that they’re so fast.</w:t>
+      </w:r>
+    </w:p>
+    <w:p>
+      <w:pPr>
+        <w:pStyle w:val="Compact"/>
+        <w:numPr>
+          <w:ilvl w:val="1"/>
+          <w:numId w:val="1008"/>
+        </w:numPr>
+      </w:pPr>
+      <w:r>
+        <w:t xml:space="preserve">No fixed row order in a table</w:t>
+      </w:r>
+    </w:p>
+    <w:bookmarkEnd w:id="26"/>
+    <w:bookmarkStart w:id="27" w:name="row-vs-column-oriented"/>
+    <w:p>
+      <w:pPr>
+        <w:pStyle w:val="Heading2"/>
+      </w:pPr>
+      <w:r>
+        <w:t xml:space="preserve">Row vs column oriented</w:t>
+      </w:r>
+    </w:p>
+    <w:p>
+      <w:pPr>
+        <w:numPr>
+          <w:ilvl w:val="0"/>
+          <w:numId w:val="1010"/>
+        </w:numPr>
+      </w:pPr>
+      <w:r>
+        <w:t xml:space="preserve">Most classical databases are optimized for rapidly</w:t>
+      </w:r>
+      <w:r>
+        <w:t xml:space="preserve"> </w:t>
+      </w:r>
+      <w:r>
+        <w:rPr>
+          <w:b/>
+          <w:bCs/>
+        </w:rPr>
+        <w:t xml:space="preserve">collecting</w:t>
+      </w:r>
+      <w:r>
+        <w:t xml:space="preserve"> </w:t>
+      </w:r>
+      <w:r>
+        <w:t xml:space="preserve">data,</w:t>
+      </w:r>
+      <w:r>
+        <w:t xml:space="preserve"> </w:t>
+      </w:r>
+      <w:r>
+        <w:rPr>
+          <w:b/>
+          <w:bCs/>
+        </w:rPr>
+        <w:t xml:space="preserve">not analyzing existing data</w:t>
+      </w:r>
+      <w:r>
+        <w:t xml:space="preserve">.</w:t>
+      </w:r>
+    </w:p>
+    <w:p>
+      <w:pPr>
+        <w:numPr>
+          <w:ilvl w:val="0"/>
+          <w:numId w:val="1010"/>
+        </w:numPr>
+      </w:pPr>
+      <w:r>
+        <w:t xml:space="preserve">These databases are called row-oriented because the data is stored row-by-row, rather than column-by-column like R.</w:t>
+      </w:r>
+    </w:p>
+    <w:p>
+      <w:pPr>
+        <w:numPr>
+          <w:ilvl w:val="0"/>
+          <w:numId w:val="1010"/>
+        </w:numPr>
+      </w:pPr>
+      <w:r>
+        <w:t xml:space="preserve">More recently, there’s been much development of column-oriented databases that make analyzing the existing data much faster.</w:t>
+      </w:r>
+    </w:p>
+    <w:bookmarkEnd w:id="27"/>
+    <w:bookmarkStart w:id="28" w:name="dbms"/>
+    <w:p>
+      <w:pPr>
+        <w:pStyle w:val="Heading2"/>
+      </w:pPr>
+      <w:r>
+        <w:t xml:space="preserve">DBMS</w:t>
+      </w:r>
+    </w:p>
+    <w:p>
+      <w:pPr>
+        <w:pStyle w:val="FirstParagraph"/>
+      </w:pPr>
+      <w:r>
+        <w:t xml:space="preserve">Databases are run by database management systems (DBMS’s for short), which come in three basic forms</w:t>
+      </w:r>
+    </w:p>
+    <w:p>
+      <w:pPr>
+        <w:pStyle w:val="DefinitionTerm"/>
+      </w:pPr>
+      <w:r>
+        <w:t xml:space="preserve">Client-server</w:t>
+      </w:r>
+    </w:p>
+    <w:p>
+      <w:pPr>
+        <w:pStyle w:val="Definition"/>
+      </w:pPr>
+      <w:r>
+        <w:t xml:space="preserve">run on a powerful central server, which you connect to from your computer (the client). For example PostgreSQL, MariaDB, SQL Server, and Oracle. Those are sometimes used in our field but if so, you will hopefully get some initial help from the IT department who will provide acess details etc.</w:t>
+      </w:r>
+    </w:p>
+    <w:p>
+      <w:pPr>
+        <w:pStyle w:val="DefinitionTerm"/>
+      </w:pPr>
+      <w:r>
+        <w:t xml:space="preserve">Cloud</w:t>
+      </w:r>
+    </w:p>
+    <w:p>
+      <w:pPr>
+        <w:pStyle w:val="Definition"/>
+      </w:pPr>
+      <w:r>
+        <w:t xml:space="preserve">like Snowflake, Amazon’s RedShift, and Google’s BigQuery, are similar to client server DBMS’s, but they run in the</w:t>
+      </w:r>
+      <w:r>
+        <w:t xml:space="preserve"> </w:t>
+      </w:r>
+      <w:r>
+        <w:rPr>
+          <w:b/>
+          <w:bCs/>
+        </w:rPr>
+        <w:t xml:space="preserve">cloud</w:t>
+      </w:r>
+      <w:r>
+        <w:t xml:space="preserve">. This means that they can easily handle extremely large datasets and can automatically provide more compute resources as needed. Commercial cloud products are less likely to be used for sensitive health data within our field (so we will not focus on these).</w:t>
+      </w:r>
+    </w:p>
+    <w:p>
+      <w:pPr>
+        <w:pStyle w:val="DefinitionTerm"/>
+      </w:pPr>
+      <w:r>
+        <w:t xml:space="preserve">In-process</w:t>
+      </w:r>
+    </w:p>
+    <w:p>
+      <w:pPr>
+        <w:pStyle w:val="Definition"/>
+      </w:pPr>
+      <w:r>
+        <w:t xml:space="preserve">like SQLite or duckdb, run entirely on your computer. They’re great for working with large datasets where you’re the primary user. We focus on DuckDB in this course!</w:t>
+      </w:r>
+    </w:p>
+    <w:bookmarkEnd w:id="28"/>
+    <w:bookmarkStart w:id="29" w:name="sql"/>
+    <w:p>
+      <w:pPr>
+        <w:pStyle w:val="Heading2"/>
+      </w:pPr>
+      <w:r>
+        <w:t xml:space="preserve">SQL</w:t>
+      </w:r>
+    </w:p>
+    <w:p>
+      <w:pPr>
+        <w:pStyle w:val="Compact"/>
+        <w:numPr>
+          <w:ilvl w:val="0"/>
+          <w:numId w:val="1011"/>
+        </w:numPr>
+      </w:pPr>
+      <w:r>
+        <w:t xml:space="preserve">Different database systems may use different query languages.</w:t>
+      </w:r>
+    </w:p>
+    <w:p>
+      <w:pPr>
+        <w:pStyle w:val="Compact"/>
+        <w:numPr>
+          <w:ilvl w:val="0"/>
+          <w:numId w:val="1011"/>
+        </w:numPr>
+      </w:pPr>
+      <w:r>
+        <w:t xml:space="preserve">The</w:t>
+      </w:r>
+      <w:r>
+        <w:t xml:space="preserve"> </w:t>
+      </w:r>
+      <w:r>
+        <w:rPr>
+          <w:b/>
+          <w:bCs/>
+        </w:rPr>
+        <w:t xml:space="preserve">Structured Query Language (SQL)</w:t>
+      </w:r>
+      <w:r>
+        <w:t xml:space="preserve"> </w:t>
+      </w:r>
+      <w:r>
+        <w:t xml:space="preserve">is the most widely used for relational databases.</w:t>
+      </w:r>
+    </w:p>
+    <w:p>
+      <w:pPr>
+        <w:pStyle w:val="Compact"/>
+        <w:numPr>
+          <w:ilvl w:val="0"/>
+          <w:numId w:val="1011"/>
+        </w:numPr>
+      </w:pPr>
+      <w:r>
+        <w:t xml:space="preserve">Defined by international standards (ANSI/ISO).</w:t>
+      </w:r>
+    </w:p>
+    <w:bookmarkEnd w:id="29"/>
+    <w:bookmarkStart w:id="30" w:name="what-is-sql-used-for"/>
+    <w:p>
+      <w:pPr>
+        <w:pStyle w:val="Heading2"/>
+      </w:pPr>
+      <w:r>
+        <w:t xml:space="preserve">What is SQL used for?</w:t>
+      </w:r>
+    </w:p>
+    <w:p>
+      <w:pPr>
+        <w:pStyle w:val="FirstParagraph"/>
+      </w:pPr>
+      <w:r>
+        <w:t xml:space="preserve">SQL is used to:</w:t>
+      </w:r>
+    </w:p>
+    <w:p>
+      <w:pPr>
+        <w:pStyle w:val="Compact"/>
+        <w:numPr>
+          <w:ilvl w:val="0"/>
+          <w:numId w:val="1012"/>
+        </w:numPr>
+      </w:pPr>
+      <w:r>
+        <w:t xml:space="preserve">Retrieve data (</w:t>
+      </w:r>
+      <w:r>
+        <w:rPr>
+          <w:rStyle w:val="VerbatimChar"/>
+        </w:rPr>
+        <w:t xml:space="preserve">SELECT</w:t>
+      </w:r>
+      <w:r>
+        <w:t xml:space="preserve">)</w:t>
+      </w:r>
+    </w:p>
+    <w:p>
+      <w:pPr>
+        <w:pStyle w:val="Compact"/>
+        <w:numPr>
+          <w:ilvl w:val="0"/>
+          <w:numId w:val="1012"/>
+        </w:numPr>
+      </w:pPr>
+      <w:r>
+        <w:t xml:space="preserve">Filter data (</w:t>
+      </w:r>
+      <w:r>
+        <w:rPr>
+          <w:rStyle w:val="VerbatimChar"/>
+        </w:rPr>
+        <w:t xml:space="preserve">WHERE</w:t>
+      </w:r>
+      <w:r>
+        <w:t xml:space="preserve">)</w:t>
+      </w:r>
+    </w:p>
+    <w:p>
+      <w:pPr>
+        <w:pStyle w:val="Compact"/>
+        <w:numPr>
+          <w:ilvl w:val="0"/>
+          <w:numId w:val="1012"/>
+        </w:numPr>
+      </w:pPr>
+      <w:r>
+        <w:t xml:space="preserve">Aggregate data (</w:t>
+      </w:r>
+      <w:r>
+        <w:rPr>
+          <w:rStyle w:val="VerbatimChar"/>
+        </w:rPr>
+        <w:t xml:space="preserve">GROUP BY</w:t>
+      </w:r>
+      <w:r>
+        <w:t xml:space="preserve">)</w:t>
+      </w:r>
+    </w:p>
+    <w:p>
+      <w:pPr>
+        <w:pStyle w:val="Compact"/>
+        <w:numPr>
+          <w:ilvl w:val="0"/>
+          <w:numId w:val="1012"/>
+        </w:numPr>
+      </w:pPr>
+      <w:r>
+        <w:t xml:space="preserve">Combine tables (</w:t>
+      </w:r>
+      <w:r>
+        <w:rPr>
+          <w:rStyle w:val="VerbatimChar"/>
+        </w:rPr>
+        <w:t xml:space="preserve">JOIN</w:t>
+      </w:r>
+      <w:r>
+        <w:t xml:space="preserve">)</w:t>
+      </w:r>
+    </w:p>
+    <w:p>
+      <w:pPr>
+        <w:pStyle w:val="Compact"/>
+        <w:numPr>
+          <w:ilvl w:val="0"/>
+          <w:numId w:val="1012"/>
+        </w:numPr>
+      </w:pPr>
+      <w:r>
+        <w:t xml:space="preserve">Modify data (</w:t>
+      </w:r>
+      <w:r>
+        <w:rPr>
+          <w:rStyle w:val="VerbatimChar"/>
+        </w:rPr>
+        <w:t xml:space="preserve">INSERT</w:t>
+      </w:r>
+      <w:r>
+        <w:t xml:space="preserve">,</w:t>
+      </w:r>
+      <w:r>
+        <w:t xml:space="preserve"> </w:t>
+      </w:r>
+      <w:r>
+        <w:rPr>
+          <w:rStyle w:val="VerbatimChar"/>
+        </w:rPr>
+        <w:t xml:space="preserve">UPDATE</w:t>
+      </w:r>
+      <w:r>
+        <w:t xml:space="preserve">,</w:t>
+      </w:r>
+      <w:r>
+        <w:t xml:space="preserve"> </w:t>
+      </w:r>
+      <w:r>
+        <w:rPr>
+          <w:rStyle w:val="VerbatimChar"/>
+        </w:rPr>
+        <w:t xml:space="preserve">DELETE</w:t>
+      </w:r>
+      <w:r>
+        <w:t xml:space="preserve">)</w:t>
+      </w:r>
+    </w:p>
+    <w:bookmarkEnd w:id="30"/>
+    <w:bookmarkStart w:id="31" w:name="sql-dialects"/>
+    <w:p>
+      <w:pPr>
+        <w:pStyle w:val="Heading2"/>
+      </w:pPr>
+      <w:r>
+        <w:t xml:space="preserve">SQL Dialects</w:t>
+      </w:r>
+    </w:p>
+    <w:p>
+      <w:pPr>
+        <w:pStyle w:val="Compact"/>
+        <w:numPr>
+          <w:ilvl w:val="0"/>
+          <w:numId w:val="1013"/>
+        </w:numPr>
+      </w:pPr>
+      <w:r>
+        <w:t xml:space="preserve">SQL is a standard, but implementations differ slightly.</w:t>
+      </w:r>
+    </w:p>
+    <w:p>
+      <w:pPr>
+        <w:pStyle w:val="Compact"/>
+        <w:numPr>
+          <w:ilvl w:val="0"/>
+          <w:numId w:val="1013"/>
+        </w:numPr>
+      </w:pPr>
+      <w:r>
+        <w:t xml:space="preserve">These variations are called</w:t>
+      </w:r>
+      <w:r>
+        <w:t xml:space="preserve"> </w:t>
+      </w:r>
+      <w:r>
+        <w:rPr>
+          <w:b/>
+          <w:bCs/>
+        </w:rPr>
+        <w:t xml:space="preserve">dialects</w:t>
+      </w:r>
+      <w:r>
+        <w:t xml:space="preserve">.</w:t>
+      </w:r>
+    </w:p>
+    <w:p>
+      <w:pPr>
+        <w:pStyle w:val="Compact"/>
+        <w:numPr>
+          <w:ilvl w:val="1"/>
+          <w:numId w:val="1014"/>
+        </w:numPr>
+      </w:pPr>
+      <w:r>
+        <w:rPr>
+          <w:b/>
+          <w:bCs/>
+        </w:rPr>
+        <w:t xml:space="preserve">T-SQL</w:t>
+      </w:r>
+      <w:r>
+        <w:t xml:space="preserve"> </w:t>
+      </w:r>
+      <w:r>
+        <w:t xml:space="preserve">(Microsoft SQL Server)</w:t>
+      </w:r>
+    </w:p>
+    <w:p>
+      <w:pPr>
+        <w:pStyle w:val="Compact"/>
+        <w:numPr>
+          <w:ilvl w:val="1"/>
+          <w:numId w:val="1014"/>
+        </w:numPr>
+      </w:pPr>
+      <w:r>
+        <w:rPr>
+          <w:b/>
+          <w:bCs/>
+        </w:rPr>
+        <w:t xml:space="preserve">PL/SQL</w:t>
+      </w:r>
+      <w:r>
+        <w:t xml:space="preserve"> </w:t>
+      </w:r>
+      <w:r>
+        <w:t xml:space="preserve">(Oracle)</w:t>
+      </w:r>
+    </w:p>
+    <w:p>
+      <w:pPr>
+        <w:pStyle w:val="Compact"/>
+        <w:numPr>
+          <w:ilvl w:val="1"/>
+          <w:numId w:val="1014"/>
+        </w:numPr>
+      </w:pPr>
+      <w:r>
+        <w:t xml:space="preserve">PostgreSQL SQL dialect</w:t>
+      </w:r>
+    </w:p>
+    <w:p>
+      <w:pPr>
+        <w:pStyle w:val="Compact"/>
+        <w:numPr>
+          <w:ilvl w:val="1"/>
+          <w:numId w:val="1014"/>
+        </w:numPr>
+      </w:pPr>
+      <w:r>
+        <w:t xml:space="preserve">MySQL SQL dialect</w:t>
+      </w:r>
+    </w:p>
+    <w:p>
+      <w:pPr>
+        <w:pStyle w:val="FirstParagraph"/>
+      </w:pPr>
+      <w:r>
+        <w:t xml:space="preserve">Most core functionality is similar across systems.</w:t>
+      </w:r>
+    </w:p>
+    <w:bookmarkEnd w:id="31"/>
+    <w:bookmarkStart w:id="35" w:name="a-simple-example"/>
+    <w:p>
+      <w:pPr>
+        <w:pStyle w:val="Heading2"/>
+      </w:pPr>
+      <w:r>
+        <w:t xml:space="preserve">A Simple Example</w:t>
+      </w:r>
+    </w:p>
+    <w:p>
+      <w:pPr>
+        <w:pStyle w:val="SourceCode"/>
+      </w:pPr>
+      <w:r>
+        <w:rPr>
+          <w:rStyle w:val="KeywordTok"/>
+        </w:rPr>
+        <w:t xml:space="preserve">SELECT</w:t>
+      </w:r>
+      <w:r>
+        <w:rPr>
+          <w:rStyle w:val="NormalTok"/>
+        </w:rPr>
+        <w:t xml:space="preserve"> name, age</w:t>
+      </w:r>
+      <w:r>
+        <w:br/>
+      </w:r>
+      <w:r>
+        <w:rPr>
+          <w:rStyle w:val="KeywordTok"/>
+        </w:rPr>
+        <w:t xml:space="preserve">FROM</w:t>
+      </w:r>
+      <w:r>
+        <w:rPr>
+          <w:rStyle w:val="NormalTok"/>
+        </w:rPr>
+        <w:t xml:space="preserve"> students</w:t>
+      </w:r>
+      <w:r>
+        <w:br/>
+      </w:r>
+      <w:r>
+        <w:rPr>
+          <w:rStyle w:val="KeywordTok"/>
+        </w:rPr>
+        <w:t xml:space="preserve">WHERE</w:t>
+      </w:r>
+      <w:r>
+        <w:rPr>
+          <w:rStyle w:val="NormalTok"/>
+        </w:rPr>
+        <w:t xml:space="preserve"> age </w:t>
+      </w:r>
+      <w:r>
+        <w:rPr>
+          <w:rStyle w:val="OperatorTok"/>
+        </w:rPr>
+        <w:t xml:space="preserve">&gt;=</w:t>
+      </w:r>
+      <w:r>
+        <w:rPr>
+          <w:rStyle w:val="NormalTok"/>
+        </w:rPr>
+        <w:t xml:space="preserve"> </w:t>
+      </w:r>
+      <w:r>
+        <w:rPr>
+          <w:rStyle w:val="DecValTok"/>
+        </w:rPr>
+        <w:t xml:space="preserve">18</w:t>
+      </w:r>
+      <w:r>
+        <w:br/>
+      </w:r>
+      <w:r>
+        <w:rPr>
+          <w:rStyle w:val="KeywordTok"/>
+        </w:rPr>
+        <w:t xml:space="preserve">ORDER</w:t>
+      </w:r>
+      <w:r>
+        <w:rPr>
+          <w:rStyle w:val="NormalTok"/>
+        </w:rPr>
+        <w:t xml:space="preserve"> </w:t>
+      </w:r>
+      <w:r>
+        <w:rPr>
+          <w:rStyle w:val="KeywordTok"/>
+        </w:rPr>
+        <w:t xml:space="preserve">BY</w:t>
+      </w:r>
+      <w:r>
+        <w:rPr>
+          <w:rStyle w:val="NormalTok"/>
+        </w:rPr>
+        <w:t xml:space="preserve"> age;</w:t>
+      </w:r>
+    </w:p>
+    <w:p>
+      <w:pPr>
+        <w:pStyle w:val="FirstParagraph"/>
+      </w:pPr>
+      <w:r>
+        <w:t xml:space="preserve">This query:</w:t>
+      </w:r>
+    </w:p>
+    <w:p>
+      <w:pPr>
+        <w:pStyle w:val="Compact"/>
+        <w:numPr>
+          <w:ilvl w:val="0"/>
+          <w:numId w:val="1015"/>
+        </w:numPr>
+      </w:pPr>
+      <w:r>
+        <w:t xml:space="preserve">Selects two columns</w:t>
+      </w:r>
+    </w:p>
+    <w:p>
+      <w:pPr>
+        <w:pStyle w:val="Compact"/>
+        <w:numPr>
+          <w:ilvl w:val="0"/>
+          <w:numId w:val="1015"/>
+        </w:numPr>
+      </w:pPr>
+      <w:r>
+        <w:t xml:space="preserve">Filters rows</w:t>
+      </w:r>
+    </w:p>
+    <w:p>
+      <w:pPr>
+        <w:pStyle w:val="Compact"/>
+        <w:numPr>
+          <w:ilvl w:val="0"/>
+          <w:numId w:val="1015"/>
+        </w:numPr>
+      </w:pPr>
+      <w:r>
+        <w:t xml:space="preserve">Sorts the result</w:t>
+      </w:r>
+    </w:p>
+    <w:p>
+      <w:r>
+        <w:pict>
+          <v:rect style="width:0;height:1.5pt" o:hralign="center" o:hrstd="t" o:hr="t"/>
+        </w:pict>
+      </w:r>
+    </w:p>
+    <w:p>
+      <w:pPr>
+        <w:pStyle w:val="FirstParagraph"/>
+      </w:pPr>
+      <w:r>
+        <w:drawing>
+          <wp:inline>
+            <wp:extent cx="5334000" cy="3576657"/>
+            <wp:effectExtent b="0" l="0" r="0" t="0"/>
+            <wp:docPr descr="" title="" id="33" name="Picture"/>
+            <a:graphic>
+              <a:graphicData uri="http://schemas.openxmlformats.org/drawingml/2006/picture">
+                <pic:pic>
+                  <pic:nvPicPr>
+                    <pic:cNvPr descr="images/paste-25.png" id="34" name="Picture"/>
+                    <pic:cNvPicPr>
+                      <a:picLocks noChangeArrowheads="1" noChangeAspect="1"/>
+                    </pic:cNvPicPr>
+                  </pic:nvPicPr>
+                  <pic:blipFill>
+                    <a:blip r:embed="rId32"/>
+                    <a:stretch>
+                      <a:fillRect/>
+                    </a:stretch>
+                  </pic:blipFill>
+                  <pic:spPr bwMode="auto">
+                    <a:xfrm>
+                      <a:off x="0" y="0"/>
+                      <a:ext cx="5334000" cy="3576657"/>
+                    </a:xfrm>
+                    <a:prstGeom prst="rect">
+                      <a:avLst/>
+                    </a:prstGeom>
+                    <a:noFill/>
+                    <a:ln w="9525">
+                      <a:noFill/>
+                      <a:headEnd/>
+                      <a:tailEnd/>
+                    </a:ln>
+                  </pic:spPr>
+                </pic:pic>
+              </a:graphicData>
+            </a:graphic>
+          </wp:inline>
+        </w:drawing>
+      </w:r>
+    </w:p>
+    <w:bookmarkEnd w:id="35"/>
+    <w:bookmarkStart w:id="38" w:name="duckdb"/>
+    <w:p>
+      <w:pPr>
+        <w:pStyle w:val="Heading2"/>
+      </w:pPr>
+      <w:r>
+        <w:t xml:space="preserve">DuckDB</w:t>
+      </w:r>
+    </w:p>
+    <w:p>
+      <w:pPr>
+        <w:pStyle w:val="Compact"/>
+        <w:numPr>
+          <w:ilvl w:val="0"/>
+          <w:numId w:val="1016"/>
+        </w:numPr>
+      </w:pPr>
+      <w:r>
+        <w:t xml:space="preserve">Free and open source (backed by foundation)</w:t>
+      </w:r>
+    </w:p>
+    <w:p>
+      <w:pPr>
+        <w:pStyle w:val="Compact"/>
+        <w:numPr>
+          <w:ilvl w:val="0"/>
+          <w:numId w:val="1016"/>
+        </w:numPr>
+      </w:pPr>
+      <w:r>
+        <w:t xml:space="preserve">Column based</w:t>
+      </w:r>
+    </w:p>
+    <w:p>
+      <w:pPr>
+        <w:pStyle w:val="Compact"/>
+        <w:numPr>
+          <w:ilvl w:val="0"/>
+          <w:numId w:val="1016"/>
+        </w:numPr>
+      </w:pPr>
+      <w:r>
+        <w:t xml:space="preserve">Very easy to set up</w:t>
+      </w:r>
+    </w:p>
+    <w:p>
+      <w:pPr>
+        <w:pStyle w:val="Compact"/>
+        <w:numPr>
+          <w:ilvl w:val="0"/>
+          <w:numId w:val="1016"/>
+        </w:numPr>
+      </w:pPr>
+      <w:r>
+        <w:t xml:space="preserve">Very efficient!</w:t>
+      </w:r>
+    </w:p>
+    <w:p>
+      <w:pPr>
+        <w:pStyle w:val="Compact"/>
+        <w:numPr>
+          <w:ilvl w:val="0"/>
+          <w:numId w:val="1016"/>
+        </w:numPr>
+      </w:pPr>
+      <w:r>
+        <w:t xml:space="preserve">SQL is an option but not a requirement</w:t>
+      </w:r>
+    </w:p>
+    <w:p>
+      <w:pPr>
+        <w:pStyle w:val="Compact"/>
+        <w:numPr>
+          <w:ilvl w:val="1"/>
+          <w:numId w:val="1017"/>
+        </w:numPr>
+      </w:pPr>
+      <w:r>
+        <w:t xml:space="preserve">Integration with tidyverse in R (</w:t>
+      </w:r>
+      <w:hyperlink r:id="rId36">
+        <w:r>
+          <w:rPr>
+            <w:rStyle w:val="Hyperlink"/>
+          </w:rPr>
+          <w:t xml:space="preserve">dbplyr</w:t>
+        </w:r>
+      </w:hyperlink>
+      <w:r>
+        <w:t xml:space="preserve"> </w:t>
+      </w:r>
+      <w:r>
+        <w:t xml:space="preserve">or</w:t>
+      </w:r>
+      <w:r>
+        <w:t xml:space="preserve"> </w:t>
+      </w:r>
+      <w:hyperlink r:id="rId37">
+        <w:r>
+          <w:rPr>
+            <w:rStyle w:val="Hyperlink"/>
+          </w:rPr>
+          <w:t xml:space="preserve">duckplyr</w:t>
+        </w:r>
+      </w:hyperlink>
+      <w:r>
+        <w:t xml:space="preserve">)</w:t>
+      </w:r>
+    </w:p>
+    <w:p>
+      <w:pPr>
+        <w:pStyle w:val="Compact"/>
+        <w:numPr>
+          <w:ilvl w:val="0"/>
+          <w:numId w:val="1016"/>
+        </w:numPr>
+      </w:pPr>
+      <w:r>
+        <w:t xml:space="preserve">Can be used both with disk data and data in RAM</w:t>
+      </w:r>
+    </w:p>
+    <w:bookmarkEnd w:id="38"/>
+    <w:bookmarkStart w:id="39" w:name="example"/>
+    <w:p>
+      <w:pPr>
+        <w:pStyle w:val="Heading2"/>
+      </w:pPr>
+      <w:r>
+        <w:t xml:space="preserve">Example</w:t>
+      </w:r>
+    </w:p>
+    <w:p>
+      <w:pPr>
+        <w:pStyle w:val="SourceCode"/>
+      </w:pPr>
+      <w:r>
+        <w:rPr>
+          <w:rStyle w:val="CommentTok"/>
+        </w:rPr>
+        <w:t xml:space="preserve"># pak::pak("tidyverse/duckplyr")</w:t>
+      </w:r>
+      <w:r>
+        <w:br/>
+      </w:r>
+      <w:r>
+        <w:rPr>
+          <w:rStyle w:val="FunctionTok"/>
+        </w:rPr>
+        <w:t xml:space="preserve">library</w:t>
+      </w:r>
+      <w:r>
+        <w:rPr>
+          <w:rStyle w:val="NormalTok"/>
+        </w:rPr>
+        <w:t xml:space="preserve">(duckplyr)</w:t>
+      </w:r>
+    </w:p>
+    <w:p>
+      <w:pPr>
+        <w:pStyle w:val="SourceCode"/>
+      </w:pPr>
+      <w:r>
+        <w:rPr>
+          <w:rStyle w:val="VerbatimChar"/>
+        </w:rPr>
+        <w:t xml:space="preserve">Loading required package: dplyr</w:t>
+      </w:r>
+    </w:p>
+    <w:p>
+      <w:pPr>
+        <w:pStyle w:val="SourceCode"/>
+      </w:pPr>
+      <w:r>
+        <w:br/>
+      </w:r>
+      <w:r>
+        <w:rPr>
+          <w:rStyle w:val="VerbatimChar"/>
+        </w:rPr>
+        <w:t xml:space="preserve">Attaching package: 'dplyr'</w:t>
+      </w:r>
+    </w:p>
+    <w:p>
+      <w:pPr>
+        <w:pStyle w:val="SourceCode"/>
+      </w:pPr>
+      <w:r>
+        <w:rPr>
+          <w:rStyle w:val="VerbatimChar"/>
+        </w:rPr>
+        <w:t xml:space="preserve">The following objects are masked from 'package:stats':</w:t>
+      </w:r>
+      <w:r>
+        <w:br/>
+      </w:r>
+      <w:r>
+        <w:br/>
+      </w:r>
+      <w:r>
+        <w:rPr>
+          <w:rStyle w:val="VerbatimChar"/>
+        </w:rPr>
+        <w:t xml:space="preserve">    filter, lag</w:t>
+      </w:r>
+    </w:p>
+    <w:p>
+      <w:pPr>
+        <w:pStyle w:val="SourceCode"/>
+      </w:pPr>
+      <w:r>
+        <w:rPr>
+          <w:rStyle w:val="VerbatimChar"/>
+        </w:rPr>
+        <w:t xml:space="preserve">The following objects are masked from 'package:base':</w:t>
+      </w:r>
+      <w:r>
+        <w:br/>
+      </w:r>
+      <w:r>
+        <w:br/>
+      </w:r>
+      <w:r>
+        <w:rPr>
+          <w:rStyle w:val="VerbatimChar"/>
+        </w:rPr>
+        <w:t xml:space="preserve">    intersect, setdiff, setequal, union</w:t>
+      </w:r>
+    </w:p>
+    <w:p>
+      <w:pPr>
+        <w:pStyle w:val="SourceCode"/>
+      </w:pPr>
+      <w:r>
+        <w:rPr>
+          <w:rStyle w:val="VerbatimChar"/>
+        </w:rPr>
+        <w:t xml:space="preserve">The duckplyr package is configured to fall back to dplyr when it encounters an</w:t>
+      </w:r>
+      <w:r>
+        <w:br/>
+      </w:r>
+      <w:r>
+        <w:rPr>
+          <w:rStyle w:val="VerbatimChar"/>
+        </w:rPr>
+        <w:t xml:space="preserve">incompatibility. Fallback events can be collected and uploaded for analysis to</w:t>
+      </w:r>
+      <w:r>
+        <w:br/>
+      </w:r>
+      <w:r>
+        <w:rPr>
+          <w:rStyle w:val="VerbatimChar"/>
+        </w:rPr>
+        <w:t xml:space="preserve">guide future development. By default, data will be collected but no data will</w:t>
+      </w:r>
+      <w:r>
+        <w:br/>
+      </w:r>
+      <w:r>
+        <w:rPr>
+          <w:rStyle w:val="VerbatimChar"/>
+        </w:rPr>
+        <w:t xml:space="preserve">be uploaded.</w:t>
+      </w:r>
+      <w:r>
+        <w:br/>
+      </w:r>
+      <w:r>
+        <w:rPr>
+          <w:rStyle w:val="VerbatimChar"/>
+        </w:rPr>
+        <w:t xml:space="preserve">ℹ Automatic fallback uploading is not controlled and therefore disabled, see</w:t>
+      </w:r>
+      <w:r>
+        <w:br/>
+      </w:r>
+      <w:r>
+        <w:rPr>
+          <w:rStyle w:val="VerbatimChar"/>
+        </w:rPr>
+        <w:t xml:space="preserve">  `?duckplyr::fallback()`.</w:t>
+      </w:r>
+      <w:r>
+        <w:br/>
+      </w:r>
+      <w:r>
+        <w:rPr>
+          <w:rStyle w:val="VerbatimChar"/>
+        </w:rPr>
+        <w:t xml:space="preserve">✔ Number of reports ready for upload: 16.</w:t>
+      </w:r>
+      <w:r>
+        <w:br/>
+      </w:r>
+      <w:r>
+        <w:rPr>
+          <w:rStyle w:val="VerbatimChar"/>
+        </w:rPr>
+        <w:t xml:space="preserve">→ Review with `duckplyr::fallback_review()`, upload with</w:t>
+      </w:r>
+      <w:r>
+        <w:br/>
+      </w:r>
+      <w:r>
+        <w:rPr>
+          <w:rStyle w:val="VerbatimChar"/>
+        </w:rPr>
+        <w:t xml:space="preserve">  `duckplyr::fallback_upload()`.</w:t>
+      </w:r>
+      <w:r>
+        <w:br/>
+      </w:r>
+      <w:r>
+        <w:rPr>
+          <w:rStyle w:val="VerbatimChar"/>
+        </w:rPr>
+        <w:t xml:space="preserve">ℹ Configure automatic uploading with `duckplyr::fallback_config()`.</w:t>
+      </w:r>
+    </w:p>
+    <w:p>
+      <w:pPr>
+        <w:pStyle w:val="SourceCode"/>
+      </w:pPr>
+      <w:r>
+        <w:rPr>
+          <w:rStyle w:val="VerbatimChar"/>
+        </w:rPr>
+        <w:t xml:space="preserve">✔ Overwriting dplyr methods with duckplyr methods.</w:t>
+      </w:r>
+      <w:r>
+        <w:br/>
+      </w:r>
+      <w:r>
+        <w:rPr>
+          <w:rStyle w:val="VerbatimChar"/>
+        </w:rPr>
+        <w:t xml:space="preserve">ℹ Turn off with `duckplyr::methods_restore()`.</w:t>
+      </w:r>
+    </w:p>
+    <w:p>
+      <w:pPr>
+        <w:pStyle w:val="SourceCode"/>
+      </w:pPr>
+      <w:r>
+        <w:rPr>
+          <w:rStyle w:val="NormalTok"/>
+        </w:rPr>
+        <w:t xml:space="preserve">conflicted</w:t>
+      </w:r>
+      <w:r>
+        <w:rPr>
+          <w:rStyle w:val="SpecialCharTok"/>
+        </w:rPr>
+        <w:t xml:space="preserve">::</w:t>
+      </w:r>
+      <w:r>
+        <w:rPr>
+          <w:rStyle w:val="FunctionTok"/>
+        </w:rPr>
+        <w:t xml:space="preserve">conflicts_prefer</w:t>
+      </w:r>
+      <w:r>
+        <w:rPr>
+          <w:rStyle w:val="NormalTok"/>
+        </w:rPr>
+        <w:t xml:space="preserve">(dplyr</w:t>
+      </w:r>
+      <w:r>
+        <w:rPr>
+          <w:rStyle w:val="SpecialCharTok"/>
+        </w:rPr>
+        <w:t xml:space="preserve">::</w:t>
+      </w:r>
+      <w:r>
+        <w:rPr>
+          <w:rStyle w:val="NormalTok"/>
+        </w:rPr>
+        <w:t xml:space="preserve">filter)</w:t>
+      </w:r>
+    </w:p>
+    <w:p>
+      <w:pPr>
+        <w:pStyle w:val="SourceCode"/>
+      </w:pPr>
+      <w:r>
+        <w:rPr>
+          <w:rStyle w:val="VerbatimChar"/>
+        </w:rPr>
+        <w:t xml:space="preserve">[conflicted] Will prefer dplyr::filter over any other package.</w:t>
+      </w:r>
+    </w:p>
+    <w:p>
+      <w:pPr>
+        <w:pStyle w:val="SourceCode"/>
+      </w:pPr>
+      <w:r>
+        <w:rPr>
+          <w:rStyle w:val="CommentTok"/>
+        </w:rPr>
+        <w:t xml:space="preserve"># Extra tools to connect to internet data</w:t>
+      </w:r>
+      <w:r>
+        <w:br/>
+      </w:r>
+      <w:r>
+        <w:rPr>
+          <w:rStyle w:val="FunctionTok"/>
+        </w:rPr>
+        <w:t xml:space="preserve">db_exec</w:t>
+      </w:r>
+      <w:r>
+        <w:rPr>
+          <w:rStyle w:val="NormalTok"/>
+        </w:rPr>
+        <w:t xml:space="preserve">(</w:t>
+      </w:r>
+      <w:r>
+        <w:rPr>
+          <w:rStyle w:val="StringTok"/>
+        </w:rPr>
+        <w:t xml:space="preserve">"INSTALL httpfs"</w:t>
+      </w:r>
+      <w:r>
+        <w:rPr>
+          <w:rStyle w:val="NormalTok"/>
+        </w:rPr>
+        <w:t xml:space="preserve">)</w:t>
+      </w:r>
+      <w:r>
+        <w:br/>
+      </w:r>
+      <w:r>
+        <w:rPr>
+          <w:rStyle w:val="FunctionTok"/>
+        </w:rPr>
+        <w:t xml:space="preserve">db_exec</w:t>
+      </w:r>
+      <w:r>
+        <w:rPr>
+          <w:rStyle w:val="NormalTok"/>
+        </w:rPr>
+        <w:t xml:space="preserve">(</w:t>
+      </w:r>
+      <w:r>
+        <w:rPr>
+          <w:rStyle w:val="StringTok"/>
+        </w:rPr>
+        <w:t xml:space="preserve">"LOAD httpfs"</w:t>
+      </w:r>
+      <w:r>
+        <w:rPr>
+          <w:rStyle w:val="NormalTok"/>
+        </w:rPr>
+        <w:t xml:space="preserve">)</w:t>
+      </w:r>
+      <w:r>
+        <w:br/>
+      </w:r>
+      <w:r>
+        <w:br/>
+      </w:r>
+      <w:r>
+        <w:rPr>
+          <w:rStyle w:val="CommentTok"/>
+        </w:rPr>
+        <w:t xml:space="preserve"># Use some online data which is to big to keep in memory</w:t>
+      </w:r>
+      <w:r>
+        <w:br/>
+      </w:r>
+      <w:r>
+        <w:rPr>
+          <w:rStyle w:val="NormalTok"/>
+        </w:rPr>
+        <w:t xml:space="preserve">year </w:t>
+      </w:r>
+      <w:r>
+        <w:rPr>
+          <w:rStyle w:val="OtherTok"/>
+        </w:rPr>
+        <w:t xml:space="preserve">&lt;-</w:t>
+      </w:r>
+      <w:r>
+        <w:rPr>
+          <w:rStyle w:val="NormalTok"/>
+        </w:rPr>
+        <w:t xml:space="preserve"> </w:t>
+      </w:r>
+      <w:r>
+        <w:rPr>
+          <w:rStyle w:val="DecValTok"/>
+        </w:rPr>
+        <w:t xml:space="preserve">2022</w:t>
+      </w:r>
+      <w:r>
+        <w:rPr>
+          <w:rStyle w:val="SpecialCharTok"/>
+        </w:rPr>
+        <w:t xml:space="preserve">:</w:t>
+      </w:r>
+      <w:r>
+        <w:rPr>
+          <w:rStyle w:val="DecValTok"/>
+        </w:rPr>
+        <w:t xml:space="preserve">2024</w:t>
+      </w:r>
+      <w:r>
+        <w:br/>
+      </w:r>
+      <w:r>
+        <w:rPr>
+          <w:rStyle w:val="NormalTok"/>
+        </w:rPr>
+        <w:t xml:space="preserve">base_url </w:t>
+      </w:r>
+      <w:r>
+        <w:rPr>
+          <w:rStyle w:val="OtherTok"/>
+        </w:rPr>
+        <w:t xml:space="preserve">&lt;-</w:t>
+      </w:r>
+      <w:r>
+        <w:rPr>
+          <w:rStyle w:val="NormalTok"/>
+        </w:rPr>
+        <w:t xml:space="preserve"> </w:t>
+      </w:r>
+      <w:r>
+        <w:rPr>
+          <w:rStyle w:val="StringTok"/>
+        </w:rPr>
+        <w:t xml:space="preserve">"https://blobs.duckdb.org/flight-data-partitioned/"</w:t>
+      </w:r>
+      <w:r>
+        <w:br/>
+      </w:r>
+      <w:r>
+        <w:rPr>
+          <w:rStyle w:val="NormalTok"/>
+        </w:rPr>
+        <w:t xml:space="preserve">files </w:t>
+      </w:r>
+      <w:r>
+        <w:rPr>
+          <w:rStyle w:val="OtherTok"/>
+        </w:rPr>
+        <w:t xml:space="preserve">&lt;-</w:t>
+      </w:r>
+      <w:r>
+        <w:rPr>
+          <w:rStyle w:val="NormalTok"/>
+        </w:rPr>
+        <w:t xml:space="preserve"> </w:t>
+      </w:r>
+      <w:r>
+        <w:rPr>
+          <w:rStyle w:val="FunctionTok"/>
+        </w:rPr>
+        <w:t xml:space="preserve">paste0</w:t>
+      </w:r>
+      <w:r>
+        <w:rPr>
+          <w:rStyle w:val="NormalTok"/>
+        </w:rPr>
+        <w:t xml:space="preserve">(</w:t>
+      </w:r>
+      <w:r>
+        <w:rPr>
+          <w:rStyle w:val="StringTok"/>
+        </w:rPr>
+        <w:t xml:space="preserve">"Year="</w:t>
+      </w:r>
+      <w:r>
+        <w:rPr>
+          <w:rStyle w:val="NormalTok"/>
+        </w:rPr>
+        <w:t xml:space="preserve">, year, </w:t>
+      </w:r>
+      <w:r>
+        <w:rPr>
+          <w:rStyle w:val="StringTok"/>
+        </w:rPr>
+        <w:t xml:space="preserve">"/data_0.parquet"</w:t>
+      </w:r>
+      <w:r>
+        <w:rPr>
+          <w:rStyle w:val="NormalTok"/>
+        </w:rPr>
+        <w:t xml:space="preserve">)</w:t>
+      </w:r>
+      <w:r>
+        <w:br/>
+      </w:r>
+      <w:r>
+        <w:rPr>
+          <w:rStyle w:val="NormalTok"/>
+        </w:rPr>
+        <w:t xml:space="preserve">urls </w:t>
+      </w:r>
+      <w:r>
+        <w:rPr>
+          <w:rStyle w:val="OtherTok"/>
+        </w:rPr>
+        <w:t xml:space="preserve">&lt;-</w:t>
+      </w:r>
+      <w:r>
+        <w:rPr>
+          <w:rStyle w:val="NormalTok"/>
+        </w:rPr>
+        <w:t xml:space="preserve"> </w:t>
+      </w:r>
+      <w:r>
+        <w:rPr>
+          <w:rStyle w:val="FunctionTok"/>
+        </w:rPr>
+        <w:t xml:space="preserve">paste0</w:t>
+      </w:r>
+      <w:r>
+        <w:rPr>
+          <w:rStyle w:val="NormalTok"/>
+        </w:rPr>
+        <w:t xml:space="preserve">(base_url, files)</w:t>
+      </w:r>
+      <w:r>
+        <w:br/>
+      </w:r>
+      <w:r>
+        <w:rPr>
+          <w:rStyle w:val="FunctionTok"/>
+        </w:rPr>
+        <w:t xml:space="preserve">tibble</w:t>
+      </w:r>
+      <w:r>
+        <w:rPr>
+          <w:rStyle w:val="NormalTok"/>
+        </w:rPr>
+        <w:t xml:space="preserve">(urls)</w:t>
+      </w:r>
+    </w:p>
+    <w:p>
+      <w:pPr>
+        <w:pStyle w:val="SourceCode"/>
+      </w:pPr>
+      <w:r>
+        <w:rPr>
+          <w:rStyle w:val="VerbatimChar"/>
+        </w:rPr>
+        <w:t xml:space="preserve"># A tibble: 3 × 1</w:t>
+      </w:r>
+      <w:r>
+        <w:br/>
+      </w:r>
+      <w:r>
+        <w:rPr>
+          <w:rStyle w:val="VerbatimChar"/>
+        </w:rPr>
+        <w:t xml:space="preserve">  urls                                                                     </w:t>
+      </w:r>
+      <w:r>
+        <w:br/>
+      </w:r>
+      <w:r>
+        <w:rPr>
+          <w:rStyle w:val="VerbatimChar"/>
+        </w:rPr>
+        <w:t xml:space="preserve">  &lt;chr&gt;                                                                    </w:t>
+      </w:r>
+      <w:r>
+        <w:br/>
+      </w:r>
+      <w:r>
+        <w:rPr>
+          <w:rStyle w:val="VerbatimChar"/>
+        </w:rPr>
+        <w:t xml:space="preserve">1 https://blobs.duckdb.org/flight-data-partitioned/Year=2022/data_0.parquet</w:t>
+      </w:r>
+      <w:r>
+        <w:br/>
+      </w:r>
+      <w:r>
+        <w:rPr>
+          <w:rStyle w:val="VerbatimChar"/>
+        </w:rPr>
+        <w:t xml:space="preserve">2 https://blobs.duckdb.org/flight-data-partitioned/Year=2023/data_0.parquet</w:t>
+      </w:r>
+      <w:r>
+        <w:br/>
+      </w:r>
+      <w:r>
+        <w:rPr>
+          <w:rStyle w:val="VerbatimChar"/>
+        </w:rPr>
+        <w:t xml:space="preserve">3 https://blobs.duckdb.org/flight-data-partitioned/Year=2024/data_0.parquet</w:t>
+      </w:r>
+    </w:p>
+    <w:p>
+      <w:pPr>
+        <w:pStyle w:val="SourceCode"/>
+      </w:pPr>
+      <w:r>
+        <w:rPr>
+          <w:rStyle w:val="CommentTok"/>
+        </w:rPr>
+        <w:t xml:space="preserve"># Connect to the data (without downloading)</w:t>
+      </w:r>
+      <w:r>
+        <w:br/>
+      </w:r>
+      <w:r>
+        <w:rPr>
+          <w:rStyle w:val="NormalTok"/>
+        </w:rPr>
+        <w:t xml:space="preserve">flights </w:t>
+      </w:r>
+      <w:r>
+        <w:rPr>
+          <w:rStyle w:val="OtherTok"/>
+        </w:rPr>
+        <w:t xml:space="preserve">&lt;-</w:t>
+      </w:r>
+      <w:r>
+        <w:rPr>
+          <w:rStyle w:val="NormalTok"/>
+        </w:rPr>
+        <w:t xml:space="preserve"> </w:t>
+      </w:r>
+      <w:r>
+        <w:rPr>
+          <w:rStyle w:val="FunctionTok"/>
+        </w:rPr>
+        <w:t xml:space="preserve">read_parquet_duckdb</w:t>
+      </w:r>
+      <w:r>
+        <w:rPr>
+          <w:rStyle w:val="NormalTok"/>
+        </w:rPr>
+        <w:t xml:space="preserve">(urls)</w:t>
+      </w:r>
+      <w:r>
+        <w:br/>
+      </w:r>
+      <w:r>
+        <w:rPr>
+          <w:rStyle w:val="CommentTok"/>
+        </w:rPr>
+        <w:t xml:space="preserve"># nrow(flights) # It's not in memory!</w:t>
+      </w:r>
+      <w:r>
+        <w:br/>
+      </w:r>
+      <w:r>
+        <w:rPr>
+          <w:rStyle w:val="FunctionTok"/>
+        </w:rPr>
+        <w:t xml:space="preserve">count</w:t>
+      </w:r>
+      <w:r>
+        <w:rPr>
+          <w:rStyle w:val="NormalTok"/>
+        </w:rPr>
+        <w:t xml:space="preserve">(flights, Year) </w:t>
+      </w:r>
+      <w:r>
+        <w:rPr>
+          <w:rStyle w:val="CommentTok"/>
+        </w:rPr>
+        <w:t xml:space="preserve"># processing outside memory</w:t>
+      </w:r>
+    </w:p>
+    <w:p>
+      <w:pPr>
+        <w:pStyle w:val="SourceCode"/>
+      </w:pPr>
+      <w:r>
+        <w:rPr>
+          <w:rStyle w:val="VerbatimChar"/>
+        </w:rPr>
+        <w:t xml:space="preserve"># A duckplyr data frame: 2 variables</w:t>
+      </w:r>
+      <w:r>
+        <w:br/>
+      </w:r>
+      <w:r>
+        <w:rPr>
+          <w:rStyle w:val="VerbatimChar"/>
+        </w:rPr>
+        <w:t xml:space="preserve">   Year       n</w:t>
+      </w:r>
+      <w:r>
+        <w:br/>
+      </w:r>
+      <w:r>
+        <w:rPr>
+          <w:rStyle w:val="VerbatimChar"/>
+        </w:rPr>
+        <w:t xml:space="preserve">  &lt;dbl&gt;   &lt;int&gt;</w:t>
+      </w:r>
+      <w:r>
+        <w:br/>
+      </w:r>
+      <w:r>
+        <w:rPr>
+          <w:rStyle w:val="VerbatimChar"/>
+        </w:rPr>
+        <w:t xml:space="preserve">1  2022 6729125</w:t>
+      </w:r>
+      <w:r>
+        <w:br/>
+      </w:r>
+      <w:r>
+        <w:rPr>
+          <w:rStyle w:val="VerbatimChar"/>
+        </w:rPr>
+        <w:t xml:space="preserve">2  2023 6847899</w:t>
+      </w:r>
+      <w:r>
+        <w:br/>
+      </w:r>
+      <w:r>
+        <w:rPr>
+          <w:rStyle w:val="VerbatimChar"/>
+        </w:rPr>
+        <w:t xml:space="preserve">3  2024 3461319</w:t>
+      </w:r>
+    </w:p>
+    <w:p>
+      <w:pPr>
+        <w:pStyle w:val="SourceCode"/>
+      </w:pPr>
+      <w:r>
+        <w:rPr>
+          <w:rStyle w:val="CommentTok"/>
+        </w:rPr>
+        <w:t xml:space="preserve"># Complex queries can be executed on the remote data. Note how only the relevant columns are fetched and the 2024 data isn’t even touched, as it’s not needed for the result.</w:t>
+      </w:r>
+      <w:r>
+        <w:br/>
+      </w:r>
+      <w:r>
+        <w:rPr>
+          <w:rStyle w:val="NormalTok"/>
+        </w:rPr>
+        <w:t xml:space="preserve">out </w:t>
+      </w:r>
+      <w:r>
+        <w:rPr>
+          <w:rStyle w:val="OtherTok"/>
+        </w:rPr>
+        <w:t xml:space="preserve">&lt;-</w:t>
+      </w:r>
+      <w:r>
+        <w:br/>
+      </w:r>
+      <w:r>
+        <w:rPr>
+          <w:rStyle w:val="NormalTok"/>
+        </w:rPr>
+        <w:t xml:space="preserve">  flights </w:t>
+      </w:r>
+      <w:r>
+        <w:rPr>
+          <w:rStyle w:val="SpecialCharTok"/>
+        </w:rPr>
+        <w:t xml:space="preserve">|&gt;</w:t>
+      </w:r>
+      <w:r>
+        <w:br/>
+      </w:r>
+      <w:r>
+        <w:rPr>
+          <w:rStyle w:val="NormalTok"/>
+        </w:rPr>
+        <w:t xml:space="preserve">  </w:t>
+      </w:r>
+      <w:r>
+        <w:rPr>
+          <w:rStyle w:val="FunctionTok"/>
+        </w:rPr>
+        <w:t xml:space="preserve">mutate</w:t>
+      </w:r>
+      <w:r>
+        <w:rPr>
+          <w:rStyle w:val="NormalTok"/>
+        </w:rPr>
+        <w:t xml:space="preserve">(</w:t>
+      </w:r>
+      <w:r>
+        <w:rPr>
+          <w:rStyle w:val="AttributeTok"/>
+        </w:rPr>
+        <w:t xml:space="preserve">InFlightDelay =</w:t>
+      </w:r>
+      <w:r>
+        <w:rPr>
+          <w:rStyle w:val="NormalTok"/>
+        </w:rPr>
+        <w:t xml:space="preserve"> ArrDelay </w:t>
+      </w:r>
+      <w:r>
+        <w:rPr>
+          <w:rStyle w:val="SpecialCharTok"/>
+        </w:rPr>
+        <w:t xml:space="preserve">-</w:t>
+      </w:r>
+      <w:r>
+        <w:rPr>
+          <w:rStyle w:val="NormalTok"/>
+        </w:rPr>
+        <w:t xml:space="preserve"> DepDelay) </w:t>
+      </w:r>
+      <w:r>
+        <w:rPr>
+          <w:rStyle w:val="SpecialCharTok"/>
+        </w:rPr>
+        <w:t xml:space="preserve">|&gt;</w:t>
+      </w:r>
+      <w:r>
+        <w:br/>
+      </w:r>
+      <w:r>
+        <w:rPr>
+          <w:rStyle w:val="NormalTok"/>
+        </w:rPr>
+        <w:t xml:space="preserve">  </w:t>
+      </w:r>
+      <w:r>
+        <w:rPr>
+          <w:rStyle w:val="FunctionTok"/>
+        </w:rPr>
+        <w:t xml:space="preserve">summarize</w:t>
+      </w:r>
+      <w:r>
+        <w:rPr>
+          <w:rStyle w:val="NormalTok"/>
+        </w:rPr>
+        <w:t xml:space="preserve">(</w:t>
+      </w:r>
+      <w:r>
+        <w:br/>
+      </w:r>
+      <w:r>
+        <w:rPr>
+          <w:rStyle w:val="NormalTok"/>
+        </w:rPr>
+        <w:t xml:space="preserve">    </w:t>
+      </w:r>
+      <w:r>
+        <w:rPr>
+          <w:rStyle w:val="AttributeTok"/>
+        </w:rPr>
+        <w:t xml:space="preserve">.by =</w:t>
+      </w:r>
+      <w:r>
+        <w:rPr>
+          <w:rStyle w:val="NormalTok"/>
+        </w:rPr>
+        <w:t xml:space="preserve"> </w:t>
+      </w:r>
+      <w:r>
+        <w:rPr>
+          <w:rStyle w:val="FunctionTok"/>
+        </w:rPr>
+        <w:t xml:space="preserve">c</w:t>
+      </w:r>
+      <w:r>
+        <w:rPr>
+          <w:rStyle w:val="NormalTok"/>
+        </w:rPr>
+        <w:t xml:space="preserve">(Year, Month),</w:t>
+      </w:r>
+      <w:r>
+        <w:br/>
+      </w:r>
+      <w:r>
+        <w:rPr>
+          <w:rStyle w:val="NormalTok"/>
+        </w:rPr>
+        <w:t xml:space="preserve">    </w:t>
+      </w:r>
+      <w:r>
+        <w:rPr>
+          <w:rStyle w:val="AttributeTok"/>
+        </w:rPr>
+        <w:t xml:space="preserve">MeanInFlightDelay =</w:t>
+      </w:r>
+      <w:r>
+        <w:rPr>
+          <w:rStyle w:val="NormalTok"/>
+        </w:rPr>
+        <w:t xml:space="preserve"> </w:t>
+      </w:r>
+      <w:r>
+        <w:rPr>
+          <w:rStyle w:val="FunctionTok"/>
+        </w:rPr>
+        <w:t xml:space="preserve">mean</w:t>
+      </w:r>
+      <w:r>
+        <w:rPr>
+          <w:rStyle w:val="NormalTok"/>
+        </w:rPr>
+        <w:t xml:space="preserve">(InFlightDelay, </w:t>
+      </w:r>
+      <w:r>
+        <w:rPr>
+          <w:rStyle w:val="AttributeTok"/>
+        </w:rPr>
+        <w:t xml:space="preserve">na.rm =</w:t>
+      </w:r>
+      <w:r>
+        <w:rPr>
+          <w:rStyle w:val="NormalTok"/>
+        </w:rPr>
+        <w:t xml:space="preserve"> </w:t>
+      </w:r>
+      <w:r>
+        <w:rPr>
+          <w:rStyle w:val="ConstantTok"/>
+        </w:rPr>
+        <w:t xml:space="preserve">TRUE</w:t>
+      </w:r>
+      <w:r>
+        <w:rPr>
+          <w:rStyle w:val="NormalTok"/>
+        </w:rPr>
+        <w:t xml:space="preserve">),</w:t>
+      </w:r>
+      <w:r>
+        <w:br/>
+      </w:r>
+      <w:r>
+        <w:rPr>
+          <w:rStyle w:val="NormalTok"/>
+        </w:rPr>
+        <w:t xml:space="preserve">    </w:t>
+      </w:r>
+      <w:r>
+        <w:rPr>
+          <w:rStyle w:val="AttributeTok"/>
+        </w:rPr>
+        <w:t xml:space="preserve">MedianInFlightDelay =</w:t>
+      </w:r>
+      <w:r>
+        <w:rPr>
+          <w:rStyle w:val="NormalTok"/>
+        </w:rPr>
+        <w:t xml:space="preserve"> </w:t>
+      </w:r>
+      <w:r>
+        <w:rPr>
+          <w:rStyle w:val="FunctionTok"/>
+        </w:rPr>
+        <w:t xml:space="preserve">median</w:t>
+      </w:r>
+      <w:r>
+        <w:rPr>
+          <w:rStyle w:val="NormalTok"/>
+        </w:rPr>
+        <w:t xml:space="preserve">(InFlightDelay, </w:t>
+      </w:r>
+      <w:r>
+        <w:rPr>
+          <w:rStyle w:val="AttributeTok"/>
+        </w:rPr>
+        <w:t xml:space="preserve">na.rm =</w:t>
+      </w:r>
+      <w:r>
+        <w:rPr>
+          <w:rStyle w:val="NormalTok"/>
+        </w:rPr>
+        <w:t xml:space="preserve"> </w:t>
+      </w:r>
+      <w:r>
+        <w:rPr>
+          <w:rStyle w:val="ConstantTok"/>
+        </w:rPr>
+        <w:t xml:space="preserve">TRUE</w:t>
+      </w:r>
+      <w:r>
+        <w:rPr>
+          <w:rStyle w:val="NormalTok"/>
+        </w:rPr>
+        <w:t xml:space="preserve">),</w:t>
+      </w:r>
+      <w:r>
+        <w:br/>
+      </w:r>
+      <w:r>
+        <w:rPr>
+          <w:rStyle w:val="NormalTok"/>
+        </w:rPr>
+        <w:t xml:space="preserve">  ) </w:t>
+      </w:r>
+      <w:r>
+        <w:rPr>
+          <w:rStyle w:val="SpecialCharTok"/>
+        </w:rPr>
+        <w:t xml:space="preserve">|&gt;</w:t>
+      </w:r>
+      <w:r>
+        <w:br/>
+      </w:r>
+      <w:r>
+        <w:rPr>
+          <w:rStyle w:val="NormalTok"/>
+        </w:rPr>
+        <w:t xml:space="preserve">  </w:t>
+      </w:r>
+      <w:r>
+        <w:rPr>
+          <w:rStyle w:val="FunctionTok"/>
+        </w:rPr>
+        <w:t xml:space="preserve">filter</w:t>
+      </w:r>
+      <w:r>
+        <w:rPr>
+          <w:rStyle w:val="NormalTok"/>
+        </w:rPr>
+        <w:t xml:space="preserve">(Year </w:t>
+      </w:r>
+      <w:r>
+        <w:rPr>
+          <w:rStyle w:val="SpecialCharTok"/>
+        </w:rPr>
+        <w:t xml:space="preserve">&lt;</w:t>
+      </w:r>
+      <w:r>
+        <w:rPr>
+          <w:rStyle w:val="NormalTok"/>
+        </w:rPr>
+        <w:t xml:space="preserve"> </w:t>
+      </w:r>
+      <w:r>
+        <w:rPr>
+          <w:rStyle w:val="DecValTok"/>
+        </w:rPr>
+        <w:t xml:space="preserve">2024</w:t>
+      </w:r>
+      <w:r>
+        <w:rPr>
+          <w:rStyle w:val="NormalTok"/>
+        </w:rPr>
+        <w:t xml:space="preserve">)</w:t>
+      </w:r>
+      <w:r>
+        <w:br/>
+      </w:r>
+      <w:r>
+        <w:br/>
+      </w:r>
+      <w:r>
+        <w:rPr>
+          <w:rStyle w:val="NormalTok"/>
+        </w:rPr>
+        <w:t xml:space="preserve">out </w:t>
+      </w:r>
+      <w:r>
+        <w:rPr>
+          <w:rStyle w:val="SpecialCharTok"/>
+        </w:rPr>
+        <w:t xml:space="preserve">|&gt;</w:t>
+      </w:r>
+      <w:r>
+        <w:br/>
+      </w:r>
+      <w:r>
+        <w:rPr>
+          <w:rStyle w:val="NormalTok"/>
+        </w:rPr>
+        <w:t xml:space="preserve">  </w:t>
+      </w:r>
+      <w:r>
+        <w:rPr>
+          <w:rStyle w:val="FunctionTok"/>
+        </w:rPr>
+        <w:t xml:space="preserve">explain</w:t>
+      </w:r>
+      <w:r>
+        <w:rPr>
+          <w:rStyle w:val="NormalTok"/>
+        </w:rPr>
+        <w:t xml:space="preserve">()</w:t>
+      </w:r>
+    </w:p>
+    <w:p>
+      <w:pPr>
+        <w:pStyle w:val="SourceCode"/>
+      </w:pPr>
+      <w:r>
+        <w:rPr>
+          <w:rStyle w:val="VerbatimChar"/>
+        </w:rPr>
+        <w:t xml:space="preserve">┌───────────────────────────┐</w:t>
+      </w:r>
+      <w:r>
+        <w:br/>
+      </w:r>
+      <w:r>
+        <w:rPr>
+          <w:rStyle w:val="VerbatimChar"/>
+        </w:rPr>
+        <w:t xml:space="preserve">│       HASH_GROUP_BY       │</w:t>
+      </w:r>
+      <w:r>
+        <w:br/>
+      </w:r>
+      <w:r>
+        <w:rPr>
+          <w:rStyle w:val="VerbatimChar"/>
+        </w:rPr>
+        <w:t xml:space="preserve">│    ────────────────────   │</w:t>
+      </w:r>
+      <w:r>
+        <w:br/>
+      </w:r>
+      <w:r>
+        <w:rPr>
+          <w:rStyle w:val="VerbatimChar"/>
+        </w:rPr>
+        <w:t xml:space="preserve">│          Groups:          │</w:t>
+      </w:r>
+      <w:r>
+        <w:br/>
+      </w:r>
+      <w:r>
+        <w:rPr>
+          <w:rStyle w:val="VerbatimChar"/>
+        </w:rPr>
+        <w:t xml:space="preserve">│             #0            │</w:t>
+      </w:r>
+      <w:r>
+        <w:br/>
+      </w:r>
+      <w:r>
+        <w:rPr>
+          <w:rStyle w:val="VerbatimChar"/>
+        </w:rPr>
+        <w:t xml:space="preserve">│             #1            │</w:t>
+      </w:r>
+      <w:r>
+        <w:br/>
+      </w:r>
+      <w:r>
+        <w:rPr>
+          <w:rStyle w:val="VerbatimChar"/>
+        </w:rPr>
+        <w:t xml:space="preserve">│                           │</w:t>
+      </w:r>
+      <w:r>
+        <w:br/>
+      </w:r>
+      <w:r>
+        <w:rPr>
+          <w:rStyle w:val="VerbatimChar"/>
+        </w:rPr>
+        <w:t xml:space="preserve">│        Aggregates:        │</w:t>
+      </w:r>
+      <w:r>
+        <w:br/>
+      </w:r>
+      <w:r>
+        <w:rPr>
+          <w:rStyle w:val="VerbatimChar"/>
+        </w:rPr>
+        <w:t xml:space="preserve">│          mean(#2)         │</w:t>
+      </w:r>
+      <w:r>
+        <w:br/>
+      </w:r>
+      <w:r>
+        <w:rPr>
+          <w:rStyle w:val="VerbatimChar"/>
+        </w:rPr>
+        <w:t xml:space="preserve">│         median(#3)        │</w:t>
+      </w:r>
+      <w:r>
+        <w:br/>
+      </w:r>
+      <w:r>
+        <w:rPr>
+          <w:rStyle w:val="VerbatimChar"/>
+        </w:rPr>
+        <w:t xml:space="preserve">│                           │</w:t>
+      </w:r>
+      <w:r>
+        <w:br/>
+      </w:r>
+      <w:r>
+        <w:rPr>
+          <w:rStyle w:val="VerbatimChar"/>
+        </w:rPr>
+        <w:t xml:space="preserve">│      ~13,458,249 rows     │</w:t>
+      </w:r>
+      <w:r>
+        <w:br/>
+      </w:r>
+      <w:r>
+        <w:rPr>
+          <w:rStyle w:val="VerbatimChar"/>
+        </w:rPr>
+        <w:t xml:space="preserve">└─────────────┬─────────────┘</w:t>
+      </w:r>
+      <w:r>
+        <w:br/>
+      </w:r>
+      <w:r>
+        <w:rPr>
+          <w:rStyle w:val="VerbatimChar"/>
+        </w:rPr>
+        <w:t xml:space="preserve">┌─────────────┴─────────────┐</w:t>
+      </w:r>
+      <w:r>
+        <w:br/>
+      </w:r>
+      <w:r>
+        <w:rPr>
+          <w:rStyle w:val="VerbatimChar"/>
+        </w:rPr>
+        <w:t xml:space="preserve">│         PROJECTION        │</w:t>
+      </w:r>
+      <w:r>
+        <w:br/>
+      </w:r>
+      <w:r>
+        <w:rPr>
+          <w:rStyle w:val="VerbatimChar"/>
+        </w:rPr>
+        <w:t xml:space="preserve">│    ────────────────────   │</w:t>
+      </w:r>
+      <w:r>
+        <w:br/>
+      </w:r>
+      <w:r>
+        <w:rPr>
+          <w:rStyle w:val="VerbatimChar"/>
+        </w:rPr>
+        <w:t xml:space="preserve">│            Year           │</w:t>
+      </w:r>
+      <w:r>
+        <w:br/>
+      </w:r>
+      <w:r>
+        <w:rPr>
+          <w:rStyle w:val="VerbatimChar"/>
+        </w:rPr>
+        <w:t xml:space="preserve">│           Month           │</w:t>
+      </w:r>
+      <w:r>
+        <w:br/>
+      </w:r>
+      <w:r>
+        <w:rPr>
+          <w:rStyle w:val="VerbatimChar"/>
+        </w:rPr>
+        <w:t xml:space="preserve">│       InFlightDelay       │</w:t>
+      </w:r>
+      <w:r>
+        <w:br/>
+      </w:r>
+      <w:r>
+        <w:rPr>
+          <w:rStyle w:val="VerbatimChar"/>
+        </w:rPr>
+        <w:t xml:space="preserve">│       InFlightDelay       │</w:t>
+      </w:r>
+      <w:r>
+        <w:br/>
+      </w:r>
+      <w:r>
+        <w:rPr>
+          <w:rStyle w:val="VerbatimChar"/>
+        </w:rPr>
+        <w:t xml:space="preserve">│                           │</w:t>
+      </w:r>
+      <w:r>
+        <w:br/>
+      </w:r>
+      <w:r>
+        <w:rPr>
+          <w:rStyle w:val="VerbatimChar"/>
+        </w:rPr>
+        <w:t xml:space="preserve">│      ~13,458,250 rows     │</w:t>
+      </w:r>
+      <w:r>
+        <w:br/>
+      </w:r>
+      <w:r>
+        <w:rPr>
+          <w:rStyle w:val="VerbatimChar"/>
+        </w:rPr>
+        <w:t xml:space="preserve">└─────────────┬─────────────┘</w:t>
+      </w:r>
+      <w:r>
+        <w:br/>
+      </w:r>
+      <w:r>
+        <w:rPr>
+          <w:rStyle w:val="VerbatimChar"/>
+        </w:rPr>
+        <w:t xml:space="preserve">┌─────────────┴─────────────┐</w:t>
+      </w:r>
+      <w:r>
+        <w:br/>
+      </w:r>
+      <w:r>
+        <w:rPr>
+          <w:rStyle w:val="VerbatimChar"/>
+        </w:rPr>
+        <w:t xml:space="preserve">│         PROJECTION        │</w:t>
+      </w:r>
+      <w:r>
+        <w:br/>
+      </w:r>
+      <w:r>
+        <w:rPr>
+          <w:rStyle w:val="VerbatimChar"/>
+        </w:rPr>
+        <w:t xml:space="preserve">│    ────────────────────   │</w:t>
+      </w:r>
+      <w:r>
+        <w:br/>
+      </w:r>
+      <w:r>
+        <w:rPr>
+          <w:rStyle w:val="VerbatimChar"/>
+        </w:rPr>
+        <w:t xml:space="preserve">│            Year           │</w:t>
+      </w:r>
+      <w:r>
+        <w:br/>
+      </w:r>
+      <w:r>
+        <w:rPr>
+          <w:rStyle w:val="VerbatimChar"/>
+        </w:rPr>
+        <w:t xml:space="preserve">│           Month           │</w:t>
+      </w:r>
+      <w:r>
+        <w:br/>
+      </w:r>
+      <w:r>
+        <w:rPr>
+          <w:rStyle w:val="VerbatimChar"/>
+        </w:rPr>
+        <w:t xml:space="preserve">│       InFlightDelay       │</w:t>
+      </w:r>
+      <w:r>
+        <w:br/>
+      </w:r>
+      <w:r>
+        <w:rPr>
+          <w:rStyle w:val="VerbatimChar"/>
+        </w:rPr>
+        <w:t xml:space="preserve">│                           │</w:t>
+      </w:r>
+      <w:r>
+        <w:br/>
+      </w:r>
+      <w:r>
+        <w:rPr>
+          <w:rStyle w:val="VerbatimChar"/>
+        </w:rPr>
+        <w:t xml:space="preserve">│      ~13,458,250 rows     │</w:t>
+      </w:r>
+      <w:r>
+        <w:br/>
+      </w:r>
+      <w:r>
+        <w:rPr>
+          <w:rStyle w:val="VerbatimChar"/>
+        </w:rPr>
+        <w:t xml:space="preserve">└─────────────┬─────────────┘</w:t>
+      </w:r>
+      <w:r>
+        <w:br/>
+      </w:r>
+      <w:r>
+        <w:rPr>
+          <w:rStyle w:val="VerbatimChar"/>
+        </w:rPr>
+        <w:t xml:space="preserve">┌─────────────┴─────────────┐</w:t>
+      </w:r>
+      <w:r>
+        <w:br/>
+      </w:r>
+      <w:r>
+        <w:rPr>
+          <w:rStyle w:val="VerbatimChar"/>
+        </w:rPr>
+        <w:t xml:space="preserve">│       READ_PARQUET        │</w:t>
+      </w:r>
+      <w:r>
+        <w:br/>
+      </w:r>
+      <w:r>
+        <w:rPr>
+          <w:rStyle w:val="VerbatimChar"/>
+        </w:rPr>
+        <w:t xml:space="preserve">│    ────────────────────   │</w:t>
+      </w:r>
+      <w:r>
+        <w:br/>
+      </w:r>
+      <w:r>
+        <w:rPr>
+          <w:rStyle w:val="VerbatimChar"/>
+        </w:rPr>
+        <w:t xml:space="preserve">│         Function:         │</w:t>
+      </w:r>
+      <w:r>
+        <w:br/>
+      </w:r>
+      <w:r>
+        <w:rPr>
+          <w:rStyle w:val="VerbatimChar"/>
+        </w:rPr>
+        <w:t xml:space="preserve">│        READ_PARQUET       │</w:t>
+      </w:r>
+      <w:r>
+        <w:br/>
+      </w:r>
+      <w:r>
+        <w:rPr>
+          <w:rStyle w:val="VerbatimChar"/>
+        </w:rPr>
+        <w:t xml:space="preserve">│                           │</w:t>
+      </w:r>
+      <w:r>
+        <w:br/>
+      </w:r>
+      <w:r>
+        <w:rPr>
+          <w:rStyle w:val="VerbatimChar"/>
+        </w:rPr>
+        <w:t xml:space="preserve">│        Projections:       │</w:t>
+      </w:r>
+      <w:r>
+        <w:br/>
+      </w:r>
+      <w:r>
+        <w:rPr>
+          <w:rStyle w:val="VerbatimChar"/>
+        </w:rPr>
+        <w:t xml:space="preserve">│            Year           │</w:t>
+      </w:r>
+      <w:r>
+        <w:br/>
+      </w:r>
+      <w:r>
+        <w:rPr>
+          <w:rStyle w:val="VerbatimChar"/>
+        </w:rPr>
+        <w:t xml:space="preserve">│           Month           │</w:t>
+      </w:r>
+      <w:r>
+        <w:br/>
+      </w:r>
+      <w:r>
+        <w:rPr>
+          <w:rStyle w:val="VerbatimChar"/>
+        </w:rPr>
+        <w:t xml:space="preserve">│          DepDelay         │</w:t>
+      </w:r>
+      <w:r>
+        <w:br/>
+      </w:r>
+      <w:r>
+        <w:rPr>
+          <w:rStyle w:val="VerbatimChar"/>
+        </w:rPr>
+        <w:t xml:space="preserve">│          ArrDelay         │</w:t>
+      </w:r>
+      <w:r>
+        <w:br/>
+      </w:r>
+      <w:r>
+        <w:rPr>
+          <w:rStyle w:val="VerbatimChar"/>
+        </w:rPr>
+        <w:t xml:space="preserve">│                           │</w:t>
+      </w:r>
+      <w:r>
+        <w:br/>
+      </w:r>
+      <w:r>
+        <w:rPr>
+          <w:rStyle w:val="VerbatimChar"/>
+        </w:rPr>
+        <w:t xml:space="preserve">│       File Filters:       │</w:t>
+      </w:r>
+      <w:r>
+        <w:br/>
+      </w:r>
+      <w:r>
+        <w:rPr>
+          <w:rStyle w:val="VerbatimChar"/>
+        </w:rPr>
+        <w:t xml:space="preserve">│  (CAST(Year AS DOUBLE) &lt;  │</w:t>
+      </w:r>
+      <w:r>
+        <w:br/>
+      </w:r>
+      <w:r>
+        <w:rPr>
+          <w:rStyle w:val="VerbatimChar"/>
+        </w:rPr>
+        <w:t xml:space="preserve">│           2024.0)         │</w:t>
+      </w:r>
+      <w:r>
+        <w:br/>
+      </w:r>
+      <w:r>
+        <w:rPr>
+          <w:rStyle w:val="VerbatimChar"/>
+        </w:rPr>
+        <w:t xml:space="preserve">│                           │</w:t>
+      </w:r>
+      <w:r>
+        <w:br/>
+      </w:r>
+      <w:r>
+        <w:rPr>
+          <w:rStyle w:val="VerbatimChar"/>
+        </w:rPr>
+        <w:t xml:space="preserve">│    Scanning Files: 2/3    │</w:t>
+      </w:r>
+      <w:r>
+        <w:br/>
+      </w:r>
+      <w:r>
+        <w:rPr>
+          <w:rStyle w:val="VerbatimChar"/>
+        </w:rPr>
+        <w:t xml:space="preserve">│                           │</w:t>
+      </w:r>
+      <w:r>
+        <w:br/>
+      </w:r>
+      <w:r>
+        <w:rPr>
+          <w:rStyle w:val="VerbatimChar"/>
+        </w:rPr>
+        <w:t xml:space="preserve">│      ~13,458,250 rows     │</w:t>
+      </w:r>
+      <w:r>
+        <w:br/>
+      </w:r>
+      <w:r>
+        <w:rPr>
+          <w:rStyle w:val="VerbatimChar"/>
+        </w:rPr>
+        <w:t xml:space="preserve">└───────────────────────────┘</w:t>
+      </w:r>
+    </w:p>
+    <w:bookmarkEnd w:id="39"/>
+    <w:bookmarkStart w:id="40" w:name="duckdb-1"/>
+    <w:p>
+      <w:pPr>
+        <w:pStyle w:val="Heading2"/>
+      </w:pPr>
+      <w:r>
+        <w:t xml:space="preserve">DuckDB</w:t>
+      </w:r>
+    </w:p>
+    <w:p>
+      <w:pPr>
+        <w:pStyle w:val="Compact"/>
+        <w:numPr>
+          <w:ilvl w:val="0"/>
+          <w:numId w:val="1018"/>
+        </w:numPr>
+      </w:pPr>
+      <w:r>
+        <w:t xml:space="preserve">DuckDB is an</w:t>
+      </w:r>
+      <w:r>
+        <w:t xml:space="preserve"> </w:t>
+      </w:r>
+      <w:r>
+        <w:rPr>
+          <w:b/>
+          <w:bCs/>
+        </w:rPr>
+        <w:t xml:space="preserve">embedded analytical SQL database</w:t>
+      </w:r>
+      <w:r>
+        <w:t xml:space="preserve">.</w:t>
+      </w:r>
+    </w:p>
+    <w:p>
+      <w:pPr>
+        <w:pStyle w:val="Compact"/>
+        <w:numPr>
+          <w:ilvl w:val="0"/>
+          <w:numId w:val="1018"/>
+        </w:numPr>
+      </w:pPr>
+      <w:r>
+        <w:t xml:space="preserve">It supports standard SQL</w:t>
+      </w:r>
+    </w:p>
+    <w:p>
+      <w:pPr>
+        <w:pStyle w:val="Compact"/>
+        <w:numPr>
+          <w:ilvl w:val="0"/>
+          <w:numId w:val="1018"/>
+        </w:numPr>
+      </w:pPr>
+      <w:r>
+        <w:t xml:space="preserve">No server installation is required.</w:t>
+      </w:r>
+    </w:p>
+    <w:p>
+      <w:pPr>
+        <w:pStyle w:val="Compact"/>
+        <w:numPr>
+          <w:ilvl w:val="0"/>
+          <w:numId w:val="1018"/>
+        </w:numPr>
+      </w:pPr>
+      <w:r>
+        <w:t xml:space="preserve">Designed for analytical workloads</w:t>
+      </w:r>
+    </w:p>
+    <w:bookmarkEnd w:id="40"/>
+    <w:bookmarkStart w:id="41" w:name="duckdb-and-data-files"/>
+    <w:p>
+      <w:pPr>
+        <w:pStyle w:val="Heading2"/>
+      </w:pPr>
+      <w:r>
+        <w:t xml:space="preserve">DuckDB and Data Files</w:t>
+      </w:r>
+    </w:p>
+    <w:p>
+      <w:pPr>
+        <w:pStyle w:val="FirstParagraph"/>
+      </w:pPr>
+      <w:r>
+        <w:t xml:space="preserve">DuckDB can query files directly:</w:t>
+      </w:r>
+    </w:p>
+    <w:p>
+      <w:pPr>
+        <w:pStyle w:val="Compact"/>
+        <w:numPr>
+          <w:ilvl w:val="0"/>
+          <w:numId w:val="1019"/>
+        </w:numPr>
+      </w:pPr>
+      <w:r>
+        <w:t xml:space="preserve">Parquet</w:t>
+      </w:r>
+    </w:p>
+    <w:p>
+      <w:pPr>
+        <w:pStyle w:val="Compact"/>
+        <w:numPr>
+          <w:ilvl w:val="0"/>
+          <w:numId w:val="1019"/>
+        </w:numPr>
+      </w:pPr>
+      <w:r>
+        <w:t xml:space="preserve">CSV</w:t>
+      </w:r>
+    </w:p>
+    <w:p>
+      <w:pPr>
+        <w:pStyle w:val="Compact"/>
+        <w:numPr>
+          <w:ilvl w:val="0"/>
+          <w:numId w:val="1019"/>
+        </w:numPr>
+      </w:pPr>
+      <w:r>
+        <w:t xml:space="preserve">Arrow</w:t>
+      </w:r>
+    </w:p>
+    <w:p>
+      <w:pPr>
+        <w:pStyle w:val="Compact"/>
+        <w:numPr>
+          <w:ilvl w:val="0"/>
+          <w:numId w:val="1019"/>
+        </w:numPr>
+      </w:pPr>
+      <w:r>
+        <w:t xml:space="preserve">JSON</w:t>
+      </w:r>
+    </w:p>
+    <w:p>
+      <w:pPr>
+        <w:pStyle w:val="FirstParagraph"/>
+      </w:pPr>
+      <w:r>
+        <w:t xml:space="preserve">No data import is required.</w:t>
+      </w:r>
+    </w:p>
+    <w:bookmarkEnd w:id="41"/>
+    <w:bookmarkStart w:id="42" w:name="example-1"/>
+    <w:p>
+      <w:pPr>
+        <w:pStyle w:val="Heading2"/>
+      </w:pPr>
+      <w:r>
+        <w:t xml:space="preserve">Example</w:t>
+      </w:r>
+    </w:p>
+    <w:p>
+      <w:pPr>
+        <w:pStyle w:val="Compact"/>
+        <w:numPr>
+          <w:ilvl w:val="0"/>
+          <w:numId w:val="1020"/>
+        </w:numPr>
+      </w:pPr>
+      <w:r>
+        <w:t xml:space="preserve">Let’s say you used SAS to export your data to a csv file</w:t>
+      </w:r>
+    </w:p>
+    <w:p>
+      <w:pPr>
+        <w:pStyle w:val="Compact"/>
+        <w:numPr>
+          <w:ilvl w:val="0"/>
+          <w:numId w:val="1020"/>
+        </w:numPr>
+      </w:pPr>
+      <w:r>
+        <w:t xml:space="preserve">DuckDB can query the relevant data from that file directly and collect only the data you actually need!</w:t>
+      </w:r>
+    </w:p>
+    <w:p>
+      <w:pPr>
+        <w:pStyle w:val="SourceCode"/>
+      </w:pPr>
+      <w:r>
+        <w:rPr>
+          <w:rStyle w:val="NormalTok"/>
+        </w:rPr>
+        <w:t xml:space="preserve">csv_file </w:t>
+      </w:r>
+      <w:r>
+        <w:rPr>
+          <w:rStyle w:val="OtherTok"/>
+        </w:rPr>
+        <w:t xml:space="preserve">&lt;-</w:t>
+      </w:r>
+      <w:r>
+        <w:rPr>
+          <w:rStyle w:val="NormalTok"/>
+        </w:rPr>
+        <w:t xml:space="preserve"> </w:t>
+      </w:r>
+      <w:r>
+        <w:rPr>
+          <w:rStyle w:val="FunctionTok"/>
+        </w:rPr>
+        <w:t xml:space="preserve">tempfile</w:t>
+      </w:r>
+      <w:r>
+        <w:rPr>
+          <w:rStyle w:val="NormalTok"/>
+        </w:rPr>
+        <w:t xml:space="preserve">(</w:t>
+      </w:r>
+      <w:r>
+        <w:rPr>
+          <w:rStyle w:val="AttributeTok"/>
+        </w:rPr>
+        <w:t xml:space="preserve">fileext =</w:t>
+      </w:r>
+      <w:r>
+        <w:rPr>
+          <w:rStyle w:val="NormalTok"/>
+        </w:rPr>
+        <w:t xml:space="preserve"> </w:t>
+      </w:r>
+      <w:r>
+        <w:rPr>
+          <w:rStyle w:val="StringTok"/>
+        </w:rPr>
+        <w:t xml:space="preserve">".csv"</w:t>
+      </w:r>
+      <w:r>
+        <w:rPr>
+          <w:rStyle w:val="NormalTok"/>
+        </w:rPr>
+        <w:t xml:space="preserve">)</w:t>
+      </w:r>
+      <w:r>
+        <w:br/>
+      </w:r>
+      <w:r>
+        <w:rPr>
+          <w:rStyle w:val="FunctionTok"/>
+        </w:rPr>
+        <w:t xml:space="preserve">write.csv</w:t>
+      </w:r>
+      <w:r>
+        <w:rPr>
+          <w:rStyle w:val="NormalTok"/>
+        </w:rPr>
+        <w:t xml:space="preserve">(NHANES</w:t>
+      </w:r>
+      <w:r>
+        <w:rPr>
+          <w:rStyle w:val="SpecialCharTok"/>
+        </w:rPr>
+        <w:t xml:space="preserve">::</w:t>
+      </w:r>
+      <w:r>
+        <w:rPr>
+          <w:rStyle w:val="NormalTok"/>
+        </w:rPr>
+        <w:t xml:space="preserve">NHANES, csv_file)</w:t>
+      </w:r>
+      <w:r>
+        <w:br/>
+      </w:r>
+      <w:r>
+        <w:br/>
+      </w:r>
+      <w:r>
+        <w:rPr>
+          <w:rStyle w:val="FunctionTok"/>
+        </w:rPr>
+        <w:t xml:space="preserve">read_csv_duckdb</w:t>
+      </w:r>
+      <w:r>
+        <w:rPr>
+          <w:rStyle w:val="NormalTok"/>
+        </w:rPr>
+        <w:t xml:space="preserve">(csv_file) </w:t>
+      </w:r>
+      <w:r>
+        <w:rPr>
+          <w:rStyle w:val="SpecialCharTok"/>
+        </w:rPr>
+        <w:t xml:space="preserve">|&gt;</w:t>
+      </w:r>
+      <w:r>
+        <w:br/>
+      </w:r>
+      <w:r>
+        <w:rPr>
+          <w:rStyle w:val="NormalTok"/>
+        </w:rPr>
+        <w:t xml:space="preserve">  </w:t>
+      </w:r>
+      <w:r>
+        <w:rPr>
+          <w:rStyle w:val="FunctionTok"/>
+        </w:rPr>
+        <w:t xml:space="preserve">filter</w:t>
+      </w:r>
+      <w:r>
+        <w:rPr>
+          <w:rStyle w:val="NormalTok"/>
+        </w:rPr>
+        <w:t xml:space="preserve">(Age </w:t>
+      </w:r>
+      <w:r>
+        <w:rPr>
+          <w:rStyle w:val="SpecialCharTok"/>
+        </w:rPr>
+        <w:t xml:space="preserve">&gt;=</w:t>
+      </w:r>
+      <w:r>
+        <w:rPr>
+          <w:rStyle w:val="NormalTok"/>
+        </w:rPr>
+        <w:t xml:space="preserve"> </w:t>
+      </w:r>
+      <w:r>
+        <w:rPr>
+          <w:rStyle w:val="DecValTok"/>
+        </w:rPr>
+        <w:t xml:space="preserve">18</w:t>
+      </w:r>
+      <w:r>
+        <w:rPr>
+          <w:rStyle w:val="NormalTok"/>
+        </w:rPr>
+        <w:t xml:space="preserve">) </w:t>
+      </w:r>
+      <w:r>
+        <w:rPr>
+          <w:rStyle w:val="SpecialCharTok"/>
+        </w:rPr>
+        <w:t xml:space="preserve">|&gt;</w:t>
+      </w:r>
+      <w:r>
+        <w:br/>
+      </w:r>
+      <w:r>
+        <w:rPr>
+          <w:rStyle w:val="NormalTok"/>
+        </w:rPr>
+        <w:t xml:space="preserve">  </w:t>
+      </w:r>
+      <w:r>
+        <w:rPr>
+          <w:rStyle w:val="FunctionTok"/>
+        </w:rPr>
+        <w:t xml:space="preserve">summarise</w:t>
+      </w:r>
+      <w:r>
+        <w:rPr>
+          <w:rStyle w:val="NormalTok"/>
+        </w:rPr>
+        <w:t xml:space="preserve">(</w:t>
+      </w:r>
+      <w:r>
+        <w:rPr>
+          <w:rStyle w:val="AttributeTok"/>
+        </w:rPr>
+        <w:t xml:space="preserve">BMI_mean =</w:t>
+      </w:r>
+      <w:r>
+        <w:rPr>
+          <w:rStyle w:val="NormalTok"/>
+        </w:rPr>
+        <w:t xml:space="preserve"> </w:t>
+      </w:r>
+      <w:r>
+        <w:rPr>
+          <w:rStyle w:val="FunctionTok"/>
+        </w:rPr>
+        <w:t xml:space="preserve">mean</w:t>
+      </w:r>
+      <w:r>
+        <w:rPr>
+          <w:rStyle w:val="NormalTok"/>
+        </w:rPr>
+        <w:t xml:space="preserve">(</w:t>
+      </w:r>
+      <w:r>
+        <w:rPr>
+          <w:rStyle w:val="FunctionTok"/>
+        </w:rPr>
+        <w:t xml:space="preserve">as.numeric</w:t>
+      </w:r>
+      <w:r>
+        <w:rPr>
+          <w:rStyle w:val="NormalTok"/>
+        </w:rPr>
+        <w:t xml:space="preserve">(BMI), </w:t>
+      </w:r>
+      <w:r>
+        <w:rPr>
+          <w:rStyle w:val="AttributeTok"/>
+        </w:rPr>
+        <w:t xml:space="preserve">na.rm =</w:t>
+      </w:r>
+      <w:r>
+        <w:rPr>
+          <w:rStyle w:val="NormalTok"/>
+        </w:rPr>
+        <w:t xml:space="preserve"> </w:t>
+      </w:r>
+      <w:r>
+        <w:rPr>
+          <w:rStyle w:val="ConstantTok"/>
+        </w:rPr>
+        <w:t xml:space="preserve">TRUE</w:t>
+      </w:r>
+      <w:r>
+        <w:rPr>
+          <w:rStyle w:val="NormalTok"/>
+        </w:rPr>
+        <w:t xml:space="preserve">), </w:t>
+      </w:r>
+      <w:r>
+        <w:rPr>
+          <w:rStyle w:val="AttributeTok"/>
+        </w:rPr>
+        <w:t xml:space="preserve">.by =</w:t>
+      </w:r>
+      <w:r>
+        <w:rPr>
+          <w:rStyle w:val="NormalTok"/>
+        </w:rPr>
+        <w:t xml:space="preserve"> Gender)</w:t>
+      </w:r>
+    </w:p>
+    <w:p>
+      <w:pPr>
+        <w:pStyle w:val="SourceCode"/>
+      </w:pPr>
+      <w:r>
+        <w:rPr>
+          <w:rStyle w:val="VerbatimChar"/>
+        </w:rPr>
+        <w:t xml:space="preserve">Warning: There were 2 warnings in `summarise()`.</w:t>
+      </w:r>
+      <w:r>
+        <w:br/>
+      </w:r>
+      <w:r>
+        <w:rPr>
+          <w:rStyle w:val="VerbatimChar"/>
+        </w:rPr>
+        <w:t xml:space="preserve">The first warning was:</w:t>
+      </w:r>
+      <w:r>
+        <w:br/>
+      </w:r>
+      <w:r>
+        <w:rPr>
+          <w:rStyle w:val="VerbatimChar"/>
+        </w:rPr>
+        <w:t xml:space="preserve">ℹ In argument: `BMI_mean = mean(as.numeric(BMI), na.rm = TRUE)`.</w:t>
+      </w:r>
+      <w:r>
+        <w:br/>
+      </w:r>
+      <w:r>
+        <w:rPr>
+          <w:rStyle w:val="VerbatimChar"/>
+        </w:rPr>
+        <w:t xml:space="preserve">ℹ In group 1: `Gender = "male"`.</w:t>
+      </w:r>
+      <w:r>
+        <w:br/>
+      </w:r>
+      <w:r>
+        <w:rPr>
+          <w:rStyle w:val="VerbatimChar"/>
+        </w:rPr>
+        <w:t xml:space="preserve">Caused by warning in `mean()`:</w:t>
+      </w:r>
+      <w:r>
+        <w:br/>
+      </w:r>
+      <w:r>
+        <w:rPr>
+          <w:rStyle w:val="VerbatimChar"/>
+        </w:rPr>
+        <w:t xml:space="preserve">! NAs introduced by coercion</w:t>
+      </w:r>
+      <w:r>
+        <w:br/>
+      </w:r>
+      <w:r>
+        <w:rPr>
+          <w:rStyle w:val="VerbatimChar"/>
+        </w:rPr>
+        <w:t xml:space="preserve">ℹ Run `dplyr::last_dplyr_warnings()` to see the 1 remaining warning.</w:t>
+      </w:r>
+    </w:p>
+    <w:p>
+      <w:pPr>
+        <w:pStyle w:val="SourceCode"/>
+      </w:pPr>
+      <w:r>
+        <w:rPr>
+          <w:rStyle w:val="VerbatimChar"/>
+        </w:rPr>
+        <w:t xml:space="preserve"># A duckplyr data frame: 2 variables</w:t>
+      </w:r>
+      <w:r>
+        <w:br/>
+      </w:r>
+      <w:r>
+        <w:rPr>
+          <w:rStyle w:val="VerbatimChar"/>
+        </w:rPr>
+        <w:t xml:space="preserve">  Gender BMI_mean</w:t>
+      </w:r>
+      <w:r>
+        <w:br/>
+      </w:r>
+      <w:r>
+        <w:rPr>
+          <w:rStyle w:val="VerbatimChar"/>
+        </w:rPr>
+        <w:t xml:space="preserve">  &lt;chr&gt;     &lt;dbl&gt;</w:t>
+      </w:r>
+      <w:r>
+        <w:br/>
+      </w:r>
+      <w:r>
+        <w:rPr>
+          <w:rStyle w:val="VerbatimChar"/>
+        </w:rPr>
+        <w:t xml:space="preserve">1 male       28.7</w:t>
+      </w:r>
+      <w:r>
+        <w:br/>
+      </w:r>
+      <w:r>
+        <w:rPr>
+          <w:rStyle w:val="VerbatimChar"/>
+        </w:rPr>
+        <w:t xml:space="preserve">2 female     28.7</w:t>
+      </w:r>
+    </w:p>
+    <w:bookmarkEnd w:id="42"/>
+    <w:bookmarkStart w:id="46" w:name="parquet"/>
+    <w:p>
+      <w:pPr>
+        <w:pStyle w:val="Heading2"/>
+      </w:pPr>
+      <w:r>
+        <w:t xml:space="preserve">Parquet</w:t>
+      </w:r>
+    </w:p>
+    <w:p>
+      <w:pPr>
+        <w:pStyle w:val="Compact"/>
+        <w:numPr>
+          <w:ilvl w:val="0"/>
+          <w:numId w:val="1021"/>
+        </w:numPr>
+      </w:pPr>
+      <w:r>
+        <w:t xml:space="preserve">From Apache Arrow</w:t>
+      </w:r>
+    </w:p>
+    <w:p>
+      <w:pPr>
+        <w:pStyle w:val="Compact"/>
+        <w:numPr>
+          <w:ilvl w:val="0"/>
+          <w:numId w:val="1021"/>
+        </w:numPr>
+      </w:pPr>
+      <w:r>
+        <w:t xml:space="preserve">Open format</w:t>
+      </w:r>
+    </w:p>
+    <w:p>
+      <w:pPr>
+        <w:pStyle w:val="Compact"/>
+        <w:numPr>
+          <w:ilvl w:val="0"/>
+          <w:numId w:val="1021"/>
+        </w:numPr>
+      </w:pPr>
+      <w:r>
+        <w:t xml:space="preserve">flat files with possible hierarchical structure by transparent structure of folders and filenames</w:t>
+      </w:r>
+    </w:p>
+    <w:p>
+      <w:pPr>
+        <w:pStyle w:val="Compact"/>
+        <w:numPr>
+          <w:ilvl w:val="0"/>
+          <w:numId w:val="1021"/>
+        </w:numPr>
+      </w:pPr>
+      <w:r>
+        <w:t xml:space="preserve">very fast to read</w:t>
+      </w:r>
+    </w:p>
+    <w:p>
+      <w:r>
+        <w:pict>
+          <v:rect style="width:0;height:1.5pt" o:hralign="center" o:hrstd="t" o:hr="t"/>
+        </w:pict>
+      </w:r>
+    </w:p>
+    <w:p>
+      <w:pPr>
+        <w:pStyle w:val="FirstParagraph"/>
+      </w:pPr>
+      <w:r>
+        <w:drawing>
+          <wp:inline>
+            <wp:extent cx="5334000" cy="3517400"/>
+            <wp:effectExtent b="0" l="0" r="0" t="0"/>
+            <wp:docPr descr="" title="" id="44" name="Picture"/>
+            <a:graphic>
+              <a:graphicData uri="http://schemas.openxmlformats.org/drawingml/2006/picture">
+                <pic:pic>
+                  <pic:nvPicPr>
+                    <pic:cNvPr descr="images/paste-26.png" id="45" name="Picture"/>
+                    <pic:cNvPicPr>
+                      <a:picLocks noChangeArrowheads="1" noChangeAspect="1"/>
+                    </pic:cNvPicPr>
+                  </pic:nvPicPr>
+                  <pic:blipFill>
+                    <a:blip r:embed="rId43"/>
+                    <a:stretch>
+                      <a:fillRect/>
+                    </a:stretch>
+                  </pic:blipFill>
+                  <pic:spPr bwMode="auto">
+                    <a:xfrm>
+                      <a:off x="0" y="0"/>
+                      <a:ext cx="5334000" cy="3517400"/>
+                    </a:xfrm>
+                    <a:prstGeom prst="rect">
+                      <a:avLst/>
+                    </a:prstGeom>
+                    <a:noFill/>
+                    <a:ln w="9525">
+                      <a:noFill/>
+                      <a:headEnd/>
+                      <a:tailEnd/>
+                    </a:ln>
+                  </pic:spPr>
+                </pic:pic>
+              </a:graphicData>
+            </a:graphic>
+          </wp:inline>
+        </w:drawing>
+      </w:r>
+    </w:p>
+    <w:bookmarkEnd w:id="46"/>
+    <w:bookmarkStart w:id="47" w:name="example-2"/>
+    <w:p>
+      <w:pPr>
+        <w:pStyle w:val="Heading2"/>
+      </w:pPr>
+      <w:r>
+        <w:t xml:space="preserve">Example</w:t>
+      </w:r>
+    </w:p>
+    <w:p>
+      <w:pPr>
+        <w:pStyle w:val="Compact"/>
+        <w:numPr>
+          <w:ilvl w:val="0"/>
+          <w:numId w:val="1022"/>
+        </w:numPr>
+      </w:pPr>
+      <w:r>
+        <w:t xml:space="preserve">So we might work with CSV + DuckDB but it is even more efficient if we could convert the CSV to a parquete file</w:t>
+      </w:r>
+    </w:p>
+    <w:p>
+      <w:pPr>
+        <w:pStyle w:val="Compact"/>
+        <w:numPr>
+          <w:ilvl w:val="0"/>
+          <w:numId w:val="1022"/>
+        </w:numPr>
+      </w:pPr>
+      <w:r>
+        <w:t xml:space="preserve">The solution below reads all CSV data and then export it to a new parquet file</w:t>
+      </w:r>
+    </w:p>
+    <w:p>
+      <w:pPr>
+        <w:pStyle w:val="Compact"/>
+        <w:numPr>
+          <w:ilvl w:val="0"/>
+          <w:numId w:val="1022"/>
+        </w:numPr>
+      </w:pPr>
+      <w:r>
+        <w:t xml:space="preserve">This means that all data must still fit into memory</w:t>
+      </w:r>
+    </w:p>
+    <w:p>
+      <w:pPr>
+        <w:pStyle w:val="Compact"/>
+        <w:numPr>
+          <w:ilvl w:val="1"/>
+          <w:numId w:val="1023"/>
+        </w:numPr>
+      </w:pPr>
+      <w:r>
+        <w:t xml:space="preserve">If it doesn’t, do it chunk-wise (piece by piece, 1 M rows at the time or similar)</w:t>
+      </w:r>
+    </w:p>
+    <w:p>
+      <w:pPr>
+        <w:pStyle w:val="SourceCode"/>
+      </w:pPr>
+      <w:r>
+        <w:rPr>
+          <w:rStyle w:val="CommentTok"/>
+        </w:rPr>
+        <w:t xml:space="preserve"># install.packages("arrow")</w:t>
+      </w:r>
+      <w:r>
+        <w:br/>
+      </w:r>
+      <w:r>
+        <w:rPr>
+          <w:rStyle w:val="FunctionTok"/>
+        </w:rPr>
+        <w:t xml:space="preserve">library</w:t>
+      </w:r>
+      <w:r>
+        <w:rPr>
+          <w:rStyle w:val="NormalTok"/>
+        </w:rPr>
+        <w:t xml:space="preserve">(arrow)</w:t>
+      </w:r>
+      <w:r>
+        <w:br/>
+      </w:r>
+      <w:r>
+        <w:rPr>
+          <w:rStyle w:val="NormalTok"/>
+        </w:rPr>
+        <w:t xml:space="preserve">parquet_file </w:t>
+      </w:r>
+      <w:r>
+        <w:rPr>
+          <w:rStyle w:val="OtherTok"/>
+        </w:rPr>
+        <w:t xml:space="preserve">&lt;-</w:t>
+      </w:r>
+      <w:r>
+        <w:rPr>
+          <w:rStyle w:val="NormalTok"/>
+        </w:rPr>
+        <w:t xml:space="preserve"> </w:t>
+      </w:r>
+      <w:r>
+        <w:rPr>
+          <w:rStyle w:val="FunctionTok"/>
+        </w:rPr>
+        <w:t xml:space="preserve">tempfile</w:t>
+      </w:r>
+      <w:r>
+        <w:rPr>
+          <w:rStyle w:val="NormalTok"/>
+        </w:rPr>
+        <w:t xml:space="preserve">(</w:t>
+      </w:r>
+      <w:r>
+        <w:rPr>
+          <w:rStyle w:val="AttributeTok"/>
+        </w:rPr>
+        <w:t xml:space="preserve">fileext =</w:t>
+      </w:r>
+      <w:r>
+        <w:rPr>
+          <w:rStyle w:val="NormalTok"/>
+        </w:rPr>
+        <w:t xml:space="preserve"> </w:t>
+      </w:r>
+      <w:r>
+        <w:rPr>
+          <w:rStyle w:val="StringTok"/>
+        </w:rPr>
+        <w:t xml:space="preserve">".parquet"</w:t>
+      </w:r>
+      <w:r>
+        <w:rPr>
+          <w:rStyle w:val="NormalTok"/>
+        </w:rPr>
+        <w:t xml:space="preserve">)</w:t>
+      </w:r>
+      <w:r>
+        <w:br/>
+      </w:r>
+      <w:r>
+        <w:rPr>
+          <w:rStyle w:val="FunctionTok"/>
+        </w:rPr>
+        <w:t xml:space="preserve">read_csv_arrow</w:t>
+      </w:r>
+      <w:r>
+        <w:rPr>
+          <w:rStyle w:val="NormalTok"/>
+        </w:rPr>
+        <w:t xml:space="preserve">(csv_file) </w:t>
+      </w:r>
+      <w:r>
+        <w:rPr>
+          <w:rStyle w:val="SpecialCharTok"/>
+        </w:rPr>
+        <w:t xml:space="preserve">|&gt;</w:t>
+      </w:r>
+      <w:r>
+        <w:br/>
+      </w:r>
+      <w:r>
+        <w:rPr>
+          <w:rStyle w:val="NormalTok"/>
+        </w:rPr>
+        <w:t xml:space="preserve">  </w:t>
+      </w:r>
+      <w:r>
+        <w:rPr>
+          <w:rStyle w:val="FunctionTok"/>
+        </w:rPr>
+        <w:t xml:space="preserve">write_parquet</w:t>
+      </w:r>
+      <w:r>
+        <w:rPr>
+          <w:rStyle w:val="NormalTok"/>
+        </w:rPr>
+        <w:t xml:space="preserve">(parquet_file)</w:t>
+      </w:r>
+      <w:r>
+        <w:br/>
+      </w:r>
+      <w:r>
+        <w:br/>
+      </w:r>
+      <w:r>
+        <w:rPr>
+          <w:rStyle w:val="CommentTok"/>
+        </w:rPr>
+        <w:t xml:space="preserve"># Now</w:t>
+      </w:r>
+      <w:r>
+        <w:br/>
+      </w:r>
+      <w:r>
+        <w:rPr>
+          <w:rStyle w:val="FunctionTok"/>
+        </w:rPr>
+        <w:t xml:space="preserve">read_parquet_duckdb</w:t>
+      </w:r>
+      <w:r>
+        <w:rPr>
+          <w:rStyle w:val="NormalTok"/>
+        </w:rPr>
+        <w:t xml:space="preserve">(parquet_file)</w:t>
+      </w:r>
+    </w:p>
+    <w:p>
+      <w:pPr>
+        <w:pStyle w:val="SourceCode"/>
+      </w:pPr>
+      <w:r>
+        <w:rPr>
+          <w:rStyle w:val="VerbatimChar"/>
+        </w:rPr>
+        <w:t xml:space="preserve"># A duckplyr data frame: 77 variables</w:t>
+      </w:r>
+      <w:r>
+        <w:br/>
+      </w:r>
+      <w:r>
+        <w:rPr>
+          <w:rStyle w:val="VerbatimChar"/>
+        </w:rPr>
+        <w:t xml:space="preserve">      C0    ID SurveyYr Gender   Age AgeDecade AgeMonths Race1 Race3 Education  </w:t>
+      </w:r>
+      <w:r>
+        <w:br/>
+      </w:r>
+      <w:r>
+        <w:rPr>
+          <w:rStyle w:val="VerbatimChar"/>
+        </w:rPr>
+        <w:t xml:space="preserve">   &lt;int&gt; &lt;int&gt; &lt;chr&gt;    &lt;chr&gt;  &lt;int&gt; &lt;chr&gt;         &lt;int&gt; &lt;chr&gt; &lt;chr&gt; &lt;chr&gt;      </w:t>
+      </w:r>
+      <w:r>
+        <w:br/>
+      </w:r>
+      <w:r>
+        <w:rPr>
+          <w:rStyle w:val="VerbatimChar"/>
+        </w:rPr>
+        <w:t xml:space="preserve"> 1     1 51624 2009_10  male      34 " 30-39"        409 White &lt;NA&gt;  High School</w:t>
+      </w:r>
+      <w:r>
+        <w:br/>
+      </w:r>
+      <w:r>
+        <w:rPr>
+          <w:rStyle w:val="VerbatimChar"/>
+        </w:rPr>
+        <w:t xml:space="preserve"> 2     2 51624 2009_10  male      34 " 30-39"        409 White &lt;NA&gt;  High School</w:t>
+      </w:r>
+      <w:r>
+        <w:br/>
+      </w:r>
+      <w:r>
+        <w:rPr>
+          <w:rStyle w:val="VerbatimChar"/>
+        </w:rPr>
+        <w:t xml:space="preserve"> 3     3 51624 2009_10  male      34 " 30-39"        409 White &lt;NA&gt;  High School</w:t>
+      </w:r>
+      <w:r>
+        <w:br/>
+      </w:r>
+      <w:r>
+        <w:rPr>
+          <w:rStyle w:val="VerbatimChar"/>
+        </w:rPr>
+        <w:t xml:space="preserve"> 4     4 51625 2009_10  male       4 " 0-9"           49 Other &lt;NA&gt;  &lt;NA&gt;       </w:t>
+      </w:r>
+      <w:r>
+        <w:br/>
+      </w:r>
+      <w:r>
+        <w:rPr>
+          <w:rStyle w:val="VerbatimChar"/>
+        </w:rPr>
+        <w:t xml:space="preserve"> 5     5 51630 2009_10  female    49 " 40-49"        596 White &lt;NA&gt;  Some Colle…</w:t>
+      </w:r>
+      <w:r>
+        <w:br/>
+      </w:r>
+      <w:r>
+        <w:rPr>
+          <w:rStyle w:val="VerbatimChar"/>
+        </w:rPr>
+        <w:t xml:space="preserve"> 6     6 51638 2009_10  male       9 " 0-9"          115 White &lt;NA&gt;  &lt;NA&gt;       </w:t>
+      </w:r>
+      <w:r>
+        <w:br/>
+      </w:r>
+      <w:r>
+        <w:rPr>
+          <w:rStyle w:val="VerbatimChar"/>
+        </w:rPr>
+        <w:t xml:space="preserve"> 7     7 51646 2009_10  male       8 " 0-9"          101 White &lt;NA&gt;  &lt;NA&gt;       </w:t>
+      </w:r>
+      <w:r>
+        <w:br/>
+      </w:r>
+      <w:r>
+        <w:rPr>
+          <w:rStyle w:val="VerbatimChar"/>
+        </w:rPr>
+        <w:t xml:space="preserve"> 8     8 51647 2009_10  female    45 " 40-49"        541 White &lt;NA&gt;  College Gr…</w:t>
+      </w:r>
+      <w:r>
+        <w:br/>
+      </w:r>
+      <w:r>
+        <w:rPr>
+          <w:rStyle w:val="VerbatimChar"/>
+        </w:rPr>
+        <w:t xml:space="preserve"> 9     9 51647 2009_10  female    45 " 40-49"        541 White &lt;NA&gt;  College Gr…</w:t>
+      </w:r>
+      <w:r>
+        <w:br/>
+      </w:r>
+      <w:r>
+        <w:rPr>
+          <w:rStyle w:val="VerbatimChar"/>
+        </w:rPr>
+        <w:t xml:space="preserve">10    10 51647 2009_10  female    45 " 40-49"        541 White &lt;NA&gt;  College Gr…</w:t>
+      </w:r>
+      <w:r>
+        <w:br/>
+      </w:r>
+      <w:r>
+        <w:rPr>
+          <w:rStyle w:val="VerbatimChar"/>
+        </w:rPr>
+        <w:t xml:space="preserve"># ℹ more rows</w:t>
+      </w:r>
+      <w:r>
+        <w:br/>
+      </w:r>
+      <w:r>
+        <w:rPr>
+          <w:rStyle w:val="VerbatimChar"/>
+        </w:rPr>
+        <w:t xml:space="preserve"># ℹ 67 more variables: MaritalStatus &lt;chr&gt;, HHIncome &lt;chr&gt;, HHIncomeMid &lt;int&gt;,</w:t>
+      </w:r>
+      <w:r>
+        <w:br/>
+      </w:r>
+      <w:r>
+        <w:rPr>
+          <w:rStyle w:val="VerbatimChar"/>
+        </w:rPr>
+        <w:t xml:space="preserve">#   Poverty &lt;dbl&gt;, HomeRooms &lt;int&gt;, HomeOwn &lt;chr&gt;, Work &lt;chr&gt;, Weight &lt;dbl&gt;,</w:t>
+      </w:r>
+      <w:r>
+        <w:br/>
+      </w:r>
+      <w:r>
+        <w:rPr>
+          <w:rStyle w:val="VerbatimChar"/>
+        </w:rPr>
+        <w:t xml:space="preserve">#   Length &lt;dbl&gt;, HeadCirc &lt;dbl&gt;, Height &lt;dbl&gt;, BMI &lt;dbl&gt;,</w:t>
+      </w:r>
+      <w:r>
+        <w:br/>
+      </w:r>
+      <w:r>
+        <w:rPr>
+          <w:rStyle w:val="VerbatimChar"/>
+        </w:rPr>
+        <w:t xml:space="preserve">#   BMICatUnder20yrs &lt;chr&gt;, BMI_WHO &lt;chr&gt;, Pulse &lt;int&gt;, BPSysAve &lt;int&gt;,</w:t>
+      </w:r>
+      <w:r>
+        <w:br/>
+      </w:r>
+      <w:r>
+        <w:rPr>
+          <w:rStyle w:val="VerbatimChar"/>
+        </w:rPr>
+        <w:t xml:space="preserve">#   BPDiaAve &lt;int&gt;, BPSys1 &lt;int&gt;, BPDia1 &lt;int&gt;, BPSys2 &lt;int&gt;, BPDia2 &lt;int&gt;,</w:t>
+      </w:r>
+      <w:r>
+        <w:br/>
+      </w:r>
+      <w:r>
+        <w:rPr>
+          <w:rStyle w:val="VerbatimChar"/>
+        </w:rPr>
+        <w:t xml:space="preserve">#   BPSys3 &lt;int&gt;, BPDia3 &lt;int&gt;, Testosterone &lt;dbl&gt;, DirectChol &lt;dbl&gt;, …</w:t>
+      </w:r>
+    </w:p>
+    <w:bookmarkEnd w:id="47"/>
+    <w:bookmarkStart w:id="48" w:name="tidy-data"/>
+    <w:p>
+      <w:pPr>
+        <w:pStyle w:val="Heading2"/>
+      </w:pPr>
+      <w:r>
+        <w:t xml:space="preserve">tidy data</w:t>
+      </w:r>
+    </w:p>
+    <w:p>
+      <w:pPr>
+        <w:pStyle w:val="Compact"/>
+        <w:numPr>
+          <w:ilvl w:val="0"/>
+          <w:numId w:val="1024"/>
+        </w:numPr>
+      </w:pPr>
+      <w:r>
+        <w:rPr>
+          <w:rStyle w:val="VerbatimChar"/>
+        </w:rPr>
+        <w:t xml:space="preserve">duckplyr</w:t>
+      </w:r>
+      <w:r>
+        <w:t xml:space="preserve"> </w:t>
+      </w:r>
+      <w:r>
+        <w:t xml:space="preserve">let’s you use the familiar dplyr/tidyverse syntax</w:t>
+      </w:r>
+    </w:p>
+    <w:p>
+      <w:pPr>
+        <w:pStyle w:val="Compact"/>
+        <w:numPr>
+          <w:ilvl w:val="0"/>
+          <w:numId w:val="1024"/>
+        </w:numPr>
+      </w:pPr>
+      <w:r>
+        <w:t xml:space="preserve">If certain steps in your pipeline are not compatible with DuckDB, data might be collected into memory and the pipeline contonous nevertheless</w:t>
+      </w:r>
+    </w:p>
+    <w:p>
+      <w:pPr>
+        <w:pStyle w:val="Compact"/>
+        <w:numPr>
+          <w:ilvl w:val="0"/>
+          <w:numId w:val="1024"/>
+        </w:numPr>
+      </w:pPr>
+      <w:r>
+        <w:t xml:space="preserve">After filteringen/aggregation etc you can always choose to</w:t>
+      </w:r>
+      <w:r>
+        <w:t xml:space="preserve"> </w:t>
+      </w:r>
+      <w:r>
+        <w:rPr>
+          <w:rStyle w:val="VerbatimChar"/>
+        </w:rPr>
+        <w:t xml:space="preserve">collect()</w:t>
+      </w:r>
+      <w:r>
+        <w:t xml:space="preserve"> </w:t>
+      </w:r>
+      <w:r>
+        <w:t xml:space="preserve">the data and use your ordinary workflow from there</w:t>
+      </w:r>
+    </w:p>
+    <w:bookmarkEnd w:id="48"/>
+    <w:bookmarkStart w:id="50" w:name="fater-in-memory"/>
+    <w:p>
+      <w:pPr>
+        <w:pStyle w:val="Heading2"/>
+      </w:pPr>
+      <w:r>
+        <w:t xml:space="preserve">Fater in memory?</w:t>
+      </w:r>
+    </w:p>
+    <w:p>
+      <w:pPr>
+        <w:pStyle w:val="Compact"/>
+        <w:numPr>
+          <w:ilvl w:val="0"/>
+          <w:numId w:val="1025"/>
+        </w:numPr>
+      </w:pPr>
+      <w:r>
+        <w:t xml:space="preserve">DuckDB and</w:t>
+      </w:r>
+      <w:r>
+        <w:t xml:space="preserve"> </w:t>
+      </w:r>
+      <w:r>
+        <w:rPr>
+          <w:rStyle w:val="VerbatimChar"/>
+        </w:rPr>
+        <w:t xml:space="preserve">{duckplyr}</w:t>
+      </w:r>
+      <w:r>
+        <w:t xml:space="preserve"> </w:t>
+      </w:r>
+      <w:r>
+        <w:t xml:space="preserve">makes it possible to work with data which does not fit into memory</w:t>
+      </w:r>
+    </w:p>
+    <w:p>
+      <w:pPr>
+        <w:pStyle w:val="Compact"/>
+        <w:numPr>
+          <w:ilvl w:val="0"/>
+          <w:numId w:val="1025"/>
+        </w:numPr>
+      </w:pPr>
+      <w:r>
+        <w:t xml:space="preserve">What if data would fit?</w:t>
+      </w:r>
+    </w:p>
+    <w:p>
+      <w:pPr>
+        <w:pStyle w:val="Compact"/>
+        <w:numPr>
+          <w:ilvl w:val="1"/>
+          <w:numId w:val="1026"/>
+        </w:numPr>
+      </w:pPr>
+      <w:r>
+        <w:t xml:space="preserve">You can use tibbles and dplyr etc of course …</w:t>
+      </w:r>
+    </w:p>
+    <w:p>
+      <w:pPr>
+        <w:pStyle w:val="Compact"/>
+        <w:numPr>
+          <w:ilvl w:val="2"/>
+          <w:numId w:val="1027"/>
+        </w:numPr>
+      </w:pPr>
+      <w:r>
+        <w:t xml:space="preserve">… but it might be terribly slooooooooooooow … for big enough data</w:t>
+      </w:r>
+    </w:p>
+    <w:p>
+      <w:pPr>
+        <w:pStyle w:val="Compact"/>
+        <w:numPr>
+          <w:ilvl w:val="2"/>
+          <w:numId w:val="1027"/>
+        </w:numPr>
+      </w:pPr>
+      <w:r>
+        <w:t xml:space="preserve">(Although dplyr also gets some</w:t>
+      </w:r>
+      <w:r>
+        <w:t xml:space="preserve"> </w:t>
+      </w:r>
+      <w:hyperlink r:id="rId49">
+        <w:r>
+          <w:rPr>
+            <w:rStyle w:val="Hyperlink"/>
+          </w:rPr>
+          <w:t xml:space="preserve">speed improvements</w:t>
+        </w:r>
+      </w:hyperlink>
+      <w:r>
+        <w:t xml:space="preserve">from time to time)</w:t>
+      </w:r>
+    </w:p>
+    <w:p>
+      <w:pPr>
+        <w:pStyle w:val="Compact"/>
+        <w:numPr>
+          <w:ilvl w:val="0"/>
+          <w:numId w:val="1025"/>
+        </w:numPr>
+      </w:pPr>
+      <w:r>
+        <w:rPr>
+          <w:rStyle w:val="VerbatimChar"/>
+        </w:rPr>
+        <w:t xml:space="preserve">{data.table}</w:t>
+      </w:r>
+      <w:r>
+        <w:t xml:space="preserve"> </w:t>
+      </w:r>
+      <w:r>
+        <w:t xml:space="preserve">is much more efficient!</w:t>
+      </w:r>
+    </w:p>
+    <w:bookmarkEnd w:id="50"/>
+    <w:bookmarkStart w:id="51" w:name="data.table"/>
+    <w:p>
+      <w:pPr>
+        <w:pStyle w:val="Heading2"/>
+      </w:pPr>
+      <w:r>
+        <w:t xml:space="preserve">data.table</w:t>
+      </w:r>
+    </w:p>
+    <w:p>
+      <w:pPr>
+        <w:pStyle w:val="Compact"/>
+        <w:numPr>
+          <w:ilvl w:val="0"/>
+          <w:numId w:val="1028"/>
+        </w:numPr>
+      </w:pPr>
+      <w:r>
+        <w:t xml:space="preserve">Share basic properties with data frames (</w:t>
+      </w:r>
+      <w:r>
+        <w:rPr>
+          <w:rStyle w:val="VerbatimChar"/>
+        </w:rPr>
+        <w:t xml:space="preserve">dt[i, j]; merge()</w:t>
+      </w:r>
+      <w:r>
+        <w:t xml:space="preserve">)</w:t>
+      </w:r>
+    </w:p>
+    <w:p>
+      <w:pPr>
+        <w:pStyle w:val="Compact"/>
+        <w:numPr>
+          <w:ilvl w:val="0"/>
+          <w:numId w:val="1028"/>
+        </w:numPr>
+      </w:pPr>
+      <w:r>
+        <w:t xml:space="preserve">Has been around since 2006 (stable and well used, even older than tidyverse)</w:t>
+      </w:r>
+    </w:p>
+    <w:p>
+      <w:pPr>
+        <w:pStyle w:val="Compact"/>
+        <w:numPr>
+          <w:ilvl w:val="0"/>
+          <w:numId w:val="1028"/>
+        </w:numPr>
+      </w:pPr>
+      <w:r>
+        <w:t xml:space="preserve">faster alternatives to base:</w:t>
+      </w:r>
+      <w:r>
+        <w:t xml:space="preserve"> </w:t>
+      </w:r>
+      <w:r>
+        <w:rPr>
+          <w:rStyle w:val="VerbatimChar"/>
+        </w:rPr>
+        <w:t xml:space="preserve">fifelse(), fcase(), forder(), fread(), fcoalesce(), as.IDate(), %chin%</w:t>
+      </w:r>
+    </w:p>
+    <w:p>
+      <w:pPr>
+        <w:pStyle w:val="Compact"/>
+        <w:numPr>
+          <w:ilvl w:val="0"/>
+          <w:numId w:val="1028"/>
+        </w:numPr>
+      </w:pPr>
+      <w:r>
+        <w:t xml:space="preserve">C and GForce (some difficulties on Mac …)</w:t>
+      </w:r>
+    </w:p>
+    <w:p>
+      <w:pPr>
+        <w:pStyle w:val="Compact"/>
+        <w:numPr>
+          <w:ilvl w:val="0"/>
+          <w:numId w:val="1028"/>
+        </w:numPr>
+      </w:pPr>
+      <w:r>
+        <w:t xml:space="preserve">integer based keys and indices (compare to data bases)</w:t>
+      </w:r>
+    </w:p>
+    <w:p>
+      <w:pPr>
+        <w:pStyle w:val="Compact"/>
+        <w:numPr>
+          <w:ilvl w:val="0"/>
+          <w:numId w:val="1028"/>
+        </w:numPr>
+      </w:pPr>
+      <w:r>
+        <w:t xml:space="preserve">Reference semantics (no need to copy on modification)</w:t>
+      </w:r>
+    </w:p>
+    <w:p>
+      <w:pPr>
+        <w:pStyle w:val="Compact"/>
+        <w:numPr>
+          <w:ilvl w:val="0"/>
+          <w:numId w:val="1028"/>
+        </w:numPr>
+      </w:pPr>
+      <w:r>
+        <w:t xml:space="preserve">Very flexible and compact (but perhaps unusual) syntax</w:t>
+      </w:r>
+    </w:p>
+    <w:bookmarkEnd w:id="51"/>
+    <w:bookmarkStart w:id="52" w:name="example-3"/>
+    <w:p>
+      <w:pPr>
+        <w:pStyle w:val="Heading2"/>
+      </w:pPr>
+      <w:r>
+        <w:t xml:space="preserve">Example</w:t>
+      </w:r>
+    </w:p>
+    <w:p>
+      <w:pPr>
+        <w:pStyle w:val="SourceCode"/>
+      </w:pPr>
+      <w:r>
+        <w:rPr>
+          <w:rStyle w:val="FunctionTok"/>
+        </w:rPr>
+        <w:t xml:space="preserve">library</w:t>
+      </w:r>
+      <w:r>
+        <w:rPr>
+          <w:rStyle w:val="NormalTok"/>
+        </w:rPr>
+        <w:t xml:space="preserve">(data.table)</w:t>
+      </w:r>
+      <w:r>
+        <w:br/>
+      </w:r>
+      <w:r>
+        <w:rPr>
+          <w:rStyle w:val="NormalTok"/>
+        </w:rPr>
+        <w:t xml:space="preserve">dt </w:t>
+      </w:r>
+      <w:r>
+        <w:rPr>
+          <w:rStyle w:val="OtherTok"/>
+        </w:rPr>
+        <w:t xml:space="preserve">&lt;-</w:t>
+      </w:r>
+      <w:r>
+        <w:rPr>
+          <w:rStyle w:val="NormalTok"/>
+        </w:rPr>
+        <w:t xml:space="preserve"> NHANES</w:t>
+      </w:r>
+      <w:r>
+        <w:rPr>
+          <w:rStyle w:val="SpecialCharTok"/>
+        </w:rPr>
+        <w:t xml:space="preserve">::</w:t>
+      </w:r>
+      <w:r>
+        <w:rPr>
+          <w:rStyle w:val="NormalTok"/>
+        </w:rPr>
+        <w:t xml:space="preserve">NHANES</w:t>
+      </w:r>
+      <w:r>
+        <w:br/>
+      </w:r>
+      <w:r>
+        <w:rPr>
+          <w:rStyle w:val="FunctionTok"/>
+        </w:rPr>
+        <w:t xml:space="preserve">setDT</w:t>
+      </w:r>
+      <w:r>
+        <w:rPr>
+          <w:rStyle w:val="NormalTok"/>
+        </w:rPr>
+        <w:t xml:space="preserve">(dt)</w:t>
+      </w:r>
+      <w:r>
+        <w:br/>
+      </w:r>
+      <w:r>
+        <w:rPr>
+          <w:rStyle w:val="FunctionTok"/>
+        </w:rPr>
+        <w:t xml:space="preserve">setkey</w:t>
+      </w:r>
+      <w:r>
+        <w:rPr>
+          <w:rStyle w:val="NormalTok"/>
+        </w:rPr>
+        <w:t xml:space="preserve">(dt, ID) </w:t>
+      </w:r>
+      <w:r>
+        <w:rPr>
+          <w:rStyle w:val="CommentTok"/>
+        </w:rPr>
+        <w:t xml:space="preserve"># Use the ID column as index</w:t>
+      </w:r>
+      <w:r>
+        <w:br/>
+      </w:r>
+      <w:r>
+        <w:rPr>
+          <w:rStyle w:val="CommentTok"/>
+        </w:rPr>
+        <w:t xml:space="preserve"># How many adults by gender do we have</w:t>
+      </w:r>
+      <w:r>
+        <w:br/>
+      </w:r>
+      <w:r>
+        <w:rPr>
+          <w:rStyle w:val="NormalTok"/>
+        </w:rPr>
+        <w:t xml:space="preserve">dt[Age </w:t>
+      </w:r>
+      <w:r>
+        <w:rPr>
+          <w:rStyle w:val="SpecialCharTok"/>
+        </w:rPr>
+        <w:t xml:space="preserve">&gt;=</w:t>
+      </w:r>
+      <w:r>
+        <w:rPr>
+          <w:rStyle w:val="NormalTok"/>
+        </w:rPr>
+        <w:t xml:space="preserve"> </w:t>
+      </w:r>
+      <w:r>
+        <w:rPr>
+          <w:rStyle w:val="DecValTok"/>
+        </w:rPr>
+        <w:t xml:space="preserve">18</w:t>
+      </w:r>
+      <w:r>
+        <w:rPr>
+          <w:rStyle w:val="NormalTok"/>
+        </w:rPr>
+        <w:t xml:space="preserve">, .N, Gender]</w:t>
+      </w:r>
+    </w:p>
+    <w:p>
+      <w:pPr>
+        <w:pStyle w:val="SourceCode"/>
+      </w:pPr>
+      <w:r>
+        <w:rPr>
+          <w:rStyle w:val="VerbatimChar"/>
+        </w:rPr>
+        <w:t xml:space="preserve">   Gender     N</w:t>
+      </w:r>
+      <w:r>
+        <w:br/>
+      </w:r>
+      <w:r>
+        <w:rPr>
+          <w:rStyle w:val="VerbatimChar"/>
+        </w:rPr>
+        <w:t xml:space="preserve">   &lt;fctr&gt; &lt;int&gt;</w:t>
+      </w:r>
+      <w:r>
+        <w:br/>
+      </w:r>
+      <w:r>
+        <w:rPr>
+          <w:rStyle w:val="VerbatimChar"/>
+        </w:rPr>
+        <w:t xml:space="preserve">1:   male  3686</w:t>
+      </w:r>
+      <w:r>
+        <w:br/>
+      </w:r>
+      <w:r>
+        <w:rPr>
+          <w:rStyle w:val="VerbatimChar"/>
+        </w:rPr>
+        <w:t xml:space="preserve">2: female  3795</w:t>
+      </w:r>
+    </w:p>
+    <w:p>
+      <w:pPr>
+        <w:pStyle w:val="SourceCode"/>
+      </w:pPr>
+      <w:r>
+        <w:rPr>
+          <w:rStyle w:val="CommentTok"/>
+        </w:rPr>
+        <w:t xml:space="preserve"># Mean BMI by gender</w:t>
+      </w:r>
+      <w:r>
+        <w:br/>
+      </w:r>
+      <w:r>
+        <w:rPr>
+          <w:rStyle w:val="NormalTok"/>
+        </w:rPr>
+        <w:t xml:space="preserve">dt[Age </w:t>
+      </w:r>
+      <w:r>
+        <w:rPr>
+          <w:rStyle w:val="SpecialCharTok"/>
+        </w:rPr>
+        <w:t xml:space="preserve">&gt;=</w:t>
+      </w:r>
+      <w:r>
+        <w:rPr>
+          <w:rStyle w:val="NormalTok"/>
+        </w:rPr>
+        <w:t xml:space="preserve"> </w:t>
+      </w:r>
+      <w:r>
+        <w:rPr>
+          <w:rStyle w:val="DecValTok"/>
+        </w:rPr>
+        <w:t xml:space="preserve">18</w:t>
+      </w:r>
+      <w:r>
+        <w:rPr>
+          <w:rStyle w:val="NormalTok"/>
+        </w:rPr>
+        <w:t xml:space="preserve">, </w:t>
+      </w:r>
+      <w:r>
+        <w:rPr>
+          <w:rStyle w:val="FunctionTok"/>
+        </w:rPr>
+        <w:t xml:space="preserve">mean</w:t>
+      </w:r>
+      <w:r>
+        <w:rPr>
+          <w:rStyle w:val="NormalTok"/>
+        </w:rPr>
+        <w:t xml:space="preserve">(BMI, </w:t>
+      </w:r>
+      <w:r>
+        <w:rPr>
+          <w:rStyle w:val="AttributeTok"/>
+        </w:rPr>
+        <w:t xml:space="preserve">na.rm =</w:t>
+      </w:r>
+      <w:r>
+        <w:rPr>
+          <w:rStyle w:val="NormalTok"/>
+        </w:rPr>
+        <w:t xml:space="preserve"> </w:t>
+      </w:r>
+      <w:r>
+        <w:rPr>
+          <w:rStyle w:val="ConstantTok"/>
+        </w:rPr>
+        <w:t xml:space="preserve">TRUE</w:t>
+      </w:r>
+      <w:r>
+        <w:rPr>
+          <w:rStyle w:val="NormalTok"/>
+        </w:rPr>
+        <w:t xml:space="preserve">), Gender]</w:t>
+      </w:r>
+    </w:p>
+    <w:p>
+      <w:pPr>
+        <w:pStyle w:val="SourceCode"/>
+      </w:pPr>
+      <w:r>
+        <w:rPr>
+          <w:rStyle w:val="VerbatimChar"/>
+        </w:rPr>
+        <w:t xml:space="preserve">   Gender       V1</w:t>
+      </w:r>
+      <w:r>
+        <w:br/>
+      </w:r>
+      <w:r>
+        <w:rPr>
+          <w:rStyle w:val="VerbatimChar"/>
+        </w:rPr>
+        <w:t xml:space="preserve">   &lt;fctr&gt;    &lt;num&gt;</w:t>
+      </w:r>
+      <w:r>
+        <w:br/>
+      </w:r>
+      <w:r>
+        <w:rPr>
+          <w:rStyle w:val="VerbatimChar"/>
+        </w:rPr>
+        <w:t xml:space="preserve">1:   male 28.67528</w:t>
+      </w:r>
+      <w:r>
+        <w:br/>
+      </w:r>
+      <w:r>
+        <w:rPr>
+          <w:rStyle w:val="VerbatimChar"/>
+        </w:rPr>
+        <w:t xml:space="preserve">2: female 28.66978</w:t>
+      </w:r>
+    </w:p>
+    <w:p>
+      <w:pPr>
+        <w:pStyle w:val="SourceCode"/>
+      </w:pPr>
+      <w:r>
+        <w:rPr>
+          <w:rStyle w:val="CommentTok"/>
+        </w:rPr>
+        <w:t xml:space="preserve"># Convert all factors to characters</w:t>
+      </w:r>
+      <w:r>
+        <w:br/>
+      </w:r>
+      <w:r>
+        <w:rPr>
+          <w:rStyle w:val="NormalTok"/>
+        </w:rPr>
+        <w:t xml:space="preserve">dt[, </w:t>
+      </w:r>
+      <w:r>
+        <w:rPr>
+          <w:rStyle w:val="FunctionTok"/>
+        </w:rPr>
+        <w:t xml:space="preserve">names</w:t>
+      </w:r>
+      <w:r>
+        <w:rPr>
+          <w:rStyle w:val="NormalTok"/>
+        </w:rPr>
+        <w:t xml:space="preserve">(.SD) </w:t>
+      </w:r>
+      <w:r>
+        <w:rPr>
+          <w:rStyle w:val="SpecialCharTok"/>
+        </w:rPr>
+        <w:t xml:space="preserve">:</w:t>
+      </w:r>
+      <w:r>
+        <w:rPr>
+          <w:rStyle w:val="ErrorTok"/>
+        </w:rPr>
+        <w:t xml:space="preserve">=</w:t>
+      </w:r>
+      <w:r>
+        <w:rPr>
+          <w:rStyle w:val="NormalTok"/>
+        </w:rPr>
+        <w:t xml:space="preserve"> </w:t>
+      </w:r>
+      <w:r>
+        <w:rPr>
+          <w:rStyle w:val="FunctionTok"/>
+        </w:rPr>
+        <w:t xml:space="preserve">lapply</w:t>
+      </w:r>
+      <w:r>
+        <w:rPr>
+          <w:rStyle w:val="NormalTok"/>
+        </w:rPr>
+        <w:t xml:space="preserve">(.SD, as.character), .SDcols </w:t>
+      </w:r>
+      <w:r>
+        <w:rPr>
+          <w:rStyle w:val="OtherTok"/>
+        </w:rPr>
+        <w:t xml:space="preserve">=</w:t>
+      </w:r>
+      <w:r>
+        <w:rPr>
+          <w:rStyle w:val="NormalTok"/>
+        </w:rPr>
+        <w:t xml:space="preserve"> is.factor]</w:t>
+      </w:r>
+    </w:p>
+    <w:bookmarkEnd w:id="52"/>
+    <w:bookmarkStart w:id="63" w:name="joins"/>
+    <w:p>
+      <w:pPr>
+        <w:pStyle w:val="Heading2"/>
+      </w:pPr>
+      <w:r>
+        <w:t xml:space="preserve">joins</w:t>
+      </w:r>
+    </w:p>
+    <w:p>
+      <w:pPr>
+        <w:pStyle w:val="SourceCode"/>
+      </w:pPr>
+      <w:r>
+        <w:rPr>
+          <w:rStyle w:val="VerbatimChar"/>
+        </w:rPr>
+        <w:t xml:space="preserve">x[i, on, nomatch]</w:t>
+      </w:r>
+      <w:r>
+        <w:br/>
+      </w:r>
+      <w:r>
+        <w:rPr>
+          <w:rStyle w:val="VerbatimChar"/>
+        </w:rPr>
+        <w:t xml:space="preserve">| |  |   |</w:t>
+      </w:r>
+      <w:r>
+        <w:br/>
+      </w:r>
+      <w:r>
+        <w:rPr>
+          <w:rStyle w:val="VerbatimChar"/>
+        </w:rPr>
+        <w:t xml:space="preserve">| |  |   \__ If NULL only returns rows linked in x and i tables</w:t>
+      </w:r>
+      <w:r>
+        <w:br/>
+      </w:r>
+      <w:r>
+        <w:rPr>
+          <w:rStyle w:val="VerbatimChar"/>
+        </w:rPr>
+        <w:t xml:space="preserve">| |  \____ a character vector or list defining match logic</w:t>
+      </w:r>
+      <w:r>
+        <w:br/>
+      </w:r>
+      <w:r>
+        <w:rPr>
+          <w:rStyle w:val="VerbatimChar"/>
+        </w:rPr>
+        <w:t xml:space="preserve">| \_____ primary data.table, list or data.frame</w:t>
+      </w:r>
+      <w:r>
+        <w:br/>
+      </w:r>
+      <w:r>
+        <w:rPr>
+          <w:rStyle w:val="VerbatimChar"/>
+        </w:rPr>
+        <w:t xml:space="preserve">\____ secondary data.table</w:t>
+      </w:r>
+    </w:p>
+    <w:tbl>
+      <w:tblPr>
+        <w:tblStyle w:val="Table"/>
+        <w:tblW w:type="pct" w:w="5000"/>
+        <w:tblLayout w:type="fixed"/>
+        <w:tblLook w:firstRow="1" w:lastRow="0" w:firstColumn="0" w:lastColumn="0" w:noHBand="0" w:noVBand="0" w:val="0020"/>
+      </w:tblPr>
+      <w:tblGrid>
+        <w:gridCol w:w="1131"/>
+        <w:gridCol w:w="2765"/>
+        <w:gridCol w:w="1382"/>
+        <w:gridCol w:w="2640"/>
+      </w:tblGrid>
+      <w:tr>
+        <w:trPr>
+          <w:tblHeader w:val="on"/>
+        </w:trPr>
+        <w:tc>
+          <w:tcPr/>
+          <w:p>
+            <w:pPr>
+              <w:pStyle w:val="Compact"/>
+            </w:pPr>
+            <w:r>
+              <w:t xml:space="preserve">Join type</w:t>
+            </w:r>
+          </w:p>
+        </w:tc>
+        <w:tc>
+          <w:tcPr/>
+          <w:p>
+            <w:pPr>
+              <w:pStyle w:val="Compact"/>
+            </w:pPr>
+            <w:r>
+              <w:t xml:space="preserve">data.table</w:t>
+            </w:r>
+          </w:p>
+        </w:tc>
+        <w:tc>
+          <w:tcPr/>
+          <w:p>
+            <w:pPr>
+              <w:pStyle w:val="Compact"/>
+            </w:pPr>
+            <w:r>
+              <w:t xml:space="preserve">SQL</w:t>
+            </w:r>
+          </w:p>
+        </w:tc>
+        <w:tc>
+          <w:tcPr/>
+          <w:p>
+            <w:pPr>
+              <w:pStyle w:val="Compact"/>
+            </w:pPr>
+            <w:r>
+              <w:t xml:space="preserve">dplyr</w:t>
+            </w:r>
+          </w:p>
+        </w:tc>
+      </w:tr>
+      <w:tr>
+        <w:tc>
+          <w:tcPr/>
+          <w:p>
+            <w:pPr>
+              <w:pStyle w:val="Compact"/>
+            </w:pPr>
+            <w:r>
+              <w:t xml:space="preserve">Right join</w:t>
+            </w:r>
+          </w:p>
+        </w:tc>
+        <w:tc>
+          <w:tcPr/>
+          <w:p>
+            <w:pPr>
+              <w:pStyle w:val="Compact"/>
+            </w:pPr>
+            <w:r>
+              <w:rPr>
+                <w:rStyle w:val="VerbatimChar"/>
+              </w:rPr>
+              <w:t xml:space="preserve">DT1[DT2]</w:t>
+            </w:r>
+          </w:p>
+        </w:tc>
+        <w:tc>
+          <w:tcPr/>
+          <w:p>
+            <w:pPr>
+              <w:pStyle w:val="Compact"/>
+            </w:pPr>
+            <w:r>
+              <w:t xml:space="preserve">RIGHT JOIN</w:t>
+            </w:r>
+          </w:p>
+        </w:tc>
+        <w:tc>
+          <w:tcPr/>
+          <w:p>
+            <w:pPr>
+              <w:pStyle w:val="Compact"/>
+            </w:pPr>
+            <w:r>
+              <w:rPr>
+                <w:rStyle w:val="VerbatimChar"/>
+              </w:rPr>
+              <w:t xml:space="preserve">right_join(DT2, DT1)</w:t>
+            </w:r>
+          </w:p>
+        </w:tc>
+      </w:tr>
+      <w:tr>
+        <w:tc>
+          <w:tcPr/>
+          <w:p>
+            <w:pPr>
+              <w:pStyle w:val="Compact"/>
+            </w:pPr>
+            <w:r>
+              <w:t xml:space="preserve">Left join</w:t>
+            </w:r>
+          </w:p>
+        </w:tc>
+        <w:tc>
+          <w:tcPr/>
+          <w:p>
+            <w:pPr>
+              <w:pStyle w:val="Compact"/>
+            </w:pPr>
+            <w:r>
+              <w:rPr>
+                <w:rStyle w:val="VerbatimChar"/>
+              </w:rPr>
+              <w:t xml:space="preserve">DT2[DT1]</w:t>
+            </w:r>
+          </w:p>
+        </w:tc>
+        <w:tc>
+          <w:tcPr/>
+          <w:p>
+            <w:pPr>
+              <w:pStyle w:val="Compact"/>
+            </w:pPr>
+            <w:r>
+              <w:t xml:space="preserve">LEFT JOIN</w:t>
+            </w:r>
+          </w:p>
+        </w:tc>
+        <w:tc>
+          <w:tcPr/>
+          <w:p>
+            <w:pPr>
+              <w:pStyle w:val="Compact"/>
+            </w:pPr>
+            <w:r>
+              <w:rPr>
+                <w:rStyle w:val="VerbatimChar"/>
+              </w:rPr>
+              <w:t xml:space="preserve">left_join(DT1, DT2)</w:t>
+            </w:r>
+          </w:p>
+        </w:tc>
+      </w:tr>
+      <w:tr>
+        <w:tc>
+          <w:tcPr/>
+          <w:p>
+            <w:pPr>
+              <w:pStyle w:val="Compact"/>
+            </w:pPr>
+            <w:r>
+              <w:t xml:space="preserve">Inner join</w:t>
+            </w:r>
+          </w:p>
+        </w:tc>
+        <w:tc>
+          <w:tcPr/>
+          <w:p>
+            <w:pPr>
+              <w:pStyle w:val="Compact"/>
+            </w:pPr>
+            <w:r>
+              <w:rPr>
+                <w:rStyle w:val="VerbatimChar"/>
+              </w:rPr>
+              <w:t xml:space="preserve">DT1[DT2, nomatch = 0]</w:t>
+            </w:r>
+          </w:p>
+        </w:tc>
+        <w:tc>
+          <w:tcPr/>
+          <w:p>
+            <w:pPr>
+              <w:pStyle w:val="Compact"/>
+            </w:pPr>
+            <w:r>
+              <w:t xml:space="preserve">INNER JOIN</w:t>
+            </w:r>
+          </w:p>
+        </w:tc>
+        <w:tc>
+          <w:tcPr/>
+          <w:p>
+            <w:pPr>
+              <w:pStyle w:val="Compact"/>
+            </w:pPr>
+            <w:r>
+              <w:rPr>
+                <w:rStyle w:val="VerbatimChar"/>
+              </w:rPr>
+              <w:t xml:space="preserve">inner_join(DT1, DT2)</w:t>
+            </w:r>
+          </w:p>
+        </w:tc>
+      </w:tr>
+      <w:tr>
+        <w:tc>
+          <w:tcPr/>
+          <w:p>
+            <w:pPr>
+              <w:pStyle w:val="Compact"/>
+            </w:pPr>
+            <w:r>
+              <w:t xml:space="preserve">Full join</w:t>
+            </w:r>
+          </w:p>
+        </w:tc>
+        <w:tc>
+          <w:tcPr/>
+          <w:p>
+            <w:pPr>
+              <w:pStyle w:val="Compact"/>
+            </w:pPr>
+            <w:r>
+              <w:rPr>
+                <w:rStyle w:val="VerbatimChar"/>
+              </w:rPr>
+              <w:t xml:space="preserve">merge(DT1, DT2, all = TRUE)</w:t>
+            </w:r>
+          </w:p>
+        </w:tc>
+        <w:tc>
+          <w:tcPr/>
+          <w:p>
+            <w:pPr>
+              <w:pStyle w:val="Compact"/>
+            </w:pPr>
+            <w:r>
+              <w:t xml:space="preserve">FULL OUTER JOIN</w:t>
+            </w:r>
+          </w:p>
+        </w:tc>
+        <w:tc>
+          <w:tcPr/>
+          <w:p>
+            <w:pPr>
+              <w:pStyle w:val="Compact"/>
+            </w:pPr>
+            <w:r>
+              <w:rPr>
+                <w:rStyle w:val="VerbatimChar"/>
+              </w:rPr>
+              <w:t xml:space="preserve">full_join(DT1, DT2)</w:t>
+            </w:r>
+          </w:p>
+        </w:tc>
+      </w:tr>
+      <w:tr>
+        <w:tc>
+          <w:tcPr/>
+          <w:p>
+            <w:pPr>
+              <w:pStyle w:val="Compact"/>
+            </w:pPr>
+            <w:r>
+              <w:t xml:space="preserve">Anti join</w:t>
+            </w:r>
+          </w:p>
+        </w:tc>
+        <w:tc>
+          <w:tcPr/>
+          <w:p>
+            <w:pPr>
+              <w:pStyle w:val="Compact"/>
+            </w:pPr>
+            <w:r>
+              <w:rPr>
+                <w:rStyle w:val="VerbatimChar"/>
+              </w:rPr>
+              <w:t xml:space="preserve">DT1[!DT2]</w:t>
+            </w:r>
+          </w:p>
+        </w:tc>
+        <w:tc>
+          <w:tcPr/>
+          <w:p>
+            <w:pPr>
+              <w:pStyle w:val="Compact"/>
+            </w:pPr>
+            <w:r>
+              <w:t xml:space="preserve">NOT EXISTS</w:t>
+            </w:r>
+          </w:p>
+        </w:tc>
+        <w:tc>
+          <w:tcPr/>
+          <w:p>
+            <w:pPr>
+              <w:pStyle w:val="Compact"/>
+            </w:pPr>
+            <w:r>
+              <w:rPr>
+                <w:rStyle w:val="VerbatimChar"/>
+              </w:rPr>
+              <w:t xml:space="preserve">anti_join(DT1, DT2)</w:t>
+            </w:r>
+          </w:p>
+        </w:tc>
+      </w:tr>
+      <w:tr>
+        <w:tc>
+          <w:tcPr/>
+          <w:p>
+            <w:pPr>
+              <w:pStyle w:val="Compact"/>
+            </w:pPr>
+            <w:r>
+              <w:t xml:space="preserve">Semi join</w:t>
+            </w:r>
+          </w:p>
+        </w:tc>
+        <w:tc>
+          <w:tcPr/>
+          <w:p>
+            <w:pPr>
+              <w:pStyle w:val="Compact"/>
+            </w:pPr>
+            <w:r>
+              <w:rPr>
+                <w:rStyle w:val="VerbatimChar"/>
+              </w:rPr>
+              <w:t xml:space="preserve">DT1[DT2, nomatch = 0][, unique(.SD)]</w:t>
+            </w:r>
+          </w:p>
+        </w:tc>
+        <w:tc>
+          <w:tcPr/>
+          <w:p>
+            <w:pPr>
+              <w:pStyle w:val="Compact"/>
+            </w:pPr>
+            <w:r>
+              <w:t xml:space="preserve">EXISTS</w:t>
+            </w:r>
+          </w:p>
+        </w:tc>
+        <w:tc>
+          <w:tcPr/>
+          <w:p>
+            <w:pPr>
+              <w:pStyle w:val="Compact"/>
+            </w:pPr>
+            <w:r>
+              <w:rPr>
+                <w:rStyle w:val="VerbatimChar"/>
+              </w:rPr>
+              <w:t xml:space="preserve">semi_join(DT1, DT2)</w:t>
+            </w:r>
+          </w:p>
+        </w:tc>
+      </w:tr>
+      <w:tr>
+        <w:tc>
+          <w:tcPr/>
+          <w:p>
+            <w:pPr>
+              <w:pStyle w:val="Compact"/>
+            </w:pPr>
+            <w:r>
+              <w:t xml:space="preserve">Rolling join</w:t>
+            </w:r>
+          </w:p>
+        </w:tc>
+        <w:tc>
+          <w:tcPr/>
+          <w:p>
+            <w:pPr>
+              <w:pStyle w:val="Compact"/>
+            </w:pPr>
+            <w:r>
+              <w:rPr>
+                <w:rStyle w:val="VerbatimChar"/>
+              </w:rPr>
+              <w:t xml:space="preserve">DT1[DT2, on = "date", roll = TRUE]</w:t>
+            </w:r>
+          </w:p>
+        </w:tc>
+        <w:tc>
+          <w:tcPr/>
+          <w:p>
+            <w:pPr>
+              <w:pStyle w:val="Compact"/>
+            </w:pPr>
+            <w:r>
+              <w:t xml:space="preserve">—</w:t>
+            </w:r>
+          </w:p>
+        </w:tc>
+        <w:tc>
+          <w:tcPr/>
+          <w:p>
+            <w:pPr>
+              <w:pStyle w:val="Compact"/>
+            </w:pPr>
+            <w:r>
+              <w:rPr>
+                <w:rStyle w:val="VerbatimChar"/>
+              </w:rPr>
+              <w:t xml:space="preserve">join_by()</w:t>
+            </w:r>
+            <w:r>
+              <w:t xml:space="preserve"> </w:t>
+            </w:r>
+            <w:r>
+              <w:t xml:space="preserve">+</w:t>
+            </w:r>
+            <w:r>
+              <w:t xml:space="preserve"> </w:t>
+            </w:r>
+            <w:r>
+              <w:rPr>
+                <w:rStyle w:val="VerbatimChar"/>
+              </w:rPr>
+              <w:t xml:space="preserve">rolling</w:t>
+            </w:r>
+          </w:p>
+        </w:tc>
+      </w:tr>
+      <w:tr>
+        <w:tc>
+          <w:tcPr/>
+          <w:p>
+            <w:pPr>
+              <w:pStyle w:val="Compact"/>
+            </w:pPr>
+            <w:r>
+              <w:t xml:space="preserve">Non-equi join</w:t>
+            </w:r>
+          </w:p>
+        </w:tc>
+        <w:tc>
+          <w:tcPr/>
+          <w:p>
+            <w:pPr>
+              <w:pStyle w:val="Compact"/>
+            </w:pPr>
+            <w:r>
+              <w:rPr>
+                <w:rStyle w:val="VerbatimChar"/>
+              </w:rPr>
+              <w:t xml:space="preserve">DT1[DT2, on = .(x &gt;= lower, x &lt;= upper)]</w:t>
+            </w:r>
+          </w:p>
+        </w:tc>
+        <w:tc>
+          <w:tcPr/>
+          <w:p>
+            <w:pPr>
+              <w:pStyle w:val="Compact"/>
+            </w:pPr>
+            <w:r>
+              <w:t xml:space="preserve">—</w:t>
+            </w:r>
+          </w:p>
+        </w:tc>
+        <w:tc>
+          <w:tcPr/>
+          <w:p>
+            <w:pPr>
+              <w:pStyle w:val="Compact"/>
+            </w:pPr>
+            <w:r>
+              <w:rPr>
+                <w:rStyle w:val="VerbatimChar"/>
+              </w:rPr>
+              <w:t xml:space="preserve">join_by(x &gt;= lower, x &lt;= upper)</w:t>
+            </w:r>
+          </w:p>
+        </w:tc>
+      </w:tr>
+      <w:tr>
+        <w:tc>
+          <w:tcPr/>
+          <w:p>
+            <w:pPr>
+              <w:pStyle w:val="Compact"/>
+            </w:pPr>
+            <w:r>
+              <w:t xml:space="preserve">Update join</w:t>
+            </w:r>
+          </w:p>
+        </w:tc>
+        <w:tc>
+          <w:tcPr/>
+          <w:p>
+            <w:pPr>
+              <w:pStyle w:val="Compact"/>
+            </w:pPr>
+            <w:r>
+              <w:rPr>
+                <w:rStyle w:val="VerbatimChar"/>
+              </w:rPr>
+              <w:t xml:space="preserve">DT1[DT2, value := i.value]</w:t>
+            </w:r>
+          </w:p>
+        </w:tc>
+        <w:tc>
+          <w:tcPr/>
+          <w:p>
+            <w:pPr>
+              <w:pStyle w:val="Compact"/>
+            </w:pPr>
+            <w:r>
+              <w:t xml:space="preserve">UPDATE … JOIN</w:t>
+            </w:r>
+          </w:p>
+        </w:tc>
+        <w:tc>
+          <w:tcPr/>
+          <w:p>
+            <w:pPr>
+              <w:pStyle w:val="Compact"/>
+            </w:pPr>
+            <w:r>
+              <w:rPr>
+                <w:rStyle w:val="VerbatimChar"/>
+              </w:rPr>
+              <w:t xml:space="preserve">DT1 %&gt;% left_join(DT2) %&gt;% mutate(...)</w:t>
+            </w:r>
+          </w:p>
+        </w:tc>
+      </w:tr>
+    </w:tbl>
+    <w:p>
+      <w:r>
+        <w:pict>
+          <v:rect style="width:0;height:1.5pt" o:hralign="center" o:hrstd="t" o:hr="t"/>
+        </w:pict>
+      </w:r>
+    </w:p>
+    <w:bookmarkStart w:id="62" w:name="refs"/>
+    <w:bookmarkStart w:id="54" w:name="ref-arel-bundock2025"/>
     <w:p>
       <w:pPr>
         <w:pStyle w:val="Bibliography"/>
       </w:pPr>
       <w:r>
-        <w:t xml:space="preserve">Nguyen, Andrew. 2022.</w:t>
-      </w:r>
-      <w:r>
-        <w:t xml:space="preserve"> </w:t>
-      </w:r>
+        <w:t xml:space="preserve">Arel-Bundock, Vincent. 2025.</w:t>
+      </w:r>
+      <w:r>
+        <w:t xml:space="preserve"> </w:t>
+      </w:r>
+      <w:r>
+        <w:t xml:space="preserve">“Data.table Vs. Base Vs. Dplyr</w:t>
+      </w:r>
+      <w:r>
+        <w:t xml:space="preserve"> </w:t>
+      </w:r>
+      <w:r>
+        <w:t xml:space="preserve"> </w:t>
+      </w:r>
+      <w:r>
+        <w:t xml:space="preserve">Vincent Arel-Bundock.”</w:t>
+      </w:r>
+      <w:r>
+        <w:t xml:space="preserve"> </w:t>
+      </w:r>
+      <w:hyperlink r:id="rId53">
+        <w:r>
+          <w:rPr>
+            <w:rStyle w:val="Hyperlink"/>
+          </w:rPr>
+          <w:t xml:space="preserve">https://arelbundock.com/posts/dt_tb_df/index.html</w:t>
+        </w:r>
+      </w:hyperlink>
+      <w:r>
+        <w:t xml:space="preserve">.</w:t>
+      </w:r>
+    </w:p>
+    <w:bookmarkEnd w:id="54"/>
+    <w:bookmarkStart w:id="56" w:name="ref-dataana"/>
+    <w:p>
+      <w:pPr>
+        <w:pStyle w:val="Bibliography"/>
+      </w:pPr>
       <w:r>
         <w:rPr>
           <w:i/>
           <w:iCs/>
         </w:rPr>
+        <w:t xml:space="preserve">Data Analysis Using Data.table</w:t>
+      </w:r>
+      <w:r>
+        <w:t xml:space="preserve">. n.d. 2026.</w:t>
+      </w:r>
+      <w:r>
+        <w:t xml:space="preserve"> </w:t>
+      </w:r>
+      <w:hyperlink r:id="rId55">
+        <w:r>
+          <w:rPr>
+            <w:rStyle w:val="Hyperlink"/>
+          </w:rPr>
+          <w:t xml:space="preserve">https://cran.r-project.org/web/packages/data.table/vignettes/datatable-intro.html</w:t>
+        </w:r>
+      </w:hyperlink>
+      <w:r>
+        <w:t xml:space="preserve">.</w:t>
+      </w:r>
+    </w:p>
+    <w:bookmarkEnd w:id="56"/>
+    <w:bookmarkStart w:id="58" w:name="ref-fenk"/>
+    <w:p>
+      <w:pPr>
+        <w:pStyle w:val="Bibliography"/>
+      </w:pPr>
+      <w:r>
+        <w:t xml:space="preserve">Fenk, Simone Rahel, Kari Furu, and Inger Johanne Bakken. n.d.</w:t>
+      </w:r>
+      <w:r>
+        <w:t xml:space="preserve"> </w:t>
+      </w:r>
+      <w:r>
+        <w:t xml:space="preserve">“Improve Data Management in Register-Based Research: Transition from CSV to Parquet.”</w:t>
+      </w:r>
+      <w:r>
+        <w:t xml:space="preserve"> </w:t>
+      </w:r>
+      <w:hyperlink r:id="rId57">
+        <w:r>
+          <w:rPr>
+            <w:rStyle w:val="Hyperlink"/>
+          </w:rPr>
+          <w:t xml:space="preserve">https://doi.org/10.1101/2025.10.15.25337992</w:t>
+        </w:r>
+      </w:hyperlink>
+      <w:r>
+        <w:t xml:space="preserve">.</w:t>
+      </w:r>
+    </w:p>
+    <w:bookmarkEnd w:id="58"/>
+    <w:bookmarkStart w:id="59" w:name="ref-nguyen2022a"/>
+    <w:p>
+      <w:pPr>
+        <w:pStyle w:val="Bibliography"/>
+      </w:pPr>
+      <w:r>
+        <w:t xml:space="preserve">Nguyen, Andrew. 2022.</w:t>
+      </w:r>
+      <w:r>
+        <w:t xml:space="preserve"> </w:t>
+      </w:r>
+      <w:r>
+        <w:rPr>
+          <w:i/>
+          <w:iCs/>
+        </w:rPr>
         <w:t xml:space="preserve">Hands-on healthcare data: taming the complexity of real-world data</w:t>
       </w:r>
       <w:r>
         <w:t xml:space="preserve">. First edition. Beijing Boston Farnham Sebastopol Tokyo: O’Reilly.</w:t>
       </w:r>
     </w:p>
-    <w:bookmarkEnd w:id="21"/>
-    <w:bookmarkEnd w:id="22"/>
-    <w:bookmarkEnd w:id="23"/>
+    <w:bookmarkEnd w:id="59"/>
+    <w:bookmarkStart w:id="61" w:name="ref-wickham"/>
+    <w:p>
+      <w:pPr>
+        <w:pStyle w:val="Bibliography"/>
+      </w:pPr>
+      <w:r>
+        <w:t xml:space="preserve">Wickham, Hadley, Mine Çetinkaya-Rundel, and Garrett Grolemund. n.d.</w:t>
+      </w:r>
+      <w:r>
+        <w:t xml:space="preserve"> </w:t>
+      </w:r>
+      <w:r>
+        <w:t xml:space="preserve">“R for Data Science (2e).”</w:t>
+      </w:r>
+      <w:r>
+        <w:t xml:space="preserve"> </w:t>
+      </w:r>
+      <w:hyperlink r:id="rId60">
+        <w:r>
+          <w:rPr>
+            <w:rStyle w:val="Hyperlink"/>
+          </w:rPr>
+          <w:t xml:space="preserve">https://r4ds.hadley.nz/</w:t>
+        </w:r>
+      </w:hyperlink>
+      <w:r>
+        <w:t xml:space="preserve">.</w:t>
+      </w:r>
+    </w:p>
+    <w:bookmarkEnd w:id="61"/>
+    <w:bookmarkEnd w:id="62"/>
+    <w:bookmarkEnd w:id="63"/>
     <w:sectPr>
       <w:footnotePr>
         <w:numRestart w:val="eachSect"/>
@@ -304,6 +5588,84 @@
     <w:abstractNumId w:val="991"/>
   </w:num>
   <w:num w:numId="1002">
+    <w:abstractNumId w:val="991"/>
+  </w:num>
+  <w:num w:numId="1003">
+    <w:abstractNumId w:val="991"/>
+  </w:num>
+  <w:num w:numId="1004">
+    <w:abstractNumId w:val="991"/>
+  </w:num>
+  <w:num w:numId="1005">
+    <w:abstractNumId w:val="991"/>
+  </w:num>
+  <w:num w:numId="1006">
+    <w:abstractNumId w:val="991"/>
+  </w:num>
+  <w:num w:numId="1007">
+    <w:abstractNumId w:val="991"/>
+  </w:num>
+  <w:num w:numId="1008">
+    <w:abstractNumId w:val="991"/>
+  </w:num>
+  <w:num w:numId="1009">
+    <w:abstractNumId w:val="991"/>
+  </w:num>
+  <w:num w:numId="1010">
+    <w:abstractNumId w:val="991"/>
+  </w:num>
+  <w:num w:numId="1011">
+    <w:abstractNumId w:val="991"/>
+  </w:num>
+  <w:num w:numId="1012">
+    <w:abstractNumId w:val="991"/>
+  </w:num>
+  <w:num w:numId="1013">
+    <w:abstractNumId w:val="991"/>
+  </w:num>
+  <w:num w:numId="1014">
+    <w:abstractNumId w:val="991"/>
+  </w:num>
+  <w:num w:numId="1015">
+    <w:abstractNumId w:val="991"/>
+  </w:num>
+  <w:num w:numId="1016">
+    <w:abstractNumId w:val="991"/>
+  </w:num>
+  <w:num w:numId="1017">
+    <w:abstractNumId w:val="991"/>
+  </w:num>
+  <w:num w:numId="1018">
+    <w:abstractNumId w:val="991"/>
+  </w:num>
+  <w:num w:numId="1019">
+    <w:abstractNumId w:val="991"/>
+  </w:num>
+  <w:num w:numId="1020">
+    <w:abstractNumId w:val="991"/>
+  </w:num>
+  <w:num w:numId="1021">
+    <w:abstractNumId w:val="991"/>
+  </w:num>
+  <w:num w:numId="1022">
+    <w:abstractNumId w:val="991"/>
+  </w:num>
+  <w:num w:numId="1023">
+    <w:abstractNumId w:val="991"/>
+  </w:num>
+  <w:num w:numId="1024">
+    <w:abstractNumId w:val="991"/>
+  </w:num>
+  <w:num w:numId="1025">
+    <w:abstractNumId w:val="991"/>
+  </w:num>
+  <w:num w:numId="1026">
+    <w:abstractNumId w:val="991"/>
+  </w:num>
+  <w:num w:numId="1027">
+    <w:abstractNumId w:val="991"/>
+  </w:num>
+  <w:num w:numId="1028">
     <w:abstractNumId w:val="991"/>
   </w:num>
 </w:numbering>

--- a/EL6.docx
+++ b/EL6.docx
@@ -1509,7 +1509,7 @@
         <w:rPr>
           <w:rStyle w:val="VerbatimChar"/>
         </w:rPr>
-        <w:t xml:space="preserve">✔ Number of reports ready for upload: 16.</w:t>
+        <w:t xml:space="preserve">✔ Number of reports ready for upload: 22.</w:t>
       </w:r>
       <w:r>
         <w:br/>

--- a/EL6.docx
+++ b/EL6.docx
@@ -1509,7 +1509,7 @@
         <w:rPr>
           <w:rStyle w:val="VerbatimChar"/>
         </w:rPr>
-        <w:t xml:space="preserve">✔ Number of reports ready for upload: 22.</w:t>
+        <w:t xml:space="preserve">✔ Number of reports ready for upload: 31.</w:t>
       </w:r>
       <w:r>
         <w:br/>

--- a/EL6.docx
+++ b/EL6.docx
@@ -230,11 +230,17 @@
         <w:pStyle w:val="FirstParagraph"/>
       </w:pPr>
       <w:r>
-        <w:t xml:space="preserve">We won’t focus on SQL in this course but it might still be good to know some of the basics. Two useful resources for your own practicing (if you like): -</w:t>
-      </w:r>
-      <w:r>
-        <w:t xml:space="preserve"> </w:t>
-      </w:r>
+        <w:t xml:space="preserve">We won’t focus on SQL in this course but it might still be good to know some of the basics. Two useful resources for your own practicing (if you like):</w:t>
+      </w:r>
+    </w:p>
+    <w:p>
+      <w:pPr>
+        <w:pStyle w:val="Compact"/>
+        <w:numPr>
+          <w:ilvl w:val="0"/>
+          <w:numId w:val="1003"/>
+        </w:numPr>
+      </w:pPr>
       <w:hyperlink r:id="rId22">
         <w:r>
           <w:rPr>
@@ -243,15 +249,15 @@
           <w:t xml:space="preserve">SQLzoo</w:t>
         </w:r>
       </w:hyperlink>
-      <w:r>
-        <w:t xml:space="preserve"> </w:t>
-      </w:r>
-      <w:r>
-        <w:t xml:space="preserve">-</w:t>
-      </w:r>
-      <w:r>
-        <w:t xml:space="preserve"> </w:t>
-      </w:r>
+    </w:p>
+    <w:p>
+      <w:pPr>
+        <w:pStyle w:val="Compact"/>
+        <w:numPr>
+          <w:ilvl w:val="0"/>
+          <w:numId w:val="1003"/>
+        </w:numPr>
+      </w:pPr>
       <w:hyperlink r:id="rId23">
         <w:r>
           <w:rPr>
@@ -276,7 +282,7 @@
         <w:pStyle w:val="Compact"/>
         <w:numPr>
           <w:ilvl w:val="0"/>
-          <w:numId w:val="1003"/>
+          <w:numId w:val="1004"/>
         </w:numPr>
       </w:pPr>
       <w:r>
@@ -288,7 +294,7 @@
         <w:pStyle w:val="Compact"/>
         <w:numPr>
           <w:ilvl w:val="0"/>
-          <w:numId w:val="1003"/>
+          <w:numId w:val="1004"/>
         </w:numPr>
       </w:pPr>
       <w:r>
@@ -309,7 +315,7 @@
         <w:pStyle w:val="Compact"/>
         <w:numPr>
           <w:ilvl w:val="0"/>
-          <w:numId w:val="1003"/>
+          <w:numId w:val="1004"/>
         </w:numPr>
       </w:pPr>
       <w:r>
@@ -331,7 +337,7 @@
         <w:pStyle w:val="Compact"/>
         <w:numPr>
           <w:ilvl w:val="0"/>
-          <w:numId w:val="1004"/>
+          <w:numId w:val="1005"/>
         </w:numPr>
       </w:pPr>
       <w:r>
@@ -343,7 +349,7 @@
         <w:pStyle w:val="Compact"/>
         <w:numPr>
           <w:ilvl w:val="0"/>
-          <w:numId w:val="1004"/>
+          <w:numId w:val="1005"/>
         </w:numPr>
       </w:pPr>
       <w:r>
@@ -355,7 +361,7 @@
         <w:pStyle w:val="Compact"/>
         <w:numPr>
           <w:ilvl w:val="0"/>
-          <w:numId w:val="1004"/>
+          <w:numId w:val="1005"/>
         </w:numPr>
       </w:pPr>
       <w:r>
@@ -367,7 +373,7 @@
         <w:pStyle w:val="Compact"/>
         <w:numPr>
           <w:ilvl w:val="0"/>
-          <w:numId w:val="1004"/>
+          <w:numId w:val="1005"/>
         </w:numPr>
       </w:pPr>
       <w:r>
@@ -389,7 +395,7 @@
         <w:pStyle w:val="Compact"/>
         <w:numPr>
           <w:ilvl w:val="0"/>
-          <w:numId w:val="1005"/>
+          <w:numId w:val="1006"/>
         </w:numPr>
       </w:pPr>
       <w:r>
@@ -410,7 +416,7 @@
         <w:pStyle w:val="Compact"/>
         <w:numPr>
           <w:ilvl w:val="0"/>
-          <w:numId w:val="1005"/>
+          <w:numId w:val="1006"/>
         </w:numPr>
       </w:pPr>
       <w:r>
@@ -433,7 +439,7 @@
         <w:pStyle w:val="Compact"/>
         <w:numPr>
           <w:ilvl w:val="0"/>
-          <w:numId w:val="1005"/>
+          <w:numId w:val="1006"/>
         </w:numPr>
       </w:pPr>
       <w:r>
@@ -459,7 +465,7 @@
         <w:pStyle w:val="Compact"/>
         <w:numPr>
           <w:ilvl w:val="0"/>
-          <w:numId w:val="1005"/>
+          <w:numId w:val="1006"/>
         </w:numPr>
       </w:pPr>
       <w:r>
@@ -483,7 +489,7 @@
         <w:pStyle w:val="Compact"/>
         <w:numPr>
           <w:ilvl w:val="0"/>
-          <w:numId w:val="1005"/>
+          <w:numId w:val="1006"/>
         </w:numPr>
       </w:pPr>
       <w:r>
@@ -495,7 +501,7 @@
         <w:pStyle w:val="Compact"/>
         <w:numPr>
           <w:ilvl w:val="0"/>
-          <w:numId w:val="1005"/>
+          <w:numId w:val="1006"/>
         </w:numPr>
       </w:pPr>
       <w:r>
@@ -544,35 +550,11 @@
         <w:pStyle w:val="Compact"/>
         <w:numPr>
           <w:ilvl w:val="0"/>
-          <w:numId w:val="1006"/>
+          <w:numId w:val="1007"/>
         </w:numPr>
       </w:pPr>
       <w:r>
         <w:t xml:space="preserve">Best practice for current SAS version (9.4) is to export only nessecary data to csv</w:t>
-      </w:r>
-    </w:p>
-    <w:p>
-      <w:pPr>
-        <w:pStyle w:val="Compact"/>
-        <w:numPr>
-          <w:ilvl w:val="1"/>
-          <w:numId w:val="1007"/>
-        </w:numPr>
-      </w:pPr>
-      <w:r>
-        <w:t xml:space="preserve">SAS Viya (another solution not likely replacing SAS 9.4) can export parquet files</w:t>
-      </w:r>
-    </w:p>
-    <w:p>
-      <w:pPr>
-        <w:pStyle w:val="Compact"/>
-        <w:numPr>
-          <w:ilvl w:val="0"/>
-          <w:numId w:val="1006"/>
-        </w:numPr>
-      </w:pPr>
-      <w:r>
-        <w:t xml:space="preserve">You need a SAS license (expensive) as well as some SAS syntax for this</w:t>
       </w:r>
     </w:p>
     <w:p>
@@ -584,6 +566,30 @@
         </w:numPr>
       </w:pPr>
       <w:r>
+        <w:t xml:space="preserve">SAS Viya (another solution not likely replacing SAS 9.4) can export parquet files</w:t>
+      </w:r>
+    </w:p>
+    <w:p>
+      <w:pPr>
+        <w:pStyle w:val="Compact"/>
+        <w:numPr>
+          <w:ilvl w:val="0"/>
+          <w:numId w:val="1007"/>
+        </w:numPr>
+      </w:pPr>
+      <w:r>
+        <w:t xml:space="preserve">You need a SAS license (expensive) as well as some SAS syntax for this</w:t>
+      </w:r>
+    </w:p>
+    <w:p>
+      <w:pPr>
+        <w:pStyle w:val="Compact"/>
+        <w:numPr>
+          <w:ilvl w:val="1"/>
+          <w:numId w:val="1009"/>
+        </w:numPr>
+      </w:pPr>
+      <w:r>
         <w:t xml:space="preserve">But you might ask GenAI to generate such code for you</w:t>
       </w:r>
     </w:p>
@@ -592,7 +598,7 @@
         <w:pStyle w:val="Compact"/>
         <w:numPr>
           <w:ilvl w:val="0"/>
-          <w:numId w:val="1006"/>
+          <w:numId w:val="1007"/>
         </w:numPr>
       </w:pPr>
       <w:r>
@@ -800,7 +806,7 @@
       <w:pPr>
         <w:numPr>
           <w:ilvl w:val="0"/>
-          <w:numId w:val="1009"/>
+          <w:numId w:val="1010"/>
         </w:numPr>
       </w:pPr>
       <w:r>
@@ -823,7 +829,7 @@
       <w:pPr>
         <w:numPr>
           <w:ilvl w:val="0"/>
-          <w:numId w:val="1009"/>
+          <w:numId w:val="1010"/>
         </w:numPr>
       </w:pPr>
       <w:r>
@@ -835,7 +841,7 @@
         <w:pStyle w:val="Compact"/>
         <w:numPr>
           <w:ilvl w:val="1"/>
-          <w:numId w:val="1010"/>
+          <w:numId w:val="1011"/>
         </w:numPr>
       </w:pPr>
       <w:r>
@@ -847,7 +853,7 @@
         <w:pStyle w:val="Compact"/>
         <w:numPr>
           <w:ilvl w:val="1"/>
-          <w:numId w:val="1010"/>
+          <w:numId w:val="1011"/>
         </w:numPr>
       </w:pPr>
       <w:r>
@@ -859,7 +865,7 @@
         <w:pStyle w:val="Compact"/>
         <w:numPr>
           <w:ilvl w:val="1"/>
-          <w:numId w:val="1010"/>
+          <w:numId w:val="1011"/>
         </w:numPr>
       </w:pPr>
       <w:r>
@@ -871,31 +877,31 @@
         <w:pStyle w:val="Compact"/>
         <w:numPr>
           <w:ilvl w:val="2"/>
+          <w:numId w:val="1012"/>
+        </w:numPr>
+      </w:pPr>
+      <w:r>
+        <w:t xml:space="preserve">Data frames and tibbles don’t have indexes, but</w:t>
+      </w:r>
+      <w:r>
+        <w:t xml:space="preserve"> </w:t>
+      </w:r>
+      <w:r>
+        <w:rPr>
+          <w:rStyle w:val="VerbatimChar"/>
+        </w:rPr>
+        <w:t xml:space="preserve">data.table</w:t>
+      </w:r>
+      <w:r>
+        <w:t xml:space="preserve">s do, which is one of the reasons that they’re so fast.</w:t>
+      </w:r>
+    </w:p>
+    <w:p>
+      <w:pPr>
+        <w:pStyle w:val="Compact"/>
+        <w:numPr>
+          <w:ilvl w:val="1"/>
           <w:numId w:val="1011"/>
-        </w:numPr>
-      </w:pPr>
-      <w:r>
-        <w:t xml:space="preserve">Data frames and tibbles don’t have indexes, but</w:t>
-      </w:r>
-      <w:r>
-        <w:t xml:space="preserve"> </w:t>
-      </w:r>
-      <w:r>
-        <w:rPr>
-          <w:rStyle w:val="VerbatimChar"/>
-        </w:rPr>
-        <w:t xml:space="preserve">data.table</w:t>
-      </w:r>
-      <w:r>
-        <w:t xml:space="preserve">s do, which is one of the reasons that they’re so fast.</w:t>
-      </w:r>
-    </w:p>
-    <w:p>
-      <w:pPr>
-        <w:pStyle w:val="Compact"/>
-        <w:numPr>
-          <w:ilvl w:val="1"/>
-          <w:numId w:val="1010"/>
         </w:numPr>
       </w:pPr>
       <w:r>
@@ -970,7 +976,7 @@
       <w:pPr>
         <w:numPr>
           <w:ilvl w:val="0"/>
-          <w:numId w:val="1012"/>
+          <w:numId w:val="1013"/>
         </w:numPr>
       </w:pPr>
       <w:r>
@@ -1010,7 +1016,7 @@
       <w:pPr>
         <w:numPr>
           <w:ilvl w:val="0"/>
-          <w:numId w:val="1012"/>
+          <w:numId w:val="1013"/>
         </w:numPr>
       </w:pPr>
       <w:r>
@@ -1021,7 +1027,7 @@
       <w:pPr>
         <w:numPr>
           <w:ilvl w:val="0"/>
-          <w:numId w:val="1012"/>
+          <w:numId w:val="1013"/>
         </w:numPr>
       </w:pPr>
       <w:r>
@@ -1228,7 +1234,7 @@
         <w:pStyle w:val="Compact"/>
         <w:numPr>
           <w:ilvl w:val="0"/>
-          <w:numId w:val="1013"/>
+          <w:numId w:val="1014"/>
         </w:numPr>
       </w:pPr>
       <w:r>
@@ -1240,7 +1246,7 @@
         <w:pStyle w:val="Compact"/>
         <w:numPr>
           <w:ilvl w:val="0"/>
-          <w:numId w:val="1013"/>
+          <w:numId w:val="1014"/>
         </w:numPr>
       </w:pPr>
       <w:r>
@@ -1268,7 +1274,7 @@
         <w:pStyle w:val="Compact"/>
         <w:numPr>
           <w:ilvl w:val="0"/>
-          <w:numId w:val="1013"/>
+          <w:numId w:val="1014"/>
         </w:numPr>
       </w:pPr>
       <w:r>
@@ -1298,7 +1304,7 @@
         <w:pStyle w:val="Compact"/>
         <w:numPr>
           <w:ilvl w:val="0"/>
-          <w:numId w:val="1014"/>
+          <w:numId w:val="1015"/>
         </w:numPr>
       </w:pPr>
       <w:r>
@@ -1319,7 +1325,7 @@
         <w:pStyle w:val="Compact"/>
         <w:numPr>
           <w:ilvl w:val="0"/>
-          <w:numId w:val="1014"/>
+          <w:numId w:val="1015"/>
         </w:numPr>
       </w:pPr>
       <w:r>
@@ -1340,7 +1346,7 @@
         <w:pStyle w:val="Compact"/>
         <w:numPr>
           <w:ilvl w:val="0"/>
-          <w:numId w:val="1014"/>
+          <w:numId w:val="1015"/>
         </w:numPr>
       </w:pPr>
       <w:r>
@@ -1361,7 +1367,7 @@
         <w:pStyle w:val="Compact"/>
         <w:numPr>
           <w:ilvl w:val="0"/>
-          <w:numId w:val="1014"/>
+          <w:numId w:val="1015"/>
         </w:numPr>
       </w:pPr>
       <w:r>
@@ -1382,7 +1388,7 @@
         <w:pStyle w:val="Compact"/>
         <w:numPr>
           <w:ilvl w:val="0"/>
-          <w:numId w:val="1014"/>
+          <w:numId w:val="1015"/>
         </w:numPr>
       </w:pPr>
       <w:r>
@@ -1437,7 +1443,7 @@
         <w:pStyle w:val="Compact"/>
         <w:numPr>
           <w:ilvl w:val="0"/>
-          <w:numId w:val="1015"/>
+          <w:numId w:val="1016"/>
         </w:numPr>
       </w:pPr>
       <w:r>
@@ -1449,7 +1455,7 @@
         <w:pStyle w:val="Compact"/>
         <w:numPr>
           <w:ilvl w:val="0"/>
-          <w:numId w:val="1015"/>
+          <w:numId w:val="1016"/>
         </w:numPr>
       </w:pPr>
       <w:r>
@@ -1474,7 +1480,7 @@
         <w:pStyle w:val="Compact"/>
         <w:numPr>
           <w:ilvl w:val="1"/>
-          <w:numId w:val="1016"/>
+          <w:numId w:val="1017"/>
         </w:numPr>
       </w:pPr>
       <w:r>
@@ -1496,7 +1502,7 @@
         <w:pStyle w:val="Compact"/>
         <w:numPr>
           <w:ilvl w:val="1"/>
-          <w:numId w:val="1016"/>
+          <w:numId w:val="1017"/>
         </w:numPr>
       </w:pPr>
       <w:r>
@@ -1518,7 +1524,7 @@
         <w:pStyle w:val="Compact"/>
         <w:numPr>
           <w:ilvl w:val="1"/>
-          <w:numId w:val="1016"/>
+          <w:numId w:val="1017"/>
         </w:numPr>
       </w:pPr>
       <w:r>
@@ -1530,7 +1536,7 @@
         <w:pStyle w:val="Compact"/>
         <w:numPr>
           <w:ilvl w:val="1"/>
-          <w:numId w:val="1016"/>
+          <w:numId w:val="1017"/>
         </w:numPr>
       </w:pPr>
       <w:r>
@@ -1660,7 +1666,7 @@
         <w:pStyle w:val="Compact"/>
         <w:numPr>
           <w:ilvl w:val="0"/>
-          <w:numId w:val="1017"/>
+          <w:numId w:val="1018"/>
         </w:numPr>
       </w:pPr>
       <w:r>
@@ -1672,7 +1678,7 @@
         <w:pStyle w:val="Compact"/>
         <w:numPr>
           <w:ilvl w:val="0"/>
-          <w:numId w:val="1017"/>
+          <w:numId w:val="1018"/>
         </w:numPr>
       </w:pPr>
       <w:r>
@@ -1684,7 +1690,7 @@
         <w:pStyle w:val="Compact"/>
         <w:numPr>
           <w:ilvl w:val="0"/>
-          <w:numId w:val="1017"/>
+          <w:numId w:val="1018"/>
         </w:numPr>
       </w:pPr>
       <w:r>
@@ -1706,7 +1712,7 @@
         <w:pStyle w:val="Compact"/>
         <w:numPr>
           <w:ilvl w:val="0"/>
-          <w:numId w:val="1018"/>
+          <w:numId w:val="1019"/>
         </w:numPr>
       </w:pPr>
       <w:r>
@@ -1718,7 +1724,7 @@
         <w:pStyle w:val="Compact"/>
         <w:numPr>
           <w:ilvl w:val="0"/>
-          <w:numId w:val="1018"/>
+          <w:numId w:val="1019"/>
         </w:numPr>
       </w:pPr>
       <w:r>
@@ -1730,11 +1736,11 @@
         <w:pStyle w:val="Compact"/>
         <w:numPr>
           <w:ilvl w:val="0"/>
-          <w:numId w:val="1018"/>
-        </w:numPr>
-      </w:pPr>
-      <w:r>
-        <w:t xml:space="preserve">If an employer requires SQL skills, you can probably teach yourself enough if/when needed</w:t>
+          <w:numId w:val="1019"/>
+        </w:numPr>
+      </w:pPr>
+      <w:r>
+        <w:t xml:space="preserve">If an employer requires SQL skills, you can probably learn enough if/when needed</w:t>
       </w:r>
     </w:p>
     <w:p>
@@ -1742,11 +1748,11 @@
         <w:pStyle w:val="Compact"/>
         <w:numPr>
           <w:ilvl w:val="0"/>
-          <w:numId w:val="1018"/>
-        </w:numPr>
-      </w:pPr>
-      <w:r>
-        <w:t xml:space="preserve">Nevertheless, the more languages/tools etc you know, the more competitive you becoma (but don’t sacrifice statistical knowledge for technical. As a statistician, I think it is more important to study statistical theory and methods compared to specific tools).</w:t>
+          <w:numId w:val="1019"/>
+        </w:numPr>
+      </w:pPr>
+      <w:r>
+        <w:t xml:space="preserve">Nevertheless, the more languages/tools etc you know, the more competitive you become (but don’t sacrifice statistical knowledge for technical.</w:t>
       </w:r>
     </w:p>
     <w:p>
@@ -1818,7 +1824,7 @@
         <w:pStyle w:val="Compact"/>
         <w:numPr>
           <w:ilvl w:val="0"/>
-          <w:numId w:val="1019"/>
+          <w:numId w:val="1020"/>
         </w:numPr>
       </w:pPr>
       <w:r>
@@ -1830,7 +1836,7 @@
         <w:pStyle w:val="Compact"/>
         <w:numPr>
           <w:ilvl w:val="0"/>
-          <w:numId w:val="1019"/>
+          <w:numId w:val="1020"/>
         </w:numPr>
       </w:pPr>
       <w:r>
@@ -1842,7 +1848,7 @@
         <w:pStyle w:val="Compact"/>
         <w:numPr>
           <w:ilvl w:val="0"/>
-          <w:numId w:val="1019"/>
+          <w:numId w:val="1020"/>
         </w:numPr>
       </w:pPr>
       <w:r>
@@ -1854,7 +1860,7 @@
         <w:pStyle w:val="Compact"/>
         <w:numPr>
           <w:ilvl w:val="0"/>
-          <w:numId w:val="1019"/>
+          <w:numId w:val="1020"/>
         </w:numPr>
       </w:pPr>
       <w:r>
@@ -1866,7 +1872,7 @@
         <w:pStyle w:val="Compact"/>
         <w:numPr>
           <w:ilvl w:val="0"/>
-          <w:numId w:val="1019"/>
+          <w:numId w:val="1020"/>
         </w:numPr>
       </w:pPr>
       <w:r>
@@ -1878,7 +1884,7 @@
         <w:pStyle w:val="Compact"/>
         <w:numPr>
           <w:ilvl w:val="0"/>
-          <w:numId w:val="1019"/>
+          <w:numId w:val="1020"/>
         </w:numPr>
       </w:pPr>
       <w:r>
@@ -1913,7 +1919,7 @@
         <w:pStyle w:val="Compact"/>
         <w:numPr>
           <w:ilvl w:val="0"/>
-          <w:numId w:val="1019"/>
+          <w:numId w:val="1020"/>
         </w:numPr>
       </w:pPr>
       <w:r>
@@ -1948,19 +1954,19 @@
         <w:pStyle w:val="Compact"/>
         <w:numPr>
           <w:ilvl w:val="1"/>
+          <w:numId w:val="1021"/>
+        </w:numPr>
+      </w:pPr>
+      <w:r>
+        <w:t xml:space="preserve">Better (but perhaps not as widely used yet and therefore a bit less mature/stable)</w:t>
+      </w:r>
+    </w:p>
+    <w:p>
+      <w:pPr>
+        <w:pStyle w:val="Compact"/>
+        <w:numPr>
+          <w:ilvl w:val="0"/>
           <w:numId w:val="1020"/>
-        </w:numPr>
-      </w:pPr>
-      <w:r>
-        <w:t xml:space="preserve">Better (but perhaps not as widely used yet and therefore a bit les mature/stable)</w:t>
-      </w:r>
-    </w:p>
-    <w:p>
-      <w:pPr>
-        <w:pStyle w:val="Compact"/>
-        <w:numPr>
-          <w:ilvl w:val="0"/>
-          <w:numId w:val="1019"/>
         </w:numPr>
       </w:pPr>
       <w:r>
@@ -2136,7 +2142,7 @@
         <w:rPr>
           <w:rStyle w:val="VerbatimChar"/>
         </w:rPr>
-        <w:t xml:space="preserve">✔ Number of reports ready for upload: 58.</w:t>
+        <w:t xml:space="preserve">✔ Number of reports ready for upload: 66.</w:t>
       </w:r>
       <w:r>
         <w:br/>
@@ -2352,6 +2358,18 @@
           <w:rStyle w:val="DecValTok"/>
         </w:rPr>
         <w:t xml:space="preserve">2024</w:t>
+      </w:r>
+      <w:r>
+        <w:rPr>
+          <w:rStyle w:val="NormalTok"/>
+        </w:rPr>
+        <w:t xml:space="preserve"> </w:t>
+      </w:r>
+      <w:r>
+        <w:rPr>
+          <w:rStyle w:val="CommentTok"/>
+        </w:rPr>
+        <w:t xml:space="preserve"># therefore, select just 3 years</w:t>
       </w:r>
       <w:r>
         <w:br/>
@@ -3463,7 +3481,7 @@
         <w:pStyle w:val="Compact"/>
         <w:numPr>
           <w:ilvl w:val="0"/>
-          <w:numId w:val="1021"/>
+          <w:numId w:val="1022"/>
         </w:numPr>
       </w:pPr>
       <w:r>
@@ -3475,7 +3493,7 @@
         <w:pStyle w:val="Compact"/>
         <w:numPr>
           <w:ilvl w:val="0"/>
-          <w:numId w:val="1021"/>
+          <w:numId w:val="1022"/>
         </w:numPr>
       </w:pPr>
       <w:r>
@@ -3487,19 +3505,7 @@
         <w:pStyle w:val="Compact"/>
         <w:numPr>
           <w:ilvl w:val="0"/>
-          <w:numId w:val="1021"/>
-        </w:numPr>
-      </w:pPr>
-      <w:r>
-        <w:t xml:space="preserve">Arrow</w:t>
-      </w:r>
-    </w:p>
-    <w:p>
-      <w:pPr>
-        <w:pStyle w:val="Compact"/>
-        <w:numPr>
-          <w:ilvl w:val="0"/>
-          <w:numId w:val="1021"/>
+          <w:numId w:val="1022"/>
         </w:numPr>
       </w:pPr>
       <w:r>
@@ -3529,7 +3535,7 @@
         <w:pStyle w:val="Compact"/>
         <w:numPr>
           <w:ilvl w:val="0"/>
-          <w:numId w:val="1022"/>
+          <w:numId w:val="1023"/>
         </w:numPr>
       </w:pPr>
       <w:r>
@@ -3541,7 +3547,7 @@
         <w:pStyle w:val="Compact"/>
         <w:numPr>
           <w:ilvl w:val="0"/>
-          <w:numId w:val="1022"/>
+          <w:numId w:val="1023"/>
         </w:numPr>
       </w:pPr>
       <w:r>
@@ -3550,8 +3556,29 @@
     </w:p>
     <w:p>
       <w:pPr>
+        <w:pStyle w:val="Compact"/>
+        <w:numPr>
+          <w:ilvl w:val="0"/>
+          <w:numId w:val="1023"/>
+        </w:numPr>
+      </w:pPr>
+      <w:r>
+        <w:t xml:space="preserve">(If you knew you only needed i smaller data set you might have performed similar work already in SAS but you often query the data multiple times for different purposes so it still good to have a readable version of everything)</w:t>
+      </w:r>
+    </w:p>
+    <w:p>
+      <w:pPr>
         <w:pStyle w:val="SourceCode"/>
       </w:pPr>
+      <w:r>
+        <w:rPr>
+          <w:rStyle w:val="CommentTok"/>
+        </w:rPr>
+        <w:t xml:space="preserve"># This is not writing from SAS but to illustrate the point :-)</w:t>
+      </w:r>
+      <w:r>
+        <w:br/>
+      </w:r>
       <w:r>
         <w:rPr>
           <w:rStyle w:val="NormalTok"/>
@@ -3929,7 +3956,7 @@
         <w:pStyle w:val="Compact"/>
         <w:numPr>
           <w:ilvl w:val="0"/>
-          <w:numId w:val="1023"/>
+          <w:numId w:val="1024"/>
         </w:numPr>
       </w:pPr>
       <w:r>
@@ -3941,7 +3968,7 @@
         <w:pStyle w:val="Compact"/>
         <w:numPr>
           <w:ilvl w:val="0"/>
-          <w:numId w:val="1023"/>
+          <w:numId w:val="1024"/>
         </w:numPr>
       </w:pPr>
       <w:r>
@@ -3953,7 +3980,7 @@
         <w:pStyle w:val="Compact"/>
         <w:numPr>
           <w:ilvl w:val="0"/>
-          <w:numId w:val="1023"/>
+          <w:numId w:val="1024"/>
         </w:numPr>
       </w:pPr>
       <w:r>
@@ -3965,11 +3992,11 @@
         <w:pStyle w:val="Compact"/>
         <w:numPr>
           <w:ilvl w:val="0"/>
-          <w:numId w:val="1023"/>
-        </w:numPr>
-      </w:pPr>
-      <w:r>
-        <w:t xml:space="preserve">very fast to read</w:t>
+          <w:numId w:val="1024"/>
+        </w:numPr>
+      </w:pPr>
+      <w:r>
+        <w:t xml:space="preserve">very fast to read and write</w:t>
       </w:r>
     </w:p>
     <w:p>
@@ -4041,11 +4068,11 @@
         <w:pStyle w:val="Compact"/>
         <w:numPr>
           <w:ilvl w:val="0"/>
-          <w:numId w:val="1024"/>
-        </w:numPr>
-      </w:pPr>
-      <w:r>
-        <w:t xml:space="preserve">So we might work with CSV + DuckDB but it is even more efficient if we could convert the CSV to a parquete file</w:t>
+          <w:numId w:val="1025"/>
+        </w:numPr>
+      </w:pPr>
+      <w:r>
+        <w:t xml:space="preserve">So we might work with CSV + DuckDB but it is even more efficient if we could convert the CSV to a parquet file</w:t>
       </w:r>
     </w:p>
     <w:p>
@@ -4053,11 +4080,11 @@
         <w:pStyle w:val="Compact"/>
         <w:numPr>
           <w:ilvl w:val="0"/>
-          <w:numId w:val="1024"/>
-        </w:numPr>
-      </w:pPr>
-      <w:r>
-        <w:t xml:space="preserve">The solution below reads the CSV data and then export it to a new parquet file</w:t>
+          <w:numId w:val="1025"/>
+        </w:numPr>
+      </w:pPr>
+      <w:r>
+        <w:t xml:space="preserve">The solution below reads the CSV data and then exports it to a new parquet file</w:t>
       </w:r>
     </w:p>
     <w:p>
@@ -4065,7 +4092,7 @@
         <w:pStyle w:val="Compact"/>
         <w:numPr>
           <w:ilvl w:val="0"/>
-          <w:numId w:val="1024"/>
+          <w:numId w:val="1025"/>
         </w:numPr>
       </w:pPr>
       <w:r>
@@ -4077,7 +4104,7 @@
         <w:pStyle w:val="Compact"/>
         <w:numPr>
           <w:ilvl w:val="1"/>
-          <w:numId w:val="1025"/>
+          <w:numId w:val="1026"/>
         </w:numPr>
       </w:pPr>
       <w:r>
@@ -4433,7 +4460,7 @@
         <w:pStyle w:val="Compact"/>
         <w:numPr>
           <w:ilvl w:val="0"/>
-          <w:numId w:val="1026"/>
+          <w:numId w:val="1027"/>
         </w:numPr>
       </w:pPr>
       <w:r>
@@ -4454,7 +4481,7 @@
         <w:pStyle w:val="Compact"/>
         <w:numPr>
           <w:ilvl w:val="0"/>
-          <w:numId w:val="1026"/>
+          <w:numId w:val="1027"/>
         </w:numPr>
       </w:pPr>
       <w:r>
@@ -4466,7 +4493,7 @@
         <w:pStyle w:val="Compact"/>
         <w:numPr>
           <w:ilvl w:val="0"/>
-          <w:numId w:val="1026"/>
+          <w:numId w:val="1027"/>
         </w:numPr>
       </w:pPr>
       <w:r>
@@ -4572,10 +4599,7 @@
         <w:br/>
       </w:r>
       <w:r>
-        <w:t xml:space="preserve">It can be imported into R (e.g. with</w:t>
-      </w:r>
-      <w:r>
-        <w:t xml:space="preserve"> </w:t>
+        <w:t xml:space="preserve">It can be sometimes be imported into R (</w:t>
       </w:r>
       <w:r>
         <w:rPr>
@@ -4584,13 +4608,13 @@
         <w:t xml:space="preserve">haven::read_sas()</w:t>
       </w:r>
       <w:r>
-        <w:t xml:space="preserve">), and some tools allow selection of specific columns at import.</w:t>
-      </w:r>
-      <w:r>
-        <w:br/>
-      </w:r>
-      <w:r>
-        <w:t xml:space="preserve">The dataset is generally read into memory.</w:t>
+        <w:t xml:space="preserve">, which also allow selection of specific columns at import).</w:t>
+      </w:r>
+      <w:r>
+        <w:br/>
+      </w:r>
+      <w:r>
+        <w:t xml:space="preserve">The dataset is read into memory.</w:t>
       </w:r>
     </w:p>
     <w:p>
@@ -4688,7 +4712,7 @@
         <w:pStyle w:val="Compact"/>
         <w:numPr>
           <w:ilvl w:val="0"/>
-          <w:numId w:val="1027"/>
+          <w:numId w:val="1028"/>
         </w:numPr>
       </w:pPr>
       <w:r>
@@ -4715,7 +4739,7 @@
         <w:pStyle w:val="Compact"/>
         <w:numPr>
           <w:ilvl w:val="0"/>
-          <w:numId w:val="1027"/>
+          <w:numId w:val="1028"/>
         </w:numPr>
       </w:pPr>
       <w:r>
@@ -4727,7 +4751,7 @@
         <w:pStyle w:val="Compact"/>
         <w:numPr>
           <w:ilvl w:val="1"/>
-          <w:numId w:val="1028"/>
+          <w:numId w:val="1029"/>
         </w:numPr>
       </w:pPr>
       <w:r>
@@ -4739,7 +4763,7 @@
         <w:pStyle w:val="Compact"/>
         <w:numPr>
           <w:ilvl w:val="2"/>
-          <w:numId w:val="1029"/>
+          <w:numId w:val="1030"/>
         </w:numPr>
       </w:pPr>
       <w:r>
@@ -4751,7 +4775,7 @@
         <w:pStyle w:val="Compact"/>
         <w:numPr>
           <w:ilvl w:val="2"/>
-          <w:numId w:val="1029"/>
+          <w:numId w:val="1030"/>
         </w:numPr>
       </w:pPr>
       <w:r>
@@ -4780,7 +4804,7 @@
         <w:pStyle w:val="Compact"/>
         <w:numPr>
           <w:ilvl w:val="0"/>
-          <w:numId w:val="1027"/>
+          <w:numId w:val="1028"/>
         </w:numPr>
       </w:pPr>
       <w:r>
@@ -4811,7 +4835,7 @@
         <w:pStyle w:val="Compact"/>
         <w:numPr>
           <w:ilvl w:val="0"/>
-          <w:numId w:val="1030"/>
+          <w:numId w:val="1031"/>
         </w:numPr>
       </w:pPr>
       <w:r>
@@ -4823,7 +4847,7 @@
         <w:pStyle w:val="Compact"/>
         <w:numPr>
           <w:ilvl w:val="0"/>
-          <w:numId w:val="1030"/>
+          <w:numId w:val="1031"/>
         </w:numPr>
       </w:pPr>
       <w:r>
@@ -4865,7 +4889,7 @@
         <w:pStyle w:val="Compact"/>
         <w:numPr>
           <w:ilvl w:val="0"/>
-          <w:numId w:val="1030"/>
+          <w:numId w:val="1031"/>
         </w:numPr>
       </w:pPr>
       <w:r>
@@ -4877,7 +4901,7 @@
         <w:pStyle w:val="Compact"/>
         <w:numPr>
           <w:ilvl w:val="0"/>
-          <w:numId w:val="1030"/>
+          <w:numId w:val="1031"/>
         </w:numPr>
       </w:pPr>
       <w:r>
@@ -4889,7 +4913,7 @@
         <w:pStyle w:val="Compact"/>
         <w:numPr>
           <w:ilvl w:val="0"/>
-          <w:numId w:val="1030"/>
+          <w:numId w:val="1031"/>
         </w:numPr>
       </w:pPr>
       <w:r>
@@ -4982,7 +5006,7 @@
         <w:pStyle w:val="Compact"/>
         <w:numPr>
           <w:ilvl w:val="0"/>
-          <w:numId w:val="1030"/>
+          <w:numId w:val="1031"/>
         </w:numPr>
       </w:pPr>
       <w:r>
@@ -4994,7 +5018,7 @@
         <w:pStyle w:val="Compact"/>
         <w:numPr>
           <w:ilvl w:val="0"/>
-          <w:numId w:val="1030"/>
+          <w:numId w:val="1031"/>
         </w:numPr>
       </w:pPr>
       <w:r>
@@ -5006,11 +5030,38 @@
         <w:pStyle w:val="Compact"/>
         <w:numPr>
           <w:ilvl w:val="1"/>
+          <w:numId w:val="1032"/>
+        </w:numPr>
+      </w:pPr>
+      <w:r>
+        <w:t xml:space="preserve">Integer-based keys and indices</w:t>
+      </w:r>
+      <w:r>
+        <w:br/>
+      </w:r>
+    </w:p>
+    <w:p>
+      <w:pPr>
+        <w:pStyle w:val="Compact"/>
+        <w:numPr>
+          <w:ilvl w:val="1"/>
+          <w:numId w:val="1032"/>
+        </w:numPr>
+      </w:pPr>
+      <w:r>
+        <w:t xml:space="preserve">Efficient joins and grouping</w:t>
+      </w:r>
+    </w:p>
+    <w:p>
+      <w:pPr>
+        <w:pStyle w:val="Compact"/>
+        <w:numPr>
+          <w:ilvl w:val="0"/>
           <w:numId w:val="1031"/>
         </w:numPr>
       </w:pPr>
       <w:r>
-        <w:t xml:space="preserve">Integer-based keys and indices</w:t>
+        <w:t xml:space="preserve">Reference semantics</w:t>
       </w:r>
       <w:r>
         <w:br/>
@@ -5020,12 +5071,15 @@
       <w:pPr>
         <w:pStyle w:val="Compact"/>
         <w:numPr>
-          <w:ilvl w:val="1"/>
+          <w:ilvl w:val="0"/>
           <w:numId w:val="1031"/>
         </w:numPr>
       </w:pPr>
       <w:r>
-        <w:t xml:space="preserve">Efficient joins and grouping</w:t>
+        <w:t xml:space="preserve">Very flexible and compact syntax</w:t>
+      </w:r>
+      <w:r>
+        <w:br/>
       </w:r>
     </w:p>
     <w:p>
@@ -5033,43 +5087,7 @@
         <w:pStyle w:val="Compact"/>
         <w:numPr>
           <w:ilvl w:val="0"/>
-          <w:numId w:val="1030"/>
-        </w:numPr>
-      </w:pPr>
-      <w:r>
-        <w:t xml:space="preserve">Reference semantics</w:t>
-      </w:r>
-      <w:r>
-        <w:br/>
-      </w:r>
-      <w:r>
-        <w:t xml:space="preserve">(modifications by reference — avoids unnecessary copying)</w:t>
-      </w:r>
-    </w:p>
-    <w:p>
-      <w:pPr>
-        <w:pStyle w:val="Compact"/>
-        <w:numPr>
-          <w:ilvl w:val="0"/>
-          <w:numId w:val="1030"/>
-        </w:numPr>
-      </w:pPr>
-      <w:r>
-        <w:t xml:space="preserve">Very flexible and compact syntax</w:t>
-      </w:r>
-      <w:r>
-        <w:br/>
-      </w:r>
-      <w:r>
-        <w:t xml:space="preserve">(powerful, but sometimes perceived as unusual at first)</w:t>
-      </w:r>
-    </w:p>
-    <w:p>
-      <w:pPr>
-        <w:pStyle w:val="Compact"/>
-        <w:numPr>
-          <w:ilvl w:val="0"/>
-          <w:numId w:val="1030"/>
+          <w:numId w:val="1031"/>
         </w:numPr>
       </w:pPr>
       <w:r>
@@ -5097,7 +5115,7 @@
         <w:pStyle w:val="Compact"/>
         <w:numPr>
           <w:ilvl w:val="0"/>
-          <w:numId w:val="1032"/>
+          <w:numId w:val="1033"/>
         </w:numPr>
       </w:pPr>
       <w:r>
@@ -5181,7 +5199,7 @@
         <w:pStyle w:val="Compact"/>
         <w:numPr>
           <w:ilvl w:val="0"/>
-          <w:numId w:val="1032"/>
+          <w:numId w:val="1033"/>
         </w:numPr>
       </w:pPr>
       <w:r>
@@ -5220,7 +5238,7 @@
         <w:pStyle w:val="Compact"/>
         <w:numPr>
           <w:ilvl w:val="0"/>
-          <w:numId w:val="1032"/>
+          <w:numId w:val="1033"/>
         </w:numPr>
       </w:pPr>
       <w:r>
@@ -5244,7 +5262,7 @@
         <w:pStyle w:val="Compact"/>
         <w:numPr>
           <w:ilvl w:val="0"/>
-          <w:numId w:val="1032"/>
+          <w:numId w:val="1033"/>
         </w:numPr>
       </w:pPr>
       <w:r>
@@ -5272,85 +5290,85 @@
         <w:pStyle w:val="Compact"/>
         <w:numPr>
           <w:ilvl w:val="1"/>
+          <w:numId w:val="1034"/>
+        </w:numPr>
+      </w:pPr>
+      <w:r>
+        <w:t xml:space="preserve">When an object is changed, a new copy is created (if needed).</w:t>
+      </w:r>
+    </w:p>
+    <w:p>
+      <w:pPr>
+        <w:pStyle w:val="Compact"/>
+        <w:numPr>
+          <w:ilvl w:val="1"/>
+          <w:numId w:val="1034"/>
+        </w:numPr>
+      </w:pPr>
+      <w:r>
+        <w:t xml:space="preserve">The name</w:t>
+      </w:r>
+      <w:r>
+        <w:t xml:space="preserve"> </w:t>
+      </w:r>
+      <w:r>
+        <w:rPr>
+          <w:rStyle w:val="VerbatimChar"/>
+        </w:rPr>
+        <w:t xml:space="preserve">df</w:t>
+      </w:r>
+      <w:r>
+        <w:t xml:space="preserve"> </w:t>
+      </w:r>
+      <w:r>
+        <w:t xml:space="preserve">is just a reference to an object in memory.</w:t>
+      </w:r>
+    </w:p>
+    <w:p>
+      <w:pPr>
+        <w:pStyle w:val="Compact"/>
+        <w:numPr>
+          <w:ilvl w:val="1"/>
+          <w:numId w:val="1034"/>
+        </w:numPr>
+      </w:pPr>
+      <w:r>
+        <w:t xml:space="preserve">After reassignment,</w:t>
+      </w:r>
+      <w:r>
+        <w:t xml:space="preserve"> </w:t>
+      </w:r>
+      <w:r>
+        <w:rPr>
+          <w:rStyle w:val="VerbatimChar"/>
+        </w:rPr>
+        <w:t xml:space="preserve">df</w:t>
+      </w:r>
+      <w:r>
+        <w:t xml:space="preserve"> </w:t>
+      </w:r>
+      <w:r>
+        <w:t xml:space="preserve">refers to the new object.</w:t>
+      </w:r>
+    </w:p>
+    <w:p>
+      <w:pPr>
+        <w:pStyle w:val="Compact"/>
+        <w:numPr>
+          <w:ilvl w:val="0"/>
           <w:numId w:val="1033"/>
         </w:numPr>
       </w:pPr>
       <w:r>
-        <w:t xml:space="preserve">When an object is changed, a new copy is created (if needed).</w:t>
+        <w:t xml:space="preserve">The previous object may remain in memory temporarily until garbage collection runs.</w:t>
       </w:r>
     </w:p>
     <w:p>
       <w:pPr>
         <w:pStyle w:val="Compact"/>
         <w:numPr>
-          <w:ilvl w:val="1"/>
+          <w:ilvl w:val="0"/>
           <w:numId w:val="1033"/>
-        </w:numPr>
-      </w:pPr>
-      <w:r>
-        <w:t xml:space="preserve">The name</w:t>
-      </w:r>
-      <w:r>
-        <w:t xml:space="preserve"> </w:t>
-      </w:r>
-      <w:r>
-        <w:rPr>
-          <w:rStyle w:val="VerbatimChar"/>
-        </w:rPr>
-        <w:t xml:space="preserve">df</w:t>
-      </w:r>
-      <w:r>
-        <w:t xml:space="preserve"> </w:t>
-      </w:r>
-      <w:r>
-        <w:t xml:space="preserve">is just a reference to an object in memory.</w:t>
-      </w:r>
-    </w:p>
-    <w:p>
-      <w:pPr>
-        <w:pStyle w:val="Compact"/>
-        <w:numPr>
-          <w:ilvl w:val="1"/>
-          <w:numId w:val="1033"/>
-        </w:numPr>
-      </w:pPr>
-      <w:r>
-        <w:t xml:space="preserve">After reassignment,</w:t>
-      </w:r>
-      <w:r>
-        <w:t xml:space="preserve"> </w:t>
-      </w:r>
-      <w:r>
-        <w:rPr>
-          <w:rStyle w:val="VerbatimChar"/>
-        </w:rPr>
-        <w:t xml:space="preserve">df</w:t>
-      </w:r>
-      <w:r>
-        <w:t xml:space="preserve"> </w:t>
-      </w:r>
-      <w:r>
-        <w:t xml:space="preserve">refers to the new object.</w:t>
-      </w:r>
-    </w:p>
-    <w:p>
-      <w:pPr>
-        <w:pStyle w:val="Compact"/>
-        <w:numPr>
-          <w:ilvl w:val="0"/>
-          <w:numId w:val="1032"/>
-        </w:numPr>
-      </w:pPr>
-      <w:r>
-        <w:t xml:space="preserve">The previous object may remain in memory temporarily until garbage collection runs.</w:t>
-      </w:r>
-    </w:p>
-    <w:p>
-      <w:pPr>
-        <w:pStyle w:val="Compact"/>
-        <w:numPr>
-          <w:ilvl w:val="0"/>
-          <w:numId w:val="1032"/>
         </w:numPr>
       </w:pPr>
       <w:r>
@@ -5372,7 +5390,7 @@
         <w:pStyle w:val="Compact"/>
         <w:numPr>
           <w:ilvl w:val="0"/>
-          <w:numId w:val="1034"/>
+          <w:numId w:val="1035"/>
         </w:numPr>
       </w:pPr>
       <w:r>
@@ -5396,7 +5414,7 @@
         <w:pStyle w:val="Compact"/>
         <w:numPr>
           <w:ilvl w:val="0"/>
-          <w:numId w:val="1034"/>
+          <w:numId w:val="1035"/>
         </w:numPr>
       </w:pPr>
       <w:r>
@@ -5417,7 +5435,7 @@
         <w:pStyle w:val="Compact"/>
         <w:numPr>
           <w:ilvl w:val="0"/>
-          <w:numId w:val="1034"/>
+          <w:numId w:val="1035"/>
         </w:numPr>
       </w:pPr>
       <w:r>
@@ -5438,11 +5456,11 @@
         <w:pStyle w:val="Compact"/>
         <w:numPr>
           <w:ilvl w:val="0"/>
-          <w:numId w:val="1034"/>
-        </w:numPr>
-      </w:pPr>
-      <w:r>
-        <w:t xml:space="preserve">No full copy is made — the object is modified by reference.</w:t>
+          <w:numId w:val="1035"/>
+        </w:numPr>
+      </w:pPr>
+      <w:r>
+        <w:t xml:space="preserve">No full copy is made</w:t>
       </w:r>
     </w:p>
     <w:p>
@@ -5450,7 +5468,7 @@
         <w:pStyle w:val="Compact"/>
         <w:numPr>
           <w:ilvl w:val="0"/>
-          <w:numId w:val="1034"/>
+          <w:numId w:val="1035"/>
         </w:numPr>
       </w:pPr>
       <w:r>
@@ -6464,7 +6482,7 @@
         <w:pStyle w:val="Compact"/>
         <w:numPr>
           <w:ilvl w:val="0"/>
-          <w:numId w:val="1035"/>
+          <w:numId w:val="1036"/>
         </w:numPr>
       </w:pPr>
       <w:r>
@@ -6476,7 +6494,7 @@
         <w:pStyle w:val="Compact"/>
         <w:numPr>
           <w:ilvl w:val="0"/>
-          <w:numId w:val="1035"/>
+          <w:numId w:val="1036"/>
         </w:numPr>
       </w:pPr>
       <w:r>
@@ -6488,7 +6506,7 @@
         <w:pStyle w:val="Compact"/>
         <w:numPr>
           <w:ilvl w:val="0"/>
-          <w:numId w:val="1035"/>
+          <w:numId w:val="1036"/>
         </w:numPr>
       </w:pPr>
       <w:r>
@@ -6500,7 +6518,7 @@
         <w:pStyle w:val="Compact"/>
         <w:numPr>
           <w:ilvl w:val="0"/>
-          <w:numId w:val="1035"/>
+          <w:numId w:val="1036"/>
         </w:numPr>
       </w:pPr>
       <w:r>
@@ -6512,7 +6530,7 @@
         <w:pStyle w:val="Compact"/>
         <w:numPr>
           <w:ilvl w:val="0"/>
-          <w:numId w:val="1035"/>
+          <w:numId w:val="1036"/>
         </w:numPr>
       </w:pPr>
       <w:r>
@@ -7380,11 +7398,26 @@
         <w:pStyle w:val="Compact"/>
         <w:numPr>
           <w:ilvl w:val="0"/>
-          <w:numId w:val="1036"/>
-        </w:numPr>
-      </w:pPr>
-      <w:r>
-        <w:t xml:space="preserve">Let’s say we work with cancer data from whole Sweden</w:t>
+          <w:numId w:val="1037"/>
+        </w:numPr>
+      </w:pPr>
+      <w:r>
+        <w:t xml:space="preserve">The first time you need the data, use</w:t>
+      </w:r>
+      <w:r>
+        <w:t xml:space="preserve"> </w:t>
+      </w:r>
+      <w:r>
+        <w:rPr>
+          <w:rStyle w:val="VerbatimChar"/>
+        </w:rPr>
+        <w:t xml:space="preserve">pxweb_interactive()</w:t>
+      </w:r>
+      <w:r>
+        <w:t xml:space="preserve"> </w:t>
+      </w:r>
+      <w:r>
+        <w:t xml:space="preserve">from your console.</w:t>
       </w:r>
     </w:p>
     <w:p>
@@ -7392,11 +7425,11 @@
         <w:pStyle w:val="Compact"/>
         <w:numPr>
           <w:ilvl w:val="0"/>
-          <w:numId w:val="1036"/>
-        </w:numPr>
-      </w:pPr>
-      <w:r>
-        <w:t xml:space="preserve">We have access to the number of diagnosed individuals for each month, region,</w:t>
+          <w:numId w:val="1037"/>
+        </w:numPr>
+      </w:pPr>
+      <w:r>
+        <w:t xml:space="preserve">It will guide you through all the necessary steps.</w:t>
       </w:r>
     </w:p>
     <w:p>
@@ -7404,58 +7437,7 @@
         <w:pStyle w:val="Compact"/>
         <w:numPr>
           <w:ilvl w:val="0"/>
-          <w:numId w:val="1036"/>
-        </w:numPr>
-      </w:pPr>
-      <w:r>
-        <w:t xml:space="preserve">Let´s explore some health data for Sweden.</w:t>
-      </w:r>
-    </w:p>
-    <w:p>
-      <w:pPr>
-        <w:pStyle w:val="Compact"/>
-        <w:numPr>
-          <w:ilvl w:val="0"/>
-          <w:numId w:val="1036"/>
-        </w:numPr>
-      </w:pPr>
-      <w:r>
-        <w:t xml:space="preserve">The first time you need the data, use</w:t>
-      </w:r>
-      <w:r>
-        <w:t xml:space="preserve"> </w:t>
-      </w:r>
-      <w:r>
-        <w:rPr>
-          <w:rStyle w:val="VerbatimChar"/>
-        </w:rPr>
-        <w:t xml:space="preserve">pxweb_interactive()</w:t>
-      </w:r>
-      <w:r>
-        <w:t xml:space="preserve"> </w:t>
-      </w:r>
-      <w:r>
-        <w:t xml:space="preserve">from your console.</w:t>
-      </w:r>
-    </w:p>
-    <w:p>
-      <w:pPr>
-        <w:pStyle w:val="Compact"/>
-        <w:numPr>
-          <w:ilvl w:val="0"/>
-          <w:numId w:val="1036"/>
-        </w:numPr>
-      </w:pPr>
-      <w:r>
-        <w:t xml:space="preserve">It will guide you through all the necessary steps.</w:t>
-      </w:r>
-    </w:p>
-    <w:p>
-      <w:pPr>
-        <w:pStyle w:val="Compact"/>
-        <w:numPr>
-          <w:ilvl w:val="0"/>
-          <w:numId w:val="1036"/>
+          <w:numId w:val="1037"/>
         </w:numPr>
       </w:pPr>
       <w:r>
@@ -9165,7 +9147,7 @@
         <w:pStyle w:val="Compact"/>
         <w:numPr>
           <w:ilvl w:val="0"/>
-          <w:numId w:val="1037"/>
+          <w:numId w:val="1038"/>
         </w:numPr>
       </w:pPr>
       <w:r>
@@ -9177,7 +9159,7 @@
         <w:pStyle w:val="Compact"/>
         <w:numPr>
           <w:ilvl w:val="0"/>
-          <w:numId w:val="1037"/>
+          <w:numId w:val="1038"/>
         </w:numPr>
       </w:pPr>
       <w:r>
@@ -9189,7 +9171,7 @@
         <w:pStyle w:val="Compact"/>
         <w:numPr>
           <w:ilvl w:val="0"/>
-          <w:numId w:val="1037"/>
+          <w:numId w:val="1038"/>
         </w:numPr>
       </w:pPr>
       <w:r>
@@ -9201,7 +9183,7 @@
         <w:pStyle w:val="Compact"/>
         <w:numPr>
           <w:ilvl w:val="0"/>
-          <w:numId w:val="1037"/>
+          <w:numId w:val="1038"/>
         </w:numPr>
       </w:pPr>
       <w:r>
@@ -9213,11 +9195,11 @@
         <w:pStyle w:val="Compact"/>
         <w:numPr>
           <w:ilvl w:val="0"/>
-          <w:numId w:val="1037"/>
-        </w:numPr>
-      </w:pPr>
-      <w:r>
-        <w:t xml:space="preserve">XML is aother format (used by the IRS/Skatteverket etc when they export population data)</w:t>
+          <w:numId w:val="1038"/>
+        </w:numPr>
+      </w:pPr>
+      <w:r>
+        <w:t xml:space="preserve">XML is another format (used for example by the IRS/Skatteverket sometimes)</w:t>
       </w:r>
     </w:p>
     <w:p>
@@ -10132,15 +10114,36 @@
       </w:pPr>
       <w:r>
         <w:rPr>
+          <w:rStyle w:val="CommentTok"/>
+        </w:rPr>
+        <w:t xml:space="preserve"># db_exec("INSTALL json")</w:t>
+      </w:r>
+      <w:r>
+        <w:br/>
+      </w:r>
+      <w:r>
+        <w:rPr>
           <w:rStyle w:val="FunctionTok"/>
         </w:rPr>
-        <w:t xml:space="preserve">library</w:t>
-      </w:r>
-      <w:r>
-        <w:rPr>
-          <w:rStyle w:val="NormalTok"/>
-        </w:rPr>
-        <w:t xml:space="preserve">(jsonlite)</w:t>
+        <w:t xml:space="preserve">db_exec</w:t>
+      </w:r>
+      <w:r>
+        <w:rPr>
+          <w:rStyle w:val="NormalTok"/>
+        </w:rPr>
+        <w:t xml:space="preserve">(</w:t>
+      </w:r>
+      <w:r>
+        <w:rPr>
+          <w:rStyle w:val="StringTok"/>
+        </w:rPr>
+        <w:t xml:space="preserve">"LOAD json"</w:t>
+      </w:r>
+      <w:r>
+        <w:rPr>
+          <w:rStyle w:val="NormalTok"/>
+        </w:rPr>
+        <w:t xml:space="preserve">)</w:t>
       </w:r>
       <w:r>
         <w:br/>
@@ -10176,7 +10179,7 @@
         <w:rPr>
           <w:rStyle w:val="NormalTok"/>
         </w:rPr>
-        <w:t xml:space="preserve">icd </w:t>
+        <w:t xml:space="preserve">(icd </w:t>
       </w:r>
       <w:r>
         <w:rPr>
@@ -10188,70 +10191,273 @@
         <w:rPr>
           <w:rStyle w:val="NormalTok"/>
         </w:rPr>
-        <w:t xml:space="preserve"> </w:t>
+        <w:t xml:space="preserve"> duckplyr</w:t>
+      </w:r>
+      <w:r>
+        <w:rPr>
+          <w:rStyle w:val="SpecialCharTok"/>
+        </w:rPr>
+        <w:t xml:space="preserve">::</w:t>
       </w:r>
       <w:r>
         <w:rPr>
           <w:rStyle w:val="FunctionTok"/>
         </w:rPr>
-        <w:t xml:space="preserve">fromJSON</w:t>
-      </w:r>
-      <w:r>
-        <w:rPr>
-          <w:rStyle w:val="NormalTok"/>
-        </w:rPr>
-        <w:t xml:space="preserve">(url)</w:t>
-      </w:r>
-      <w:r>
-        <w:br/>
+        <w:t xml:space="preserve">read_json_duckdb</w:t>
+      </w:r>
+      <w:r>
+        <w:rPr>
+          <w:rStyle w:val="NormalTok"/>
+        </w:rPr>
+        <w:t xml:space="preserve">(url))</w:t>
+      </w:r>
+    </w:p>
+    <w:p>
+      <w:pPr>
+        <w:pStyle w:val="SourceCode"/>
+      </w:pPr>
+      <w:r>
+        <w:rPr>
+          <w:rStyle w:val="VerbatimChar"/>
+        </w:rPr>
+        <w:t xml:space="preserve"># A duckplyr data frame: 3 variables</w:t>
+      </w:r>
+      <w:r>
+        <w:br/>
+      </w:r>
+      <w:r>
+        <w:rPr>
+          <w:rStyle w:val="VerbatimChar"/>
+        </w:rPr>
+        <w:t xml:space="preserve">   code    desc                                                         children</w:t>
+      </w:r>
+      <w:r>
+        <w:br/>
+      </w:r>
+      <w:r>
+        <w:rPr>
+          <w:rStyle w:val="VerbatimChar"/>
+        </w:rPr>
+        <w:t xml:space="preserve">   &lt;chr&gt;   &lt;chr&gt;                                                        &lt;list&gt;  </w:t>
+      </w:r>
+      <w:r>
+        <w:br/>
+      </w:r>
+      <w:r>
+        <w:rPr>
+          <w:rStyle w:val="VerbatimChar"/>
+        </w:rPr>
+        <w:t xml:space="preserve"> 1 A00-B99 Certain infectious and parasitic diseases                    &lt;df&gt;    </w:t>
+      </w:r>
+      <w:r>
+        <w:br/>
+      </w:r>
+      <w:r>
+        <w:rPr>
+          <w:rStyle w:val="VerbatimChar"/>
+        </w:rPr>
+        <w:t xml:space="preserve"> 2 C00-D49 Neoplasms                                                    &lt;df&gt;    </w:t>
+      </w:r>
+      <w:r>
+        <w:br/>
+      </w:r>
+      <w:r>
+        <w:rPr>
+          <w:rStyle w:val="VerbatimChar"/>
+        </w:rPr>
+        <w:t xml:space="preserve"> 3 D50-D89 Diseases of the blood and blood-forming organs and certain … &lt;df&gt;    </w:t>
+      </w:r>
+      <w:r>
+        <w:br/>
+      </w:r>
+      <w:r>
+        <w:rPr>
+          <w:rStyle w:val="VerbatimChar"/>
+        </w:rPr>
+        <w:t xml:space="preserve"> 4 E00-E89 Endocrine, nutritional and metabolic diseases                &lt;df&gt;    </w:t>
+      </w:r>
+      <w:r>
+        <w:br/>
+      </w:r>
+      <w:r>
+        <w:rPr>
+          <w:rStyle w:val="VerbatimChar"/>
+        </w:rPr>
+        <w:t xml:space="preserve"> 5 F01-F99 Mental, Behavioral and Neurodevelopmental disorders          &lt;df&gt;    </w:t>
+      </w:r>
+      <w:r>
+        <w:br/>
+      </w:r>
+      <w:r>
+        <w:rPr>
+          <w:rStyle w:val="VerbatimChar"/>
+        </w:rPr>
+        <w:t xml:space="preserve"> 6 G00-G99 Diseases of the nervous system                               &lt;df&gt;    </w:t>
+      </w:r>
+      <w:r>
+        <w:br/>
+      </w:r>
+      <w:r>
+        <w:rPr>
+          <w:rStyle w:val="VerbatimChar"/>
+        </w:rPr>
+        <w:t xml:space="preserve"> 7 H00-H59 Diseases of the eye and adnexa                               &lt;df&gt;    </w:t>
+      </w:r>
+      <w:r>
+        <w:br/>
+      </w:r>
+      <w:r>
+        <w:rPr>
+          <w:rStyle w:val="VerbatimChar"/>
+        </w:rPr>
+        <w:t xml:space="preserve"> 8 H60-H95 Diseases of the ear and mastoid process                      &lt;df&gt;    </w:t>
+      </w:r>
+      <w:r>
+        <w:br/>
+      </w:r>
+      <w:r>
+        <w:rPr>
+          <w:rStyle w:val="VerbatimChar"/>
+        </w:rPr>
+        <w:t xml:space="preserve"> 9 I00-I99 Diseases of the circulatory system                           &lt;df&gt;    </w:t>
+      </w:r>
+      <w:r>
+        <w:br/>
+      </w:r>
+      <w:r>
+        <w:rPr>
+          <w:rStyle w:val="VerbatimChar"/>
+        </w:rPr>
+        <w:t xml:space="preserve">10 J00-J99 Diseases of the respiratory system                           &lt;df&gt;    </w:t>
+      </w:r>
+      <w:r>
+        <w:br/>
+      </w:r>
+      <w:r>
+        <w:rPr>
+          <w:rStyle w:val="VerbatimChar"/>
+        </w:rPr>
+        <w:t xml:space="preserve"># ℹ more rows</w:t>
+      </w:r>
+    </w:p>
+    <w:p>
+      <w:r>
+        <w:pict>
+          <v:rect style="width:0;height:1.5pt" o:hralign="center" o:hrstd="t" o:hr="t"/>
+        </w:pict>
+      </w:r>
+    </w:p>
+    <w:bookmarkEnd w:id="83"/>
+    <w:bookmarkStart w:id="94" w:name="flattening"/>
+    <w:p>
+      <w:pPr>
+        <w:pStyle w:val="Heading2"/>
+      </w:pPr>
+      <w:r>
+        <w:t xml:space="preserve">Flattening</w:t>
+      </w:r>
+    </w:p>
+    <w:p>
+      <w:pPr>
+        <w:pStyle w:val="FirstParagraph"/>
+      </w:pPr>
+      <w:r>
+        <w:t xml:space="preserve">So you now have a duckplyr data frame. One of its columns is nested and, with additional data frames as children)</w:t>
+      </w:r>
+      <w:r>
+        <w:t xml:space="preserve"> </w:t>
+      </w:r>
+      <w:r>
+        <w:t xml:space="preserve">If we unnest the children for chapter 1, we see that those children also have children … and so it continous.</w:t>
+      </w:r>
+      <w:r>
+        <w:t xml:space="preserve"> </w:t>
+      </w:r>
+      <w:r>
+        <w:t xml:space="preserve">To get a simple translation between individual codes and their description, you might need to define some recursive function to unnest until you have found the last children in line.</w:t>
+      </w:r>
+    </w:p>
+    <w:p>
+      <w:pPr>
+        <w:pStyle w:val="SourceCode"/>
+      </w:pPr>
+      <w:r>
+        <w:rPr>
+          <w:rStyle w:val="NormalTok"/>
+        </w:rPr>
+        <w:t xml:space="preserve">(chap1 </w:t>
+      </w:r>
+      <w:r>
+        <w:rPr>
+          <w:rStyle w:val="OtherTok"/>
+        </w:rPr>
+        <w:t xml:space="preserve">&lt;-</w:t>
+      </w:r>
+      <w:r>
+        <w:rPr>
+          <w:rStyle w:val="NormalTok"/>
+        </w:rPr>
+        <w:t xml:space="preserve"> icd </w:t>
+      </w:r>
+      <w:r>
+        <w:rPr>
+          <w:rStyle w:val="SpecialCharTok"/>
+        </w:rPr>
+        <w:t xml:space="preserve">|&gt;</w:t>
+      </w:r>
+      <w:r>
+        <w:rPr>
+          <w:rStyle w:val="NormalTok"/>
+        </w:rPr>
+        <w:t xml:space="preserve"> </w:t>
       </w:r>
       <w:r>
         <w:rPr>
           <w:rStyle w:val="FunctionTok"/>
         </w:rPr>
-        <w:t xml:space="preserve">str</w:t>
-      </w:r>
-      <w:r>
-        <w:rPr>
-          <w:rStyle w:val="NormalTok"/>
-        </w:rPr>
-        <w:t xml:space="preserve">(icd</w:t>
+        <w:t xml:space="preserve">slice</w:t>
+      </w:r>
+      <w:r>
+        <w:rPr>
+          <w:rStyle w:val="NormalTok"/>
+        </w:rPr>
+        <w:t xml:space="preserve">(</w:t>
+      </w:r>
+      <w:r>
+        <w:rPr>
+          <w:rStyle w:val="DecValTok"/>
+        </w:rPr>
+        <w:t xml:space="preserve">1</w:t>
+      </w:r>
+      <w:r>
+        <w:rPr>
+          <w:rStyle w:val="NormalTok"/>
+        </w:rPr>
+        <w:t xml:space="preserve">) </w:t>
       </w:r>
       <w:r>
         <w:rPr>
           <w:rStyle w:val="SpecialCharTok"/>
         </w:rPr>
-        <w:t xml:space="preserve">$</w:t>
-      </w:r>
-      <w:r>
-        <w:rPr>
-          <w:rStyle w:val="NormalTok"/>
-        </w:rPr>
-        <w:t xml:space="preserve">children, </w:t>
-      </w:r>
-      <w:r>
-        <w:rPr>
-          <w:rStyle w:val="AttributeTok"/>
-        </w:rPr>
-        <w:t xml:space="preserve">max.level =</w:t>
-      </w:r>
-      <w:r>
-        <w:rPr>
-          <w:rStyle w:val="NormalTok"/>
-        </w:rPr>
-        <w:t xml:space="preserve"> </w:t>
-      </w:r>
-      <w:r>
-        <w:rPr>
-          <w:rStyle w:val="DecValTok"/>
-        </w:rPr>
-        <w:t xml:space="preserve">3</w:t>
-      </w:r>
-      <w:r>
-        <w:rPr>
-          <w:rStyle w:val="NormalTok"/>
-        </w:rPr>
-        <w:t xml:space="preserve">)</w:t>
+        <w:t xml:space="preserve">|&gt;</w:t>
+      </w:r>
+      <w:r>
+        <w:rPr>
+          <w:rStyle w:val="NormalTok"/>
+        </w:rPr>
+        <w:t xml:space="preserve"> </w:t>
+      </w:r>
+      <w:r>
+        <w:rPr>
+          <w:rStyle w:val="FunctionTok"/>
+        </w:rPr>
+        <w:t xml:space="preserve">collect</w:t>
+      </w:r>
+      <w:r>
+        <w:rPr>
+          <w:rStyle w:val="NormalTok"/>
+        </w:rPr>
+        <w:t xml:space="preserve">())</w:t>
       </w:r>
     </w:p>
     <w:p>
@@ -10262,3374 +10468,34 @@
         <w:rPr>
           <w:rStyle w:val="VerbatimChar"/>
         </w:rPr>
-        <w:t xml:space="preserve">List of 22</w:t>
-      </w:r>
-      <w:r>
-        <w:br/>
-      </w:r>
-      <w:r>
-        <w:rPr>
-          <w:rStyle w:val="VerbatimChar"/>
-        </w:rPr>
-        <w:t xml:space="preserve"> $ :'data.frame':   22 obs. of  3 variables:</w:t>
-      </w:r>
-      <w:r>
-        <w:br/>
-      </w:r>
-      <w:r>
-        <w:rPr>
-          <w:rStyle w:val="VerbatimChar"/>
-        </w:rPr>
-        <w:t xml:space="preserve">  ..$ code    : chr [1:22] "A00-A09" "A15-A19" "A20-A28" "A30-A49" ...</w:t>
-      </w:r>
-      <w:r>
-        <w:br/>
-      </w:r>
-      <w:r>
-        <w:rPr>
-          <w:rStyle w:val="VerbatimChar"/>
-        </w:rPr>
-        <w:t xml:space="preserve">  ..$ desc    : chr [1:22] "Intestinal infectious diseases" "Tuberculosis" "Certain zoonotic bacterial diseases" "Other bacterial diseases" ...</w:t>
-      </w:r>
-      <w:r>
-        <w:br/>
-      </w:r>
-      <w:r>
-        <w:rPr>
-          <w:rStyle w:val="VerbatimChar"/>
-        </w:rPr>
-        <w:t xml:space="preserve">  ..$ children:List of 22</w:t>
-      </w:r>
-      <w:r>
-        <w:br/>
-      </w:r>
-      <w:r>
-        <w:rPr>
-          <w:rStyle w:val="VerbatimChar"/>
-        </w:rPr>
-        <w:t xml:space="preserve">  .. ..$ :'data.frame': 10 obs. of  3 variables:</w:t>
-      </w:r>
-      <w:r>
-        <w:br/>
-      </w:r>
-      <w:r>
-        <w:rPr>
-          <w:rStyle w:val="VerbatimChar"/>
-        </w:rPr>
-        <w:t xml:space="preserve">  .. ..$ :'data.frame': 4 obs. of  3 variables:</w:t>
-      </w:r>
-      <w:r>
-        <w:br/>
-      </w:r>
-      <w:r>
-        <w:rPr>
-          <w:rStyle w:val="VerbatimChar"/>
-        </w:rPr>
-        <w:t xml:space="preserve">  .. ..$ :'data.frame': 9 obs. of  3 variables:</w:t>
-      </w:r>
-      <w:r>
-        <w:br/>
-      </w:r>
-      <w:r>
-        <w:rPr>
-          <w:rStyle w:val="VerbatimChar"/>
-        </w:rPr>
-        <w:t xml:space="preserve">  .. ..$ :'data.frame': 18 obs. of  3 variables:</w:t>
-      </w:r>
-      <w:r>
-        <w:br/>
-      </w:r>
-      <w:r>
-        <w:rPr>
-          <w:rStyle w:val="VerbatimChar"/>
-        </w:rPr>
-        <w:t xml:space="preserve">  .. ..$ :'data.frame': 13 obs. of  3 variables:</w:t>
-      </w:r>
-      <w:r>
-        <w:br/>
-      </w:r>
-      <w:r>
-        <w:rPr>
-          <w:rStyle w:val="VerbatimChar"/>
-        </w:rPr>
-        <w:t xml:space="preserve">  .. ..$ :'data.frame': 5 obs. of  3 variables:</w:t>
-      </w:r>
-      <w:r>
-        <w:br/>
-      </w:r>
-      <w:r>
-        <w:rPr>
-          <w:rStyle w:val="VerbatimChar"/>
-        </w:rPr>
-        <w:t xml:space="preserve">  .. ..$ :'data.frame': 3 obs. of  3 variables:</w:t>
-      </w:r>
-      <w:r>
-        <w:br/>
-      </w:r>
-      <w:r>
-        <w:rPr>
-          <w:rStyle w:val="VerbatimChar"/>
-        </w:rPr>
-        <w:t xml:space="preserve">  .. ..$ :'data.frame': 4 obs. of  3 variables:</w:t>
-      </w:r>
-      <w:r>
-        <w:br/>
-      </w:r>
-      <w:r>
-        <w:rPr>
-          <w:rStyle w:val="VerbatimChar"/>
-        </w:rPr>
-        <w:t xml:space="preserve">  .. ..$ :'data.frame': 10 obs. of  3 variables:</w:t>
-      </w:r>
-      <w:r>
-        <w:br/>
-      </w:r>
-      <w:r>
-        <w:rPr>
-          <w:rStyle w:val="VerbatimChar"/>
-        </w:rPr>
-        <w:t xml:space="preserve">  .. ..$ :'data.frame': 9 obs. of  3 variables:</w:t>
-      </w:r>
-      <w:r>
-        <w:br/>
-      </w:r>
-      <w:r>
-        <w:rPr>
-          <w:rStyle w:val="VerbatimChar"/>
-        </w:rPr>
-        <w:t xml:space="preserve">  .. ..$ :'data.frame': 10 obs. of  3 variables:</w:t>
-      </w:r>
-      <w:r>
-        <w:br/>
-      </w:r>
-      <w:r>
-        <w:rPr>
-          <w:rStyle w:val="VerbatimChar"/>
-        </w:rPr>
-        <w:t xml:space="preserve">  .. ..$ :'data.frame': 1 obs. of  3 variables:</w:t>
-      </w:r>
-      <w:r>
-        <w:br/>
-      </w:r>
-      <w:r>
-        <w:rPr>
-          <w:rStyle w:val="VerbatimChar"/>
-        </w:rPr>
-        <w:t xml:space="preserve">  .. ..$ :'data.frame': 5 obs. of  3 variables:</w:t>
-      </w:r>
-      <w:r>
-        <w:br/>
-      </w:r>
-      <w:r>
-        <w:rPr>
-          <w:rStyle w:val="VerbatimChar"/>
-        </w:rPr>
-        <w:t xml:space="preserve">  .. ..$ :'data.frame': 1 obs. of  3 variables:</w:t>
-      </w:r>
-      <w:r>
-        <w:br/>
-      </w:r>
-      <w:r>
-        <w:rPr>
-          <w:rStyle w:val="VerbatimChar"/>
-        </w:rPr>
-        <w:t xml:space="preserve">  .. ..$ :'data.frame': 6 obs. of  3 variables:</w:t>
-      </w:r>
-      <w:r>
-        <w:br/>
-      </w:r>
-      <w:r>
-        <w:rPr>
-          <w:rStyle w:val="VerbatimChar"/>
-        </w:rPr>
-        <w:t xml:space="preserve">  .. ..$ :'data.frame': 15 obs. of  3 variables:</w:t>
-      </w:r>
-      <w:r>
-        <w:br/>
-      </w:r>
-      <w:r>
-        <w:rPr>
-          <w:rStyle w:val="VerbatimChar"/>
-        </w:rPr>
-        <w:t xml:space="preserve">  .. ..$ :'data.frame': 12 obs. of  3 variables:</w:t>
-      </w:r>
-      <w:r>
-        <w:br/>
-      </w:r>
-      <w:r>
-        <w:rPr>
-          <w:rStyle w:val="VerbatimChar"/>
-        </w:rPr>
-        <w:t xml:space="preserve">  .. ..$ :'data.frame': 19 obs. of  3 variables:</w:t>
-      </w:r>
-      <w:r>
-        <w:br/>
-      </w:r>
-      <w:r>
-        <w:rPr>
-          <w:rStyle w:val="VerbatimChar"/>
-        </w:rPr>
-        <w:t xml:space="preserve">  .. ..$ :'data.frame': 5 obs. of  3 variables:</w:t>
-      </w:r>
-      <w:r>
-        <w:br/>
-      </w:r>
-      <w:r>
-        <w:rPr>
-          <w:rStyle w:val="VerbatimChar"/>
-        </w:rPr>
-        <w:t xml:space="preserve">  .. ..$ :'data.frame': 4 obs. of  3 variables:</w:t>
-      </w:r>
-      <w:r>
-        <w:br/>
-      </w:r>
-      <w:r>
-        <w:rPr>
-          <w:rStyle w:val="VerbatimChar"/>
-        </w:rPr>
-        <w:t xml:space="preserve">  .. ..$ :'data.frame': 3 obs. of  3 variables:</w:t>
-      </w:r>
-      <w:r>
-        <w:br/>
-      </w:r>
-      <w:r>
-        <w:rPr>
-          <w:rStyle w:val="VerbatimChar"/>
-        </w:rPr>
-        <w:t xml:space="preserve">  .. ..$ :'data.frame': 1 obs. of  3 variables:</w:t>
-      </w:r>
-      <w:r>
-        <w:br/>
-      </w:r>
-      <w:r>
-        <w:rPr>
-          <w:rStyle w:val="VerbatimChar"/>
-        </w:rPr>
-        <w:t xml:space="preserve"> $ :'data.frame':   21 obs. of  3 variables:</w:t>
-      </w:r>
-      <w:r>
-        <w:br/>
-      </w:r>
-      <w:r>
-        <w:rPr>
-          <w:rStyle w:val="VerbatimChar"/>
-        </w:rPr>
-        <w:t xml:space="preserve">  ..$ code    : chr [1:21] "C00-C14" "C15-C26" "C30-C39" "C40-C41" ...</w:t>
-      </w:r>
-      <w:r>
-        <w:br/>
-      </w:r>
-      <w:r>
-        <w:rPr>
-          <w:rStyle w:val="VerbatimChar"/>
-        </w:rPr>
-        <w:t xml:space="preserve">  ..$ desc    : chr [1:21] "Malignant neoplasms of lip, oral cavity and pharynx" "Malignant neoplasms of digestive organs" "Malignant neoplasms of respiratory and intrathoracic organs" "Malignant neoplasms of bone and articular cartilage" ...</w:t>
-      </w:r>
-      <w:r>
-        <w:br/>
-      </w:r>
-      <w:r>
-        <w:rPr>
-          <w:rStyle w:val="VerbatimChar"/>
-        </w:rPr>
-        <w:t xml:space="preserve">  ..$ children:List of 21</w:t>
-      </w:r>
-      <w:r>
-        <w:br/>
-      </w:r>
-      <w:r>
-        <w:rPr>
-          <w:rStyle w:val="VerbatimChar"/>
-        </w:rPr>
-        <w:t xml:space="preserve">  .. ..$ :'data.frame': 15 obs. of  3 variables:</w:t>
-      </w:r>
-      <w:r>
-        <w:br/>
-      </w:r>
-      <w:r>
-        <w:rPr>
-          <w:rStyle w:val="VerbatimChar"/>
-        </w:rPr>
-        <w:t xml:space="preserve">  .. ..$ :'data.frame': 12 obs. of  3 variables:</w:t>
-      </w:r>
-      <w:r>
-        <w:br/>
-      </w:r>
-      <w:r>
-        <w:rPr>
-          <w:rStyle w:val="VerbatimChar"/>
-        </w:rPr>
-        <w:t xml:space="preserve">  .. ..$ :'data.frame': 8 obs. of  3 variables:</w:t>
-      </w:r>
-      <w:r>
-        <w:br/>
-      </w:r>
-      <w:r>
-        <w:rPr>
-          <w:rStyle w:val="VerbatimChar"/>
-        </w:rPr>
-        <w:t xml:space="preserve">  .. ..$ :'data.frame': 2 obs. of  3 variables:</w:t>
-      </w:r>
-      <w:r>
-        <w:br/>
-      </w:r>
-      <w:r>
-        <w:rPr>
-          <w:rStyle w:val="VerbatimChar"/>
-        </w:rPr>
-        <w:t xml:space="preserve">  .. ..$ :'data.frame': 3 obs. of  3 variables:</w:t>
-      </w:r>
-      <w:r>
-        <w:br/>
-      </w:r>
-      <w:r>
-        <w:rPr>
-          <w:rStyle w:val="VerbatimChar"/>
-        </w:rPr>
-        <w:t xml:space="preserve">  .. ..$ :'data.frame': 5 obs. of  3 variables:</w:t>
-      </w:r>
-      <w:r>
-        <w:br/>
-      </w:r>
-      <w:r>
-        <w:rPr>
-          <w:rStyle w:val="VerbatimChar"/>
-        </w:rPr>
-        <w:t xml:space="preserve">  .. ..$ :'data.frame': 1 obs. of  3 variables:</w:t>
-      </w:r>
-      <w:r>
-        <w:br/>
-      </w:r>
-      <w:r>
-        <w:rPr>
-          <w:rStyle w:val="VerbatimChar"/>
-        </w:rPr>
-        <w:t xml:space="preserve">  .. ..$ :'data.frame': 8 obs. of  3 variables:</w:t>
-      </w:r>
-      <w:r>
-        <w:br/>
-      </w:r>
-      <w:r>
-        <w:rPr>
-          <w:rStyle w:val="VerbatimChar"/>
-        </w:rPr>
-        <w:t xml:space="preserve">  .. ..$ :'data.frame': 4 obs. of  3 variables:</w:t>
-      </w:r>
-      <w:r>
-        <w:br/>
-      </w:r>
-      <w:r>
-        <w:rPr>
-          <w:rStyle w:val="VerbatimChar"/>
-        </w:rPr>
-        <w:t xml:space="preserve">  .. ..$ :'data.frame': 5 obs. of  3 variables:</w:t>
-      </w:r>
-      <w:r>
-        <w:br/>
-      </w:r>
-      <w:r>
-        <w:rPr>
-          <w:rStyle w:val="VerbatimChar"/>
-        </w:rPr>
-        <w:t xml:space="preserve">  .. ..$ :'data.frame': 4 obs. of  3 variables:</w:t>
-      </w:r>
-      <w:r>
-        <w:br/>
-      </w:r>
-      <w:r>
-        <w:rPr>
-          <w:rStyle w:val="VerbatimChar"/>
-        </w:rPr>
-        <w:t xml:space="preserve">  .. ..$ :'data.frame': 3 obs. of  3 variables:</w:t>
-      </w:r>
-      <w:r>
-        <w:br/>
-      </w:r>
-      <w:r>
-        <w:rPr>
-          <w:rStyle w:val="VerbatimChar"/>
-        </w:rPr>
-        <w:t xml:space="preserve">  .. ..$ :'data.frame': 5 obs. of  3 variables:</w:t>
-      </w:r>
-      <w:r>
-        <w:br/>
-      </w:r>
-      <w:r>
-        <w:rPr>
-          <w:rStyle w:val="VerbatimChar"/>
-        </w:rPr>
-        <w:t xml:space="preserve">  .. ..$ :'data.frame': 1 obs. of  3 variables:</w:t>
-      </w:r>
-      <w:r>
-        <w:br/>
-      </w:r>
-      <w:r>
-        <w:rPr>
-          <w:rStyle w:val="VerbatimChar"/>
-        </w:rPr>
-        <w:t xml:space="preserve">  .. ..$ :'data.frame': 1 obs. of  3 variables:</w:t>
-      </w:r>
-      <w:r>
-        <w:br/>
-      </w:r>
-      <w:r>
-        <w:rPr>
-          <w:rStyle w:val="VerbatimChar"/>
-        </w:rPr>
-        <w:t xml:space="preserve">  .. ..$ :'data.frame': 14 obs. of  3 variables:</w:t>
-      </w:r>
-      <w:r>
-        <w:br/>
-      </w:r>
-      <w:r>
-        <w:rPr>
-          <w:rStyle w:val="VerbatimChar"/>
-        </w:rPr>
-        <w:t xml:space="preserve">  .. ..$ :'data.frame': 9 obs. of  3 variables:</w:t>
-      </w:r>
-      <w:r>
-        <w:br/>
-      </w:r>
-      <w:r>
-        <w:rPr>
-          <w:rStyle w:val="VerbatimChar"/>
-        </w:rPr>
-        <w:t xml:space="preserve">  .. ..$ :'data.frame': 27 obs. of  3 variables:</w:t>
-      </w:r>
-      <w:r>
-        <w:br/>
-      </w:r>
-      <w:r>
-        <w:rPr>
-          <w:rStyle w:val="VerbatimChar"/>
-        </w:rPr>
-        <w:t xml:space="preserve">  .. ..$ :'data.frame': 12 obs. of  3 variables:</w:t>
-      </w:r>
-      <w:r>
-        <w:br/>
-      </w:r>
-      <w:r>
-        <w:rPr>
-          <w:rStyle w:val="VerbatimChar"/>
-        </w:rPr>
-        <w:t xml:space="preserve">  .. ..$ :'data.frame': 1 obs. of  3 variables:</w:t>
-      </w:r>
-      <w:r>
-        <w:br/>
-      </w:r>
-      <w:r>
-        <w:rPr>
-          <w:rStyle w:val="VerbatimChar"/>
-        </w:rPr>
-        <w:t xml:space="preserve">  .. ..$ :'data.frame': 1 obs. of  3 variables:</w:t>
-      </w:r>
-      <w:r>
-        <w:br/>
-      </w:r>
-      <w:r>
-        <w:rPr>
-          <w:rStyle w:val="VerbatimChar"/>
-        </w:rPr>
-        <w:t xml:space="preserve"> $ :'data.frame':   7 obs. of  3 variables:</w:t>
-      </w:r>
-      <w:r>
-        <w:br/>
-      </w:r>
-      <w:r>
-        <w:rPr>
-          <w:rStyle w:val="VerbatimChar"/>
-        </w:rPr>
-        <w:t xml:space="preserve">  ..$ code    : chr [1:7] "D50-D53" "D55-D59" "D60-D64" "D65-D69" ...</w:t>
-      </w:r>
-      <w:r>
-        <w:br/>
-      </w:r>
-      <w:r>
-        <w:rPr>
-          <w:rStyle w:val="VerbatimChar"/>
-        </w:rPr>
-        <w:t xml:space="preserve">  ..$ desc    : chr [1:7] "Nutritional anemias" "Hemolytic anemias" "Aplastic and other anemias and other bone marrow failure syndromes" "Coagulation defects, purpura and other hemorrhagic conditions" ...</w:t>
-      </w:r>
-      <w:r>
-        <w:br/>
-      </w:r>
-      <w:r>
-        <w:rPr>
-          <w:rStyle w:val="VerbatimChar"/>
-        </w:rPr>
-        <w:t xml:space="preserve">  ..$ children:List of 7</w:t>
-      </w:r>
-      <w:r>
-        <w:br/>
-      </w:r>
-      <w:r>
-        <w:rPr>
-          <w:rStyle w:val="VerbatimChar"/>
-        </w:rPr>
-        <w:t xml:space="preserve">  .. ..$ :'data.frame': 4 obs. of  3 variables:</w:t>
-      </w:r>
-      <w:r>
-        <w:br/>
-      </w:r>
-      <w:r>
-        <w:rPr>
-          <w:rStyle w:val="VerbatimChar"/>
-        </w:rPr>
-        <w:t xml:space="preserve">  .. ..$ :'data.frame': 5 obs. of  3 variables:</w:t>
-      </w:r>
-      <w:r>
-        <w:br/>
-      </w:r>
-      <w:r>
-        <w:rPr>
-          <w:rStyle w:val="VerbatimChar"/>
-        </w:rPr>
-        <w:t xml:space="preserve">  .. ..$ :'data.frame': 5 obs. of  3 variables:</w:t>
-      </w:r>
-      <w:r>
-        <w:br/>
-      </w:r>
-      <w:r>
-        <w:rPr>
-          <w:rStyle w:val="VerbatimChar"/>
-        </w:rPr>
-        <w:t xml:space="preserve">  .. ..$ :'data.frame': 5 obs. of  3 variables:</w:t>
-      </w:r>
-      <w:r>
-        <w:br/>
-      </w:r>
-      <w:r>
-        <w:rPr>
-          <w:rStyle w:val="VerbatimChar"/>
-        </w:rPr>
-        <w:t xml:space="preserve">  .. ..$ :'data.frame': 8 obs. of  3 variables:</w:t>
-      </w:r>
-      <w:r>
-        <w:br/>
-      </w:r>
-      <w:r>
-        <w:rPr>
-          <w:rStyle w:val="VerbatimChar"/>
-        </w:rPr>
-        <w:t xml:space="preserve">  .. ..$ :'data.frame': 1 obs. of  3 variables:</w:t>
-      </w:r>
-      <w:r>
-        <w:br/>
-      </w:r>
-      <w:r>
-        <w:rPr>
-          <w:rStyle w:val="VerbatimChar"/>
-        </w:rPr>
-        <w:t xml:space="preserve">  .. ..$ :'data.frame': 7 obs. of  3 variables:</w:t>
-      </w:r>
-      <w:r>
-        <w:br/>
-      </w:r>
-      <w:r>
-        <w:rPr>
-          <w:rStyle w:val="VerbatimChar"/>
-        </w:rPr>
-        <w:t xml:space="preserve"> $ :'data.frame':   10 obs. of  3 variables:</w:t>
-      </w:r>
-      <w:r>
-        <w:br/>
-      </w:r>
-      <w:r>
-        <w:rPr>
-          <w:rStyle w:val="VerbatimChar"/>
-        </w:rPr>
-        <w:t xml:space="preserve">  ..$ code    : chr [1:10] "E00-E07" "E08-E13" "E15-E16" "E20-E35" ...</w:t>
-      </w:r>
-      <w:r>
-        <w:br/>
-      </w:r>
-      <w:r>
-        <w:rPr>
-          <w:rStyle w:val="VerbatimChar"/>
-        </w:rPr>
-        <w:t xml:space="preserve">  ..$ desc    : chr [1:10] "Disorders of thyroid gland" "Diabetes mellitus" "Other disorders of glucose regulation and pancreatic internal secretion" "Disorders of other endocrine glands" ...</w:t>
-      </w:r>
-      <w:r>
-        <w:br/>
-      </w:r>
-      <w:r>
-        <w:rPr>
-          <w:rStyle w:val="VerbatimChar"/>
-        </w:rPr>
-        <w:t xml:space="preserve">  ..$ children:List of 10</w:t>
-      </w:r>
-      <w:r>
-        <w:br/>
-      </w:r>
-      <w:r>
-        <w:rPr>
-          <w:rStyle w:val="VerbatimChar"/>
-        </w:rPr>
-        <w:t xml:space="preserve">  .. ..$ :'data.frame': 8 obs. of  3 variables:</w:t>
-      </w:r>
-      <w:r>
-        <w:br/>
-      </w:r>
-      <w:r>
-        <w:rPr>
-          <w:rStyle w:val="VerbatimChar"/>
-        </w:rPr>
-        <w:t xml:space="preserve">  .. ..$ :'data.frame': 5 obs. of  3 variables:</w:t>
-      </w:r>
-      <w:r>
-        <w:br/>
-      </w:r>
-      <w:r>
-        <w:rPr>
-          <w:rStyle w:val="VerbatimChar"/>
-        </w:rPr>
-        <w:t xml:space="preserve">  .. ..$ :'data.frame': 2 obs. of  3 variables:</w:t>
-      </w:r>
-      <w:r>
-        <w:br/>
-      </w:r>
-      <w:r>
-        <w:rPr>
-          <w:rStyle w:val="VerbatimChar"/>
-        </w:rPr>
-        <w:t xml:space="preserve">  .. ..$ :'data.frame': 15 obs. of  3 variables:</w:t>
-      </w:r>
-      <w:r>
-        <w:br/>
-      </w:r>
-      <w:r>
-        <w:rPr>
-          <w:rStyle w:val="VerbatimChar"/>
-        </w:rPr>
-        <w:t xml:space="preserve">  .. ..$ :'data.frame': 1 obs. of  3 variables:</w:t>
-      </w:r>
-      <w:r>
-        <w:br/>
-      </w:r>
-      <w:r>
-        <w:rPr>
-          <w:rStyle w:val="VerbatimChar"/>
-        </w:rPr>
-        <w:t xml:space="preserve">  .. ..$ :'data.frame': 7 obs. of  3 variables:</w:t>
-      </w:r>
-      <w:r>
-        <w:br/>
-      </w:r>
-      <w:r>
-        <w:rPr>
-          <w:rStyle w:val="VerbatimChar"/>
-        </w:rPr>
-        <w:t xml:space="preserve">  .. ..$ :'data.frame': 13 obs. of  3 variables:</w:t>
-      </w:r>
-      <w:r>
-        <w:br/>
-      </w:r>
-      <w:r>
-        <w:rPr>
-          <w:rStyle w:val="VerbatimChar"/>
-        </w:rPr>
-        <w:t xml:space="preserve">  .. ..$ :'data.frame': 4 obs. of  3 variables:</w:t>
-      </w:r>
-      <w:r>
-        <w:br/>
-      </w:r>
-      <w:r>
-        <w:rPr>
-          <w:rStyle w:val="VerbatimChar"/>
-        </w:rPr>
-        <w:t xml:space="preserve">  .. ..$ :'data.frame': 17 obs. of  3 variables:</w:t>
-      </w:r>
-      <w:r>
-        <w:br/>
-      </w:r>
-      <w:r>
-        <w:rPr>
-          <w:rStyle w:val="VerbatimChar"/>
-        </w:rPr>
-        <w:t xml:space="preserve">  .. ..$ :'data.frame': 1 obs. of  3 variables:</w:t>
-      </w:r>
-      <w:r>
-        <w:br/>
-      </w:r>
-      <w:r>
-        <w:rPr>
-          <w:rStyle w:val="VerbatimChar"/>
-        </w:rPr>
-        <w:t xml:space="preserve"> $ :'data.frame':   11 obs. of  3 variables:</w:t>
-      </w:r>
-      <w:r>
-        <w:br/>
-      </w:r>
-      <w:r>
-        <w:rPr>
-          <w:rStyle w:val="VerbatimChar"/>
-        </w:rPr>
-        <w:t xml:space="preserve">  ..$ code    : chr [1:11] "F01-F09" "F10-F19" "F20-F29" "F30-F39" ...</w:t>
-      </w:r>
-      <w:r>
-        <w:br/>
-      </w:r>
-      <w:r>
-        <w:rPr>
-          <w:rStyle w:val="VerbatimChar"/>
-        </w:rPr>
-        <w:t xml:space="preserve">  ..$ desc    : chr [1:11] "Mental disorders due to known physiological conditions" "Mental and behavioral disorders due to psychoactive substance use" "Schizophrenia, schizotypal, delusional, and other non-mood psychotic disorders" "Mood [affective] disorders" ...</w:t>
-      </w:r>
-      <w:r>
-        <w:br/>
-      </w:r>
-      <w:r>
-        <w:rPr>
-          <w:rStyle w:val="VerbatimChar"/>
-        </w:rPr>
-        <w:t xml:space="preserve">  ..$ children:List of 11</w:t>
-      </w:r>
-      <w:r>
-        <w:br/>
-      </w:r>
-      <w:r>
-        <w:rPr>
-          <w:rStyle w:val="VerbatimChar"/>
-        </w:rPr>
-        <w:t xml:space="preserve">  .. ..$ :'data.frame': 8 obs. of  3 variables:</w:t>
-      </w:r>
-      <w:r>
-        <w:br/>
-      </w:r>
-      <w:r>
-        <w:rPr>
-          <w:rStyle w:val="VerbatimChar"/>
-        </w:rPr>
-        <w:t xml:space="preserve">  .. ..$ :'data.frame': 10 obs. of  3 variables:</w:t>
-      </w:r>
-      <w:r>
-        <w:br/>
-      </w:r>
-      <w:r>
-        <w:rPr>
-          <w:rStyle w:val="VerbatimChar"/>
-        </w:rPr>
-        <w:t xml:space="preserve">  .. ..$ :'data.frame': 8 obs. of  3 variables:</w:t>
-      </w:r>
-      <w:r>
-        <w:br/>
-      </w:r>
-      <w:r>
-        <w:rPr>
-          <w:rStyle w:val="VerbatimChar"/>
-        </w:rPr>
-        <w:t xml:space="preserve">  .. ..$ :'data.frame': 6 obs. of  3 variables:</w:t>
-      </w:r>
-      <w:r>
-        <w:br/>
-      </w:r>
-      <w:r>
-        <w:rPr>
-          <w:rStyle w:val="VerbatimChar"/>
-        </w:rPr>
-        <w:t xml:space="preserve">  .. ..$ :'data.frame': 7 obs. of  3 variables:</w:t>
-      </w:r>
-      <w:r>
-        <w:br/>
-      </w:r>
-      <w:r>
-        <w:rPr>
-          <w:rStyle w:val="VerbatimChar"/>
-        </w:rPr>
-        <w:t xml:space="preserve">  .. ..$ :'data.frame': 7 obs. of  3 variables:</w:t>
-      </w:r>
-      <w:r>
-        <w:br/>
-      </w:r>
-      <w:r>
-        <w:rPr>
-          <w:rStyle w:val="VerbatimChar"/>
-        </w:rPr>
-        <w:t xml:space="preserve">  .. ..$ :'data.frame': 7 obs. of  3 variables:</w:t>
-      </w:r>
-      <w:r>
-        <w:br/>
-      </w:r>
-      <w:r>
-        <w:rPr>
-          <w:rStyle w:val="VerbatimChar"/>
-        </w:rPr>
-        <w:t xml:space="preserve">  .. ..$ :'data.frame': 6 obs. of  3 variables:</w:t>
-      </w:r>
-      <w:r>
-        <w:br/>
-      </w:r>
-      <w:r>
-        <w:rPr>
-          <w:rStyle w:val="VerbatimChar"/>
-        </w:rPr>
-        <w:t xml:space="preserve">  .. ..$ :'data.frame': 6 obs. of  3 variables:</w:t>
-      </w:r>
-      <w:r>
-        <w:br/>
-      </w:r>
-      <w:r>
-        <w:rPr>
-          <w:rStyle w:val="VerbatimChar"/>
-        </w:rPr>
-        <w:t xml:space="preserve">  .. ..$ :'data.frame': 6 obs. of  3 variables:</w:t>
-      </w:r>
-      <w:r>
-        <w:br/>
-      </w:r>
-      <w:r>
-        <w:rPr>
-          <w:rStyle w:val="VerbatimChar"/>
-        </w:rPr>
-        <w:t xml:space="preserve">  .. ..$ :'data.frame': 1 obs. of  3 variables:</w:t>
-      </w:r>
-      <w:r>
-        <w:br/>
-      </w:r>
-      <w:r>
-        <w:rPr>
-          <w:rStyle w:val="VerbatimChar"/>
-        </w:rPr>
-        <w:t xml:space="preserve"> $ :'data.frame':   11 obs. of  3 variables:</w:t>
-      </w:r>
-      <w:r>
-        <w:br/>
-      </w:r>
-      <w:r>
-        <w:rPr>
-          <w:rStyle w:val="VerbatimChar"/>
-        </w:rPr>
-        <w:t xml:space="preserve">  ..$ code    : chr [1:11] "G00-G09" "G10-G14" "G20-G26" "G30-G32" ...</w:t>
-      </w:r>
-      <w:r>
-        <w:br/>
-      </w:r>
-      <w:r>
-        <w:rPr>
-          <w:rStyle w:val="VerbatimChar"/>
-        </w:rPr>
-        <w:t xml:space="preserve">  ..$ desc    : chr [1:11] "Inflammatory diseases of the central nervous system" "Systemic atrophies primarily affecting the central nervous system" "Extrapyramidal and movement disorders" "Other degenerative diseases of the nervous system" ...</w:t>
-      </w:r>
-      <w:r>
-        <w:br/>
-      </w:r>
-      <w:r>
-        <w:rPr>
-          <w:rStyle w:val="VerbatimChar"/>
-        </w:rPr>
-        <w:t xml:space="preserve">  ..$ children:List of 11</w:t>
-      </w:r>
-      <w:r>
-        <w:br/>
-      </w:r>
-      <w:r>
-        <w:rPr>
-          <w:rStyle w:val="VerbatimChar"/>
-        </w:rPr>
-        <w:t xml:space="preserve">  .. ..$ :'data.frame': 10 obs. of  3 variables:</w:t>
-      </w:r>
-      <w:r>
-        <w:br/>
-      </w:r>
-      <w:r>
-        <w:rPr>
-          <w:rStyle w:val="VerbatimChar"/>
-        </w:rPr>
-        <w:t xml:space="preserve">  .. ..$ :'data.frame': 5 obs. of  3 variables:</w:t>
-      </w:r>
-      <w:r>
-        <w:br/>
-      </w:r>
-      <w:r>
-        <w:rPr>
-          <w:rStyle w:val="VerbatimChar"/>
-        </w:rPr>
-        <w:t xml:space="preserve">  .. ..$ :'data.frame': 6 obs. of  3 variables:</w:t>
-      </w:r>
-      <w:r>
-        <w:br/>
-      </w:r>
-      <w:r>
-        <w:rPr>
-          <w:rStyle w:val="VerbatimChar"/>
-        </w:rPr>
-        <w:t xml:space="preserve">  .. ..$ :'data.frame': 3 obs. of  3 variables:</w:t>
-      </w:r>
-      <w:r>
-        <w:br/>
-      </w:r>
-      <w:r>
-        <w:rPr>
-          <w:rStyle w:val="VerbatimChar"/>
-        </w:rPr>
-        <w:t xml:space="preserve">  .. ..$ :'data.frame': 3 obs. of  3 variables:</w:t>
-      </w:r>
-      <w:r>
-        <w:br/>
-      </w:r>
-      <w:r>
-        <w:rPr>
-          <w:rStyle w:val="VerbatimChar"/>
-        </w:rPr>
-        <w:t xml:space="preserve">  .. ..$ :'data.frame': 6 obs. of  3 variables:</w:t>
-      </w:r>
-      <w:r>
-        <w:br/>
-      </w:r>
-      <w:r>
-        <w:rPr>
-          <w:rStyle w:val="VerbatimChar"/>
-        </w:rPr>
-        <w:t xml:space="preserve">  .. ..$ :'data.frame': 10 obs. of  3 variables:</w:t>
-      </w:r>
-      <w:r>
-        <w:br/>
-      </w:r>
-      <w:r>
-        <w:rPr>
-          <w:rStyle w:val="VerbatimChar"/>
-        </w:rPr>
-        <w:t xml:space="preserve">  .. ..$ :'data.frame': 6 obs. of  3 variables:</w:t>
-      </w:r>
-      <w:r>
-        <w:br/>
-      </w:r>
-      <w:r>
-        <w:rPr>
-          <w:rStyle w:val="VerbatimChar"/>
-        </w:rPr>
-        <w:t xml:space="preserve">  .. ..$ :'data.frame': 4 obs. of  3 variables:</w:t>
-      </w:r>
-      <w:r>
-        <w:br/>
-      </w:r>
-      <w:r>
-        <w:rPr>
-          <w:rStyle w:val="VerbatimChar"/>
-        </w:rPr>
-        <w:t xml:space="preserve">  .. ..$ :'data.frame': 4 obs. of  3 variables:</w:t>
-      </w:r>
-      <w:r>
-        <w:br/>
-      </w:r>
-      <w:r>
-        <w:rPr>
-          <w:rStyle w:val="VerbatimChar"/>
-        </w:rPr>
-        <w:t xml:space="preserve">  .. ..$ :'data.frame': 11 obs. of  3 variables:</w:t>
-      </w:r>
-      <w:r>
-        <w:br/>
-      </w:r>
-      <w:r>
-        <w:rPr>
-          <w:rStyle w:val="VerbatimChar"/>
-        </w:rPr>
-        <w:t xml:space="preserve"> $ :'data.frame':   12 obs. of  3 variables:</w:t>
-      </w:r>
-      <w:r>
-        <w:br/>
-      </w:r>
-      <w:r>
-        <w:rPr>
-          <w:rStyle w:val="VerbatimChar"/>
-        </w:rPr>
-        <w:t xml:space="preserve">  ..$ code    : chr [1:12] "H00-H05" "H10-H11" "H15-H22" "H25-H28" ...</w:t>
-      </w:r>
-      <w:r>
-        <w:br/>
-      </w:r>
-      <w:r>
-        <w:rPr>
-          <w:rStyle w:val="VerbatimChar"/>
-        </w:rPr>
-        <w:t xml:space="preserve">  ..$ desc    : chr [1:12] "Disorders of eyelid, lacrimal system and orbit" "Disorders of conjunctiva" "Disorders of sclera, cornea, iris and ciliary body" "Disorders of lens" ...</w:t>
-      </w:r>
-      <w:r>
-        <w:br/>
-      </w:r>
-      <w:r>
-        <w:rPr>
-          <w:rStyle w:val="VerbatimChar"/>
-        </w:rPr>
-        <w:t xml:space="preserve">  ..$ children:List of 12</w:t>
-      </w:r>
-      <w:r>
-        <w:br/>
-      </w:r>
-      <w:r>
-        <w:rPr>
-          <w:rStyle w:val="VerbatimChar"/>
-        </w:rPr>
-        <w:t xml:space="preserve">  .. ..$ :'data.frame': 5 obs. of  3 variables:</w:t>
-      </w:r>
-      <w:r>
-        <w:br/>
-      </w:r>
-      <w:r>
-        <w:rPr>
-          <w:rStyle w:val="VerbatimChar"/>
-        </w:rPr>
-        <w:t xml:space="preserve">  .. ..$ :'data.frame': 2 obs. of  3 variables:</w:t>
-      </w:r>
-      <w:r>
-        <w:br/>
-      </w:r>
-      <w:r>
-        <w:rPr>
-          <w:rStyle w:val="VerbatimChar"/>
-        </w:rPr>
-        <w:t xml:space="preserve">  .. ..$ :'data.frame': 7 obs. of  3 variables:</w:t>
-      </w:r>
-      <w:r>
-        <w:br/>
-      </w:r>
-      <w:r>
-        <w:rPr>
-          <w:rStyle w:val="VerbatimChar"/>
-        </w:rPr>
-        <w:t xml:space="preserve">  .. ..$ :'data.frame': 4 obs. of  3 variables:</w:t>
-      </w:r>
-      <w:r>
-        <w:br/>
-      </w:r>
-      <w:r>
-        <w:rPr>
-          <w:rStyle w:val="VerbatimChar"/>
-        </w:rPr>
-        <w:t xml:space="preserve">  .. ..$ :'data.frame': 7 obs. of  3 variables:</w:t>
-      </w:r>
-      <w:r>
-        <w:br/>
-      </w:r>
-      <w:r>
-        <w:rPr>
-          <w:rStyle w:val="VerbatimChar"/>
-        </w:rPr>
-        <w:t xml:space="preserve">  .. ..$ :'data.frame': 2 obs. of  3 variables:</w:t>
-      </w:r>
-      <w:r>
-        <w:br/>
-      </w:r>
-      <w:r>
-        <w:rPr>
-          <w:rStyle w:val="VerbatimChar"/>
-        </w:rPr>
-        <w:t xml:space="preserve">  .. ..$ :'data.frame': 2 obs. of  3 variables:</w:t>
-      </w:r>
-      <w:r>
-        <w:br/>
-      </w:r>
-      <w:r>
-        <w:rPr>
-          <w:rStyle w:val="VerbatimChar"/>
-        </w:rPr>
-        <w:t xml:space="preserve">  .. ..$ :'data.frame': 2 obs. of  3 variables:</w:t>
-      </w:r>
-      <w:r>
-        <w:br/>
-      </w:r>
-      <w:r>
-        <w:rPr>
-          <w:rStyle w:val="VerbatimChar"/>
-        </w:rPr>
-        <w:t xml:space="preserve">  .. ..$ :'data.frame': 4 obs. of  3 variables:</w:t>
-      </w:r>
-      <w:r>
-        <w:br/>
-      </w:r>
-      <w:r>
-        <w:rPr>
-          <w:rStyle w:val="VerbatimChar"/>
-        </w:rPr>
-        <w:t xml:space="preserve">  .. ..$ :'data.frame': 2 obs. of  3 variables:</w:t>
-      </w:r>
-      <w:r>
-        <w:br/>
-      </w:r>
-      <w:r>
-        <w:rPr>
-          <w:rStyle w:val="VerbatimChar"/>
-        </w:rPr>
-        <w:t xml:space="preserve">  .. ..$ :'data.frame': 2 obs. of  3 variables:</w:t>
-      </w:r>
-      <w:r>
-        <w:br/>
-      </w:r>
-      <w:r>
-        <w:rPr>
-          <w:rStyle w:val="VerbatimChar"/>
-        </w:rPr>
-        <w:t xml:space="preserve">  .. ..$ :'data.frame': 1 obs. of  3 variables:</w:t>
-      </w:r>
-      <w:r>
-        <w:br/>
-      </w:r>
-      <w:r>
-        <w:rPr>
-          <w:rStyle w:val="VerbatimChar"/>
-        </w:rPr>
-        <w:t xml:space="preserve"> $ :'data.frame':   5 obs. of  3 variables:</w:t>
-      </w:r>
-      <w:r>
-        <w:br/>
-      </w:r>
-      <w:r>
-        <w:rPr>
-          <w:rStyle w:val="VerbatimChar"/>
-        </w:rPr>
-        <w:t xml:space="preserve">  ..$ code    : chr [1:5] "H60-H62" "H65-H75" "H80-H83" "H90-H94" ...</w:t>
-      </w:r>
-      <w:r>
-        <w:br/>
-      </w:r>
-      <w:r>
-        <w:rPr>
-          <w:rStyle w:val="VerbatimChar"/>
-        </w:rPr>
-        <w:t xml:space="preserve">  ..$ desc    : chr [1:5] "Diseases of external ear" "Diseases of middle ear and mastoid" "Diseases of inner ear" "Other disorders of ear" ...</w:t>
-      </w:r>
-      <w:r>
-        <w:br/>
-      </w:r>
-      <w:r>
-        <w:rPr>
-          <w:rStyle w:val="VerbatimChar"/>
-        </w:rPr>
-        <w:t xml:space="preserve">  ..$ children:List of 5</w:t>
-      </w:r>
-      <w:r>
-        <w:br/>
-      </w:r>
-      <w:r>
-        <w:rPr>
-          <w:rStyle w:val="VerbatimChar"/>
-        </w:rPr>
-        <w:t xml:space="preserve">  .. ..$ :'data.frame': 3 obs. of  3 variables:</w:t>
-      </w:r>
-      <w:r>
-        <w:br/>
-      </w:r>
-      <w:r>
-        <w:rPr>
-          <w:rStyle w:val="VerbatimChar"/>
-        </w:rPr>
-        <w:t xml:space="preserve">  .. ..$ :'data.frame': 11 obs. of  3 variables:</w:t>
-      </w:r>
-      <w:r>
-        <w:br/>
-      </w:r>
-      <w:r>
-        <w:rPr>
-          <w:rStyle w:val="VerbatimChar"/>
-        </w:rPr>
-        <w:t xml:space="preserve">  .. ..$ :'data.frame': 4 obs. of  3 variables:</w:t>
-      </w:r>
-      <w:r>
-        <w:br/>
-      </w:r>
-      <w:r>
-        <w:rPr>
-          <w:rStyle w:val="VerbatimChar"/>
-        </w:rPr>
-        <w:t xml:space="preserve">  .. ..$ :'data.frame': 5 obs. of  3 variables:</w:t>
-      </w:r>
-      <w:r>
-        <w:br/>
-      </w:r>
-      <w:r>
-        <w:rPr>
-          <w:rStyle w:val="VerbatimChar"/>
-        </w:rPr>
-        <w:t xml:space="preserve">  .. ..$ :'data.frame': 1 obs. of  3 variables:</w:t>
-      </w:r>
-      <w:r>
-        <w:br/>
-      </w:r>
-      <w:r>
-        <w:rPr>
-          <w:rStyle w:val="VerbatimChar"/>
-        </w:rPr>
-        <w:t xml:space="preserve"> $ :'data.frame':   10 obs. of  3 variables:</w:t>
-      </w:r>
-      <w:r>
-        <w:br/>
-      </w:r>
-      <w:r>
-        <w:rPr>
-          <w:rStyle w:val="VerbatimChar"/>
-        </w:rPr>
-        <w:t xml:space="preserve">  ..$ code    : chr [1:10] "I00-I02" "I05-I09" "I10-I16" "I20-I25" ...</w:t>
-      </w:r>
-      <w:r>
-        <w:br/>
-      </w:r>
-      <w:r>
-        <w:rPr>
-          <w:rStyle w:val="VerbatimChar"/>
-        </w:rPr>
-        <w:t xml:space="preserve">  ..$ desc    : chr [1:10] "Acute rheumatic fever" "Chronic rheumatic heart diseases" "Hypertensive diseases" "Ischemic heart diseases" ...</w:t>
-      </w:r>
-      <w:r>
-        <w:br/>
-      </w:r>
-      <w:r>
-        <w:rPr>
-          <w:rStyle w:val="VerbatimChar"/>
-        </w:rPr>
-        <w:t xml:space="preserve">  ..$ children:List of 10</w:t>
-      </w:r>
-      <w:r>
-        <w:br/>
-      </w:r>
-      <w:r>
-        <w:rPr>
-          <w:rStyle w:val="VerbatimChar"/>
-        </w:rPr>
-        <w:t xml:space="preserve">  .. ..$ :'data.frame': 3 obs. of  3 variables:</w:t>
-      </w:r>
-      <w:r>
-        <w:br/>
-      </w:r>
-      <w:r>
-        <w:rPr>
-          <w:rStyle w:val="VerbatimChar"/>
-        </w:rPr>
-        <w:t xml:space="preserve">  .. ..$ :'data.frame': 5 obs. of  3 variables:</w:t>
-      </w:r>
-      <w:r>
-        <w:br/>
-      </w:r>
-      <w:r>
-        <w:rPr>
-          <w:rStyle w:val="VerbatimChar"/>
-        </w:rPr>
-        <w:t xml:space="preserve">  .. ..$ :'data.frame': 6 obs. of  3 variables:</w:t>
-      </w:r>
-      <w:r>
-        <w:br/>
-      </w:r>
-      <w:r>
-        <w:rPr>
-          <w:rStyle w:val="VerbatimChar"/>
-        </w:rPr>
-        <w:t xml:space="preserve">  .. ..$ :'data.frame': 6 obs. of  3 variables:</w:t>
-      </w:r>
-      <w:r>
-        <w:br/>
-      </w:r>
-      <w:r>
-        <w:rPr>
-          <w:rStyle w:val="VerbatimChar"/>
-        </w:rPr>
-        <w:t xml:space="preserve">  .. ..$ :'data.frame': 3 obs. of  3 variables:</w:t>
-      </w:r>
-      <w:r>
-        <w:br/>
-      </w:r>
-      <w:r>
-        <w:rPr>
-          <w:rStyle w:val="VerbatimChar"/>
-        </w:rPr>
-        <w:t xml:space="preserve">  .. ..$ :'data.frame': 24 obs. of  3 variables:</w:t>
-      </w:r>
-      <w:r>
-        <w:br/>
-      </w:r>
-      <w:r>
-        <w:rPr>
-          <w:rStyle w:val="VerbatimChar"/>
-        </w:rPr>
-        <w:t xml:space="preserve">  .. ..$ :'data.frame': 9 obs. of  3 variables:</w:t>
-      </w:r>
-      <w:r>
-        <w:br/>
-      </w:r>
-      <w:r>
-        <w:rPr>
-          <w:rStyle w:val="VerbatimChar"/>
-        </w:rPr>
-        <w:t xml:space="preserve">  .. ..$ :'data.frame': 10 obs. of  3 variables:</w:t>
-      </w:r>
-      <w:r>
-        <w:br/>
-      </w:r>
-      <w:r>
-        <w:rPr>
-          <w:rStyle w:val="VerbatimChar"/>
-        </w:rPr>
-        <w:t xml:space="preserve">  .. ..$ :'data.frame': 9 obs. of  3 variables:</w:t>
-      </w:r>
-      <w:r>
-        <w:br/>
-      </w:r>
-      <w:r>
-        <w:rPr>
-          <w:rStyle w:val="VerbatimChar"/>
-        </w:rPr>
-        <w:t xml:space="preserve">  .. ..$ :'data.frame': 4 obs. of  3 variables:</w:t>
-      </w:r>
-      <w:r>
-        <w:br/>
-      </w:r>
-      <w:r>
-        <w:rPr>
-          <w:rStyle w:val="VerbatimChar"/>
-        </w:rPr>
-        <w:t xml:space="preserve"> $ :'data.frame':   11 obs. of  3 variables:</w:t>
-      </w:r>
-      <w:r>
-        <w:br/>
-      </w:r>
-      <w:r>
-        <w:rPr>
-          <w:rStyle w:val="VerbatimChar"/>
-        </w:rPr>
-        <w:t xml:space="preserve">  ..$ code    : chr [1:11] "J00-J06" "J09-J18" "J20-J22" "J30-J39" ...</w:t>
-      </w:r>
-      <w:r>
-        <w:br/>
-      </w:r>
-      <w:r>
-        <w:rPr>
-          <w:rStyle w:val="VerbatimChar"/>
-        </w:rPr>
-        <w:t xml:space="preserve">  ..$ desc    : chr [1:11] "Acute upper respiratory infections" "Influenza and pneumonia" "Other acute lower respiratory infections" "Other diseases of upper respiratory tract" ...</w:t>
-      </w:r>
-      <w:r>
-        <w:br/>
-      </w:r>
-      <w:r>
-        <w:rPr>
-          <w:rStyle w:val="VerbatimChar"/>
-        </w:rPr>
-        <w:t xml:space="preserve">  ..$ children:List of 11</w:t>
-      </w:r>
-      <w:r>
-        <w:br/>
-      </w:r>
-      <w:r>
-        <w:rPr>
-          <w:rStyle w:val="VerbatimChar"/>
-        </w:rPr>
-        <w:t xml:space="preserve">  .. ..$ :'data.frame': 7 obs. of  3 variables:</w:t>
-      </w:r>
-      <w:r>
-        <w:br/>
-      </w:r>
-      <w:r>
-        <w:rPr>
-          <w:rStyle w:val="VerbatimChar"/>
-        </w:rPr>
-        <w:t xml:space="preserve">  .. ..$ :'data.frame': 10 obs. of  3 variables:</w:t>
-      </w:r>
-      <w:r>
-        <w:br/>
-      </w:r>
-      <w:r>
-        <w:rPr>
-          <w:rStyle w:val="VerbatimChar"/>
-        </w:rPr>
-        <w:t xml:space="preserve">  .. ..$ :'data.frame': 3 obs. of  3 variables:</w:t>
-      </w:r>
-      <w:r>
-        <w:br/>
-      </w:r>
-      <w:r>
-        <w:rPr>
-          <w:rStyle w:val="VerbatimChar"/>
-        </w:rPr>
-        <w:t xml:space="preserve">  .. ..$ :'data.frame': 10 obs. of  3 variables:</w:t>
-      </w:r>
-      <w:r>
-        <w:br/>
-      </w:r>
-      <w:r>
-        <w:rPr>
-          <w:rStyle w:val="VerbatimChar"/>
-        </w:rPr>
-        <w:t xml:space="preserve">  .. ..$ :'data.frame': 7 obs. of  3 variables:</w:t>
-      </w:r>
-      <w:r>
-        <w:br/>
-      </w:r>
-      <w:r>
-        <w:rPr>
-          <w:rStyle w:val="VerbatimChar"/>
-        </w:rPr>
-        <w:t xml:space="preserve">  .. ..$ :'data.frame': 11 obs. of  3 variables:</w:t>
-      </w:r>
-      <w:r>
-        <w:br/>
-      </w:r>
-      <w:r>
-        <w:rPr>
-          <w:rStyle w:val="VerbatimChar"/>
-        </w:rPr>
-        <w:t xml:space="preserve">  .. ..$ :'data.frame': 4 obs. of  3 variables:</w:t>
-      </w:r>
-      <w:r>
-        <w:br/>
-      </w:r>
-      <w:r>
-        <w:rPr>
-          <w:rStyle w:val="VerbatimChar"/>
-        </w:rPr>
-        <w:t xml:space="preserve">  .. ..$ :'data.frame': 2 obs. of  3 variables:</w:t>
-      </w:r>
-      <w:r>
-        <w:br/>
-      </w:r>
-      <w:r>
-        <w:rPr>
-          <w:rStyle w:val="VerbatimChar"/>
-        </w:rPr>
-        <w:t xml:space="preserve">  .. ..$ :'data.frame': 5 obs. of  3 variables:</w:t>
-      </w:r>
-      <w:r>
-        <w:br/>
-      </w:r>
-      <w:r>
-        <w:rPr>
-          <w:rStyle w:val="VerbatimChar"/>
-        </w:rPr>
-        <w:t xml:space="preserve">  .. ..$ :'data.frame': 1 obs. of  3 variables:</w:t>
-      </w:r>
-      <w:r>
-        <w:br/>
-      </w:r>
-      <w:r>
-        <w:rPr>
-          <w:rStyle w:val="VerbatimChar"/>
-        </w:rPr>
-        <w:t xml:space="preserve">  .. ..$ :'data.frame': 3 obs. of  3 variables:</w:t>
-      </w:r>
-      <w:r>
-        <w:br/>
-      </w:r>
-      <w:r>
-        <w:rPr>
-          <w:rStyle w:val="VerbatimChar"/>
-        </w:rPr>
-        <w:t xml:space="preserve"> $ :'data.frame':   10 obs. of  3 variables:</w:t>
-      </w:r>
-      <w:r>
-        <w:br/>
-      </w:r>
-      <w:r>
-        <w:rPr>
-          <w:rStyle w:val="VerbatimChar"/>
-        </w:rPr>
-        <w:t xml:space="preserve">  ..$ code    : chr [1:10] "K00-K14" "K20-K31" "K35-K38" "K40-K46" ...</w:t>
-      </w:r>
-      <w:r>
-        <w:br/>
-      </w:r>
-      <w:r>
-        <w:rPr>
-          <w:rStyle w:val="VerbatimChar"/>
-        </w:rPr>
-        <w:t xml:space="preserve">  ..$ desc    : chr [1:10] "Diseases of oral cavity and salivary glands" "Diseases of esophagus, stomach and duodenum" "Diseases of appendix" "Hernia" ...</w:t>
-      </w:r>
-      <w:r>
-        <w:br/>
-      </w:r>
-      <w:r>
-        <w:rPr>
-          <w:rStyle w:val="VerbatimChar"/>
-        </w:rPr>
-        <w:t xml:space="preserve">  ..$ children:List of 10</w:t>
-      </w:r>
-      <w:r>
-        <w:br/>
-      </w:r>
-      <w:r>
-        <w:rPr>
-          <w:rStyle w:val="VerbatimChar"/>
-        </w:rPr>
-        <w:t xml:space="preserve">  .. ..$ :'data.frame': 13 obs. of  3 variables:</w:t>
-      </w:r>
-      <w:r>
-        <w:br/>
-      </w:r>
-      <w:r>
-        <w:rPr>
-          <w:rStyle w:val="VerbatimChar"/>
-        </w:rPr>
-        <w:t xml:space="preserve">  .. ..$ :'data.frame': 11 obs. of  3 variables:</w:t>
-      </w:r>
-      <w:r>
-        <w:br/>
-      </w:r>
-      <w:r>
-        <w:rPr>
-          <w:rStyle w:val="VerbatimChar"/>
-        </w:rPr>
-        <w:t xml:space="preserve">  .. ..$ :'data.frame': 4 obs. of  3 variables:</w:t>
-      </w:r>
-      <w:r>
-        <w:br/>
-      </w:r>
-      <w:r>
-        <w:rPr>
-          <w:rStyle w:val="VerbatimChar"/>
-        </w:rPr>
-        <w:t xml:space="preserve">  .. ..$ :'data.frame': 7 obs. of  3 variables:</w:t>
-      </w:r>
-      <w:r>
-        <w:br/>
-      </w:r>
-      <w:r>
-        <w:rPr>
-          <w:rStyle w:val="VerbatimChar"/>
-        </w:rPr>
-        <w:t xml:space="preserve">  .. ..$ :'data.frame': 3 obs. of  3 variables:</w:t>
-      </w:r>
-      <w:r>
-        <w:br/>
-      </w:r>
-      <w:r>
-        <w:rPr>
-          <w:rStyle w:val="VerbatimChar"/>
-        </w:rPr>
-        <w:t xml:space="preserve">  .. ..$ :'data.frame': 10 obs. of  3 variables:</w:t>
-      </w:r>
-      <w:r>
-        <w:br/>
-      </w:r>
-      <w:r>
-        <w:rPr>
-          <w:rStyle w:val="VerbatimChar"/>
-        </w:rPr>
-        <w:t xml:space="preserve">  .. ..$ :'data.frame': 4 obs. of  3 variables:</w:t>
-      </w:r>
-      <w:r>
-        <w:br/>
-      </w:r>
-      <w:r>
-        <w:rPr>
-          <w:rStyle w:val="VerbatimChar"/>
-        </w:rPr>
-        <w:t xml:space="preserve">  .. ..$ :'data.frame': 8 obs. of  3 variables:</w:t>
-      </w:r>
-      <w:r>
-        <w:br/>
-      </w:r>
-      <w:r>
-        <w:rPr>
-          <w:rStyle w:val="VerbatimChar"/>
-        </w:rPr>
-        <w:t xml:space="preserve">  .. ..$ :'data.frame': 7 obs. of  3 variables:</w:t>
-      </w:r>
-      <w:r>
-        <w:br/>
-      </w:r>
-      <w:r>
-        <w:rPr>
-          <w:rStyle w:val="VerbatimChar"/>
-        </w:rPr>
-        <w:t xml:space="preserve">  .. ..$ :'data.frame': 5 obs. of  3 variables:</w:t>
-      </w:r>
-      <w:r>
-        <w:br/>
-      </w:r>
-      <w:r>
-        <w:rPr>
-          <w:rStyle w:val="VerbatimChar"/>
-        </w:rPr>
-        <w:t xml:space="preserve"> $ :'data.frame':   9 obs. of  3 variables:</w:t>
-      </w:r>
-      <w:r>
-        <w:br/>
-      </w:r>
-      <w:r>
-        <w:rPr>
-          <w:rStyle w:val="VerbatimChar"/>
-        </w:rPr>
-        <w:t xml:space="preserve">  ..$ code    : chr [1:9] "L00-L08" "L10-L14" "L20-L30" "L40-L45" ...</w:t>
-      </w:r>
-      <w:r>
-        <w:br/>
-      </w:r>
-      <w:r>
-        <w:rPr>
-          <w:rStyle w:val="VerbatimChar"/>
-        </w:rPr>
-        <w:t xml:space="preserve">  ..$ desc    : chr [1:9] "Infections of the skin and subcutaneous tissue" "Bullous disorders" "Dermatitis and eczema" "Papulosquamous disorders" ...</w:t>
-      </w:r>
-      <w:r>
-        <w:br/>
-      </w:r>
-      <w:r>
-        <w:rPr>
-          <w:rStyle w:val="VerbatimChar"/>
-        </w:rPr>
-        <w:t xml:space="preserve">  ..$ children:List of 9</w:t>
-      </w:r>
-      <w:r>
-        <w:br/>
-      </w:r>
-      <w:r>
-        <w:rPr>
-          <w:rStyle w:val="VerbatimChar"/>
-        </w:rPr>
-        <w:t xml:space="preserve">  .. ..$ :'data.frame': 7 obs. of  3 variables:</w:t>
-      </w:r>
-      <w:r>
-        <w:br/>
-      </w:r>
-      <w:r>
-        <w:rPr>
-          <w:rStyle w:val="VerbatimChar"/>
-        </w:rPr>
-        <w:t xml:space="preserve">  .. ..$ :'data.frame': 5 obs. of  3 variables:</w:t>
-      </w:r>
-      <w:r>
-        <w:br/>
-      </w:r>
-      <w:r>
-        <w:rPr>
-          <w:rStyle w:val="VerbatimChar"/>
-        </w:rPr>
-        <w:t xml:space="preserve">  .. ..$ :'data.frame': 11 obs. of  3 variables:</w:t>
-      </w:r>
-      <w:r>
-        <w:br/>
-      </w:r>
-      <w:r>
-        <w:rPr>
-          <w:rStyle w:val="VerbatimChar"/>
-        </w:rPr>
-        <w:t xml:space="preserve">  .. ..$ :'data.frame': 6 obs. of  3 variables:</w:t>
-      </w:r>
-      <w:r>
-        <w:br/>
-      </w:r>
-      <w:r>
-        <w:rPr>
-          <w:rStyle w:val="VerbatimChar"/>
-        </w:rPr>
-        <w:t xml:space="preserve">  .. ..$ :'data.frame': 6 obs. of  3 variables:</w:t>
-      </w:r>
-      <w:r>
-        <w:br/>
-      </w:r>
-      <w:r>
-        <w:rPr>
-          <w:rStyle w:val="VerbatimChar"/>
-        </w:rPr>
-        <w:t xml:space="preserve">  .. ..$ :'data.frame': 5 obs. of  3 variables:</w:t>
-      </w:r>
-      <w:r>
-        <w:br/>
-      </w:r>
-      <w:r>
-        <w:rPr>
-          <w:rStyle w:val="VerbatimChar"/>
-        </w:rPr>
-        <w:t xml:space="preserve">  .. ..$ :'data.frame': 14 obs. of  3 variables:</w:t>
-      </w:r>
-      <w:r>
-        <w:br/>
-      </w:r>
-      <w:r>
-        <w:rPr>
-          <w:rStyle w:val="VerbatimChar"/>
-        </w:rPr>
-        <w:t xml:space="preserve">  .. ..$ :'data.frame': 1 obs. of  3 variables:</w:t>
-      </w:r>
-      <w:r>
-        <w:br/>
-      </w:r>
-      <w:r>
-        <w:rPr>
-          <w:rStyle w:val="VerbatimChar"/>
-        </w:rPr>
-        <w:t xml:space="preserve">  .. ..$ :'data.frame': 19 obs. of  3 variables:</w:t>
-      </w:r>
-      <w:r>
-        <w:br/>
-      </w:r>
-      <w:r>
-        <w:rPr>
-          <w:rStyle w:val="VerbatimChar"/>
-        </w:rPr>
-        <w:t xml:space="preserve"> $ :'data.frame':   20 obs. of  3 variables:</w:t>
-      </w:r>
-      <w:r>
-        <w:br/>
-      </w:r>
-      <w:r>
-        <w:rPr>
-          <w:rStyle w:val="VerbatimChar"/>
-        </w:rPr>
-        <w:t xml:space="preserve">  ..$ code    : chr [1:20] "M00-M02" "M04-M04" "M05-M14" "M15-M19" ...</w:t>
-      </w:r>
-      <w:r>
-        <w:br/>
-      </w:r>
-      <w:r>
-        <w:rPr>
-          <w:rStyle w:val="VerbatimChar"/>
-        </w:rPr>
-        <w:t xml:space="preserve">  ..$ desc    : chr [1:20] "Infectious arthropathies" "Autoinflammatory syndromes" "Inflammatory polyarthropathies" "Osteoarthritis" ...</w:t>
-      </w:r>
-      <w:r>
-        <w:br/>
-      </w:r>
-      <w:r>
-        <w:rPr>
-          <w:rStyle w:val="VerbatimChar"/>
-        </w:rPr>
-        <w:t xml:space="preserve">  ..$ children:List of 20</w:t>
-      </w:r>
-      <w:r>
-        <w:br/>
-      </w:r>
-      <w:r>
-        <w:rPr>
-          <w:rStyle w:val="VerbatimChar"/>
-        </w:rPr>
-        <w:t xml:space="preserve">  .. ..$ :'data.frame': 3 obs. of  3 variables:</w:t>
-      </w:r>
-      <w:r>
-        <w:br/>
-      </w:r>
-      <w:r>
-        <w:rPr>
-          <w:rStyle w:val="VerbatimChar"/>
-        </w:rPr>
-        <w:t xml:space="preserve">  .. ..$ :'data.frame': 1 obs. of  3 variables:</w:t>
-      </w:r>
-      <w:r>
-        <w:br/>
-      </w:r>
-      <w:r>
-        <w:rPr>
-          <w:rStyle w:val="VerbatimChar"/>
-        </w:rPr>
-        <w:t xml:space="preserve">  .. ..$ :'data.frame': 10 obs. of  3 variables:</w:t>
-      </w:r>
-      <w:r>
-        <w:br/>
-      </w:r>
-      <w:r>
-        <w:rPr>
-          <w:rStyle w:val="VerbatimChar"/>
-        </w:rPr>
-        <w:t xml:space="preserve">  .. ..$ :'data.frame': 5 obs. of  3 variables:</w:t>
-      </w:r>
-      <w:r>
-        <w:br/>
-      </w:r>
-      <w:r>
-        <w:rPr>
-          <w:rStyle w:val="VerbatimChar"/>
-        </w:rPr>
-        <w:t xml:space="preserve">  .. ..$ :'data.frame': 6 obs. of  3 variables:</w:t>
-      </w:r>
-      <w:r>
-        <w:br/>
-      </w:r>
-      <w:r>
-        <w:rPr>
-          <w:rStyle w:val="VerbatimChar"/>
-        </w:rPr>
-        <w:t xml:space="preserve">  .. ..$ :'data.frame': 2 obs. of  3 variables:</w:t>
-      </w:r>
-      <w:r>
-        <w:br/>
-      </w:r>
-      <w:r>
-        <w:rPr>
-          <w:rStyle w:val="VerbatimChar"/>
-        </w:rPr>
-        <w:t xml:space="preserve">  .. ..$ :'data.frame': 7 obs. of  3 variables:</w:t>
-      </w:r>
-      <w:r>
-        <w:br/>
-      </w:r>
-      <w:r>
-        <w:rPr>
-          <w:rStyle w:val="VerbatimChar"/>
-        </w:rPr>
-        <w:t xml:space="preserve">  .. ..$ :'data.frame': 4 obs. of  3 variables:</w:t>
-      </w:r>
-      <w:r>
-        <w:br/>
-      </w:r>
-      <w:r>
-        <w:rPr>
-          <w:rStyle w:val="VerbatimChar"/>
-        </w:rPr>
-        <w:t xml:space="preserve">  .. ..$ :'data.frame': 5 obs. of  3 variables:</w:t>
-      </w:r>
-      <w:r>
-        <w:br/>
-      </w:r>
-      <w:r>
-        <w:rPr>
-          <w:rStyle w:val="VerbatimChar"/>
-        </w:rPr>
-        <w:t xml:space="preserve">  .. ..$ :'data.frame': 4 obs. of  3 variables:</w:t>
-      </w:r>
-      <w:r>
-        <w:br/>
-      </w:r>
-      <w:r>
-        <w:rPr>
-          <w:rStyle w:val="VerbatimChar"/>
-        </w:rPr>
-        <w:t xml:space="preserve">  .. ..$ :'data.frame': 4 obs. of  3 variables:</w:t>
-      </w:r>
-      <w:r>
-        <w:br/>
-      </w:r>
-      <w:r>
-        <w:rPr>
-          <w:rStyle w:val="VerbatimChar"/>
-        </w:rPr>
-        <w:t xml:space="preserve">  .. ..$ :'data.frame': 3 obs. of  3 variables:</w:t>
-      </w:r>
-      <w:r>
-        <w:br/>
-      </w:r>
-      <w:r>
-        <w:rPr>
-          <w:rStyle w:val="VerbatimChar"/>
-        </w:rPr>
-        <w:t xml:space="preserve">  .. ..$ :'data.frame': 7 obs. of  3 variables:</w:t>
-      </w:r>
-      <w:r>
-        <w:br/>
-      </w:r>
-      <w:r>
-        <w:rPr>
-          <w:rStyle w:val="VerbatimChar"/>
-        </w:rPr>
-        <w:t xml:space="preserve">  .. ..$ :'data.frame': 5 obs. of  3 variables:</w:t>
-      </w:r>
-      <w:r>
-        <w:br/>
-      </w:r>
-      <w:r>
-        <w:rPr>
-          <w:rStyle w:val="VerbatimChar"/>
-        </w:rPr>
-        <w:t xml:space="preserve">  .. ..$ :'data.frame': 5 obs. of  3 variables:</w:t>
-      </w:r>
-      <w:r>
-        <w:br/>
-      </w:r>
-      <w:r>
-        <w:rPr>
-          <w:rStyle w:val="VerbatimChar"/>
-        </w:rPr>
-        <w:t xml:space="preserve">  .. ..$ :'data.frame': 4 obs. of  3 variables:</w:t>
-      </w:r>
-      <w:r>
-        <w:br/>
-      </w:r>
-      <w:r>
-        <w:rPr>
-          <w:rStyle w:val="VerbatimChar"/>
-        </w:rPr>
-        <w:t xml:space="preserve">  .. ..$ :'data.frame': 1 obs. of  3 variables:</w:t>
-      </w:r>
-      <w:r>
-        <w:br/>
-      </w:r>
-      <w:r>
-        <w:rPr>
-          <w:rStyle w:val="VerbatimChar"/>
-        </w:rPr>
-        <w:t xml:space="preserve">  .. ..$ :'data.frame': 1 obs. of  3 variables:</w:t>
-      </w:r>
-      <w:r>
-        <w:br/>
-      </w:r>
-      <w:r>
-        <w:rPr>
-          <w:rStyle w:val="VerbatimChar"/>
-        </w:rPr>
-        <w:t xml:space="preserve">  .. ..$ :'data.frame': 1 obs. of  3 variables:</w:t>
-      </w:r>
-      <w:r>
-        <w:br/>
-      </w:r>
-      <w:r>
-        <w:rPr>
-          <w:rStyle w:val="VerbatimChar"/>
-        </w:rPr>
-        <w:t xml:space="preserve">  .. ..$ :'data.frame': 1 obs. of  3 variables:</w:t>
-      </w:r>
-      <w:r>
-        <w:br/>
-      </w:r>
-      <w:r>
-        <w:rPr>
-          <w:rStyle w:val="VerbatimChar"/>
-        </w:rPr>
-        <w:t xml:space="preserve"> $ :'data.frame':   11 obs. of  3 variables:</w:t>
-      </w:r>
-      <w:r>
-        <w:br/>
-      </w:r>
-      <w:r>
-        <w:rPr>
-          <w:rStyle w:val="VerbatimChar"/>
-        </w:rPr>
-        <w:t xml:space="preserve">  ..$ code    : chr [1:11] "N00-N08" "N10-N16" "N17-N19" "N20-N23" ...</w:t>
-      </w:r>
-      <w:r>
-        <w:br/>
-      </w:r>
-      <w:r>
-        <w:rPr>
-          <w:rStyle w:val="VerbatimChar"/>
-        </w:rPr>
-        <w:t xml:space="preserve">  ..$ desc    : chr [1:11] "Glomerular diseases" "Renal tubulo-interstitial diseases" "Acute kidney failure and chronic kidney disease" "Urolithiasis" ...</w:t>
-      </w:r>
-      <w:r>
-        <w:br/>
-      </w:r>
-      <w:r>
-        <w:rPr>
-          <w:rStyle w:val="VerbatimChar"/>
-        </w:rPr>
-        <w:t xml:space="preserve">  ..$ children:List of 11</w:t>
-      </w:r>
-      <w:r>
-        <w:br/>
-      </w:r>
-      <w:r>
-        <w:rPr>
-          <w:rStyle w:val="VerbatimChar"/>
-        </w:rPr>
-        <w:t xml:space="preserve">  .. ..$ :'data.frame': 9 obs. of  3 variables:</w:t>
-      </w:r>
-      <w:r>
-        <w:br/>
-      </w:r>
-      <w:r>
-        <w:rPr>
-          <w:rStyle w:val="VerbatimChar"/>
-        </w:rPr>
-        <w:t xml:space="preserve">  .. ..$ :'data.frame': 7 obs. of  3 variables:</w:t>
-      </w:r>
-      <w:r>
-        <w:br/>
-      </w:r>
-      <w:r>
-        <w:rPr>
-          <w:rStyle w:val="VerbatimChar"/>
-        </w:rPr>
-        <w:t xml:space="preserve">  .. ..$ :'data.frame': 3 obs. of  3 variables:</w:t>
-      </w:r>
-      <w:r>
-        <w:br/>
-      </w:r>
-      <w:r>
-        <w:rPr>
-          <w:rStyle w:val="VerbatimChar"/>
-        </w:rPr>
-        <w:t xml:space="preserve">  .. ..$ :'data.frame': 4 obs. of  3 variables:</w:t>
-      </w:r>
-      <w:r>
-        <w:br/>
-      </w:r>
-      <w:r>
-        <w:rPr>
-          <w:rStyle w:val="VerbatimChar"/>
-        </w:rPr>
-        <w:t xml:space="preserve">  .. ..$ :'data.frame': 5 obs. of  3 variables:</w:t>
-      </w:r>
-      <w:r>
-        <w:br/>
-      </w:r>
-      <w:r>
-        <w:rPr>
-          <w:rStyle w:val="VerbatimChar"/>
-        </w:rPr>
-        <w:t xml:space="preserve">  .. ..$ :'data.frame': 9 obs. of  3 variables:</w:t>
-      </w:r>
-      <w:r>
-        <w:br/>
-      </w:r>
-      <w:r>
-        <w:rPr>
-          <w:rStyle w:val="VerbatimChar"/>
-        </w:rPr>
-        <w:t xml:space="preserve">  .. ..$ :'data.frame': 14 obs. of  3 variables:</w:t>
-      </w:r>
-      <w:r>
-        <w:br/>
-      </w:r>
-      <w:r>
-        <w:rPr>
-          <w:rStyle w:val="VerbatimChar"/>
-        </w:rPr>
-        <w:t xml:space="preserve">  .. ..$ :'data.frame': 6 obs. of  3 variables:</w:t>
-      </w:r>
-      <w:r>
-        <w:br/>
-      </w:r>
-      <w:r>
-        <w:rPr>
-          <w:rStyle w:val="VerbatimChar"/>
-        </w:rPr>
-        <w:t xml:space="preserve">  .. ..$ :'data.frame': 8 obs. of  3 variables:</w:t>
-      </w:r>
-      <w:r>
-        <w:br/>
-      </w:r>
-      <w:r>
-        <w:rPr>
-          <w:rStyle w:val="VerbatimChar"/>
-        </w:rPr>
-        <w:t xml:space="preserve">  .. ..$ :'data.frame': 19 obs. of  3 variables:</w:t>
-      </w:r>
-      <w:r>
-        <w:br/>
-      </w:r>
-      <w:r>
-        <w:rPr>
-          <w:rStyle w:val="VerbatimChar"/>
-        </w:rPr>
-        <w:t xml:space="preserve">  .. ..$ :'data.frame': 1 obs. of  3 variables:</w:t>
-      </w:r>
-      <w:r>
-        <w:br/>
-      </w:r>
-      <w:r>
-        <w:rPr>
-          <w:rStyle w:val="VerbatimChar"/>
-        </w:rPr>
-        <w:t xml:space="preserve"> $ :'data.frame':   9 obs. of  3 variables:</w:t>
-      </w:r>
-      <w:r>
-        <w:br/>
-      </w:r>
-      <w:r>
-        <w:rPr>
-          <w:rStyle w:val="VerbatimChar"/>
-        </w:rPr>
-        <w:t xml:space="preserve">  ..$ code    : chr [1:9] "O00-O08" "O09-O09" "O10-O16" "O20-O29" ...</w:t>
-      </w:r>
-      <w:r>
-        <w:br/>
-      </w:r>
-      <w:r>
-        <w:rPr>
-          <w:rStyle w:val="VerbatimChar"/>
-        </w:rPr>
-        <w:t xml:space="preserve">  ..$ desc    : chr [1:9] "Pregnancy with abortive outcome" "Supervision of high risk pregnancy" "Edema, proteinuria and hypertensive disorders in pregnancy, childbirth and the puerperium" "Other maternal disorders predominantly related to pregnancy" ...</w:t>
-      </w:r>
-      <w:r>
-        <w:br/>
-      </w:r>
-      <w:r>
-        <w:rPr>
-          <w:rStyle w:val="VerbatimChar"/>
-        </w:rPr>
-        <w:t xml:space="preserve">  ..$ children:List of 9</w:t>
-      </w:r>
-      <w:r>
-        <w:br/>
-      </w:r>
-      <w:r>
-        <w:rPr>
-          <w:rStyle w:val="VerbatimChar"/>
-        </w:rPr>
-        <w:t xml:space="preserve">  .. ..$ :'data.frame': 7 obs. of  3 variables:</w:t>
-      </w:r>
-      <w:r>
-        <w:br/>
-      </w:r>
-      <w:r>
-        <w:rPr>
-          <w:rStyle w:val="VerbatimChar"/>
-        </w:rPr>
-        <w:t xml:space="preserve">  .. ..$ :'data.frame': 1 obs. of  3 variables:</w:t>
-      </w:r>
-      <w:r>
-        <w:br/>
-      </w:r>
-      <w:r>
-        <w:rPr>
-          <w:rStyle w:val="VerbatimChar"/>
-        </w:rPr>
-        <w:t xml:space="preserve">  .. ..$ :'data.frame': 7 obs. of  3 variables:</w:t>
-      </w:r>
-      <w:r>
-        <w:br/>
-      </w:r>
-      <w:r>
-        <w:rPr>
-          <w:rStyle w:val="VerbatimChar"/>
-        </w:rPr>
-        <w:t xml:space="preserve">  .. ..$ :'data.frame': 9 obs. of  3 variables:</w:t>
-      </w:r>
-      <w:r>
-        <w:br/>
-      </w:r>
-      <w:r>
-        <w:rPr>
-          <w:rStyle w:val="VerbatimChar"/>
-        </w:rPr>
-        <w:t xml:space="preserve">  .. ..$ :'data.frame': 16 obs. of  3 variables:</w:t>
-      </w:r>
-      <w:r>
-        <w:br/>
-      </w:r>
-      <w:r>
-        <w:rPr>
-          <w:rStyle w:val="VerbatimChar"/>
-        </w:rPr>
-        <w:t xml:space="preserve">  .. ..$ :'data.frame': 18 obs. of  3 variables:</w:t>
-      </w:r>
-      <w:r>
-        <w:br/>
-      </w:r>
-      <w:r>
-        <w:rPr>
-          <w:rStyle w:val="VerbatimChar"/>
-        </w:rPr>
-        <w:t xml:space="preserve">  .. ..$ :'data.frame': 2 obs. of  3 variables:</w:t>
-      </w:r>
-      <w:r>
-        <w:br/>
-      </w:r>
-      <w:r>
-        <w:rPr>
-          <w:rStyle w:val="VerbatimChar"/>
-        </w:rPr>
-        <w:t xml:space="preserve">  .. ..$ :'data.frame': 8 obs. of  3 variables:</w:t>
-      </w:r>
-      <w:r>
-        <w:br/>
-      </w:r>
-      <w:r>
-        <w:rPr>
-          <w:rStyle w:val="VerbatimChar"/>
-        </w:rPr>
-        <w:t xml:space="preserve">  .. ..$ :'data.frame': 4 obs. of  3 variables:</w:t>
-      </w:r>
-      <w:r>
-        <w:br/>
-      </w:r>
-      <w:r>
-        <w:rPr>
-          <w:rStyle w:val="VerbatimChar"/>
-        </w:rPr>
-        <w:t xml:space="preserve"> $ :'data.frame':   12 obs. of  3 variables:</w:t>
-      </w:r>
-      <w:r>
-        <w:br/>
-      </w:r>
-      <w:r>
-        <w:rPr>
-          <w:rStyle w:val="VerbatimChar"/>
-        </w:rPr>
-        <w:t xml:space="preserve">  ..$ code    : chr [1:12] "P00-P04" "P05-P08" "P09-P09" "P10-P15" ...</w:t>
-      </w:r>
-      <w:r>
-        <w:br/>
-      </w:r>
-      <w:r>
-        <w:rPr>
-          <w:rStyle w:val="VerbatimChar"/>
-        </w:rPr>
-        <w:t xml:space="preserve">  ..$ desc    : chr [1:12] "Newborn affected by maternal factors and by complications of pregnancy, labor, and delivery" "Disorders of newborn related to length of gestation and fetal growth" "Abnormal findings on neonatal screening" "Birth trauma" ...</w:t>
-      </w:r>
-      <w:r>
-        <w:br/>
-      </w:r>
-      <w:r>
-        <w:rPr>
-          <w:rStyle w:val="VerbatimChar"/>
-        </w:rPr>
-        <w:t xml:space="preserve">  ..$ children:List of 12</w:t>
-      </w:r>
-      <w:r>
-        <w:br/>
-      </w:r>
-      <w:r>
-        <w:rPr>
-          <w:rStyle w:val="VerbatimChar"/>
-        </w:rPr>
-        <w:t xml:space="preserve">  .. ..$ :'data.frame': 5 obs. of  3 variables:</w:t>
-      </w:r>
-      <w:r>
-        <w:br/>
-      </w:r>
-      <w:r>
-        <w:rPr>
-          <w:rStyle w:val="VerbatimChar"/>
-        </w:rPr>
-        <w:t xml:space="preserve">  .. ..$ :'data.frame': 3 obs. of  3 variables:</w:t>
-      </w:r>
-      <w:r>
-        <w:br/>
-      </w:r>
-      <w:r>
-        <w:rPr>
-          <w:rStyle w:val="VerbatimChar"/>
-        </w:rPr>
-        <w:t xml:space="preserve">  .. ..$ :'data.frame': 1 obs. of  3 variables:</w:t>
-      </w:r>
-      <w:r>
-        <w:br/>
-      </w:r>
-      <w:r>
-        <w:rPr>
-          <w:rStyle w:val="VerbatimChar"/>
-        </w:rPr>
-        <w:t xml:space="preserve">  .. ..$ :'data.frame': 6 obs. of  3 variables:</w:t>
-      </w:r>
-      <w:r>
-        <w:br/>
-      </w:r>
-      <w:r>
-        <w:rPr>
-          <w:rStyle w:val="VerbatimChar"/>
-        </w:rPr>
-        <w:t xml:space="preserve">  .. ..$ :'data.frame': 9 obs. of  3 variables:</w:t>
-      </w:r>
-      <w:r>
-        <w:br/>
-      </w:r>
-      <w:r>
-        <w:rPr>
-          <w:rStyle w:val="VerbatimChar"/>
-        </w:rPr>
-        <w:t xml:space="preserve">  .. ..$ :'data.frame': 5 obs. of  3 variables:</w:t>
-      </w:r>
-      <w:r>
-        <w:br/>
-      </w:r>
-      <w:r>
-        <w:rPr>
-          <w:rStyle w:val="VerbatimChar"/>
-        </w:rPr>
-        <w:t xml:space="preserve">  .. ..$ :'data.frame': 12 obs. of  3 variables:</w:t>
-      </w:r>
-      <w:r>
-        <w:br/>
-      </w:r>
-      <w:r>
-        <w:rPr>
-          <w:rStyle w:val="VerbatimChar"/>
-        </w:rPr>
-        <w:t xml:space="preserve">  .. ..$ :'data.frame': 4 obs. of  3 variables:</w:t>
-      </w:r>
-      <w:r>
-        <w:br/>
-      </w:r>
-      <w:r>
-        <w:rPr>
-          <w:rStyle w:val="VerbatimChar"/>
-        </w:rPr>
-        <w:t xml:space="preserve">  .. ..$ :'data.frame': 3 obs. of  3 variables:</w:t>
-      </w:r>
-      <w:r>
-        <w:br/>
-      </w:r>
-      <w:r>
-        <w:rPr>
-          <w:rStyle w:val="VerbatimChar"/>
-        </w:rPr>
-        <w:t xml:space="preserve">  .. ..$ :'data.frame': 3 obs. of  3 variables:</w:t>
-      </w:r>
-      <w:r>
-        <w:br/>
-      </w:r>
-      <w:r>
-        <w:rPr>
-          <w:rStyle w:val="VerbatimChar"/>
-        </w:rPr>
-        <w:t xml:space="preserve">  .. ..$ :'data.frame': 1 obs. of  3 variables:</w:t>
-      </w:r>
-      <w:r>
-        <w:br/>
-      </w:r>
-      <w:r>
-        <w:rPr>
-          <w:rStyle w:val="VerbatimChar"/>
-        </w:rPr>
-        <w:t xml:space="preserve">  .. ..$ :'data.frame': 7 obs. of  3 variables:</w:t>
-      </w:r>
-      <w:r>
-        <w:br/>
-      </w:r>
-      <w:r>
-        <w:rPr>
-          <w:rStyle w:val="VerbatimChar"/>
-        </w:rPr>
-        <w:t xml:space="preserve"> $ :'data.frame':   11 obs. of  3 variables:</w:t>
-      </w:r>
-      <w:r>
-        <w:br/>
-      </w:r>
-      <w:r>
-        <w:rPr>
-          <w:rStyle w:val="VerbatimChar"/>
-        </w:rPr>
-        <w:t xml:space="preserve">  ..$ code    : chr [1:11] "Q00-Q07" "Q10-Q18" "Q20-Q28" "Q30-Q34" ...</w:t>
-      </w:r>
-      <w:r>
-        <w:br/>
-      </w:r>
-      <w:r>
-        <w:rPr>
-          <w:rStyle w:val="VerbatimChar"/>
-        </w:rPr>
-        <w:t xml:space="preserve">  ..$ desc    : chr [1:11] "Congenital malformations of the nervous system" "Congenital malformations of eye, ear, face and neck" "Congenital malformations of the circulatory system" "Congenital malformations of the respiratory system" ...</w:t>
-      </w:r>
-      <w:r>
-        <w:br/>
-      </w:r>
-      <w:r>
-        <w:rPr>
-          <w:rStyle w:val="VerbatimChar"/>
-        </w:rPr>
-        <w:t xml:space="preserve">  ..$ children:List of 11</w:t>
-      </w:r>
-      <w:r>
-        <w:br/>
-      </w:r>
-      <w:r>
-        <w:rPr>
-          <w:rStyle w:val="VerbatimChar"/>
-        </w:rPr>
-        <w:t xml:space="preserve">  .. ..$ :'data.frame': 8 obs. of  3 variables:</w:t>
-      </w:r>
-      <w:r>
-        <w:br/>
-      </w:r>
-      <w:r>
-        <w:rPr>
-          <w:rStyle w:val="VerbatimChar"/>
-        </w:rPr>
-        <w:t xml:space="preserve">  .. ..$ :'data.frame': 9 obs. of  3 variables:</w:t>
-      </w:r>
-      <w:r>
-        <w:br/>
-      </w:r>
-      <w:r>
-        <w:rPr>
-          <w:rStyle w:val="VerbatimChar"/>
-        </w:rPr>
-        <w:t xml:space="preserve">  .. ..$ :'data.frame': 9 obs. of  3 variables:</w:t>
-      </w:r>
-      <w:r>
-        <w:br/>
-      </w:r>
-      <w:r>
-        <w:rPr>
-          <w:rStyle w:val="VerbatimChar"/>
-        </w:rPr>
-        <w:t xml:space="preserve">  .. ..$ :'data.frame': 5 obs. of  3 variables:</w:t>
-      </w:r>
-      <w:r>
-        <w:br/>
-      </w:r>
-      <w:r>
-        <w:rPr>
-          <w:rStyle w:val="VerbatimChar"/>
-        </w:rPr>
-        <w:t xml:space="preserve">  .. ..$ :'data.frame': 3 obs. of  3 variables:</w:t>
-      </w:r>
-      <w:r>
-        <w:br/>
-      </w:r>
-      <w:r>
-        <w:rPr>
-          <w:rStyle w:val="VerbatimChar"/>
-        </w:rPr>
-        <w:t xml:space="preserve">  .. ..$ :'data.frame': 8 obs. of  3 variables:</w:t>
-      </w:r>
-      <w:r>
-        <w:br/>
-      </w:r>
-      <w:r>
-        <w:rPr>
-          <w:rStyle w:val="VerbatimChar"/>
-        </w:rPr>
-        <w:t xml:space="preserve">  .. ..$ :'data.frame': 7 obs. of  3 variables:</w:t>
-      </w:r>
-      <w:r>
-        <w:br/>
-      </w:r>
-      <w:r>
-        <w:rPr>
-          <w:rStyle w:val="VerbatimChar"/>
-        </w:rPr>
-        <w:t xml:space="preserve">  .. ..$ :'data.frame': 5 obs. of  3 variables:</w:t>
-      </w:r>
-      <w:r>
-        <w:br/>
-      </w:r>
-      <w:r>
-        <w:rPr>
-          <w:rStyle w:val="VerbatimChar"/>
-        </w:rPr>
-        <w:t xml:space="preserve">  .. ..$ :'data.frame': 15 obs. of  3 variables:</w:t>
-      </w:r>
-      <w:r>
-        <w:br/>
-      </w:r>
-      <w:r>
-        <w:rPr>
-          <w:rStyle w:val="VerbatimChar"/>
-        </w:rPr>
-        <w:t xml:space="preserve">  .. ..$ :'data.frame': 9 obs. of  3 variables:</w:t>
-      </w:r>
-      <w:r>
-        <w:br/>
-      </w:r>
-      <w:r>
-        <w:rPr>
-          <w:rStyle w:val="VerbatimChar"/>
-        </w:rPr>
-        <w:t xml:space="preserve">  .. ..$ :'data.frame': 9 obs. of  3 variables:</w:t>
-      </w:r>
-      <w:r>
-        <w:br/>
-      </w:r>
-      <w:r>
-        <w:rPr>
-          <w:rStyle w:val="VerbatimChar"/>
-        </w:rPr>
-        <w:t xml:space="preserve"> $ :'data.frame':   14 obs. of  3 variables:</w:t>
-      </w:r>
-      <w:r>
-        <w:br/>
-      </w:r>
-      <w:r>
-        <w:rPr>
-          <w:rStyle w:val="VerbatimChar"/>
-        </w:rPr>
-        <w:t xml:space="preserve">  ..$ code    : chr [1:14] "R00-R09" "R10-R19" "R20-R23" "R25-R29" ...</w:t>
-      </w:r>
-      <w:r>
-        <w:br/>
-      </w:r>
-      <w:r>
-        <w:rPr>
-          <w:rStyle w:val="VerbatimChar"/>
-        </w:rPr>
-        <w:t xml:space="preserve">  ..$ desc    : chr [1:14] "Symptoms and signs involving the circulatory and respiratory systems" "Symptoms and signs involving the digestive system and abdomen" "Symptoms and signs involving the skin and subcutaneous tissue" "Symptoms and signs involving the nervous and musculoskeletal systems" ...</w:t>
-      </w:r>
-      <w:r>
-        <w:br/>
-      </w:r>
-      <w:r>
-        <w:rPr>
-          <w:rStyle w:val="VerbatimChar"/>
-        </w:rPr>
-        <w:t xml:space="preserve">  ..$ children:List of 14</w:t>
-      </w:r>
-      <w:r>
-        <w:br/>
-      </w:r>
-      <w:r>
-        <w:rPr>
-          <w:rStyle w:val="VerbatimChar"/>
-        </w:rPr>
-        <w:t xml:space="preserve">  .. ..$ :'data.frame': 8 obs. of  3 variables:</w:t>
-      </w:r>
-      <w:r>
-        <w:br/>
-      </w:r>
-      <w:r>
-        <w:rPr>
-          <w:rStyle w:val="VerbatimChar"/>
-        </w:rPr>
-        <w:t xml:space="preserve">  .. ..$ :'data.frame': 10 obs. of  3 variables:</w:t>
-      </w:r>
-      <w:r>
-        <w:br/>
-      </w:r>
-      <w:r>
-        <w:rPr>
-          <w:rStyle w:val="VerbatimChar"/>
-        </w:rPr>
-        <w:t xml:space="preserve">  .. ..$ :'data.frame': 4 obs. of  3 variables:</w:t>
-      </w:r>
-      <w:r>
-        <w:br/>
-      </w:r>
-      <w:r>
-        <w:rPr>
-          <w:rStyle w:val="VerbatimChar"/>
-        </w:rPr>
-        <w:t xml:space="preserve">  .. ..$ :'data.frame': 4 obs. of  3 variables:</w:t>
-      </w:r>
-      <w:r>
-        <w:br/>
-      </w:r>
-      <w:r>
-        <w:rPr>
-          <w:rStyle w:val="VerbatimChar"/>
-        </w:rPr>
-        <w:t xml:space="preserve">  .. ..$ :'data.frame': 9 obs. of  3 variables:</w:t>
-      </w:r>
-      <w:r>
-        <w:br/>
-      </w:r>
-      <w:r>
-        <w:rPr>
-          <w:rStyle w:val="VerbatimChar"/>
-        </w:rPr>
-        <w:t xml:space="preserve">  .. ..$ :'data.frame': 7 obs. of  3 variables:</w:t>
-      </w:r>
-      <w:r>
-        <w:br/>
-      </w:r>
-      <w:r>
-        <w:rPr>
-          <w:rStyle w:val="VerbatimChar"/>
-        </w:rPr>
-        <w:t xml:space="preserve">  .. ..$ :'data.frame': 3 obs. of  3 variables:</w:t>
-      </w:r>
-      <w:r>
-        <w:br/>
-      </w:r>
-      <w:r>
-        <w:rPr>
-          <w:rStyle w:val="VerbatimChar"/>
-        </w:rPr>
-        <w:t xml:space="preserve">  .. ..$ :'data.frame': 18 obs. of  3 variables:</w:t>
-      </w:r>
-      <w:r>
-        <w:br/>
-      </w:r>
-      <w:r>
-        <w:rPr>
-          <w:rStyle w:val="VerbatimChar"/>
-        </w:rPr>
-        <w:t xml:space="preserve">  .. ..$ :'data.frame': 9 obs. of  3 variables:</w:t>
-      </w:r>
-      <w:r>
-        <w:br/>
-      </w:r>
-      <w:r>
-        <w:rPr>
-          <w:rStyle w:val="VerbatimChar"/>
-        </w:rPr>
-        <w:t xml:space="preserve">  .. ..$ :'data.frame': 3 obs. of  3 variables:</w:t>
-      </w:r>
-      <w:r>
-        <w:br/>
-      </w:r>
-      <w:r>
-        <w:rPr>
-          <w:rStyle w:val="VerbatimChar"/>
-        </w:rPr>
-        <w:t xml:space="preserve">  .. ..$ :'data.frame': 7 obs. of  3 variables:</w:t>
-      </w:r>
-      <w:r>
-        <w:br/>
-      </w:r>
-      <w:r>
-        <w:rPr>
-          <w:rStyle w:val="VerbatimChar"/>
-        </w:rPr>
-        <w:t xml:space="preserve">  .. ..$ :'data.frame': 5 obs. of  3 variables:</w:t>
-      </w:r>
-      <w:r>
-        <w:br/>
-      </w:r>
-      <w:r>
-        <w:rPr>
-          <w:rStyle w:val="VerbatimChar"/>
-        </w:rPr>
-        <w:t xml:space="preserve">  .. ..$ :'data.frame': 1 obs. of  3 variables:</w:t>
-      </w:r>
-      <w:r>
-        <w:br/>
-      </w:r>
-      <w:r>
-        <w:rPr>
-          <w:rStyle w:val="VerbatimChar"/>
-        </w:rPr>
-        <w:t xml:space="preserve">  .. ..$ :'data.frame': 1 obs. of  3 variables:</w:t>
-      </w:r>
-      <w:r>
-        <w:br/>
-      </w:r>
-      <w:r>
-        <w:rPr>
-          <w:rStyle w:val="VerbatimChar"/>
-        </w:rPr>
-        <w:t xml:space="preserve"> $ :'data.frame':   22 obs. of  3 variables:</w:t>
-      </w:r>
-      <w:r>
-        <w:br/>
-      </w:r>
-      <w:r>
-        <w:rPr>
-          <w:rStyle w:val="VerbatimChar"/>
-        </w:rPr>
-        <w:t xml:space="preserve">  ..$ code    : chr [1:22] "S00-S09" "S10-S19" "S20-S29" "S30-S39" ...</w:t>
-      </w:r>
-      <w:r>
-        <w:br/>
-      </w:r>
-      <w:r>
-        <w:rPr>
-          <w:rStyle w:val="VerbatimChar"/>
-        </w:rPr>
-        <w:t xml:space="preserve">  ..$ desc    : chr [1:22] "Injuries to the head" "Injuries to the neck" "Injuries to the thorax" "Injuries to the abdomen, lower back, lumbar spine, pelvis and external genitals" ...</w:t>
-      </w:r>
-      <w:r>
-        <w:br/>
-      </w:r>
-      <w:r>
-        <w:rPr>
-          <w:rStyle w:val="VerbatimChar"/>
-        </w:rPr>
-        <w:t xml:space="preserve">  ..$ children:List of 22</w:t>
-      </w:r>
-      <w:r>
-        <w:br/>
-      </w:r>
-      <w:r>
-        <w:rPr>
-          <w:rStyle w:val="VerbatimChar"/>
-        </w:rPr>
-        <w:t xml:space="preserve">  .. ..$ :'data.frame': 10 obs. of  3 variables:</w:t>
-      </w:r>
-      <w:r>
-        <w:br/>
-      </w:r>
-      <w:r>
-        <w:rPr>
-          <w:rStyle w:val="VerbatimChar"/>
-        </w:rPr>
-        <w:t xml:space="preserve">  .. ..$ :'data.frame': 9 obs. of  3 variables:</w:t>
-      </w:r>
-      <w:r>
-        <w:br/>
-      </w:r>
-      <w:r>
-        <w:rPr>
-          <w:rStyle w:val="VerbatimChar"/>
-        </w:rPr>
-        <w:t xml:space="preserve">  .. ..$ :'data.frame': 10 obs. of  3 variables:</w:t>
-      </w:r>
-      <w:r>
-        <w:br/>
-      </w:r>
-      <w:r>
-        <w:rPr>
-          <w:rStyle w:val="VerbatimChar"/>
-        </w:rPr>
-        <w:t xml:space="preserve">  .. ..$ :'data.frame': 10 obs. of  3 variables:</w:t>
-      </w:r>
-      <w:r>
-        <w:br/>
-      </w:r>
-      <w:r>
-        <w:rPr>
-          <w:rStyle w:val="VerbatimChar"/>
-        </w:rPr>
-        <w:t xml:space="preserve">  .. ..$ :'data.frame': 10 obs. of  3 variables:</w:t>
-      </w:r>
-      <w:r>
-        <w:br/>
-      </w:r>
-      <w:r>
-        <w:rPr>
-          <w:rStyle w:val="VerbatimChar"/>
-        </w:rPr>
-        <w:t xml:space="preserve">  .. ..$ :'data.frame': 10 obs. of  3 variables:</w:t>
-      </w:r>
-      <w:r>
-        <w:br/>
-      </w:r>
-      <w:r>
-        <w:rPr>
-          <w:rStyle w:val="VerbatimChar"/>
-        </w:rPr>
-        <w:t xml:space="preserve">  .. ..$ :'data.frame': 10 obs. of  3 variables:</w:t>
-      </w:r>
-      <w:r>
-        <w:br/>
-      </w:r>
-      <w:r>
-        <w:rPr>
-          <w:rStyle w:val="VerbatimChar"/>
-        </w:rPr>
-        <w:t xml:space="preserve">  .. ..$ :'data.frame': 10 obs. of  3 variables:</w:t>
-      </w:r>
-      <w:r>
-        <w:br/>
-      </w:r>
-      <w:r>
-        <w:rPr>
-          <w:rStyle w:val="VerbatimChar"/>
-        </w:rPr>
-        <w:t xml:space="preserve">  .. ..$ :'data.frame': 10 obs. of  3 variables:</w:t>
-      </w:r>
-      <w:r>
-        <w:br/>
-      </w:r>
-      <w:r>
-        <w:rPr>
-          <w:rStyle w:val="VerbatimChar"/>
-        </w:rPr>
-        <w:t xml:space="preserve">  .. ..$ :'data.frame': 10 obs. of  3 variables:</w:t>
-      </w:r>
-      <w:r>
-        <w:br/>
-      </w:r>
-      <w:r>
-        <w:rPr>
-          <w:rStyle w:val="VerbatimChar"/>
-        </w:rPr>
-        <w:t xml:space="preserve">  .. ..$ :'data.frame': 1 obs. of  3 variables:</w:t>
-      </w:r>
-      <w:r>
-        <w:br/>
-      </w:r>
-      <w:r>
-        <w:rPr>
-          <w:rStyle w:val="VerbatimChar"/>
-        </w:rPr>
-        <w:t xml:space="preserve">  .. ..$ :'data.frame': 1 obs. of  3 variables:</w:t>
-      </w:r>
-      <w:r>
-        <w:br/>
-      </w:r>
-      <w:r>
-        <w:rPr>
-          <w:rStyle w:val="VerbatimChar"/>
-        </w:rPr>
-        <w:t xml:space="preserve">  .. ..$ :'data.frame': 5 obs. of  3 variables:</w:t>
-      </w:r>
-      <w:r>
-        <w:br/>
-      </w:r>
-      <w:r>
-        <w:rPr>
-          <w:rStyle w:val="VerbatimChar"/>
-        </w:rPr>
-        <w:t xml:space="preserve">  .. ..$ :'data.frame': 6 obs. of  3 variables:</w:t>
-      </w:r>
-      <w:r>
-        <w:br/>
-      </w:r>
-      <w:r>
-        <w:rPr>
-          <w:rStyle w:val="VerbatimChar"/>
-        </w:rPr>
-        <w:t xml:space="preserve">  .. ..$ :'data.frame': 3 obs. of  3 variables:</w:t>
-      </w:r>
-      <w:r>
-        <w:br/>
-      </w:r>
-      <w:r>
-        <w:rPr>
-          <w:rStyle w:val="VerbatimChar"/>
-        </w:rPr>
-        <w:t xml:space="preserve">  .. ..$ :'data.frame': 3 obs. of  3 variables:</w:t>
-      </w:r>
-      <w:r>
-        <w:br/>
-      </w:r>
-      <w:r>
-        <w:rPr>
-          <w:rStyle w:val="VerbatimChar"/>
-        </w:rPr>
-        <w:t xml:space="preserve">  .. ..$ :'data.frame': 2 obs. of  3 variables:</w:t>
-      </w:r>
-      <w:r>
-        <w:br/>
-      </w:r>
-      <w:r>
-        <w:rPr>
-          <w:rStyle w:val="VerbatimChar"/>
-        </w:rPr>
-        <w:t xml:space="preserve">  .. ..$ :'data.frame': 15 obs. of  3 variables:</w:t>
-      </w:r>
-      <w:r>
-        <w:br/>
-      </w:r>
-      <w:r>
-        <w:rPr>
-          <w:rStyle w:val="VerbatimChar"/>
-        </w:rPr>
-        <w:t xml:space="preserve">  .. ..$ :'data.frame': 15 obs. of  3 variables:</w:t>
-      </w:r>
-      <w:r>
-        <w:br/>
-      </w:r>
-      <w:r>
-        <w:rPr>
-          <w:rStyle w:val="VerbatimChar"/>
-        </w:rPr>
-        <w:t xml:space="preserve">  .. ..$ :'data.frame': 11 obs. of  3 variables:</w:t>
-      </w:r>
-      <w:r>
-        <w:br/>
-      </w:r>
-      <w:r>
-        <w:rPr>
-          <w:rStyle w:val="VerbatimChar"/>
-        </w:rPr>
-        <w:t xml:space="preserve">  .. ..$ :'data.frame': 1 obs. of  3 variables:</w:t>
-      </w:r>
-      <w:r>
-        <w:br/>
-      </w:r>
-      <w:r>
-        <w:rPr>
-          <w:rStyle w:val="VerbatimChar"/>
-        </w:rPr>
-        <w:t xml:space="preserve">  .. ..$ :'data.frame': 9 obs. of  3 variables:</w:t>
-      </w:r>
-      <w:r>
-        <w:br/>
-      </w:r>
-      <w:r>
-        <w:rPr>
-          <w:rStyle w:val="VerbatimChar"/>
-        </w:rPr>
-        <w:t xml:space="preserve"> $ :'data.frame':   2 obs. of  3 variables:</w:t>
-      </w:r>
-      <w:r>
-        <w:br/>
-      </w:r>
-      <w:r>
-        <w:rPr>
-          <w:rStyle w:val="VerbatimChar"/>
-        </w:rPr>
-        <w:t xml:space="preserve">  ..$ code    : chr [1:2] "U00-U49" "U50-U85"</w:t>
-      </w:r>
-      <w:r>
-        <w:br/>
-      </w:r>
-      <w:r>
-        <w:rPr>
-          <w:rStyle w:val="VerbatimChar"/>
-        </w:rPr>
-        <w:t xml:space="preserve">  ..$ desc    : chr [1:2] "Provisional assignment of new diseases of uncertain etiology or emergency use" "Provisional assignment of new diseases of uncertain etiology or emergency use"</w:t>
-      </w:r>
-      <w:r>
-        <w:br/>
-      </w:r>
-      <w:r>
-        <w:rPr>
-          <w:rStyle w:val="VerbatimChar"/>
-        </w:rPr>
-        <w:t xml:space="preserve">  ..$ children:List of 2</w:t>
-      </w:r>
-      <w:r>
-        <w:br/>
-      </w:r>
-      <w:r>
-        <w:rPr>
-          <w:rStyle w:val="VerbatimChar"/>
-        </w:rPr>
-        <w:t xml:space="preserve">  .. ..$ :'data.frame': 4 obs. of  3 variables:</w:t>
-      </w:r>
-      <w:r>
-        <w:br/>
-      </w:r>
-      <w:r>
-        <w:rPr>
-          <w:rStyle w:val="VerbatimChar"/>
-        </w:rPr>
-        <w:t xml:space="preserve">  .. ..$ :'data.frame': 2 obs. of  3 variables:</w:t>
-      </w:r>
-      <w:r>
-        <w:br/>
-      </w:r>
-      <w:r>
-        <w:rPr>
-          <w:rStyle w:val="VerbatimChar"/>
-        </w:rPr>
-        <w:t xml:space="preserve"> $ :'data.frame':   30 obs. of  3 variables:</w:t>
-      </w:r>
-      <w:r>
-        <w:br/>
-      </w:r>
-      <w:r>
-        <w:rPr>
-          <w:rStyle w:val="VerbatimChar"/>
-        </w:rPr>
-        <w:t xml:space="preserve">  ..$ code    : chr [1:30] "V00-V09" "V10-V19" "V20-V29" "V30-V39" ...</w:t>
-      </w:r>
-      <w:r>
-        <w:br/>
-      </w:r>
-      <w:r>
-        <w:rPr>
-          <w:rStyle w:val="VerbatimChar"/>
-        </w:rPr>
-        <w:t xml:space="preserve">  ..$ desc    : chr [1:30] "Pedestrian injured in transport accident" "Pedal cycle rider injured in transport accident" "Motorcycle rider injured in transport accident" "Occupant of three-wheeled motor vehicle injured in transport accident" ...</w:t>
-      </w:r>
-      <w:r>
-        <w:br/>
-      </w:r>
-      <w:r>
-        <w:rPr>
-          <w:rStyle w:val="VerbatimChar"/>
-        </w:rPr>
-        <w:t xml:space="preserve">  ..$ children:List of 30</w:t>
-      </w:r>
-      <w:r>
-        <w:br/>
-      </w:r>
-      <w:r>
-        <w:rPr>
-          <w:rStyle w:val="VerbatimChar"/>
-        </w:rPr>
-        <w:t xml:space="preserve">  .. ..$ :'data.frame': 8 obs. of  3 variables:</w:t>
-      </w:r>
-      <w:r>
-        <w:br/>
-      </w:r>
-      <w:r>
-        <w:rPr>
-          <w:rStyle w:val="VerbatimChar"/>
-        </w:rPr>
-        <w:t xml:space="preserve">  .. ..$ :'data.frame': 10 obs. of  3 variables:</w:t>
-      </w:r>
-      <w:r>
-        <w:br/>
-      </w:r>
-      <w:r>
-        <w:rPr>
-          <w:rStyle w:val="VerbatimChar"/>
-        </w:rPr>
-        <w:t xml:space="preserve">  .. ..$ :'data.frame': 10 obs. of  3 variables:</w:t>
-      </w:r>
-      <w:r>
-        <w:br/>
-      </w:r>
-      <w:r>
-        <w:rPr>
-          <w:rStyle w:val="VerbatimChar"/>
-        </w:rPr>
-        <w:t xml:space="preserve">  .. ..$ :'data.frame': 10 obs. of  3 variables:</w:t>
-      </w:r>
-      <w:r>
-        <w:br/>
-      </w:r>
-      <w:r>
-        <w:rPr>
-          <w:rStyle w:val="VerbatimChar"/>
-        </w:rPr>
-        <w:t xml:space="preserve">  .. ..$ :'data.frame': 10 obs. of  3 variables:</w:t>
-      </w:r>
-      <w:r>
-        <w:br/>
-      </w:r>
-      <w:r>
-        <w:rPr>
-          <w:rStyle w:val="VerbatimChar"/>
-        </w:rPr>
-        <w:t xml:space="preserve">  .. ..$ :'data.frame': 10 obs. of  3 variables:</w:t>
-      </w:r>
-      <w:r>
-        <w:br/>
-      </w:r>
-      <w:r>
-        <w:rPr>
-          <w:rStyle w:val="VerbatimChar"/>
-        </w:rPr>
-        <w:t xml:space="preserve">  .. ..$ :'data.frame': 10 obs. of  3 variables:</w:t>
-      </w:r>
-      <w:r>
-        <w:br/>
-      </w:r>
-      <w:r>
-        <w:rPr>
-          <w:rStyle w:val="VerbatimChar"/>
-        </w:rPr>
-        <w:t xml:space="preserve">  .. ..$ :'data.frame': 10 obs. of  3 variables:</w:t>
-      </w:r>
-      <w:r>
-        <w:br/>
-      </w:r>
-      <w:r>
-        <w:rPr>
-          <w:rStyle w:val="VerbatimChar"/>
-        </w:rPr>
-        <w:t xml:space="preserve">  .. ..$ :'data.frame': 10 obs. of  3 variables:</w:t>
-      </w:r>
-      <w:r>
-        <w:br/>
-      </w:r>
-      <w:r>
-        <w:rPr>
-          <w:rStyle w:val="VerbatimChar"/>
-        </w:rPr>
-        <w:t xml:space="preserve">  .. ..$ :'data.frame': 5 obs. of  3 variables:</w:t>
-      </w:r>
-      <w:r>
-        <w:br/>
-      </w:r>
-      <w:r>
-        <w:rPr>
-          <w:rStyle w:val="VerbatimChar"/>
-        </w:rPr>
-        <w:t xml:space="preserve">  .. ..$ :'data.frame': 3 obs. of  3 variables:</w:t>
-      </w:r>
-      <w:r>
-        <w:br/>
-      </w:r>
-      <w:r>
-        <w:rPr>
-          <w:rStyle w:val="VerbatimChar"/>
-        </w:rPr>
-        <w:t xml:space="preserve">  .. ..$ :'data.frame': 2 obs. of  3 variables:</w:t>
-      </w:r>
-      <w:r>
-        <w:br/>
-      </w:r>
-      <w:r>
-        <w:rPr>
-          <w:rStyle w:val="VerbatimChar"/>
-        </w:rPr>
-        <w:t xml:space="preserve">  .. ..$ :'data.frame': 19 obs. of  3 variables:</w:t>
-      </w:r>
-      <w:r>
-        <w:br/>
-      </w:r>
-      <w:r>
-        <w:rPr>
-          <w:rStyle w:val="VerbatimChar"/>
-        </w:rPr>
-        <w:t xml:space="preserve">  .. ..$ :'data.frame': 25 obs. of  3 variables:</w:t>
-      </w:r>
-      <w:r>
-        <w:br/>
-      </w:r>
-      <w:r>
-        <w:rPr>
-          <w:rStyle w:val="VerbatimChar"/>
-        </w:rPr>
-        <w:t xml:space="preserve">  .. ..$ :'data.frame': 14 obs. of  3 variables:</w:t>
-      </w:r>
-      <w:r>
-        <w:br/>
-      </w:r>
-      <w:r>
-        <w:rPr>
-          <w:rStyle w:val="VerbatimChar"/>
-        </w:rPr>
-        <w:t xml:space="preserve">  .. ..$ :'data.frame': 5 obs. of  3 variables:</w:t>
-      </w:r>
-      <w:r>
-        <w:br/>
-      </w:r>
-      <w:r>
-        <w:rPr>
-          <w:rStyle w:val="VerbatimChar"/>
-        </w:rPr>
-        <w:t xml:space="preserve">  .. ..$ :'data.frame': 9 obs. of  3 variables:</w:t>
-      </w:r>
-      <w:r>
-        <w:br/>
-      </w:r>
-      <w:r>
-        <w:rPr>
-          <w:rStyle w:val="VerbatimChar"/>
-        </w:rPr>
-        <w:t xml:space="preserve">  .. ..$ :'data.frame': 8 obs. of  3 variables:</w:t>
-      </w:r>
-      <w:r>
-        <w:br/>
-      </w:r>
-      <w:r>
-        <w:rPr>
-          <w:rStyle w:val="VerbatimChar"/>
-        </w:rPr>
-        <w:t xml:space="preserve">  .. ..$ :'data.frame': 10 obs. of  3 variables:</w:t>
-      </w:r>
-      <w:r>
-        <w:br/>
-      </w:r>
-      <w:r>
-        <w:rPr>
-          <w:rStyle w:val="VerbatimChar"/>
-        </w:rPr>
-        <w:t xml:space="preserve">  .. ..$ :'data.frame': 9 obs. of  3 variables:</w:t>
-      </w:r>
-      <w:r>
-        <w:br/>
-      </w:r>
-      <w:r>
-        <w:rPr>
-          <w:rStyle w:val="VerbatimChar"/>
-        </w:rPr>
-        <w:t xml:space="preserve">  .. ..$ :'data.frame': 1 obs. of  3 variables:</w:t>
-      </w:r>
-      <w:r>
-        <w:br/>
-      </w:r>
-      <w:r>
-        <w:rPr>
-          <w:rStyle w:val="VerbatimChar"/>
-        </w:rPr>
-        <w:t xml:space="preserve">  .. ..$ :'data.frame': 2 obs. of  3 variables:</w:t>
-      </w:r>
-      <w:r>
-        <w:br/>
-      </w:r>
-      <w:r>
-        <w:rPr>
-          <w:rStyle w:val="VerbatimChar"/>
-        </w:rPr>
-        <w:t xml:space="preserve">  .. ..$ :'data.frame': 13 obs. of  3 variables:</w:t>
-      </w:r>
-      <w:r>
-        <w:br/>
-      </w:r>
-      <w:r>
-        <w:rPr>
-          <w:rStyle w:val="VerbatimChar"/>
-        </w:rPr>
-        <w:t xml:space="preserve">  .. ..$ :'data.frame': 16 obs. of  3 variables:</w:t>
-      </w:r>
-      <w:r>
-        <w:br/>
-      </w:r>
-      <w:r>
-        <w:rPr>
-          <w:rStyle w:val="VerbatimChar"/>
-        </w:rPr>
-        <w:t xml:space="preserve">  .. ..$ :'data.frame': 13 obs. of  3 variables:</w:t>
-      </w:r>
-      <w:r>
-        <w:br/>
-      </w:r>
-      <w:r>
-        <w:rPr>
-          <w:rStyle w:val="VerbatimChar"/>
-        </w:rPr>
-        <w:t xml:space="preserve">  .. ..$ :'data.frame': 4 obs. of  3 variables:</w:t>
-      </w:r>
-      <w:r>
-        <w:br/>
-      </w:r>
-      <w:r>
-        <w:rPr>
-          <w:rStyle w:val="VerbatimChar"/>
-        </w:rPr>
-        <w:t xml:space="preserve">  .. ..$ :'data.frame': 6 obs. of  3 variables:</w:t>
-      </w:r>
-      <w:r>
-        <w:br/>
-      </w:r>
-      <w:r>
-        <w:rPr>
-          <w:rStyle w:val="VerbatimChar"/>
-        </w:rPr>
-        <w:t xml:space="preserve">  .. ..$ :'data.frame': 13 obs. of  3 variables:</w:t>
-      </w:r>
-      <w:r>
-        <w:br/>
-      </w:r>
-      <w:r>
-        <w:rPr>
-          <w:rStyle w:val="VerbatimChar"/>
-        </w:rPr>
-        <w:t xml:space="preserve">  .. ..$ :'data.frame': 2 obs. of  3 variables:</w:t>
-      </w:r>
-      <w:r>
-        <w:br/>
-      </w:r>
-      <w:r>
-        <w:rPr>
-          <w:rStyle w:val="VerbatimChar"/>
-        </w:rPr>
-        <w:t xml:space="preserve">  .. ..$ :'data.frame': 5 obs. of  3 variables:</w:t>
-      </w:r>
-      <w:r>
-        <w:br/>
-      </w:r>
-      <w:r>
-        <w:rPr>
-          <w:rStyle w:val="VerbatimChar"/>
-        </w:rPr>
-        <w:t xml:space="preserve"> $ :'data.frame':   15 obs. of  3 variables:</w:t>
-      </w:r>
-      <w:r>
-        <w:br/>
-      </w:r>
-      <w:r>
-        <w:rPr>
-          <w:rStyle w:val="VerbatimChar"/>
-        </w:rPr>
-        <w:t xml:space="preserve">  ..$ code    : chr [1:15] "Z00-Z13" "Z14-Z15" "Z16-Z16" "Z17-Z17" ...</w:t>
-      </w:r>
-      <w:r>
-        <w:br/>
-      </w:r>
-      <w:r>
-        <w:rPr>
-          <w:rStyle w:val="VerbatimChar"/>
-        </w:rPr>
-        <w:t xml:space="preserve">  ..$ desc    : chr [1:15] "Persons encountering health services for examinations" "Genetic carrier and genetic susceptibility to disease" "Resistance to antimicrobial drugs" "Estrogen receptor status" ...</w:t>
-      </w:r>
-      <w:r>
-        <w:br/>
-      </w:r>
-      <w:r>
-        <w:rPr>
-          <w:rStyle w:val="VerbatimChar"/>
-        </w:rPr>
-        <w:t xml:space="preserve">  ..$ children:List of 15</w:t>
-      </w:r>
-      <w:r>
-        <w:br/>
-      </w:r>
-      <w:r>
-        <w:rPr>
-          <w:rStyle w:val="VerbatimChar"/>
-        </w:rPr>
-        <w:t xml:space="preserve">  .. ..$ :'data.frame': 11 obs. of  3 variables:</w:t>
-      </w:r>
-      <w:r>
-        <w:br/>
-      </w:r>
-      <w:r>
-        <w:rPr>
-          <w:rStyle w:val="VerbatimChar"/>
-        </w:rPr>
-        <w:t xml:space="preserve">  .. ..$ :'data.frame': 2 obs. of  3 variables:</w:t>
-      </w:r>
-      <w:r>
-        <w:br/>
-      </w:r>
-      <w:r>
-        <w:rPr>
-          <w:rStyle w:val="VerbatimChar"/>
-        </w:rPr>
-        <w:t xml:space="preserve">  .. ..$ :'data.frame': 1 obs. of  3 variables:</w:t>
-      </w:r>
-      <w:r>
-        <w:br/>
-      </w:r>
-      <w:r>
-        <w:rPr>
-          <w:rStyle w:val="VerbatimChar"/>
-        </w:rPr>
-        <w:t xml:space="preserve">  .. ..$ :'data.frame': 1 obs. of  3 variables:</w:t>
-      </w:r>
-      <w:r>
-        <w:br/>
-      </w:r>
-      <w:r>
-        <w:rPr>
-          <w:rStyle w:val="VerbatimChar"/>
-        </w:rPr>
-        <w:t xml:space="preserve">  .. ..$ :'data.frame': 1 obs. of  3 variables:</w:t>
-      </w:r>
-      <w:r>
-        <w:br/>
-      </w:r>
-      <w:r>
-        <w:rPr>
-          <w:rStyle w:val="VerbatimChar"/>
-        </w:rPr>
-        <w:t xml:space="preserve">  .. ..$ :'data.frame': 1 obs. of  3 variables:</w:t>
-      </w:r>
-      <w:r>
-        <w:br/>
-      </w:r>
-      <w:r>
-        <w:rPr>
-          <w:rStyle w:val="VerbatimChar"/>
-        </w:rPr>
-        <w:t xml:space="preserve">  .. ..$ :'data.frame': 6 obs. of  3 variables:</w:t>
-      </w:r>
-      <w:r>
-        <w:br/>
-      </w:r>
-      <w:r>
-        <w:rPr>
-          <w:rStyle w:val="VerbatimChar"/>
-        </w:rPr>
-        <w:t xml:space="preserve">  .. ..$ :'data.frame': 10 obs. of  3 variables:</w:t>
-      </w:r>
-      <w:r>
-        <w:br/>
-      </w:r>
-      <w:r>
-        <w:rPr>
-          <w:rStyle w:val="VerbatimChar"/>
-        </w:rPr>
-        <w:t xml:space="preserve">  .. ..$ :'data.frame': 13 obs. of  3 variables:</w:t>
-      </w:r>
-      <w:r>
-        <w:br/>
-      </w:r>
-      <w:r>
-        <w:rPr>
-          <w:rStyle w:val="VerbatimChar"/>
-        </w:rPr>
-        <w:t xml:space="preserve">  .. ..$ :'data.frame': 10 obs. of  3 variables:</w:t>
-      </w:r>
-      <w:r>
-        <w:br/>
-      </w:r>
-      <w:r>
-        <w:rPr>
-          <w:rStyle w:val="VerbatimChar"/>
-        </w:rPr>
-        <w:t xml:space="preserve">  .. ..$ :'data.frame': 1 obs. of  3 variables:</w:t>
-      </w:r>
-      <w:r>
-        <w:br/>
-      </w:r>
-      <w:r>
-        <w:rPr>
-          <w:rStyle w:val="VerbatimChar"/>
-        </w:rPr>
-        <w:t xml:space="preserve">  .. ..$ :'data.frame': 1 obs. of  3 variables:</w:t>
-      </w:r>
-      <w:r>
-        <w:br/>
-      </w:r>
-      <w:r>
-        <w:rPr>
-          <w:rStyle w:val="VerbatimChar"/>
-        </w:rPr>
-        <w:t xml:space="preserve">  .. ..$ :'data.frame': 1 obs. of  3 variables:</w:t>
-      </w:r>
-      <w:r>
-        <w:br/>
-      </w:r>
-      <w:r>
-        <w:rPr>
-          <w:rStyle w:val="VerbatimChar"/>
-        </w:rPr>
-        <w:t xml:space="preserve">  .. ..$ :'data.frame': 8 obs. of  3 variables:</w:t>
-      </w:r>
-      <w:r>
-        <w:br/>
-      </w:r>
-      <w:r>
-        <w:rPr>
-          <w:rStyle w:val="VerbatimChar"/>
-        </w:rPr>
-        <w:t xml:space="preserve">  .. ..$ :'data.frame': 23 obs. of  3 variables:</w:t>
-      </w:r>
-    </w:p>
-    <w:bookmarkEnd w:id="83"/>
-    <w:bookmarkStart w:id="94" w:name="flatten-the-hierarchy"/>
-    <w:p>
-      <w:pPr>
-        <w:pStyle w:val="Heading2"/>
-      </w:pPr>
-      <w:r>
-        <w:t xml:space="preserve">Flatten the hierarchy</w:t>
+        <w:t xml:space="preserve"># A tibble: 1 × 3</w:t>
+      </w:r>
+      <w:r>
+        <w:br/>
+      </w:r>
+      <w:r>
+        <w:rPr>
+          <w:rStyle w:val="VerbatimChar"/>
+        </w:rPr>
+        <w:t xml:space="preserve">  code    desc                                      children     </w:t>
+      </w:r>
+      <w:r>
+        <w:br/>
+      </w:r>
+      <w:r>
+        <w:rPr>
+          <w:rStyle w:val="VerbatimChar"/>
+        </w:rPr>
+        <w:t xml:space="preserve">  &lt;chr&gt;   &lt;chr&gt;                                     &lt;list&gt;       </w:t>
+      </w:r>
+      <w:r>
+        <w:br/>
+      </w:r>
+      <w:r>
+        <w:rPr>
+          <w:rStyle w:val="VerbatimChar"/>
+        </w:rPr>
+        <w:t xml:space="preserve">1 A00-B99 Certain infectious and parasitic diseases &lt;df [22 × 3]&gt;</w:t>
       </w:r>
     </w:p>
     <w:p>
@@ -13640,31 +10506,13 @@
         <w:rPr>
           <w:rStyle w:val="NormalTok"/>
         </w:rPr>
-        <w:t xml:space="preserve">extract_icd </w:t>
-      </w:r>
-      <w:r>
-        <w:rPr>
-          <w:rStyle w:val="OtherTok"/>
-        </w:rPr>
-        <w:t xml:space="preserve">&lt;-</w:t>
-      </w:r>
-      <w:r>
-        <w:rPr>
-          <w:rStyle w:val="NormalTok"/>
-        </w:rPr>
-        <w:t xml:space="preserve"> </w:t>
-      </w:r>
-      <w:r>
-        <w:rPr>
-          <w:rStyle w:val="ControlFlowTok"/>
-        </w:rPr>
-        <w:t xml:space="preserve">function</w:t>
-      </w:r>
-      <w:r>
-        <w:rPr>
-          <w:rStyle w:val="NormalTok"/>
-        </w:rPr>
-        <w:t xml:space="preserve">(node) {</w:t>
+        <w:t xml:space="preserve">chap1 </w:t>
+      </w:r>
+      <w:r>
+        <w:rPr>
+          <w:rStyle w:val="SpecialCharTok"/>
+        </w:rPr>
+        <w:t xml:space="preserve">|&gt;</w:t>
       </w:r>
       <w:r>
         <w:br/>
@@ -13677,423 +10525,48 @@
       </w:r>
       <w:r>
         <w:rPr>
-          <w:rStyle w:val="CommentTok"/>
-        </w:rPr>
-        <w:t xml:space="preserve"># Current node</w:t>
-      </w:r>
-      <w:r>
-        <w:br/>
-      </w:r>
-      <w:r>
-        <w:rPr>
-          <w:rStyle w:val="NormalTok"/>
-        </w:rPr>
-        <w:t xml:space="preserve">  current </w:t>
-      </w:r>
-      <w:r>
-        <w:rPr>
-          <w:rStyle w:val="OtherTok"/>
-        </w:rPr>
-        <w:t xml:space="preserve">&lt;-</w:t>
-      </w:r>
-      <w:r>
-        <w:rPr>
-          <w:rStyle w:val="NormalTok"/>
-        </w:rPr>
-        <w:t xml:space="preserve"> tibble</w:t>
+          <w:rStyle w:val="FunctionTok"/>
+        </w:rPr>
+        <w:t xml:space="preserve">select</w:t>
+      </w:r>
+      <w:r>
+        <w:rPr>
+          <w:rStyle w:val="NormalTok"/>
+        </w:rPr>
+        <w:t xml:space="preserve">(children) </w:t>
       </w:r>
       <w:r>
         <w:rPr>
           <w:rStyle w:val="SpecialCharTok"/>
         </w:rPr>
+        <w:t xml:space="preserve">|&gt;</w:t>
+      </w:r>
+      <w:r>
+        <w:br/>
+      </w:r>
+      <w:r>
+        <w:rPr>
+          <w:rStyle w:val="NormalTok"/>
+        </w:rPr>
+        <w:t xml:space="preserve">  tidyr</w:t>
+      </w:r>
+      <w:r>
+        <w:rPr>
+          <w:rStyle w:val="SpecialCharTok"/>
+        </w:rPr>
         <w:t xml:space="preserve">::</w:t>
       </w:r>
       <w:r>
         <w:rPr>
           <w:rStyle w:val="FunctionTok"/>
         </w:rPr>
-        <w:t xml:space="preserve">tibble</w:t>
-      </w:r>
-      <w:r>
-        <w:rPr>
-          <w:rStyle w:val="NormalTok"/>
-        </w:rPr>
-        <w:t xml:space="preserve">(</w:t>
-      </w:r>
-      <w:r>
-        <w:br/>
-      </w:r>
-      <w:r>
-        <w:rPr>
-          <w:rStyle w:val="NormalTok"/>
-        </w:rPr>
-        <w:t xml:space="preserve">    </w:t>
-      </w:r>
-      <w:r>
-        <w:rPr>
-          <w:rStyle w:val="AttributeTok"/>
-        </w:rPr>
-        <w:t xml:space="preserve">code =</w:t>
-      </w:r>
-      <w:r>
-        <w:rPr>
-          <w:rStyle w:val="NormalTok"/>
-        </w:rPr>
-        <w:t xml:space="preserve"> node</w:t>
-      </w:r>
-      <w:r>
-        <w:rPr>
-          <w:rStyle w:val="SpecialCharTok"/>
-        </w:rPr>
-        <w:t xml:space="preserve">$</w:t>
-      </w:r>
-      <w:r>
-        <w:rPr>
-          <w:rStyle w:val="NormalTok"/>
-        </w:rPr>
-        <w:t xml:space="preserve">code </w:t>
-      </w:r>
-      <w:r>
-        <w:rPr>
-          <w:rStyle w:val="SpecialCharTok"/>
-        </w:rPr>
-        <w:t xml:space="preserve">%||%</w:t>
-      </w:r>
-      <w:r>
-        <w:rPr>
-          <w:rStyle w:val="NormalTok"/>
-        </w:rPr>
-        <w:t xml:space="preserve"> </w:t>
-      </w:r>
-      <w:r>
-        <w:rPr>
-          <w:rStyle w:val="ConstantTok"/>
-        </w:rPr>
-        <w:t xml:space="preserve">NA_character_</w:t>
-      </w:r>
-      <w:r>
-        <w:rPr>
-          <w:rStyle w:val="NormalTok"/>
-        </w:rPr>
-        <w:t xml:space="preserve">,</w:t>
-      </w:r>
-      <w:r>
-        <w:br/>
-      </w:r>
-      <w:r>
-        <w:rPr>
-          <w:rStyle w:val="NormalTok"/>
-        </w:rPr>
-        <w:t xml:space="preserve">    </w:t>
-      </w:r>
-      <w:r>
-        <w:rPr>
-          <w:rStyle w:val="AttributeTok"/>
-        </w:rPr>
-        <w:t xml:space="preserve">description =</w:t>
-      </w:r>
-      <w:r>
-        <w:rPr>
-          <w:rStyle w:val="NormalTok"/>
-        </w:rPr>
-        <w:t xml:space="preserve"> node</w:t>
-      </w:r>
-      <w:r>
-        <w:rPr>
-          <w:rStyle w:val="SpecialCharTok"/>
-        </w:rPr>
-        <w:t xml:space="preserve">$</w:t>
-      </w:r>
-      <w:r>
-        <w:rPr>
-          <w:rStyle w:val="NormalTok"/>
-        </w:rPr>
-        <w:t xml:space="preserve">desc </w:t>
-      </w:r>
-      <w:r>
-        <w:rPr>
-          <w:rStyle w:val="SpecialCharTok"/>
-        </w:rPr>
-        <w:t xml:space="preserve">%||%</w:t>
-      </w:r>
-      <w:r>
-        <w:rPr>
-          <w:rStyle w:val="NormalTok"/>
-        </w:rPr>
-        <w:t xml:space="preserve"> </w:t>
-      </w:r>
-      <w:r>
-        <w:rPr>
-          <w:rStyle w:val="ConstantTok"/>
-        </w:rPr>
-        <w:t xml:space="preserve">NA_character_</w:t>
-      </w:r>
-      <w:r>
-        <w:br/>
-      </w:r>
-      <w:r>
-        <w:rPr>
-          <w:rStyle w:val="NormalTok"/>
-        </w:rPr>
-        <w:t xml:space="preserve">  )</w:t>
-      </w:r>
-      <w:r>
-        <w:br/>
-      </w:r>
-      <w:r>
-        <w:br/>
-      </w:r>
-      <w:r>
-        <w:rPr>
-          <w:rStyle w:val="NormalTok"/>
-        </w:rPr>
-        <w:t xml:space="preserve">  </w:t>
-      </w:r>
-      <w:r>
-        <w:rPr>
-          <w:rStyle w:val="CommentTok"/>
-        </w:rPr>
-        <w:t xml:space="preserve"># If there are children -&gt; recursive call</w:t>
-      </w:r>
-      <w:r>
-        <w:br/>
-      </w:r>
-      <w:r>
-        <w:rPr>
-          <w:rStyle w:val="NormalTok"/>
-        </w:rPr>
-        <w:t xml:space="preserve">  </w:t>
-      </w:r>
-      <w:r>
-        <w:rPr>
-          <w:rStyle w:val="ControlFlowTok"/>
-        </w:rPr>
-        <w:t xml:space="preserve">if</w:t>
-      </w:r>
-      <w:r>
-        <w:rPr>
-          <w:rStyle w:val="NormalTok"/>
-        </w:rPr>
-        <w:t xml:space="preserve"> (</w:t>
-      </w:r>
-      <w:r>
-        <w:rPr>
-          <w:rStyle w:val="SpecialCharTok"/>
-        </w:rPr>
-        <w:t xml:space="preserve">!</w:t>
-      </w:r>
-      <w:r>
-        <w:rPr>
-          <w:rStyle w:val="FunctionTok"/>
-        </w:rPr>
-        <w:t xml:space="preserve">is.null</w:t>
-      </w:r>
-      <w:r>
-        <w:rPr>
-          <w:rStyle w:val="NormalTok"/>
-        </w:rPr>
-        <w:t xml:space="preserve">(node</w:t>
-      </w:r>
-      <w:r>
-        <w:rPr>
-          <w:rStyle w:val="SpecialCharTok"/>
-        </w:rPr>
-        <w:t xml:space="preserve">$</w:t>
-      </w:r>
-      <w:r>
-        <w:rPr>
-          <w:rStyle w:val="NormalTok"/>
-        </w:rPr>
-        <w:t xml:space="preserve">children)) {</w:t>
-      </w:r>
-      <w:r>
-        <w:br/>
-      </w:r>
-      <w:r>
-        <w:rPr>
-          <w:rStyle w:val="NormalTok"/>
-        </w:rPr>
-        <w:t xml:space="preserve">    children </w:t>
-      </w:r>
-      <w:r>
-        <w:rPr>
-          <w:rStyle w:val="OtherTok"/>
-        </w:rPr>
-        <w:t xml:space="preserve">&lt;-</w:t>
-      </w:r>
-      <w:r>
-        <w:rPr>
-          <w:rStyle w:val="NormalTok"/>
-        </w:rPr>
-        <w:t xml:space="preserve"> purrr</w:t>
-      </w:r>
-      <w:r>
-        <w:rPr>
-          <w:rStyle w:val="SpecialCharTok"/>
-        </w:rPr>
-        <w:t xml:space="preserve">::</w:t>
-      </w:r>
-      <w:r>
-        <w:rPr>
-          <w:rStyle w:val="FunctionTok"/>
-        </w:rPr>
-        <w:t xml:space="preserve">map_dfr</w:t>
-      </w:r>
-      <w:r>
-        <w:rPr>
-          <w:rStyle w:val="NormalTok"/>
-        </w:rPr>
-        <w:t xml:space="preserve">(node</w:t>
-      </w:r>
-      <w:r>
-        <w:rPr>
-          <w:rStyle w:val="SpecialCharTok"/>
-        </w:rPr>
-        <w:t xml:space="preserve">$</w:t>
-      </w:r>
-      <w:r>
-        <w:rPr>
-          <w:rStyle w:val="NormalTok"/>
-        </w:rPr>
-        <w:t xml:space="preserve">children, extract_icd)</w:t>
-      </w:r>
-      <w:r>
-        <w:br/>
-      </w:r>
-      <w:r>
-        <w:rPr>
-          <w:rStyle w:val="NormalTok"/>
-        </w:rPr>
-        <w:t xml:space="preserve">    dplyr</w:t>
-      </w:r>
-      <w:r>
-        <w:rPr>
-          <w:rStyle w:val="SpecialCharTok"/>
-        </w:rPr>
-        <w:t xml:space="preserve">::</w:t>
-      </w:r>
-      <w:r>
-        <w:rPr>
-          <w:rStyle w:val="FunctionTok"/>
-        </w:rPr>
-        <w:t xml:space="preserve">bind_rows</w:t>
-      </w:r>
-      <w:r>
-        <w:rPr>
-          <w:rStyle w:val="NormalTok"/>
-        </w:rPr>
-        <w:t xml:space="preserve">(current, children)</w:t>
-      </w:r>
-      <w:r>
-        <w:br/>
-      </w:r>
-      <w:r>
-        <w:rPr>
-          <w:rStyle w:val="NormalTok"/>
-        </w:rPr>
-        <w:t xml:space="preserve">  } </w:t>
-      </w:r>
-      <w:r>
-        <w:rPr>
-          <w:rStyle w:val="ControlFlowTok"/>
-        </w:rPr>
-        <w:t xml:space="preserve">else</w:t>
-      </w:r>
-      <w:r>
-        <w:rPr>
-          <w:rStyle w:val="NormalTok"/>
-        </w:rPr>
-        <w:t xml:space="preserve"> {</w:t>
-      </w:r>
-      <w:r>
-        <w:br/>
-      </w:r>
-      <w:r>
-        <w:rPr>
-          <w:rStyle w:val="NormalTok"/>
-        </w:rPr>
-        <w:t xml:space="preserve">    current</w:t>
-      </w:r>
-      <w:r>
-        <w:br/>
-      </w:r>
-      <w:r>
-        <w:rPr>
-          <w:rStyle w:val="NormalTok"/>
-        </w:rPr>
-        <w:t xml:space="preserve">  }</w:t>
-      </w:r>
-      <w:r>
-        <w:br/>
-      </w:r>
-      <w:r>
-        <w:rPr>
-          <w:rStyle w:val="NormalTok"/>
-        </w:rPr>
-        <w:t xml:space="preserve">}</w:t>
-      </w:r>
-      <w:r>
-        <w:br/>
-      </w:r>
-      <w:r>
-        <w:br/>
-      </w:r>
-      <w:r>
-        <w:rPr>
-          <w:rStyle w:val="CommentTok"/>
-        </w:rPr>
-        <w:t xml:space="preserve"># Flatten the structure for a tabular tibble ()</w:t>
-      </w:r>
-      <w:r>
-        <w:br/>
-      </w:r>
-      <w:r>
-        <w:rPr>
-          <w:rStyle w:val="NormalTok"/>
-        </w:rPr>
-        <w:t xml:space="preserve">(icd_tbl </w:t>
-      </w:r>
-      <w:r>
-        <w:rPr>
-          <w:rStyle w:val="OtherTok"/>
-        </w:rPr>
-        <w:t xml:space="preserve">&lt;-</w:t>
-      </w:r>
-      <w:r>
-        <w:rPr>
-          <w:rStyle w:val="NormalTok"/>
-        </w:rPr>
-        <w:t xml:space="preserve"> purrr</w:t>
-      </w:r>
-      <w:r>
-        <w:rPr>
-          <w:rStyle w:val="SpecialCharTok"/>
-        </w:rPr>
-        <w:t xml:space="preserve">::</w:t>
-      </w:r>
-      <w:r>
-        <w:rPr>
-          <w:rStyle w:val="FunctionTok"/>
-        </w:rPr>
-        <w:t xml:space="preserve">map_dfr</w:t>
-      </w:r>
-      <w:r>
-        <w:rPr>
-          <w:rStyle w:val="NormalTok"/>
-        </w:rPr>
-        <w:t xml:space="preserve">(icd</w:t>
-      </w:r>
-      <w:r>
-        <w:rPr>
-          <w:rStyle w:val="SpecialCharTok"/>
-        </w:rPr>
-        <w:t xml:space="preserve">$</w:t>
-      </w:r>
-      <w:r>
-        <w:rPr>
-          <w:rStyle w:val="NormalTok"/>
-        </w:rPr>
-        <w:t xml:space="preserve">children, extract_icd))</w:t>
+        <w:t xml:space="preserve">unnest</w:t>
+      </w:r>
+      <w:r>
+        <w:rPr>
+          <w:rStyle w:val="NormalTok"/>
+        </w:rPr>
+        <w:t xml:space="preserve">(children)</w:t>
       </w:r>
     </w:p>
     <w:p>
@@ -14104,124 +10577,124 @@
         <w:rPr>
           <w:rStyle w:val="VerbatimChar"/>
         </w:rPr>
-        <w:t xml:space="preserve"># A tibble: 118,321 × 2</w:t>
-      </w:r>
-      <w:r>
-        <w:br/>
-      </w:r>
-      <w:r>
-        <w:rPr>
-          <w:rStyle w:val="VerbatimChar"/>
-        </w:rPr>
-        <w:t xml:space="preserve">   code    description                                                </w:t>
-      </w:r>
-      <w:r>
-        <w:br/>
-      </w:r>
-      <w:r>
-        <w:rPr>
-          <w:rStyle w:val="VerbatimChar"/>
-        </w:rPr>
-        <w:t xml:space="preserve">   &lt;chr&gt;   &lt;chr&gt;                                                      </w:t>
-      </w:r>
-      <w:r>
-        <w:br/>
-      </w:r>
-      <w:r>
-        <w:rPr>
-          <w:rStyle w:val="VerbatimChar"/>
-        </w:rPr>
-        <w:t xml:space="preserve"> 1 A00-A09 Intestinal infectious diseases                             </w:t>
-      </w:r>
-      <w:r>
-        <w:br/>
-      </w:r>
-      <w:r>
-        <w:rPr>
-          <w:rStyle w:val="VerbatimChar"/>
-        </w:rPr>
-        <w:t xml:space="preserve"> 2 A15-A19 Tuberculosis                                               </w:t>
-      </w:r>
-      <w:r>
-        <w:br/>
-      </w:r>
-      <w:r>
-        <w:rPr>
-          <w:rStyle w:val="VerbatimChar"/>
-        </w:rPr>
-        <w:t xml:space="preserve"> 3 A20-A28 Certain zoonotic bacterial diseases                        </w:t>
-      </w:r>
-      <w:r>
-        <w:br/>
-      </w:r>
-      <w:r>
-        <w:rPr>
-          <w:rStyle w:val="VerbatimChar"/>
-        </w:rPr>
-        <w:t xml:space="preserve"> 4 A30-A49 Other bacterial diseases                                   </w:t>
-      </w:r>
-      <w:r>
-        <w:br/>
-      </w:r>
-      <w:r>
-        <w:rPr>
-          <w:rStyle w:val="VerbatimChar"/>
-        </w:rPr>
-        <w:t xml:space="preserve"> 5 A50-A64 Infections with a predominantly sexual mode of transmission</w:t>
-      </w:r>
-      <w:r>
-        <w:br/>
-      </w:r>
-      <w:r>
-        <w:rPr>
-          <w:rStyle w:val="VerbatimChar"/>
-        </w:rPr>
-        <w:t xml:space="preserve"> 6 A65-A69 Other spirochetal diseases                                 </w:t>
-      </w:r>
-      <w:r>
-        <w:br/>
-      </w:r>
-      <w:r>
-        <w:rPr>
-          <w:rStyle w:val="VerbatimChar"/>
-        </w:rPr>
-        <w:t xml:space="preserve"> 7 A70-A74 Other diseases caused by chlamydiae                        </w:t>
-      </w:r>
-      <w:r>
-        <w:br/>
-      </w:r>
-      <w:r>
-        <w:rPr>
-          <w:rStyle w:val="VerbatimChar"/>
-        </w:rPr>
-        <w:t xml:space="preserve"> 8 A75-A79 Rickettsioses                                              </w:t>
-      </w:r>
-      <w:r>
-        <w:br/>
-      </w:r>
-      <w:r>
-        <w:rPr>
-          <w:rStyle w:val="VerbatimChar"/>
-        </w:rPr>
-        <w:t xml:space="preserve"> 9 A80-A89 Viral and prion infections of the central nervous system   </w:t>
-      </w:r>
-      <w:r>
-        <w:br/>
-      </w:r>
-      <w:r>
-        <w:rPr>
-          <w:rStyle w:val="VerbatimChar"/>
-        </w:rPr>
-        <w:t xml:space="preserve">10 A90-A99 Arthropod-borne viral fevers and viral hemorrhagic fevers  </w:t>
-      </w:r>
-      <w:r>
-        <w:br/>
-      </w:r>
-      <w:r>
-        <w:rPr>
-          <w:rStyle w:val="VerbatimChar"/>
-        </w:rPr>
-        <w:t xml:space="preserve"># ℹ 118,311 more rows</w:t>
+        <w:t xml:space="preserve"># A tibble: 22 × 3</w:t>
+      </w:r>
+      <w:r>
+        <w:br/>
+      </w:r>
+      <w:r>
+        <w:rPr>
+          <w:rStyle w:val="VerbatimChar"/>
+        </w:rPr>
+        <w:t xml:space="preserve">   code    desc                                                        children</w:t>
+      </w:r>
+      <w:r>
+        <w:br/>
+      </w:r>
+      <w:r>
+        <w:rPr>
+          <w:rStyle w:val="VerbatimChar"/>
+        </w:rPr>
+        <w:t xml:space="preserve">   &lt;chr&gt;   &lt;chr&gt;                                                       &lt;list&gt;  </w:t>
+      </w:r>
+      <w:r>
+        <w:br/>
+      </w:r>
+      <w:r>
+        <w:rPr>
+          <w:rStyle w:val="VerbatimChar"/>
+        </w:rPr>
+        <w:t xml:space="preserve"> 1 A00-A09 Intestinal infectious diseases                              &lt;df&gt;    </w:t>
+      </w:r>
+      <w:r>
+        <w:br/>
+      </w:r>
+      <w:r>
+        <w:rPr>
+          <w:rStyle w:val="VerbatimChar"/>
+        </w:rPr>
+        <w:t xml:space="preserve"> 2 A15-A19 Tuberculosis                                                &lt;df&gt;    </w:t>
+      </w:r>
+      <w:r>
+        <w:br/>
+      </w:r>
+      <w:r>
+        <w:rPr>
+          <w:rStyle w:val="VerbatimChar"/>
+        </w:rPr>
+        <w:t xml:space="preserve"> 3 A20-A28 Certain zoonotic bacterial diseases                         &lt;df&gt;    </w:t>
+      </w:r>
+      <w:r>
+        <w:br/>
+      </w:r>
+      <w:r>
+        <w:rPr>
+          <w:rStyle w:val="VerbatimChar"/>
+        </w:rPr>
+        <w:t xml:space="preserve"> 4 A30-A49 Other bacterial diseases                                    &lt;df&gt;    </w:t>
+      </w:r>
+      <w:r>
+        <w:br/>
+      </w:r>
+      <w:r>
+        <w:rPr>
+          <w:rStyle w:val="VerbatimChar"/>
+        </w:rPr>
+        <w:t xml:space="preserve"> 5 A50-A64 Infections with a predominantly sexual mode of transmission &lt;df&gt;    </w:t>
+      </w:r>
+      <w:r>
+        <w:br/>
+      </w:r>
+      <w:r>
+        <w:rPr>
+          <w:rStyle w:val="VerbatimChar"/>
+        </w:rPr>
+        <w:t xml:space="preserve"> 6 A65-A69 Other spirochetal diseases                                  &lt;df&gt;    </w:t>
+      </w:r>
+      <w:r>
+        <w:br/>
+      </w:r>
+      <w:r>
+        <w:rPr>
+          <w:rStyle w:val="VerbatimChar"/>
+        </w:rPr>
+        <w:t xml:space="preserve"> 7 A70-A74 Other diseases caused by chlamydiae                         &lt;df&gt;    </w:t>
+      </w:r>
+      <w:r>
+        <w:br/>
+      </w:r>
+      <w:r>
+        <w:rPr>
+          <w:rStyle w:val="VerbatimChar"/>
+        </w:rPr>
+        <w:t xml:space="preserve"> 8 A75-A79 Rickettsioses                                               &lt;df&gt;    </w:t>
+      </w:r>
+      <w:r>
+        <w:br/>
+      </w:r>
+      <w:r>
+        <w:rPr>
+          <w:rStyle w:val="VerbatimChar"/>
+        </w:rPr>
+        <w:t xml:space="preserve"> 9 A80-A89 Viral and prion infections of the central nervous system    &lt;df&gt;    </w:t>
+      </w:r>
+      <w:r>
+        <w:br/>
+      </w:r>
+      <w:r>
+        <w:rPr>
+          <w:rStyle w:val="VerbatimChar"/>
+        </w:rPr>
+        <w:t xml:space="preserve">10 A90-A99 Arthropod-borne viral fevers and viral hemorrhagic fevers   &lt;df&gt;    </w:t>
+      </w:r>
+      <w:r>
+        <w:br/>
+      </w:r>
+      <w:r>
+        <w:rPr>
+          <w:rStyle w:val="VerbatimChar"/>
+        </w:rPr>
+        <w:t xml:space="preserve"># ℹ 12 more rows</w:t>
       </w:r>
     </w:p>
     <w:p>
@@ -14712,6 +11185,9 @@
     <w:abstractNumId w:val="991"/>
   </w:num>
   <w:num w:numId="1037">
+    <w:abstractNumId w:val="991"/>
+  </w:num>
+  <w:num w:numId="1038">
     <w:abstractNumId w:val="991"/>
   </w:num>
 </w:numbering>

--- a/EL6.docx
+++ b/EL6.docx
@@ -2142,7 +2142,7 @@
         <w:rPr>
           <w:rStyle w:val="VerbatimChar"/>
         </w:rPr>
-        <w:t xml:space="preserve">✔ Number of reports ready for upload: 66.</w:t>
+        <w:t xml:space="preserve">✔ Number of reports ready for upload: 75.</w:t>
       </w:r>
       <w:r>
         <w:br/>

--- a/EL6.docx
+++ b/EL6.docx
@@ -2142,7 +2142,7 @@
         <w:rPr>
           <w:rStyle w:val="VerbatimChar"/>
         </w:rPr>
-        <w:t xml:space="preserve">✔ Number of reports ready for upload: 75.</w:t>
+        <w:t xml:space="preserve">✔ Number of reports ready for upload: 81.</w:t>
       </w:r>
       <w:r>
         <w:br/>
@@ -4698,13 +4698,13 @@
       </w:r>
     </w:p>
     <w:bookmarkEnd w:id="68"/>
-    <w:bookmarkStart w:id="70" w:name="faster-in-memory"/>
+    <w:bookmarkStart w:id="69" w:name="archiving"/>
     <w:p>
       <w:pPr>
         <w:pStyle w:val="Heading2"/>
       </w:pPr>
       <w:r>
-        <w:t xml:space="preserve">Faster in memory?</w:t>
+        <w:t xml:space="preserve">Archiving</w:t>
       </w:r>
     </w:p>
     <w:p>
@@ -4716,22 +4716,7 @@
         </w:numPr>
       </w:pPr>
       <w:r>
-        <w:t xml:space="preserve">DuckDB and</w:t>
-      </w:r>
-      <w:r>
-        <w:t xml:space="preserve"> </w:t>
-      </w:r>
-      <w:r>
-        <w:rPr>
-          <w:rStyle w:val="VerbatimChar"/>
-        </w:rPr>
-        <w:t xml:space="preserve">{duckplyr}</w:t>
-      </w:r>
-      <w:r>
-        <w:t xml:space="preserve"> </w:t>
-      </w:r>
-      <w:r>
-        <w:t xml:space="preserve">makes it possible to work with data which does not fit into memory</w:t>
+        <w:t xml:space="preserve">Swedish law say that we must archive the data (within the public sector).</w:t>
       </w:r>
     </w:p>
     <w:p>
@@ -4743,7 +4728,43 @@
         </w:numPr>
       </w:pPr>
       <w:r>
-        <w:t xml:space="preserve">But what if data would fit (which is more common)?</w:t>
+        <w:t xml:space="preserve">General practice is to store every</w:t>
+      </w:r>
+      <w:r>
+        <w:t xml:space="preserve"> </w:t>
+      </w:r>
+      <w:r>
+        <w:t xml:space="preserve">“official document”</w:t>
+      </w:r>
+      <w:r>
+        <w:t xml:space="preserve"> </w:t>
+      </w:r>
+      <w:r>
+        <w:t xml:space="preserve">forever … which is a long time :-)</w:t>
+      </w:r>
+    </w:p>
+    <w:p>
+      <w:pPr>
+        <w:pStyle w:val="Compact"/>
+        <w:numPr>
+          <w:ilvl w:val="0"/>
+          <w:numId w:val="1028"/>
+        </w:numPr>
+      </w:pPr>
+      <w:r>
+        <w:t xml:space="preserve">Usualy conceptualized as 500 years.</w:t>
+      </w:r>
+    </w:p>
+    <w:p>
+      <w:pPr>
+        <w:pStyle w:val="Compact"/>
+        <w:numPr>
+          <w:ilvl w:val="0"/>
+          <w:numId w:val="1028"/>
+        </w:numPr>
+      </w:pPr>
+      <w:r>
+        <w:t xml:space="preserve">Retention (dokumenthanteringsplan/gallringsplan) usually limit the time needed to store source material for statistcal reporting/research etc</w:t>
       </w:r>
     </w:p>
     <w:p>
@@ -4755,6 +4776,127 @@
         </w:numPr>
       </w:pPr>
       <w:r>
+        <w:t xml:space="preserve">Varies between organisations but usually 10 years (25 for some research, which is also regulated by the EU)</w:t>
+      </w:r>
+    </w:p>
+    <w:p>
+      <w:pPr>
+        <w:pStyle w:val="Compact"/>
+        <w:numPr>
+          <w:ilvl w:val="0"/>
+          <w:numId w:val="1028"/>
+        </w:numPr>
+      </w:pPr>
+      <w:r>
+        <w:t xml:space="preserve">Can you read a 25 year old data file?</w:t>
+      </w:r>
+    </w:p>
+    <w:p>
+      <w:pPr>
+        <w:pStyle w:val="Compact"/>
+        <w:numPr>
+          <w:ilvl w:val="1"/>
+          <w:numId w:val="1030"/>
+        </w:numPr>
+      </w:pPr>
+      <w:r>
+        <w:t xml:space="preserve">Yes, if storeed as an inefficient CSV-file …</w:t>
+      </w:r>
+    </w:p>
+    <w:p>
+      <w:pPr>
+        <w:pStyle w:val="Compact"/>
+        <w:numPr>
+          <w:ilvl w:val="1"/>
+          <w:numId w:val="1030"/>
+        </w:numPr>
+      </w:pPr>
+      <w:r>
+        <w:t xml:space="preserve">Maybe not if using another less human-readable format …</w:t>
+      </w:r>
+    </w:p>
+    <w:p>
+      <w:pPr>
+        <w:pStyle w:val="Compact"/>
+        <w:numPr>
+          <w:ilvl w:val="0"/>
+          <w:numId w:val="1028"/>
+        </w:numPr>
+      </w:pPr>
+      <w:r>
+        <w:t xml:space="preserve">The work of a professional archivist might contain responsibilities for data conversion from time to time (CD-ROMS or floppy disks etc might otherwise not be accasible)</w:t>
+      </w:r>
+    </w:p>
+    <w:p>
+      <w:pPr>
+        <w:pStyle w:val="Compact"/>
+        <w:numPr>
+          <w:ilvl w:val="0"/>
+          <w:numId w:val="1028"/>
+        </w:numPr>
+      </w:pPr>
+      <w:r>
+        <w:t xml:space="preserve">It seems, however, less common that organizational standardd etc imply that statisticians are limited to certain formats (it is more often up to you and your collegues)</w:t>
+      </w:r>
+    </w:p>
+    <w:bookmarkEnd w:id="69"/>
+    <w:bookmarkStart w:id="71" w:name="faster-in-memory"/>
+    <w:p>
+      <w:pPr>
+        <w:pStyle w:val="Heading2"/>
+      </w:pPr>
+      <w:r>
+        <w:t xml:space="preserve">Faster in memory?</w:t>
+      </w:r>
+    </w:p>
+    <w:p>
+      <w:pPr>
+        <w:pStyle w:val="Compact"/>
+        <w:numPr>
+          <w:ilvl w:val="0"/>
+          <w:numId w:val="1031"/>
+        </w:numPr>
+      </w:pPr>
+      <w:r>
+        <w:t xml:space="preserve">DuckDB and</w:t>
+      </w:r>
+      <w:r>
+        <w:t xml:space="preserve"> </w:t>
+      </w:r>
+      <w:r>
+        <w:rPr>
+          <w:rStyle w:val="VerbatimChar"/>
+        </w:rPr>
+        <w:t xml:space="preserve">{duckplyr}</w:t>
+      </w:r>
+      <w:r>
+        <w:t xml:space="preserve"> </w:t>
+      </w:r>
+      <w:r>
+        <w:t xml:space="preserve">makes it possible to work with data which does not fit into memory</w:t>
+      </w:r>
+    </w:p>
+    <w:p>
+      <w:pPr>
+        <w:pStyle w:val="Compact"/>
+        <w:numPr>
+          <w:ilvl w:val="0"/>
+          <w:numId w:val="1031"/>
+        </w:numPr>
+      </w:pPr>
+      <w:r>
+        <w:t xml:space="preserve">But what if data would fit (which is more common)?</w:t>
+      </w:r>
+    </w:p>
+    <w:p>
+      <w:pPr>
+        <w:pStyle w:val="Compact"/>
+        <w:numPr>
+          <w:ilvl w:val="1"/>
+          <w:numId w:val="1032"/>
+        </w:numPr>
+      </w:pPr>
+      <w:r>
         <w:t xml:space="preserve">You can use tibbles and dplyr etc as usual …</w:t>
       </w:r>
     </w:p>
@@ -4763,7 +4905,7 @@
         <w:pStyle w:val="Compact"/>
         <w:numPr>
           <w:ilvl w:val="2"/>
-          <w:numId w:val="1030"/>
+          <w:numId w:val="1033"/>
         </w:numPr>
       </w:pPr>
       <w:r>
@@ -4775,7 +4917,7 @@
         <w:pStyle w:val="Compact"/>
         <w:numPr>
           <w:ilvl w:val="2"/>
-          <w:numId w:val="1030"/>
+          <w:numId w:val="1033"/>
         </w:numPr>
       </w:pPr>
       <w:r>
@@ -4784,7 +4926,7 @@
       <w:r>
         <w:t xml:space="preserve"> </w:t>
       </w:r>
-      <w:hyperlink r:id="rId69">
+      <w:hyperlink r:id="rId70">
         <w:r>
           <w:rPr>
             <w:rStyle w:val="Hyperlink"/>
@@ -4804,7 +4946,7 @@
         <w:pStyle w:val="Compact"/>
         <w:numPr>
           <w:ilvl w:val="0"/>
-          <w:numId w:val="1028"/>
+          <w:numId w:val="1031"/>
         </w:numPr>
       </w:pPr>
       <w:r>
@@ -4820,8 +4962,8 @@
         <w:t xml:space="preserve">is much more efficient!</w:t>
       </w:r>
     </w:p>
-    <w:bookmarkEnd w:id="70"/>
-    <w:bookmarkStart w:id="71" w:name="data.table"/>
+    <w:bookmarkEnd w:id="71"/>
+    <w:bookmarkStart w:id="72" w:name="data.table"/>
     <w:p>
       <w:pPr>
         <w:pStyle w:val="Heading2"/>
@@ -4835,7 +4977,7 @@
         <w:pStyle w:val="Compact"/>
         <w:numPr>
           <w:ilvl w:val="0"/>
-          <w:numId w:val="1031"/>
+          <w:numId w:val="1034"/>
         </w:numPr>
       </w:pPr>
       <w:r>
@@ -4847,7 +4989,7 @@
         <w:pStyle w:val="Compact"/>
         <w:numPr>
           <w:ilvl w:val="0"/>
-          <w:numId w:val="1031"/>
+          <w:numId w:val="1034"/>
         </w:numPr>
       </w:pPr>
       <w:r>
@@ -4889,7 +5031,7 @@
         <w:pStyle w:val="Compact"/>
         <w:numPr>
           <w:ilvl w:val="0"/>
-          <w:numId w:val="1031"/>
+          <w:numId w:val="1034"/>
         </w:numPr>
       </w:pPr>
       <w:r>
@@ -4901,7 +5043,7 @@
         <w:pStyle w:val="Compact"/>
         <w:numPr>
           <w:ilvl w:val="0"/>
-          <w:numId w:val="1031"/>
+          <w:numId w:val="1034"/>
         </w:numPr>
       </w:pPr>
       <w:r>
@@ -4913,7 +5055,7 @@
         <w:pStyle w:val="Compact"/>
         <w:numPr>
           <w:ilvl w:val="0"/>
-          <w:numId w:val="1031"/>
+          <w:numId w:val="1034"/>
         </w:numPr>
       </w:pPr>
       <w:r>
@@ -5006,7 +5148,7 @@
         <w:pStyle w:val="Compact"/>
         <w:numPr>
           <w:ilvl w:val="0"/>
-          <w:numId w:val="1031"/>
+          <w:numId w:val="1034"/>
         </w:numPr>
       </w:pPr>
       <w:r>
@@ -5018,7 +5160,7 @@
         <w:pStyle w:val="Compact"/>
         <w:numPr>
           <w:ilvl w:val="0"/>
-          <w:numId w:val="1031"/>
+          <w:numId w:val="1034"/>
         </w:numPr>
       </w:pPr>
       <w:r>
@@ -5030,7 +5172,7 @@
         <w:pStyle w:val="Compact"/>
         <w:numPr>
           <w:ilvl w:val="1"/>
-          <w:numId w:val="1032"/>
+          <w:numId w:val="1035"/>
         </w:numPr>
       </w:pPr>
       <w:r>
@@ -5045,7 +5187,7 @@
         <w:pStyle w:val="Compact"/>
         <w:numPr>
           <w:ilvl w:val="1"/>
-          <w:numId w:val="1032"/>
+          <w:numId w:val="1035"/>
         </w:numPr>
       </w:pPr>
       <w:r>
@@ -5057,7 +5199,7 @@
         <w:pStyle w:val="Compact"/>
         <w:numPr>
           <w:ilvl w:val="0"/>
-          <w:numId w:val="1031"/>
+          <w:numId w:val="1034"/>
         </w:numPr>
       </w:pPr>
       <w:r>
@@ -5072,7 +5214,7 @@
         <w:pStyle w:val="Compact"/>
         <w:numPr>
           <w:ilvl w:val="0"/>
-          <w:numId w:val="1031"/>
+          <w:numId w:val="1034"/>
         </w:numPr>
       </w:pPr>
       <w:r>
@@ -5087,7 +5229,7 @@
         <w:pStyle w:val="Compact"/>
         <w:numPr>
           <w:ilvl w:val="0"/>
-          <w:numId w:val="1031"/>
+          <w:numId w:val="1034"/>
         </w:numPr>
       </w:pPr>
       <w:r>
@@ -5100,8 +5242,8 @@
         <w:t xml:space="preserve">unknown to some — and slightly intimidating to others 🙂</w:t>
       </w:r>
     </w:p>
-    <w:bookmarkEnd w:id="71"/>
-    <w:bookmarkStart w:id="72" w:name="copy-on-modify"/>
+    <w:bookmarkEnd w:id="72"/>
+    <w:bookmarkStart w:id="73" w:name="copy-on-modify"/>
     <w:p>
       <w:pPr>
         <w:pStyle w:val="Heading2"/>
@@ -5115,7 +5257,7 @@
         <w:pStyle w:val="Compact"/>
         <w:numPr>
           <w:ilvl w:val="0"/>
-          <w:numId w:val="1033"/>
+          <w:numId w:val="1036"/>
         </w:numPr>
       </w:pPr>
       <w:r>
@@ -5199,7 +5341,7 @@
         <w:pStyle w:val="Compact"/>
         <w:numPr>
           <w:ilvl w:val="0"/>
-          <w:numId w:val="1033"/>
+          <w:numId w:val="1036"/>
         </w:numPr>
       </w:pPr>
       <w:r>
@@ -5238,7 +5380,7 @@
         <w:pStyle w:val="Compact"/>
         <w:numPr>
           <w:ilvl w:val="0"/>
-          <w:numId w:val="1033"/>
+          <w:numId w:val="1036"/>
         </w:numPr>
       </w:pPr>
       <w:r>
@@ -5262,7 +5404,7 @@
         <w:pStyle w:val="Compact"/>
         <w:numPr>
           <w:ilvl w:val="0"/>
-          <w:numId w:val="1033"/>
+          <w:numId w:val="1036"/>
         </w:numPr>
       </w:pPr>
       <w:r>
@@ -5290,7 +5432,7 @@
         <w:pStyle w:val="Compact"/>
         <w:numPr>
           <w:ilvl w:val="1"/>
-          <w:numId w:val="1034"/>
+          <w:numId w:val="1037"/>
         </w:numPr>
       </w:pPr>
       <w:r>
@@ -5302,7 +5444,7 @@
         <w:pStyle w:val="Compact"/>
         <w:numPr>
           <w:ilvl w:val="1"/>
-          <w:numId w:val="1034"/>
+          <w:numId w:val="1037"/>
         </w:numPr>
       </w:pPr>
       <w:r>
@@ -5329,7 +5471,7 @@
         <w:pStyle w:val="Compact"/>
         <w:numPr>
           <w:ilvl w:val="1"/>
-          <w:numId w:val="1034"/>
+          <w:numId w:val="1037"/>
         </w:numPr>
       </w:pPr>
       <w:r>
@@ -5356,7 +5498,7 @@
         <w:pStyle w:val="Compact"/>
         <w:numPr>
           <w:ilvl w:val="0"/>
-          <w:numId w:val="1033"/>
+          <w:numId w:val="1036"/>
         </w:numPr>
       </w:pPr>
       <w:r>
@@ -5368,15 +5510,15 @@
         <w:pStyle w:val="Compact"/>
         <w:numPr>
           <w:ilvl w:val="0"/>
-          <w:numId w:val="1033"/>
+          <w:numId w:val="1036"/>
         </w:numPr>
       </w:pPr>
       <w:r>
         <w:t xml:space="preserve">For very large objects, this can result in substantial temporary memory use</w:t>
       </w:r>
     </w:p>
-    <w:bookmarkEnd w:id="72"/>
-    <w:bookmarkStart w:id="73" w:name="reference-semantics"/>
+    <w:bookmarkEnd w:id="73"/>
+    <w:bookmarkStart w:id="74" w:name="reference-semantics"/>
     <w:p>
       <w:pPr>
         <w:pStyle w:val="Heading2"/>
@@ -5390,7 +5532,7 @@
         <w:pStyle w:val="Compact"/>
         <w:numPr>
           <w:ilvl w:val="0"/>
-          <w:numId w:val="1035"/>
+          <w:numId w:val="1038"/>
         </w:numPr>
       </w:pPr>
       <w:r>
@@ -5414,7 +5556,7 @@
         <w:pStyle w:val="Compact"/>
         <w:numPr>
           <w:ilvl w:val="0"/>
-          <w:numId w:val="1035"/>
+          <w:numId w:val="1038"/>
         </w:numPr>
       </w:pPr>
       <w:r>
@@ -5435,7 +5577,7 @@
         <w:pStyle w:val="Compact"/>
         <w:numPr>
           <w:ilvl w:val="0"/>
-          <w:numId w:val="1035"/>
+          <w:numId w:val="1038"/>
         </w:numPr>
       </w:pPr>
       <w:r>
@@ -5456,7 +5598,7 @@
         <w:pStyle w:val="Compact"/>
         <w:numPr>
           <w:ilvl w:val="0"/>
-          <w:numId w:val="1035"/>
+          <w:numId w:val="1038"/>
         </w:numPr>
       </w:pPr>
       <w:r>
@@ -5468,7 +5610,7 @@
         <w:pStyle w:val="Compact"/>
         <w:numPr>
           <w:ilvl w:val="0"/>
-          <w:numId w:val="1035"/>
+          <w:numId w:val="1038"/>
         </w:numPr>
       </w:pPr>
       <w:r>
@@ -5487,8 +5629,8 @@
         <w:t xml:space="preserve">).</w:t>
       </w:r>
     </w:p>
-    <w:bookmarkEnd w:id="73"/>
-    <w:bookmarkStart w:id="74" w:name="example-3"/>
+    <w:bookmarkEnd w:id="74"/>
+    <w:bookmarkStart w:id="75" w:name="example-3"/>
     <w:p>
       <w:pPr>
         <w:pStyle w:val="Heading2"/>
@@ -5855,8 +5997,8 @@
         <w:t xml:space="preserve"> is.factor]</w:t>
       </w:r>
     </w:p>
-    <w:bookmarkEnd w:id="74"/>
-    <w:bookmarkStart w:id="75" w:name="joins"/>
+    <w:bookmarkEnd w:id="75"/>
+    <w:bookmarkStart w:id="76" w:name="joins"/>
     <w:p>
       <w:pPr>
         <w:pStyle w:val="Heading2"/>
@@ -6467,8 +6609,8 @@
         </w:tc>
       </w:tr>
     </w:tbl>
-    <w:bookmarkEnd w:id="75"/>
-    <w:bookmarkStart w:id="76" w:name="external-api"/>
+    <w:bookmarkEnd w:id="76"/>
+    <w:bookmarkStart w:id="77" w:name="external-api"/>
     <w:p>
       <w:pPr>
         <w:pStyle w:val="Heading2"/>
@@ -6482,7 +6624,7 @@
         <w:pStyle w:val="Compact"/>
         <w:numPr>
           <w:ilvl w:val="0"/>
-          <w:numId w:val="1036"/>
+          <w:numId w:val="1039"/>
         </w:numPr>
       </w:pPr>
       <w:r>
@@ -6494,7 +6636,7 @@
         <w:pStyle w:val="Compact"/>
         <w:numPr>
           <w:ilvl w:val="0"/>
-          <w:numId w:val="1036"/>
+          <w:numId w:val="1039"/>
         </w:numPr>
       </w:pPr>
       <w:r>
@@ -6506,7 +6648,7 @@
         <w:pStyle w:val="Compact"/>
         <w:numPr>
           <w:ilvl w:val="0"/>
-          <w:numId w:val="1036"/>
+          <w:numId w:val="1039"/>
         </w:numPr>
       </w:pPr>
       <w:r>
@@ -6518,7 +6660,7 @@
         <w:pStyle w:val="Compact"/>
         <w:numPr>
           <w:ilvl w:val="0"/>
-          <w:numId w:val="1036"/>
+          <w:numId w:val="1039"/>
         </w:numPr>
       </w:pPr>
       <w:r>
@@ -6530,7 +6672,7 @@
         <w:pStyle w:val="Compact"/>
         <w:numPr>
           <w:ilvl w:val="0"/>
-          <w:numId w:val="1036"/>
+          <w:numId w:val="1039"/>
         </w:numPr>
       </w:pPr>
       <w:r>
@@ -6552,8 +6694,8 @@
         <w:t xml:space="preserve">R package simplifies the process</w:t>
       </w:r>
     </w:p>
-    <w:bookmarkEnd w:id="76"/>
-    <w:bookmarkStart w:id="77" w:name="available-resources"/>
+    <w:bookmarkEnd w:id="77"/>
+    <w:bookmarkStart w:id="78" w:name="available-resources"/>
     <w:p>
       <w:pPr>
         <w:pStyle w:val="Heading2"/>
@@ -7383,8 +7525,8 @@
         </w:tc>
       </w:tr>
     </w:tbl>
-    <w:bookmarkEnd w:id="77"/>
-    <w:bookmarkStart w:id="81" w:name="example-4"/>
+    <w:bookmarkEnd w:id="78"/>
+    <w:bookmarkStart w:id="82" w:name="example-4"/>
     <w:p>
       <w:pPr>
         <w:pStyle w:val="Heading2"/>
@@ -7398,7 +7540,7 @@
         <w:pStyle w:val="Compact"/>
         <w:numPr>
           <w:ilvl w:val="0"/>
-          <w:numId w:val="1037"/>
+          <w:numId w:val="1040"/>
         </w:numPr>
       </w:pPr>
       <w:r>
@@ -7425,7 +7567,7 @@
         <w:pStyle w:val="Compact"/>
         <w:numPr>
           <w:ilvl w:val="0"/>
-          <w:numId w:val="1037"/>
+          <w:numId w:val="1040"/>
         </w:numPr>
       </w:pPr>
       <w:r>
@@ -7437,7 +7579,7 @@
         <w:pStyle w:val="Compact"/>
         <w:numPr>
           <w:ilvl w:val="0"/>
-          <w:numId w:val="1037"/>
+          <w:numId w:val="1040"/>
         </w:numPr>
       </w:pPr>
       <w:r>
@@ -9094,18 +9236,18 @@
           <wp:inline>
             <wp:extent cx="5334000" cy="4267200"/>
             <wp:effectExtent b="0" l="0" r="0" t="0"/>
-            <wp:docPr descr="" title="" id="79" name="Picture"/>
+            <wp:docPr descr="" title="" id="80" name="Picture"/>
             <a:graphic>
               <a:graphicData uri="http://schemas.openxmlformats.org/drawingml/2006/picture">
                 <pic:pic>
                   <pic:nvPicPr>
-                    <pic:cNvPr descr="EL6_files/figure-docx/unnamed-chunk-8-1.png" id="80" name="Picture"/>
+                    <pic:cNvPr descr="EL6_files/figure-docx/unnamed-chunk-8-1.png" id="81" name="Picture"/>
                     <pic:cNvPicPr>
                       <a:picLocks noChangeArrowheads="1" noChangeAspect="1"/>
                     </pic:cNvPicPr>
                   </pic:nvPicPr>
                   <pic:blipFill>
-                    <a:blip r:embed="rId78"/>
+                    <a:blip r:embed="rId79"/>
                     <a:stretch>
                       <a:fillRect/>
                     </a:stretch>
@@ -9132,8 +9274,8 @@
         </w:drawing>
       </w:r>
     </w:p>
-    <w:bookmarkEnd w:id="81"/>
-    <w:bookmarkStart w:id="82" w:name="hierachical-data"/>
+    <w:bookmarkEnd w:id="82"/>
+    <w:bookmarkStart w:id="83" w:name="hierachical-data"/>
     <w:p>
       <w:pPr>
         <w:pStyle w:val="Heading2"/>
@@ -9147,7 +9289,7 @@
         <w:pStyle w:val="Compact"/>
         <w:numPr>
           <w:ilvl w:val="0"/>
-          <w:numId w:val="1038"/>
+          <w:numId w:val="1041"/>
         </w:numPr>
       </w:pPr>
       <w:r>
@@ -9159,7 +9301,7 @@
         <w:pStyle w:val="Compact"/>
         <w:numPr>
           <w:ilvl w:val="0"/>
-          <w:numId w:val="1038"/>
+          <w:numId w:val="1041"/>
         </w:numPr>
       </w:pPr>
       <w:r>
@@ -9171,7 +9313,7 @@
         <w:pStyle w:val="Compact"/>
         <w:numPr>
           <w:ilvl w:val="0"/>
-          <w:numId w:val="1038"/>
+          <w:numId w:val="1041"/>
         </w:numPr>
       </w:pPr>
       <w:r>
@@ -9183,7 +9325,7 @@
         <w:pStyle w:val="Compact"/>
         <w:numPr>
           <w:ilvl w:val="0"/>
-          <w:numId w:val="1038"/>
+          <w:numId w:val="1041"/>
         </w:numPr>
       </w:pPr>
       <w:r>
@@ -9195,7 +9337,7 @@
         <w:pStyle w:val="Compact"/>
         <w:numPr>
           <w:ilvl w:val="0"/>
-          <w:numId w:val="1038"/>
+          <w:numId w:val="1041"/>
         </w:numPr>
       </w:pPr>
       <w:r>
@@ -10098,8 +10240,8 @@
         <w:t xml:space="preserve">}</w:t>
       </w:r>
     </w:p>
-    <w:bookmarkEnd w:id="82"/>
-    <w:bookmarkStart w:id="83" w:name="example-5"/>
+    <w:bookmarkEnd w:id="83"/>
+    <w:bookmarkStart w:id="84" w:name="example-5"/>
     <w:p>
       <w:pPr>
         <w:pStyle w:val="Heading2"/>
@@ -10347,8 +10489,8 @@
         </w:pict>
       </w:r>
     </w:p>
-    <w:bookmarkEnd w:id="83"/>
-    <w:bookmarkStart w:id="94" w:name="flattening"/>
+    <w:bookmarkEnd w:id="84"/>
+    <w:bookmarkStart w:id="95" w:name="flattening"/>
     <w:p>
       <w:pPr>
         <w:pStyle w:val="Heading2"/>
@@ -10704,8 +10846,8 @@
         </w:pict>
       </w:r>
     </w:p>
-    <w:bookmarkStart w:id="93" w:name="refs"/>
-    <w:bookmarkStart w:id="85" w:name="ref-arel-bundock2025"/>
+    <w:bookmarkStart w:id="94" w:name="refs"/>
+    <w:bookmarkStart w:id="86" w:name="ref-arel-bundock2025"/>
     <w:p>
       <w:pPr>
         <w:pStyle w:val="Bibliography"/>
@@ -10731,7 +10873,7 @@
       <w:r>
         <w:t xml:space="preserve"> </w:t>
       </w:r>
-      <w:hyperlink r:id="rId84">
+      <w:hyperlink r:id="rId85">
         <w:r>
           <w:rPr>
             <w:rStyle w:val="Hyperlink"/>
@@ -10743,8 +10885,8 @@
         <w:t xml:space="preserve">.</w:t>
       </w:r>
     </w:p>
-    <w:bookmarkEnd w:id="85"/>
-    <w:bookmarkStart w:id="87" w:name="ref-dataana"/>
+    <w:bookmarkEnd w:id="86"/>
+    <w:bookmarkStart w:id="88" w:name="ref-dataana"/>
     <w:p>
       <w:pPr>
         <w:pStyle w:val="Bibliography"/>
@@ -10762,7 +10904,7 @@
       <w:r>
         <w:t xml:space="preserve"> </w:t>
       </w:r>
-      <w:hyperlink r:id="rId86">
+      <w:hyperlink r:id="rId87">
         <w:r>
           <w:rPr>
             <w:rStyle w:val="Hyperlink"/>
@@ -10774,8 +10916,8 @@
         <w:t xml:space="preserve">.</w:t>
       </w:r>
     </w:p>
-    <w:bookmarkEnd w:id="87"/>
-    <w:bookmarkStart w:id="89" w:name="ref-fenk"/>
+    <w:bookmarkEnd w:id="88"/>
+    <w:bookmarkStart w:id="90" w:name="ref-fenk"/>
     <w:p>
       <w:pPr>
         <w:pStyle w:val="Bibliography"/>
@@ -10792,7 +10934,7 @@
       <w:r>
         <w:t xml:space="preserve"> </w:t>
       </w:r>
-      <w:hyperlink r:id="rId88">
+      <w:hyperlink r:id="rId89">
         <w:r>
           <w:rPr>
             <w:rStyle w:val="Hyperlink"/>
@@ -10804,8 +10946,8 @@
         <w:t xml:space="preserve">.</w:t>
       </w:r>
     </w:p>
-    <w:bookmarkEnd w:id="89"/>
-    <w:bookmarkStart w:id="90" w:name="ref-nguyen2022a"/>
+    <w:bookmarkEnd w:id="90"/>
+    <w:bookmarkStart w:id="91" w:name="ref-nguyen2022a"/>
     <w:p>
       <w:pPr>
         <w:pStyle w:val="Bibliography"/>
@@ -10827,8 +10969,8 @@
         <w:t xml:space="preserve">. First edition. Beijing Boston Farnham Sebastopol Tokyo: O’Reilly.</w:t>
       </w:r>
     </w:p>
-    <w:bookmarkEnd w:id="90"/>
-    <w:bookmarkStart w:id="92" w:name="ref-wickham"/>
+    <w:bookmarkEnd w:id="91"/>
+    <w:bookmarkStart w:id="93" w:name="ref-wickham"/>
     <w:p>
       <w:pPr>
         <w:pStyle w:val="Bibliography"/>
@@ -10845,7 +10987,7 @@
       <w:r>
         <w:t xml:space="preserve"> </w:t>
       </w:r>
-      <w:hyperlink r:id="rId91">
+      <w:hyperlink r:id="rId92">
         <w:r>
           <w:rPr>
             <w:rStyle w:val="Hyperlink"/>
@@ -10857,9 +10999,9 @@
         <w:t xml:space="preserve">.</w:t>
       </w:r>
     </w:p>
-    <w:bookmarkEnd w:id="92"/>
     <w:bookmarkEnd w:id="93"/>
     <w:bookmarkEnd w:id="94"/>
+    <w:bookmarkEnd w:id="95"/>
     <w:sectPr>
       <w:footnotePr>
         <w:numRestart w:val="eachSect"/>
@@ -11188,6 +11330,15 @@
     <w:abstractNumId w:val="991"/>
   </w:num>
   <w:num w:numId="1038">
+    <w:abstractNumId w:val="991"/>
+  </w:num>
+  <w:num w:numId="1039">
+    <w:abstractNumId w:val="991"/>
+  </w:num>
+  <w:num w:numId="1040">
+    <w:abstractNumId w:val="991"/>
+  </w:num>
+  <w:num w:numId="1041">
     <w:abstractNumId w:val="991"/>
   </w:num>
 </w:numbering>

--- a/EL6.docx
+++ b/EL6.docx
@@ -2142,7 +2142,7 @@
         <w:rPr>
           <w:rStyle w:val="VerbatimChar"/>
         </w:rPr>
-        <w:t xml:space="preserve">✔ Number of reports ready for upload: 81.</w:t>
+        <w:t xml:space="preserve">✔ Number of reports ready for upload: 87.</w:t>
       </w:r>
       <w:r>
         <w:br/>
@@ -6640,7 +6640,7 @@
         </w:numPr>
       </w:pPr>
       <w:r>
-        <w:t xml:space="preserve">Or mayby you work within the organization were data is collected, and therefore have access to the original data base.</w:t>
+        <w:t xml:space="preserve">Or mayby you work within the organization where data is collected, and therefore have access to the original data base.</w:t>
       </w:r>
     </w:p>
     <w:p>

--- a/EL6.docx
+++ b/EL6.docx
@@ -2142,7 +2142,7 @@
         <w:rPr>
           <w:rStyle w:val="VerbatimChar"/>
         </w:rPr>
-        <w:t xml:space="preserve">✔ Number of reports ready for upload: 87.</w:t>
+        <w:t xml:space="preserve">✔ Number of reports ready for upload: 93.</w:t>
       </w:r>
       <w:r>
         <w:br/>

--- a/EL6.docx
+++ b/EL6.docx
@@ -2142,7 +2142,7 @@
         <w:rPr>
           <w:rStyle w:val="VerbatimChar"/>
         </w:rPr>
-        <w:t xml:space="preserve">✔ Number of reports ready for upload: 93.</w:t>
+        <w:t xml:space="preserve">✔ Number of reports ready for upload: 97.</w:t>
       </w:r>
       <w:r>
         <w:br/>

--- a/EL6.docx
+++ b/EL6.docx
@@ -2142,7 +2142,7 @@
         <w:rPr>
           <w:rStyle w:val="VerbatimChar"/>
         </w:rPr>
-        <w:t xml:space="preserve">✔ Number of reports ready for upload: 97.</w:t>
+        <w:t xml:space="preserve">✔ Number of reports ready for upload: 100.</w:t>
       </w:r>
       <w:r>
         <w:br/>
